--- a/plantillas_maestras/09_seguro_patrimonial_caucion_rc/negativa_cobertura/2_o_mas_ddos_varios/mujer/TPL_2188_2025_SEGURO_PATRIMONIAL_CAUCION_RC_NEGATIVA_COBERTURA_ASEGURADORA_MUJER_R1.docx
+++ b/plantillas_maestras/09_seguro_patrimonial_caucion_rc/negativa_cobertura/2_o_mas_ddos_varios/mujer/TPL_2188_2025_SEGURO_PATRIMONIAL_CAUCION_RC_NEGATIVA_COBERTURA_ASEGURADORA_MUJER_R1.docx
@@ -459,7 +459,7 @@
           <w14:ligatures w14:val="none"/>
         </w:rPr>
         <w:tab/>
-        <w:t xml:space="preserve">:       </w:t>
+        <w:t xml:space="preserve">: </w:t>
       </w:r>
       <w:r>
         <w:rPr>
@@ -933,7 +933,7 @@
           <w:lang w:val="es-ES" w:eastAsia="es-ES"/>
           <w14:ligatures w14:val="none"/>
         </w:rPr>
-        <w:t>por presuntas infracciones a la Ley N°29571, Código de Protección y Defensa del Consumidor (en adelante, Código)</w:t>
+        <w:t>por presuntas infracciones a la Ley 29571, Código de Protección y Defensa del Consumidor (en adelante, Código)</w:t>
       </w:r>
       <w:r>
         <w:rPr>
@@ -1044,7 +1044,7 @@
           <w:lang w:eastAsia="es-ES"/>
           <w14:ligatures w14:val="none"/>
         </w:rPr>
-        <w:t xml:space="preserve"> - Póliza N° 2012110100152 – 2012110100154</w:t>
+        <w:t xml:space="preserve"> - Póliza 2012110100152 – 2012110100154</w:t>
       </w:r>
       <w:r>
         <w:rPr>
@@ -1513,7 +1513,7 @@
           <w:lang w:eastAsia="es-ES"/>
           <w14:ligatures w14:val="none"/>
         </w:rPr>
-        <w:t xml:space="preserve">remitió el Certificado de Seguro de Incendio N° </w:t>
+        <w:t xml:space="preserve">remitió el Certificado de Seguro de Incendio </w:t>
       </w:r>
       <w:r>
         <w:rPr>
@@ -1658,7 +1658,7 @@
           <w:lang w:eastAsia="es-ES"/>
           <w14:ligatures w14:val="none"/>
         </w:rPr>
-        <w:t xml:space="preserve"> N° 001 y N° 002 elaborados por </w:t>
+        <w:t xml:space="preserve"> 001 y 002 elaborados por </w:t>
       </w:r>
       <w:r>
         <w:rPr>
@@ -1678,7 +1678,7 @@
           <w:lang w:eastAsia="es-ES"/>
           <w14:ligatures w14:val="none"/>
         </w:rPr>
-        <w:t>Vihom Diseño Arquitectura y Construcción E.I.R.L. En el Informe N° 002 se diagnosticaron daños atribuibles al sismo del 5 de octubre de 2022, con un presupuesto</w:t>
+        <w:t>Vihom Diseño Arquitectura y Construcción E.I.R.L. En el Informe 002 se diagnosticaron daños atribuibles al sismo del 5 de octubre de 2022, con un presupuesto</w:t>
       </w:r>
       <w:r>
         <w:rPr>
@@ -1718,7 +1718,7 @@
           <w:lang w:eastAsia="es-ES"/>
           <w14:ligatures w14:val="none"/>
         </w:rPr>
-        <w:t>, mientras que en el Informe N° 001 se describieron daños por filtraciones y deterioros asociados a lluvias intensas</w:t>
+        <w:t>, mientras que en el Informe 001 se describieron daños por filtraciones y deterioros asociados a lluvias intensas</w:t>
       </w:r>
       <w:r>
         <w:rPr>
@@ -2049,7 +2049,7 @@
           <w:lang w:eastAsia="es-ES"/>
           <w14:ligatures w14:val="none"/>
         </w:rPr>
-        <w:t xml:space="preserve">El 23 de enero de 2025, Scotiabank le remitió la Solicitud de Seguro de Incendio N° 0970192, en la cual </w:t>
+        <w:t xml:space="preserve">El 23 de enero de 2025, Scotiabank le remitió la Solicitud de Seguro de Incendio 0970192, en la cual </w:t>
       </w:r>
       <w:r>
         <w:rPr>
@@ -2136,7 +2136,7 @@
           <w:lang w:eastAsia="es-ES"/>
           <w14:ligatures w14:val="none"/>
         </w:rPr>
-        <w:t xml:space="preserve">El 11 de marzo de 2025, durante el trámite del Reclamo N° 00001309-2025-SAC/RC ante el Servicio de Atención al Ciudadano del Indecopi, </w:t>
+        <w:t xml:space="preserve">El 11 de marzo de 2025, durante el trámite del Reclamo 00001309-2025-SAC/RC ante el Servicio de Atención al Ciudadano del Indecopi, </w:t>
       </w:r>
       <w:r>
         <w:rPr>
@@ -2425,7 +2425,7 @@
           <w:lang w:val="es-ES" w:eastAsia="es-ES"/>
           <w14:ligatures w14:val="none"/>
         </w:rPr>
-        <w:t>cumplan  con</w:t>
+        <w:t>cumplan con</w:t>
       </w:r>
       <w:r>
         <w:rPr>
@@ -2685,7 +2685,7 @@
           <w:lang w:eastAsia="es-PE"/>
           <w14:ligatures w14:val="none"/>
         </w:rPr>
-        <w:t>Técnica de la Comisión de Protección al Consumidor N°1 (en adelante, la Secretaría Técnica), en ejercicio de sus facultades</w:t>
+        <w:t>Técnica de la Comisión de Protección al Consumidor 1 (en adelante, la Secretaría Técnica), en ejercicio de sus facultades</w:t>
       </w:r>
       <w:r>
         <w:rPr>
@@ -2750,7 +2750,7 @@
           <w:lang w:eastAsia="es-PE"/>
           <w14:ligatures w14:val="none"/>
         </w:rPr>
-        <w:t>°</w:t>
+        <w:t/>
       </w:r>
       <w:r>
         <w:rPr>
@@ -2768,7 +2768,7 @@
           <w:lang w:eastAsia="es-PE"/>
           <w14:ligatures w14:val="none"/>
         </w:rPr>
-        <w:t>°</w:t>
+        <w:t/>
       </w:r>
       <w:r>
         <w:rPr>
@@ -2866,7 +2866,7 @@
           <w:kern w:val="0"/>
           <w14:ligatures w14:val="none"/>
         </w:rPr>
-        <w:t>N°</w:t>
+        <w:t/>
       </w:r>
       <w:proofErr w:type="spellEnd"/>
       <w:r>
@@ -2893,7 +2893,7 @@
           <w:lang w:eastAsia="es-PE"/>
           <w14:ligatures w14:val="none"/>
         </w:rPr>
-        <w:t>°</w:t>
+        <w:t/>
       </w:r>
       <w:r>
         <w:rPr>
@@ -2911,7 +2911,7 @@
           <w:lang w:eastAsia="es-PE"/>
           <w14:ligatures w14:val="none"/>
         </w:rPr>
-        <w:t>°</w:t>
+        <w:t/>
       </w:r>
       <w:r>
         <w:rPr>
@@ -2930,7 +2930,7 @@
           <w:lang w:eastAsia="es-PE"/>
           <w14:ligatures w14:val="none"/>
         </w:rPr>
-        <w:t xml:space="preserve">.  </w:t>
+        <w:t xml:space="preserve">. </w:t>
       </w:r>
     </w:p>
     <w:p>
@@ -3009,7 +3009,7 @@
           <w:kern w:val="0"/>
           <w14:ligatures w14:val="none"/>
         </w:rPr>
-        <w:t>N°</w:t>
+        <w:t/>
       </w:r>
       <w:proofErr w:type="spellEnd"/>
       <w:r>
@@ -3044,7 +3044,7 @@
           <w:lang w:eastAsia="es-PE"/>
           <w14:ligatures w14:val="none"/>
         </w:rPr>
-        <w:t>°</w:t>
+        <w:t/>
       </w:r>
       <w:r>
         <w:rPr>
@@ -3062,7 +3062,7 @@
           <w:lang w:eastAsia="es-PE"/>
           <w14:ligatures w14:val="none"/>
         </w:rPr>
-        <w:t>°</w:t>
+        <w:t/>
       </w:r>
       <w:r>
         <w:rPr>
@@ -3179,7 +3179,7 @@
           <w:lang w:eastAsia="es-ES"/>
           <w14:ligatures w14:val="none"/>
         </w:rPr>
-        <w:t>N°</w:t>
+        <w:t/>
       </w:r>
       <w:proofErr w:type="spellEnd"/>
       <w:r>
@@ -3221,7 +3221,7 @@
           <w14:ligatures w14:val="none"/>
         </w:rPr>
         <w:lastRenderedPageBreak/>
-        <w:t>materia de denuncia como una presunta infracción al deber de idoneidad, tipificado en los artículos 18° y 19° del Código.</w:t>
+        <w:t>materia de denuncia como una presunta infracción al deber de idoneidad, tipificado en los artículos 18 y 19 del Código.</w:t>
       </w:r>
     </w:p>
     <w:p>
@@ -3322,7 +3322,7 @@
           <w:lang w:eastAsia="es-ES"/>
           <w14:ligatures w14:val="none"/>
         </w:rPr>
-        <w:t>N°</w:t>
+        <w:t/>
       </w:r>
       <w:proofErr w:type="spellEnd"/>
       <w:r>
@@ -3353,7 +3353,7 @@
           <w:lang w:eastAsia="es-ES"/>
           <w14:ligatures w14:val="none"/>
         </w:rPr>
-        <w:t xml:space="preserve"> recibió. Por consiguiente, corresponde calificar el hecho materia de denuncia como una presunta infracción al deber de idoneidad, tipificado en los artículos 18° y 19° del Código.</w:t>
+        <w:t xml:space="preserve"> recibió. Por consiguiente, corresponde calificar el hecho materia de denuncia como una presunta infracción al deber de idoneidad, tipificado en los artículos 18 y 19 del Código.</w:t>
       </w:r>
     </w:p>
     <w:p>
@@ -3454,7 +3454,7 @@
           <w:lang w:eastAsia="es-ES"/>
           <w14:ligatures w14:val="none"/>
         </w:rPr>
-        <w:t>N°</w:t>
+        <w:t/>
       </w:r>
       <w:proofErr w:type="spellEnd"/>
       <w:r>
@@ -3485,7 +3485,7 @@
           <w:lang w:eastAsia="es-ES"/>
           <w14:ligatures w14:val="none"/>
         </w:rPr>
-        <w:t xml:space="preserve"> entre lo que esperaba recibir de parte del proveedor y lo que realmente recibió. Por consiguiente, corresponde calificar el hecho materia de denuncia como una presunta infracción al deber de idoneidad, tipificado en los artículos 18° y 19° del Código.</w:t>
+        <w:t xml:space="preserve"> entre lo que esperaba recibir de parte del proveedor y lo que realmente recibió. Por consiguiente, corresponde calificar el hecho materia de denuncia como una presunta infracción al deber de idoneidad, tipificado en los artículos 18 y 19 del Código.</w:t>
       </w:r>
     </w:p>
     <w:p>
@@ -3578,7 +3578,7 @@
           <w:lang w:eastAsia="es-ES"/>
           <w14:ligatures w14:val="none"/>
         </w:rPr>
-        <w:t>N°</w:t>
+        <w:t/>
       </w:r>
       <w:proofErr w:type="spellEnd"/>
       <w:r>
@@ -3609,7 +3609,7 @@
           <w:lang w:eastAsia="es-ES"/>
           <w14:ligatures w14:val="none"/>
         </w:rPr>
-        <w:t>, corresponde calificar el hecho materia de denuncia como una presunta infracción al deber de idoneidad, tipificado en los artículos 18° y 19° del Código.</w:t>
+        <w:t>, corresponde calificar el hecho materia de denuncia como una presunta infracción al deber de idoneidad, tipificado en los artículos 18 y 19 del Código.</w:t>
       </w:r>
     </w:p>
     <w:p>
@@ -3708,7 +3708,7 @@
           <w:lang w:eastAsia="es-ES"/>
           <w14:ligatures w14:val="none"/>
         </w:rPr>
-        <w:t>N°</w:t>
+        <w:t/>
       </w:r>
       <w:proofErr w:type="spellEnd"/>
       <w:r>
@@ -3743,7 +3743,7 @@
           <w:kern w:val="0"/>
           <w14:ligatures w14:val="none"/>
         </w:rPr>
-        <w:t xml:space="preserve"> recibir de parte del proveedor y lo que realmente recibió. Por consiguiente, corresponde calificar el hecho materia de denuncia como una presunta infracción al deber de idoneidad, tipificado en los artículos 18° y 19° del Código.</w:t>
+        <w:t xml:space="preserve"> recibir de parte del proveedor y lo que realmente recibió. Por consiguiente, corresponde calificar el hecho materia de denuncia como una presunta infracción al deber de idoneidad, tipificado en los artículos 18 y 19 del Código.</w:t>
       </w:r>
     </w:p>
     <w:p>
@@ -3842,7 +3842,7 @@
           <w:lang w:eastAsia="es-ES"/>
           <w14:ligatures w14:val="none"/>
         </w:rPr>
-        <w:t>N°</w:t>
+        <w:t/>
       </w:r>
       <w:proofErr w:type="spellEnd"/>
       <w:r>
@@ -3906,7 +3906,7 @@
           <w:kern w:val="0"/>
           <w14:ligatures w14:val="none"/>
         </w:rPr>
-        <w:t xml:space="preserve"> quien no habría encontrado una correspondencia entre lo que esperaba recibir de parte del proveedor y lo que realmente recibió. Por consiguiente, corresponde calificar el hecho materia de denuncia como una presunta infracción al deber de idoneidad, tipificado en los artículos 18° y 19° del Código.</w:t>
+        <w:t xml:space="preserve"> quien no habría encontrado una correspondencia entre lo que esperaba recibir de parte del proveedor y lo que realmente recibió. Por consiguiente, corresponde calificar el hecho materia de denuncia como una presunta infracción al deber de idoneidad, tipificado en los artículos 18 y 19 del Código.</w:t>
       </w:r>
     </w:p>
     <w:p>
@@ -4000,7 +4000,7 @@
           <w:lang w:eastAsia="es-ES"/>
           <w14:ligatures w14:val="none"/>
         </w:rPr>
-        <w:t>N°</w:t>
+        <w:t/>
       </w:r>
       <w:proofErr w:type="spellEnd"/>
       <w:r>
@@ -4064,7 +4064,7 @@
           <w:kern w:val="0"/>
           <w14:ligatures w14:val="none"/>
         </w:rPr>
-        <w:t xml:space="preserve"> lo que esperaba recibir de parte del proveedor y lo que realmente recibió. Por consiguiente, corresponde calificar el hecho materia de denuncia como una presunta infracción al deber de idoneidad, tipificado en los artículos 18° y 19° del Código.</w:t>
+        <w:t xml:space="preserve"> lo que esperaba recibir de parte del proveedor y lo que realmente recibió. Por consiguiente, corresponde calificar el hecho materia de denuncia como una presunta infracción al deber de idoneidad, tipificado en los artículos 18 y 19 del Código.</w:t>
       </w:r>
     </w:p>
     <w:p>
@@ -4155,7 +4155,7 @@
           <w:lang w:eastAsia="es-ES"/>
           <w14:ligatures w14:val="none"/>
         </w:rPr>
-        <w:t>N°</w:t>
+        <w:t/>
       </w:r>
       <w:proofErr w:type="spellEnd"/>
       <w:r>
@@ -4190,7 +4190,7 @@
           <w:kern w:val="0"/>
           <w14:ligatures w14:val="none"/>
         </w:rPr>
-        <w:t>, quien no habría encontrado una correspondencia entre lo que esperaba recibir de parte del proveedor y lo que realmente recibió. Por consiguiente, corresponde calificar el hecho materia de denuncia como una presunta infracción al deber de idoneidad, tipificado en los artículos 18° y 19° del Código.</w:t>
+        <w:t>, quien no habría encontrado una correspondencia entre lo que esperaba recibir de parte del proveedor y lo que realmente recibió. Por consiguiente, corresponde calificar el hecho materia de denuncia como una presunta infracción al deber de idoneidad, tipificado en los artículos 18 y 19 del Código.</w:t>
       </w:r>
     </w:p>
     <w:p>
@@ -4291,7 +4291,7 @@
           <w:lang w:eastAsia="es-ES"/>
           <w14:ligatures w14:val="none"/>
         </w:rPr>
-        <w:t>N°</w:t>
+        <w:t/>
       </w:r>
       <w:proofErr w:type="spellEnd"/>
       <w:r>
@@ -4326,7 +4326,7 @@
           <w:kern w:val="0"/>
           <w14:ligatures w14:val="none"/>
         </w:rPr>
-        <w:t xml:space="preserve"> afectación a sus expectativas, quien no habría encontrado una correspondencia entre lo que esperaba recibir de parte del proveedor y lo que realmente recibió. Por consiguiente, corresponde calificar el hecho materia de denuncia como una presunta infracción al deber de idoneidad, tipificado en los artículos 18° y 19° del Código.</w:t>
+        <w:t xml:space="preserve"> afectación a sus expectativas, quien no habría encontrado una correspondencia entre lo que esperaba recibir de parte del proveedor y lo que realmente recibió. Por consiguiente, corresponde calificar el hecho materia de denuncia como una presunta infracción al deber de idoneidad, tipificado en los artículos 18 y 19 del Código.</w:t>
       </w:r>
     </w:p>
     <w:p>
@@ -4408,7 +4408,7 @@
           <w:lang w:eastAsia="es-ES"/>
           <w14:ligatures w14:val="none"/>
         </w:rPr>
-        <w:t>N°</w:t>
+        <w:t/>
       </w:r>
       <w:proofErr w:type="spellEnd"/>
       <w:r>
@@ -4461,7 +4461,7 @@
           <w:kern w:val="0"/>
           <w14:ligatures w14:val="none"/>
         </w:rPr>
-        <w:t xml:space="preserve"> realmente recibió. Por consiguiente, corresponde calificar el hecho materia de denuncia como una presunta infracción al deber de idoneidad, tipificado en los artículos 18° y 19° del Código.</w:t>
+        <w:t xml:space="preserve"> realmente recibió. Por consiguiente, corresponde calificar el hecho materia de denuncia como una presunta infracción al deber de idoneidad, tipificado en los artículos 18 y 19 del Código.</w:t>
       </w:r>
     </w:p>
     <w:p>
@@ -4554,7 +4554,7 @@
           <w:lang w:eastAsia="es-ES"/>
           <w14:ligatures w14:val="none"/>
         </w:rPr>
-        <w:t>N°</w:t>
+        <w:t/>
       </w:r>
       <w:proofErr w:type="spellEnd"/>
       <w:r>
@@ -4598,7 +4598,7 @@
           <w14:ligatures w14:val="none"/>
         </w:rPr>
         <w:lastRenderedPageBreak/>
-        <w:t>esperaba recibir de parte del proveedor y lo que realmente recibió. Por consiguiente, corresponde calificar el hecho materia de denuncia como una presunta infracción al deber de idoneidad, tipificado en los artículos 18° y 19° del Código.</w:t>
+        <w:t>esperaba recibir de parte del proveedor y lo que realmente recibió. Por consiguiente, corresponde calificar el hecho materia de denuncia como una presunta infracción al deber de idoneidad, tipificado en los artículos 18 y 19 del Código.</w:t>
       </w:r>
     </w:p>
     <w:p>
@@ -4676,7 +4676,7 @@
           <w:kern w:val="0"/>
           <w14:ligatures w14:val="none"/>
         </w:rPr>
-        <w:t xml:space="preserve">Charles Taylor Ajustadores de Seguros S.A.  habría elaborado un informe de ajuste por el siniestro de sismo reportado por la denunciante en virtud de la </w:t>
+        <w:t xml:space="preserve">Charles Taylor Ajustadores de Seguros S.A. habría elaborado un informe de ajuste por el siniestro de sismo reportado por la denunciante en virtud de la </w:t>
       </w:r>
       <w:r>
         <w:rPr>
@@ -4697,7 +4697,7 @@
           <w:lang w:eastAsia="es-ES"/>
           <w14:ligatures w14:val="none"/>
         </w:rPr>
-        <w:t>N°</w:t>
+        <w:t/>
       </w:r>
       <w:proofErr w:type="spellEnd"/>
       <w:r>
@@ -4732,7 +4732,7 @@
           <w:kern w:val="0"/>
           <w14:ligatures w14:val="none"/>
         </w:rPr>
-        <w:t xml:space="preserve"> correspondencia entre lo que esperaba recibir de parte del proveedor y lo que realmente recibió. Por consiguiente, corresponde calificar el hecho materia de denuncia como una presunta infracción al deber de idoneidad, tipificado en los artículos 18° y 19° del Código.</w:t>
+        <w:t xml:space="preserve"> correspondencia entre lo que esperaba recibir de parte del proveedor y lo que realmente recibió. Por consiguiente, corresponde calificar el hecho materia de denuncia como una presunta infracción al deber de idoneidad, tipificado en los artículos 18 y 19 del Código.</w:t>
       </w:r>
     </w:p>
     <w:p>
@@ -4802,7 +4802,7 @@
           <w:kern w:val="0"/>
           <w14:ligatures w14:val="none"/>
         </w:rPr>
-        <w:t xml:space="preserve">Charles Taylor Ajustadores de Seguros S.A.  habría elaborado un informe de ajuste por el siniestro de sismo reportado por la denunciante en virtud de la </w:t>
+        <w:t xml:space="preserve">Charles Taylor Ajustadores de Seguros S.A. habría elaborado un informe de ajuste por el siniestro de sismo reportado por la denunciante en virtud de la </w:t>
       </w:r>
       <w:r>
         <w:rPr>
@@ -4823,7 +4823,7 @@
           <w:lang w:eastAsia="es-ES"/>
           <w14:ligatures w14:val="none"/>
         </w:rPr>
-        <w:t>N°</w:t>
+        <w:t/>
       </w:r>
       <w:proofErr w:type="spellEnd"/>
       <w:r>
@@ -4876,7 +4876,7 @@
           <w:kern w:val="0"/>
           <w14:ligatures w14:val="none"/>
         </w:rPr>
-        <w:t>. Por consiguiente, corresponde calificar el hecho materia de denuncia como una presunta infracción al deber de idoneidad, tipificado en los artículos 18° y 19° del Código.</w:t>
+        <w:t>. Por consiguiente, corresponde calificar el hecho materia de denuncia como una presunta infracción al deber de idoneidad, tipificado en los artículos 18 y 19 del Código.</w:t>
       </w:r>
     </w:p>
     <w:p>
@@ -4956,7 +4956,7 @@
           <w:kern w:val="0"/>
           <w14:ligatures w14:val="none"/>
         </w:rPr>
-        <w:t xml:space="preserve">Charles Taylor Ajustadores de Seguros S.A.  habría elaborado un informe de ajuste por el siniestro de sismo reportado por la denunciante en virtud de la </w:t>
+        <w:t xml:space="preserve">Charles Taylor Ajustadores de Seguros S.A. habría elaborado un informe de ajuste por el siniestro de sismo reportado por la denunciante en virtud de la </w:t>
       </w:r>
       <w:r>
         <w:rPr>
@@ -4977,7 +4977,7 @@
           <w:lang w:eastAsia="es-ES"/>
           <w14:ligatures w14:val="none"/>
         </w:rPr>
-        <w:t>N°</w:t>
+        <w:t/>
       </w:r>
       <w:proofErr w:type="spellEnd"/>
       <w:r>
@@ -5012,7 +5012,7 @@
           <w:kern w:val="0"/>
           <w14:ligatures w14:val="none"/>
         </w:rPr>
-        <w:t>, quien no habría encontrado una correspondencia entre lo que esperaba recibir de parte del proveedor y lo que realmente recibió. Por consiguiente, corresponde calificar el hecho materia de denuncia como una presunta infracción al deber de idoneidad, tipificado en los artículos 18° y 19° del Código.</w:t>
+        <w:t>, quien no habría encontrado una correspondencia entre lo que esperaba recibir de parte del proveedor y lo que realmente recibió. Por consiguiente, corresponde calificar el hecho materia de denuncia como una presunta infracción al deber de idoneidad, tipificado en los artículos 18 y 19 del Código.</w:t>
       </w:r>
     </w:p>
     <w:p>
@@ -5082,7 +5082,7 @@
           <w:kern w:val="0"/>
           <w14:ligatures w14:val="none"/>
         </w:rPr>
-        <w:t xml:space="preserve">Charles Taylor Ajustadores de Seguros S.A.  habría elaborado un informe de ajuste por el siniestro de sismo reportado por la denunciante en virtud de la </w:t>
+        <w:t xml:space="preserve">Charles Taylor Ajustadores de Seguros S.A. habría elaborado un informe de ajuste por el siniestro de sismo reportado por la denunciante en virtud de la </w:t>
       </w:r>
       <w:r>
         <w:rPr>
@@ -5103,7 +5103,7 @@
           <w:lang w:eastAsia="es-ES"/>
           <w14:ligatures w14:val="none"/>
         </w:rPr>
-        <w:t>N°</w:t>
+        <w:t/>
       </w:r>
       <w:proofErr w:type="spellEnd"/>
       <w:r>
@@ -5138,7 +5138,7 @@
           <w:kern w:val="0"/>
           <w14:ligatures w14:val="none"/>
         </w:rPr>
-        <w:t xml:space="preserve"> no habría encontrado una correspondencia entre lo que esperaba recibir de parte del proveedor y lo que realmente recibió. Por consiguiente, corresponde calificar el hecho materia de denuncia como una presunta infracción al deber de idoneidad, tipificado en los artículos 18° y 19° del Código.</w:t>
+        <w:t xml:space="preserve"> no habría encontrado una correspondencia entre lo que esperaba recibir de parte del proveedor y lo que realmente recibió. Por consiguiente, corresponde calificar el hecho materia de denuncia como una presunta infracción al deber de idoneidad, tipificado en los artículos 18 y 19 del Código.</w:t>
       </w:r>
     </w:p>
     <w:p>
@@ -5218,7 +5218,7 @@
           <w:kern w:val="0"/>
           <w14:ligatures w14:val="none"/>
         </w:rPr>
-        <w:t xml:space="preserve">Charles Taylor Ajustadores de Seguros S.A.  elaborado un informe de ajuste por el siniestro lluvia reportado por la denunciante en virtud de la </w:t>
+        <w:t xml:space="preserve">Charles Taylor Ajustadores de Seguros S.A. elaborado un informe de ajuste por el siniestro lluvia reportado por la denunciante en virtud de la </w:t>
       </w:r>
       <w:r>
         <w:rPr>
@@ -5239,7 +5239,7 @@
           <w:lang w:eastAsia="es-ES"/>
           <w14:ligatures w14:val="none"/>
         </w:rPr>
-        <w:t>N°</w:t>
+        <w:t/>
       </w:r>
       <w:proofErr w:type="spellEnd"/>
       <w:r>
@@ -5301,7 +5301,7 @@
           <w:kern w:val="0"/>
           <w14:ligatures w14:val="none"/>
         </w:rPr>
-        <w:t xml:space="preserve"> entre lo que esperaba recibir de parte del proveedor y lo que realmente recibió. Por consiguiente, corresponde calificar el hecho materia de denuncia como una presunta infracción al deber de idoneidad, tipificado en los artículos 18° y 19° del Código.</w:t>
+        <w:t xml:space="preserve"> entre lo que esperaba recibir de parte del proveedor y lo que realmente recibió. Por consiguiente, corresponde calificar el hecho materia de denuncia como una presunta infracción al deber de idoneidad, tipificado en los artículos 18 y 19 del Código.</w:t>
       </w:r>
     </w:p>
     <w:p>
@@ -5373,7 +5373,7 @@
           <w:kern w:val="0"/>
           <w14:ligatures w14:val="none"/>
         </w:rPr>
-        <w:t xml:space="preserve">Charles Taylor Ajustadores de Seguros S.A.  habría elaborado un informe de ajuste por el siniestro lluvia reportado por la denunciante en virtud de la </w:t>
+        <w:t xml:space="preserve">Charles Taylor Ajustadores de Seguros S.A. habría elaborado un informe de ajuste por el siniestro lluvia reportado por la denunciante en virtud de la </w:t>
       </w:r>
       <w:r>
         <w:rPr>
@@ -5394,7 +5394,7 @@
           <w:lang w:eastAsia="es-ES"/>
           <w14:ligatures w14:val="none"/>
         </w:rPr>
-        <w:t>N°</w:t>
+        <w:t/>
       </w:r>
       <w:proofErr w:type="spellEnd"/>
       <w:r>
@@ -5447,7 +5447,7 @@
           <w:kern w:val="0"/>
           <w14:ligatures w14:val="none"/>
         </w:rPr>
-        <w:t>e denuncia como una presunta infracción al deber de idoneidad, tipificado en los artículos 18° y 19° del Código.</w:t>
+        <w:t>e denuncia como una presunta infracción al deber de idoneidad, tipificado en los artículos 18 y 19 del Código.</w:t>
       </w:r>
     </w:p>
     <w:p>
@@ -5548,7 +5548,7 @@
           <w:lang w:eastAsia="es-ES"/>
           <w14:ligatures w14:val="none"/>
         </w:rPr>
-        <w:t>N°</w:t>
+        <w:t/>
       </w:r>
       <w:proofErr w:type="spellEnd"/>
       <w:r>
@@ -5583,7 +5583,7 @@
           <w:kern w:val="0"/>
           <w14:ligatures w14:val="none"/>
         </w:rPr>
-        <w:t>, corresponde calificar el hecho materia de denuncia como una presunta infracción al deber de idoneidad, tipificado en los artículos 18° y 19° del Código.</w:t>
+        <w:t>, corresponde calificar el hecho materia de denuncia como una presunta infracción al deber de idoneidad, tipificado en los artículos 18 y 19 del Código.</w:t>
       </w:r>
     </w:p>
     <w:p>
@@ -5817,7 +5817,7 @@
           <w:lang w:val="es-ES" w:eastAsia="es-ES"/>
           <w14:ligatures w14:val="none"/>
         </w:rPr>
-        <w:t>N°</w:t>
+        <w:t/>
       </w:r>
       <w:proofErr w:type="spellEnd"/>
       <w:r>
@@ -5954,7 +5954,7 @@
           <w:lang w:val="es-ES" w:eastAsia="es-ES"/>
           <w14:ligatures w14:val="none"/>
         </w:rPr>
-        <w:t>N°</w:t>
+        <w:t/>
       </w:r>
       <w:proofErr w:type="spellEnd"/>
       <w:r>
@@ -6111,7 +6111,7 @@
           <w:lang w:val="es-ES" w:eastAsia="es-ES"/>
           <w14:ligatures w14:val="none"/>
         </w:rPr>
-        <w:t>N°</w:t>
+        <w:t/>
       </w:r>
       <w:proofErr w:type="spellEnd"/>
       <w:r>
@@ -6261,7 +6261,7 @@
           <w:lang w:eastAsia="es-PE"/>
           <w14:ligatures w14:val="none"/>
         </w:rPr>
-        <w:t xml:space="preserve">RESOLUCIÓN DE LA SECRETARÍA TÉCNICA  </w:t>
+        <w:t xml:space="preserve">RESOLUCIÓN DE LA SECRETARÍA TÉCNICA </w:t>
       </w:r>
     </w:p>
     <w:p>
@@ -6434,7 +6434,7 @@
           <w:kern w:val="0"/>
           <w14:ligatures w14:val="none"/>
         </w:rPr>
-        <w:t>Presunta infracción a los artículos 18° y 19° de la Ley 29571, Código de Protección y Defensa del Consumidor, en tanto Mapfre Perú Compañía de Seguros y Reaseguros S.A. habría brindado información contradictoria a la denunciante, al señalarle que se podría reevaluar los documentos por los siniestros de (lluvia y sismo) para determinar el importe a pagar para luego señalarle que no era posible.</w:t>
+        <w:t>Presunta infracción a los artículos 18 y 19 de la Ley 29571, Código de Protección y Defensa del Consumidor, en tanto Mapfre Perú Compañía de Seguros y Reaseguros S.A. habría brindado información contradictoria a la denunciante, al señalarle que se podría reevaluar los documentos por los siniestros de (lluvia y sismo) para determinar el importe a pagar para luego señalarle que no era posible.</w:t>
       </w:r>
     </w:p>
     <w:p>
@@ -6476,7 +6476,7 @@
           <w:kern w:val="0"/>
           <w14:ligatures w14:val="none"/>
         </w:rPr>
-        <w:t>Presunta infracción a los artículos 18° y 19° de la Ley 29571, Código de Protección y Defensa del Consumidor, en tanto Mapfre Perú Compañía de Seguros y Reaseguros S.A. se habría negado</w:t>
+        <w:t>Presunta infracción a los artículos 18 y 19 de la Ley 29571, Código de Protección y Defensa del Consumidor, en tanto Mapfre Perú Compañía de Seguros y Reaseguros S.A. se habría negado</w:t>
       </w:r>
       <w:r>
         <w:rPr>
@@ -6518,7 +6518,7 @@
           <w:lang w:eastAsia="es-ES"/>
           <w14:ligatures w14:val="none"/>
         </w:rPr>
-        <w:t xml:space="preserve">Póliza N° 2012110100152 – 2012110100154, al considerar la cuantificación de daños y perdida señaladas por </w:t>
+        <w:t xml:space="preserve">Póliza 2012110100152 – 2012110100154, al considerar la cuantificación de daños y perdida señaladas por </w:t>
       </w:r>
       <w:r>
         <w:rPr>
@@ -6574,17 +6574,17 @@
           <w:kern w:val="0"/>
           <w14:ligatures w14:val="none"/>
         </w:rPr>
-        <w:t xml:space="preserve">Presunta infracción a los artículos 18° y 19° de la Ley 29571, Código de Protección y Defensa del Consumidor, en tanto Mapfre Perú Compañía de Seguros y Reaseguros S.A. se habría negado indebidamente a pagar a la denunciante el monto total conforme al ajuste realizado por Vihom Diseño Arquitectura y Construcción E.I.R.L. por el siniestro de sismo de la </w:t>
-      </w:r>
-      <w:r>
-        <w:rPr>
-          <w:rFonts w:ascii="Arial Narrow" w:eastAsia="Times New Roman" w:hAnsi="Arial Narrow" w:cs="Arial"/>
-          <w:color w:val="000000"/>
-          <w:kern w:val="0"/>
-          <w:lang w:eastAsia="es-ES"/>
-          <w14:ligatures w14:val="none"/>
-        </w:rPr>
-        <w:t xml:space="preserve">Póliza N° 2012110100152 – 2012110100154, al considerar la cuantificación de daños y perdida señaladas por </w:t>
+        <w:t xml:space="preserve">Presunta infracción a los artículos 18 y 19 de la Ley 29571, Código de Protección y Defensa del Consumidor, en tanto Mapfre Perú Compañía de Seguros y Reaseguros S.A. se habría negado indebidamente a pagar a la denunciante el monto total conforme al ajuste realizado por Vihom Diseño Arquitectura y Construcción E.I.R.L. por el siniestro de sismo de la </w:t>
+      </w:r>
+      <w:r>
+        <w:rPr>
+          <w:rFonts w:ascii="Arial Narrow" w:eastAsia="Times New Roman" w:hAnsi="Arial Narrow" w:cs="Arial"/>
+          <w:color w:val="000000"/>
+          <w:kern w:val="0"/>
+          <w:lang w:eastAsia="es-ES"/>
+          <w14:ligatures w14:val="none"/>
+        </w:rPr>
+        <w:t xml:space="preserve">Póliza 2012110100152 – 2012110100154, al considerar la cuantificación de daños y perdida señaladas por </w:t>
       </w:r>
       <w:r>
         <w:rPr>
@@ -6647,17 +6647,17 @@
           <w:kern w:val="0"/>
           <w14:ligatures w14:val="none"/>
         </w:rPr>
-        <w:t xml:space="preserve">Presunta infracción a los artículos 18° y 19° de la Ley 29571, Código de Protección y Defensa del Consumidor, en tanto W. Moller Organización Internacional de Ajustadores y Peritos de Seguros S.A.C. habría considerado un deducible en la liquidación por el siniestro de lluvia que contraviene a lo señalado en la </w:t>
-      </w:r>
-      <w:r>
-        <w:rPr>
-          <w:rFonts w:ascii="Arial Narrow" w:eastAsia="Times New Roman" w:hAnsi="Arial Narrow" w:cs="Arial"/>
-          <w:color w:val="000000"/>
-          <w:kern w:val="0"/>
-          <w:lang w:eastAsia="es-ES"/>
-          <w14:ligatures w14:val="none"/>
-        </w:rPr>
-        <w:t>Póliza N° 2012110100152 – 2012110100154.</w:t>
+        <w:t xml:space="preserve">Presunta infracción a los artículos 18 y 19 de la Ley 29571, Código de Protección y Defensa del Consumidor, en tanto W. Moller Organización Internacional de Ajustadores y Peritos de Seguros S.A.C. habría considerado un deducible en la liquidación por el siniestro de lluvia que contraviene a lo señalado en la </w:t>
+      </w:r>
+      <w:r>
+        <w:rPr>
+          <w:rFonts w:ascii="Arial Narrow" w:eastAsia="Times New Roman" w:hAnsi="Arial Narrow" w:cs="Arial"/>
+          <w:color w:val="000000"/>
+          <w:kern w:val="0"/>
+          <w:lang w:eastAsia="es-ES"/>
+          <w14:ligatures w14:val="none"/>
+        </w:rPr>
+        <w:t>Póliza 2012110100152 – 2012110100154.</w:t>
       </w:r>
     </w:p>
     <w:p>
@@ -6699,7 +6699,7 @@
           <w:kern w:val="0"/>
           <w14:ligatures w14:val="none"/>
         </w:rPr>
-        <w:t xml:space="preserve">Presunta infracción a los artículos 18° y 19° de la Ley 29571, Código de Protección y Defensa del Consumidor, en tanto W. Moller Organización Internacional de Ajustadores y Peritos de Seguros S.A.C. habría considerado un deducible en la liquidación por el siniestro de sismo que contraviene a lo señalado en la </w:t>
+        <w:t xml:space="preserve">Presunta infracción a los artículos 18 y 19 de la Ley 29571, Código de Protección y Defensa del Consumidor, en tanto W. Moller Organización Internacional de Ajustadores y Peritos de Seguros S.A.C. habría considerado un deducible en la liquidación por el siniestro de sismo que contraviene a lo señalado en la </w:t>
       </w:r>
       <w:r>
         <w:rPr>
@@ -6720,7 +6720,7 @@
           <w:lang w:eastAsia="es-ES"/>
           <w14:ligatures w14:val="none"/>
         </w:rPr>
-        <w:t>N°</w:t>
+        <w:t/>
       </w:r>
       <w:proofErr w:type="spellEnd"/>
       <w:r>
@@ -6771,17 +6771,17 @@
           <w:kern w:val="0"/>
           <w14:ligatures w14:val="none"/>
         </w:rPr>
-        <w:t xml:space="preserve">Presunta infracción a los artículos 18° y 19° de la Ley 29571, Código de Protección y Defensa del Consumidor, en tanto Charles Taylor Ajustadores de Seguros S.A. habría considerado un deducible en la liquidación por el siniestro de lluvia que contraviene a lo señalado en la </w:t>
-      </w:r>
-      <w:r>
-        <w:rPr>
-          <w:rFonts w:ascii="Arial Narrow" w:eastAsia="Times New Roman" w:hAnsi="Arial Narrow" w:cs="Arial"/>
-          <w:color w:val="000000"/>
-          <w:kern w:val="0"/>
-          <w:lang w:eastAsia="es-ES"/>
-          <w14:ligatures w14:val="none"/>
-        </w:rPr>
-        <w:t>Póliza N° 2012110100152 – 2012110100154.</w:t>
+        <w:t xml:space="preserve">Presunta infracción a los artículos 18 y 19 de la Ley 29571, Código de Protección y Defensa del Consumidor, en tanto Charles Taylor Ajustadores de Seguros S.A. habría considerado un deducible en la liquidación por el siniestro de lluvia que contraviene a lo señalado en la </w:t>
+      </w:r>
+      <w:r>
+        <w:rPr>
+          <w:rFonts w:ascii="Arial Narrow" w:eastAsia="Times New Roman" w:hAnsi="Arial Narrow" w:cs="Arial"/>
+          <w:color w:val="000000"/>
+          <w:kern w:val="0"/>
+          <w:lang w:eastAsia="es-ES"/>
+          <w14:ligatures w14:val="none"/>
+        </w:rPr>
+        <w:t>Póliza 2012110100152 – 2012110100154.</w:t>
       </w:r>
     </w:p>
     <w:p>
@@ -6823,7 +6823,7 @@
           <w:kern w:val="0"/>
           <w14:ligatures w14:val="none"/>
         </w:rPr>
-        <w:t xml:space="preserve">Presunta infracción a los artículos 18° y 19° de la Ley 29571, Código de Protección y Defensa del Consumidor, en tanto Charles Taylor Ajustadores de Seguros S.A. habría considerado un deducible </w:t>
+        <w:t xml:space="preserve">Presunta infracción a los artículos 18 y 19 de la Ley 29571, Código de Protección y Defensa del Consumidor, en tanto Charles Taylor Ajustadores de Seguros S.A. habría considerado un deducible </w:t>
       </w:r>
       <w:r>
         <w:rPr>
@@ -6842,7 +6842,7 @@
           <w:lang w:eastAsia="es-ES"/>
           <w14:ligatures w14:val="none"/>
         </w:rPr>
-        <w:t>Póliza N° 2012110100152 – 2012110100154.</w:t>
+        <w:t>Póliza 2012110100152 – 2012110100154.</w:t>
       </w:r>
     </w:p>
     <w:p>
@@ -6882,17 +6882,17 @@
           <w:kern w:val="0"/>
           <w14:ligatures w14:val="none"/>
         </w:rPr>
-        <w:t xml:space="preserve">Presunta infracción a los artículos 18° y 19° de la Ley 29571, Código de Protección y Defensa del Consumidor, en tanto W. Moller Organización Internacional de Ajustadores y Peritos de Seguros S.A.C. habría elaborado un informe de ajuste por el siniestro de sismo reportado por la denunciante en virtud de la </w:t>
-      </w:r>
-      <w:r>
-        <w:rPr>
-          <w:rFonts w:ascii="Arial Narrow" w:eastAsia="Times New Roman" w:hAnsi="Arial Narrow" w:cs="Arial"/>
-          <w:color w:val="000000"/>
-          <w:kern w:val="0"/>
-          <w:lang w:eastAsia="es-ES"/>
-          <w14:ligatures w14:val="none"/>
-        </w:rPr>
-        <w:t>Póliza N° 2012110100152 – 2012110100154 reduciendo</w:t>
+        <w:t xml:space="preserve">Presunta infracción a los artículos 18 y 19 de la Ley 29571, Código de Protección y Defensa del Consumidor, en tanto W. Moller Organización Internacional de Ajustadores y Peritos de Seguros S.A.C. habría elaborado un informe de ajuste por el siniestro de sismo reportado por la denunciante en virtud de la </w:t>
+      </w:r>
+      <w:r>
+        <w:rPr>
+          <w:rFonts w:ascii="Arial Narrow" w:eastAsia="Times New Roman" w:hAnsi="Arial Narrow" w:cs="Arial"/>
+          <w:color w:val="000000"/>
+          <w:kern w:val="0"/>
+          <w:lang w:eastAsia="es-ES"/>
+          <w14:ligatures w14:val="none"/>
+        </w:rPr>
+        <w:t>Póliza 2012110100152 – 2012110100154 reduciendo</w:t>
       </w:r>
       <w:r>
         <w:rPr>
@@ -6948,17 +6948,17 @@
           <w:kern w:val="0"/>
           <w14:ligatures w14:val="none"/>
         </w:rPr>
-        <w:t xml:space="preserve">Presunta infracción a los artículos 18° y 19° de la Ley 29571, Código de Protección y Defensa del Consumidor, en tanto W. Moller Organización Internacional de Ajustadores y Peritos de Seguros S.A.C. habría elaborado un informe de ajuste por el siniestro de sismo reportado por la denunciante en virtud de la </w:t>
-      </w:r>
-      <w:r>
-        <w:rPr>
-          <w:rFonts w:ascii="Arial Narrow" w:eastAsia="Times New Roman" w:hAnsi="Arial Narrow" w:cs="Arial"/>
-          <w:color w:val="000000"/>
-          <w:kern w:val="0"/>
-          <w:lang w:eastAsia="es-ES"/>
-          <w14:ligatures w14:val="none"/>
-        </w:rPr>
-        <w:t>Póliza N° 2012110100152 – 2012110100154 reduciendo</w:t>
+        <w:t xml:space="preserve">Presunta infracción a los artículos 18 y 19 de la Ley 29571, Código de Protección y Defensa del Consumidor, en tanto W. Moller Organización Internacional de Ajustadores y Peritos de Seguros S.A.C. habría elaborado un informe de ajuste por el siniestro de sismo reportado por la denunciante en virtud de la </w:t>
+      </w:r>
+      <w:r>
+        <w:rPr>
+          <w:rFonts w:ascii="Arial Narrow" w:eastAsia="Times New Roman" w:hAnsi="Arial Narrow" w:cs="Arial"/>
+          <w:color w:val="000000"/>
+          <w:kern w:val="0"/>
+          <w:lang w:eastAsia="es-ES"/>
+          <w14:ligatures w14:val="none"/>
+        </w:rPr>
+        <w:t>Póliza 2012110100152 – 2012110100154 reduciendo</w:t>
       </w:r>
       <w:r>
         <w:rPr>
@@ -7032,17 +7032,17 @@
           <w:kern w:val="0"/>
           <w14:ligatures w14:val="none"/>
         </w:rPr>
-        <w:t xml:space="preserve">Presunta infracción a los artículos 18° y 19° de la Ley 29571, Código de Protección y Defensa del Consumidor, en tanto W. Moller Organización Internacional de Ajustadores y Peritos de Seguros S.A.C. habría elaborado un informe de ajuste por el siniestro de sismo reportado por la denunciante en virtud de la </w:t>
-      </w:r>
-      <w:r>
-        <w:rPr>
-          <w:rFonts w:ascii="Arial Narrow" w:eastAsia="Times New Roman" w:hAnsi="Arial Narrow" w:cs="Arial"/>
-          <w:color w:val="000000"/>
-          <w:kern w:val="0"/>
-          <w:lang w:eastAsia="es-ES"/>
-          <w14:ligatures w14:val="none"/>
-        </w:rPr>
-        <w:t>Póliza N° 2012110100152 – 2012110100154 reduciendo</w:t>
+        <w:t xml:space="preserve">Presunta infracción a los artículos 18 y 19 de la Ley 29571, Código de Protección y Defensa del Consumidor, en tanto W. Moller Organización Internacional de Ajustadores y Peritos de Seguros S.A.C. habría elaborado un informe de ajuste por el siniestro de sismo reportado por la denunciante en virtud de la </w:t>
+      </w:r>
+      <w:r>
+        <w:rPr>
+          <w:rFonts w:ascii="Arial Narrow" w:eastAsia="Times New Roman" w:hAnsi="Arial Narrow" w:cs="Arial"/>
+          <w:color w:val="000000"/>
+          <w:kern w:val="0"/>
+          <w:lang w:eastAsia="es-ES"/>
+          <w14:ligatures w14:val="none"/>
+        </w:rPr>
+        <w:t>Póliza 2012110100152 – 2012110100154 reduciendo</w:t>
       </w:r>
       <w:r>
         <w:rPr>
@@ -7116,17 +7116,17 @@
           <w:kern w:val="0"/>
           <w14:ligatures w14:val="none"/>
         </w:rPr>
-        <w:t xml:space="preserve">Presunta infracción a los artículos 18° y 19° de la Ley 29571, Código de Protección y Defensa del Consumidor, en tanto W. Moller Organización Internacional de Ajustadores y Peritos de Seguros S.A.C. habría elaborado un informe de ajuste por el siniestro de sismo reportado por la denunciante en virtud de la </w:t>
-      </w:r>
-      <w:r>
-        <w:rPr>
-          <w:rFonts w:ascii="Arial Narrow" w:eastAsia="Times New Roman" w:hAnsi="Arial Narrow" w:cs="Arial"/>
-          <w:color w:val="000000"/>
-          <w:kern w:val="0"/>
-          <w:lang w:eastAsia="es-ES"/>
-          <w14:ligatures w14:val="none"/>
-        </w:rPr>
-        <w:t>Póliza N° 2012110100152 – 2012110100154 señalando</w:t>
+        <w:t xml:space="preserve">Presunta infracción a los artículos 18 y 19 de la Ley 29571, Código de Protección y Defensa del Consumidor, en tanto W. Moller Organización Internacional de Ajustadores y Peritos de Seguros S.A.C. habría elaborado un informe de ajuste por el siniestro de sismo reportado por la denunciante en virtud de la </w:t>
+      </w:r>
+      <w:r>
+        <w:rPr>
+          <w:rFonts w:ascii="Arial Narrow" w:eastAsia="Times New Roman" w:hAnsi="Arial Narrow" w:cs="Arial"/>
+          <w:color w:val="000000"/>
+          <w:kern w:val="0"/>
+          <w:lang w:eastAsia="es-ES"/>
+          <w14:ligatures w14:val="none"/>
+        </w:rPr>
+        <w:t>Póliza 2012110100152 – 2012110100154 señalando</w:t>
       </w:r>
       <w:r>
         <w:rPr>
@@ -7182,17 +7182,17 @@
           <w:kern w:val="0"/>
           <w14:ligatures w14:val="none"/>
         </w:rPr>
-        <w:t xml:space="preserve">Presunta infracción a los artículos 18° y 19° de la Ley 29571, Código de Protección y Defensa del Consumidor, en tanto W. Moller Organización Internacional de Ajustadores y Peritos de Seguros S.A.C. habría elaborado un informe de ajuste por el siniestro lluvia reportado por la denunciante en virtud de la </w:t>
-      </w:r>
-      <w:r>
-        <w:rPr>
-          <w:rFonts w:ascii="Arial Narrow" w:eastAsia="Times New Roman" w:hAnsi="Arial Narrow" w:cs="Arial"/>
-          <w:color w:val="000000"/>
-          <w:kern w:val="0"/>
-          <w:lang w:eastAsia="es-ES"/>
-          <w14:ligatures w14:val="none"/>
-        </w:rPr>
-        <w:t>Póliza N° 2012110100152 – 2012110100154 reduciendo</w:t>
+        <w:t xml:space="preserve">Presunta infracción a los artículos 18 y 19 de la Ley 29571, Código de Protección y Defensa del Consumidor, en tanto W. Moller Organización Internacional de Ajustadores y Peritos de Seguros S.A.C. habría elaborado un informe de ajuste por el siniestro lluvia reportado por la denunciante en virtud de la </w:t>
+      </w:r>
+      <w:r>
+        <w:rPr>
+          <w:rFonts w:ascii="Arial Narrow" w:eastAsia="Times New Roman" w:hAnsi="Arial Narrow" w:cs="Arial"/>
+          <w:color w:val="000000"/>
+          <w:kern w:val="0"/>
+          <w:lang w:eastAsia="es-ES"/>
+          <w14:ligatures w14:val="none"/>
+        </w:rPr>
+        <w:t>Póliza 2012110100152 – 2012110100154 reduciendo</w:t>
       </w:r>
       <w:r>
         <w:rPr>
@@ -7240,17 +7240,17 @@
           <w:kern w:val="0"/>
           <w14:ligatures w14:val="none"/>
         </w:rPr>
-        <w:t xml:space="preserve">Presunta infracción a los artículos 18° y 19° de la Ley 29571, Código de Protección y Defensa del Consumidor, en tanto W. Moller Organización Internacional de Ajustadores y Peritos de Seguros S.A.C. habría elaborado un informe de ajuste por el siniestro lluvia reportado por la denunciante en virtud de la </w:t>
-      </w:r>
-      <w:r>
-        <w:rPr>
-          <w:rFonts w:ascii="Arial Narrow" w:eastAsia="Times New Roman" w:hAnsi="Arial Narrow" w:cs="Arial"/>
-          <w:color w:val="000000"/>
-          <w:kern w:val="0"/>
-          <w:lang w:eastAsia="es-ES"/>
-          <w14:ligatures w14:val="none"/>
-        </w:rPr>
-        <w:t>Póliza N° 2012110100152 – 2012110100154 reduciendo</w:t>
+        <w:t xml:space="preserve">Presunta infracción a los artículos 18 y 19 de la Ley 29571, Código de Protección y Defensa del Consumidor, en tanto W. Moller Organización Internacional de Ajustadores y Peritos de Seguros S.A.C. habría elaborado un informe de ajuste por el siniestro lluvia reportado por la denunciante en virtud de la </w:t>
+      </w:r>
+      <w:r>
+        <w:rPr>
+          <w:rFonts w:ascii="Arial Narrow" w:eastAsia="Times New Roman" w:hAnsi="Arial Narrow" w:cs="Arial"/>
+          <w:color w:val="000000"/>
+          <w:kern w:val="0"/>
+          <w:lang w:eastAsia="es-ES"/>
+          <w14:ligatures w14:val="none"/>
+        </w:rPr>
+        <w:t>Póliza 2012110100152 – 2012110100154 reduciendo</w:t>
       </w:r>
       <w:r>
         <w:rPr>
@@ -7316,17 +7316,17 @@
           <w:kern w:val="0"/>
           <w14:ligatures w14:val="none"/>
         </w:rPr>
-        <w:t xml:space="preserve">Presunta infracción a los artículos 18° y 19° de la Ley 29571, Código de Protección y Defensa del Consumidor, en tanto W. Moller Organización Internacional de Ajustadores y Peritos de Seguros S.A.C. habría elaborado un informe de ajuste por el siniestro de lluvia reportado por la denunciante en virtud de la </w:t>
-      </w:r>
-      <w:r>
-        <w:rPr>
-          <w:rFonts w:ascii="Arial Narrow" w:eastAsia="Times New Roman" w:hAnsi="Arial Narrow" w:cs="Arial"/>
-          <w:color w:val="000000"/>
-          <w:kern w:val="0"/>
-          <w:lang w:eastAsia="es-ES"/>
-          <w14:ligatures w14:val="none"/>
-        </w:rPr>
-        <w:t>Póliza N° 2012110100152 – 2012110100154 señalando</w:t>
+        <w:t xml:space="preserve">Presunta infracción a los artículos 18 y 19 de la Ley 29571, Código de Protección y Defensa del Consumidor, en tanto W. Moller Organización Internacional de Ajustadores y Peritos de Seguros S.A.C. habría elaborado un informe de ajuste por el siniestro de lluvia reportado por la denunciante en virtud de la </w:t>
+      </w:r>
+      <w:r>
+        <w:rPr>
+          <w:rFonts w:ascii="Arial Narrow" w:eastAsia="Times New Roman" w:hAnsi="Arial Narrow" w:cs="Arial"/>
+          <w:color w:val="000000"/>
+          <w:kern w:val="0"/>
+          <w:lang w:eastAsia="es-ES"/>
+          <w14:ligatures w14:val="none"/>
+        </w:rPr>
+        <w:t>Póliza 2012110100152 – 2012110100154 señalando</w:t>
       </w:r>
       <w:r>
         <w:rPr>
@@ -7375,17 +7375,17 @@
           <w14:ligatures w14:val="none"/>
         </w:rPr>
         <w:lastRenderedPageBreak/>
-        <w:t xml:space="preserve">Presunta infracción a los artículos 18° y 19° de la Ley 29571, Código de Protección y Defensa del Consumidor, en tanto Charles Taylor Ajustadores de Seguros S.A.  habría elaborado un informe de ajuste por el siniestro de sismo reportado por la denunciante en virtud de la </w:t>
-      </w:r>
-      <w:r>
-        <w:rPr>
-          <w:rFonts w:ascii="Arial Narrow" w:eastAsia="Times New Roman" w:hAnsi="Arial Narrow" w:cs="Arial"/>
-          <w:color w:val="000000"/>
-          <w:kern w:val="0"/>
-          <w:lang w:eastAsia="es-ES"/>
-          <w14:ligatures w14:val="none"/>
-        </w:rPr>
-        <w:t>Póliza N° 2012110100152 – 2012110100154 reduciendo</w:t>
+        <w:t xml:space="preserve">Presunta infracción a los artículos 18 y 19 de la Ley 29571, Código de Protección y Defensa del Consumidor, en tanto Charles Taylor Ajustadores de Seguros S.A. habría elaborado un informe de ajuste por el siniestro de sismo reportado por la denunciante en virtud de la </w:t>
+      </w:r>
+      <w:r>
+        <w:rPr>
+          <w:rFonts w:ascii="Arial Narrow" w:eastAsia="Times New Roman" w:hAnsi="Arial Narrow" w:cs="Arial"/>
+          <w:color w:val="000000"/>
+          <w:kern w:val="0"/>
+          <w:lang w:eastAsia="es-ES"/>
+          <w14:ligatures w14:val="none"/>
+        </w:rPr>
+        <w:t>Póliza 2012110100152 – 2012110100154 reduciendo</w:t>
       </w:r>
       <w:r>
         <w:rPr>
@@ -7435,17 +7435,17 @@
           <w:kern w:val="0"/>
           <w14:ligatures w14:val="none"/>
         </w:rPr>
-        <w:t xml:space="preserve">Presunta infracción a los artículos 18° y 19° de la Ley 29571, Código de Protección y Defensa del Consumidor, en tanto Charles Taylor Ajustadores de Seguros S.A.  habría elaborado un informe de ajuste por el siniestro de sismo reportado por la denunciante en virtud de la </w:t>
-      </w:r>
-      <w:r>
-        <w:rPr>
-          <w:rFonts w:ascii="Arial Narrow" w:eastAsia="Times New Roman" w:hAnsi="Arial Narrow" w:cs="Arial"/>
-          <w:color w:val="000000"/>
-          <w:kern w:val="0"/>
-          <w:lang w:eastAsia="es-ES"/>
-          <w14:ligatures w14:val="none"/>
-        </w:rPr>
-        <w:t>Póliza N° 2012110100152 – 2012110100154 reduciendo</w:t>
+        <w:t xml:space="preserve">Presunta infracción a los artículos 18 y 19 de la Ley 29571, Código de Protección y Defensa del Consumidor, en tanto Charles Taylor Ajustadores de Seguros S.A. habría elaborado un informe de ajuste por el siniestro de sismo reportado por la denunciante en virtud de la </w:t>
+      </w:r>
+      <w:r>
+        <w:rPr>
+          <w:rFonts w:ascii="Arial Narrow" w:eastAsia="Times New Roman" w:hAnsi="Arial Narrow" w:cs="Arial"/>
+          <w:color w:val="000000"/>
+          <w:kern w:val="0"/>
+          <w:lang w:eastAsia="es-ES"/>
+          <w14:ligatures w14:val="none"/>
+        </w:rPr>
+        <w:t>Póliza 2012110100152 – 2012110100154 reduciendo</w:t>
       </w:r>
       <w:r>
         <w:rPr>
@@ -7511,17 +7511,17 @@
           <w:kern w:val="0"/>
           <w14:ligatures w14:val="none"/>
         </w:rPr>
-        <w:t xml:space="preserve">Presunta infracción a los artículos 18° y 19° de la Ley 29571, Código de Protección y Defensa del Consumidor, en tanto Charles Taylor Ajustadores de Seguros S.A.  habría elaborado un informe de ajuste por el siniestro de sismo reportado por la denunciante en virtud de la </w:t>
-      </w:r>
-      <w:r>
-        <w:rPr>
-          <w:rFonts w:ascii="Arial Narrow" w:eastAsia="Times New Roman" w:hAnsi="Arial Narrow" w:cs="Arial"/>
-          <w:color w:val="000000"/>
-          <w:kern w:val="0"/>
-          <w:lang w:eastAsia="es-ES"/>
-          <w14:ligatures w14:val="none"/>
-        </w:rPr>
-        <w:t>Póliza N° 2012110100152 – 2012110100154 señalando de manera indebida y sin justificación que</w:t>
+        <w:t xml:space="preserve">Presunta infracción a los artículos 18 y 19 de la Ley 29571, Código de Protección y Defensa del Consumidor, en tanto Charles Taylor Ajustadores de Seguros S.A. habría elaborado un informe de ajuste por el siniestro de sismo reportado por la denunciante en virtud de la </w:t>
+      </w:r>
+      <w:r>
+        <w:rPr>
+          <w:rFonts w:ascii="Arial Narrow" w:eastAsia="Times New Roman" w:hAnsi="Arial Narrow" w:cs="Arial"/>
+          <w:color w:val="000000"/>
+          <w:kern w:val="0"/>
+          <w:lang w:eastAsia="es-ES"/>
+          <w14:ligatures w14:val="none"/>
+        </w:rPr>
+        <w:t>Póliza 2012110100152 – 2012110100154 señalando de manera indebida y sin justificación que</w:t>
       </w:r>
       <w:r>
         <w:rPr>
@@ -7577,17 +7577,17 @@
           <w:kern w:val="0"/>
           <w14:ligatures w14:val="none"/>
         </w:rPr>
-        <w:t xml:space="preserve">Presunta infracción a los artículos 18° y 19° de la Ley 29571, Código de Protección y Defensa del Consumidor, en tanto Charles Taylor Ajustadores de Seguros S.A.  habría elaborado un informe de ajuste por el siniestro de sismo reportado por la denunciante en virtud de la </w:t>
-      </w:r>
-      <w:r>
-        <w:rPr>
-          <w:rFonts w:ascii="Arial Narrow" w:eastAsia="Times New Roman" w:hAnsi="Arial Narrow" w:cs="Arial"/>
-          <w:color w:val="000000"/>
-          <w:kern w:val="0"/>
-          <w:lang w:eastAsia="es-ES"/>
-          <w14:ligatures w14:val="none"/>
-        </w:rPr>
-        <w:t>Póliza N° 2012110100152 – 2012110100154 señalando</w:t>
+        <w:t xml:space="preserve">Presunta infracción a los artículos 18 y 19 de la Ley 29571, Código de Protección y Defensa del Consumidor, en tanto Charles Taylor Ajustadores de Seguros S.A. habría elaborado un informe de ajuste por el siniestro de sismo reportado por la denunciante en virtud de la </w:t>
+      </w:r>
+      <w:r>
+        <w:rPr>
+          <w:rFonts w:ascii="Arial Narrow" w:eastAsia="Times New Roman" w:hAnsi="Arial Narrow" w:cs="Arial"/>
+          <w:color w:val="000000"/>
+          <w:kern w:val="0"/>
+          <w:lang w:eastAsia="es-ES"/>
+          <w14:ligatures w14:val="none"/>
+        </w:rPr>
+        <w:t>Póliza 2012110100152 – 2012110100154 señalando</w:t>
       </w:r>
       <w:r>
         <w:rPr>
@@ -7651,17 +7651,17 @@
           <w:kern w:val="0"/>
           <w14:ligatures w14:val="none"/>
         </w:rPr>
-        <w:t xml:space="preserve">Presunta infracción a los artículos 18° y 19° de la Ley 29571, Código de Protección y Defensa del Consumidor, en tanto Charles Taylor Ajustadores de Seguros S.A.  elaborado un informe de ajuste por el siniestro lluvia reportado por la denunciante en virtud de la </w:t>
-      </w:r>
-      <w:r>
-        <w:rPr>
-          <w:rFonts w:ascii="Arial Narrow" w:eastAsia="Times New Roman" w:hAnsi="Arial Narrow" w:cs="Arial"/>
-          <w:color w:val="000000"/>
-          <w:kern w:val="0"/>
-          <w:lang w:eastAsia="es-ES"/>
-          <w14:ligatures w14:val="none"/>
-        </w:rPr>
-        <w:t>Póliza N° 2012110100152 – 2012110100154 reduciendo</w:t>
+        <w:t xml:space="preserve">Presunta infracción a los artículos 18 y 19 de la Ley 29571, Código de Protección y Defensa del Consumidor, en tanto Charles Taylor Ajustadores de Seguros S.A. elaborado un informe de ajuste por el siniestro lluvia reportado por la denunciante en virtud de la </w:t>
+      </w:r>
+      <w:r>
+        <w:rPr>
+          <w:rFonts w:ascii="Arial Narrow" w:eastAsia="Times New Roman" w:hAnsi="Arial Narrow" w:cs="Arial"/>
+          <w:color w:val="000000"/>
+          <w:kern w:val="0"/>
+          <w:lang w:eastAsia="es-ES"/>
+          <w14:ligatures w14:val="none"/>
+        </w:rPr>
+        <w:t>Póliza 2012110100152 – 2012110100154 reduciendo</w:t>
       </w:r>
       <w:r>
         <w:rPr>
@@ -7727,17 +7727,17 @@
           <w:kern w:val="0"/>
           <w14:ligatures w14:val="none"/>
         </w:rPr>
-        <w:t xml:space="preserve">Presunta infracción a los artículos 18° y 19° de la Ley 29571, Código de Protección y Defensa del Consumidor, en tanto Charles Taylor Ajustadores de Seguros S.A.  habría elaborado un informe de ajuste por el siniestro lluvia reportado por la denunciante en virtud de la </w:t>
-      </w:r>
-      <w:r>
-        <w:rPr>
-          <w:rFonts w:ascii="Arial Narrow" w:eastAsia="Times New Roman" w:hAnsi="Arial Narrow" w:cs="Arial"/>
-          <w:color w:val="000000"/>
-          <w:kern w:val="0"/>
-          <w:lang w:eastAsia="es-ES"/>
-          <w14:ligatures w14:val="none"/>
-        </w:rPr>
-        <w:t>Póliza N° 2012110100152 – 2012110100154 reduciendo</w:t>
+        <w:t xml:space="preserve">Presunta infracción a los artículos 18 y 19 de la Ley 29571, Código de Protección y Defensa del Consumidor, en tanto Charles Taylor Ajustadores de Seguros S.A. habría elaborado un informe de ajuste por el siniestro lluvia reportado por la denunciante en virtud de la </w:t>
+      </w:r>
+      <w:r>
+        <w:rPr>
+          <w:rFonts w:ascii="Arial Narrow" w:eastAsia="Times New Roman" w:hAnsi="Arial Narrow" w:cs="Arial"/>
+          <w:color w:val="000000"/>
+          <w:kern w:val="0"/>
+          <w:lang w:eastAsia="es-ES"/>
+          <w14:ligatures w14:val="none"/>
+        </w:rPr>
+        <w:t>Póliza 2012110100152 – 2012110100154 reduciendo</w:t>
       </w:r>
       <w:r>
         <w:rPr>
@@ -7803,17 +7803,17 @@
           <w:kern w:val="0"/>
           <w14:ligatures w14:val="none"/>
         </w:rPr>
-        <w:t xml:space="preserve">Presunta infracción a los artículos 18° y 19° de la Ley 29571, Código de Protección y Defensa del Consumidor, en tanto W Charles Taylor Ajustadores de Seguros S.A. habría elaborado un informe de ajuste por el siniestro de lluvia reportado por la denunciante en virtud de la </w:t>
-      </w:r>
-      <w:r>
-        <w:rPr>
-          <w:rFonts w:ascii="Arial Narrow" w:eastAsia="Times New Roman" w:hAnsi="Arial Narrow" w:cs="Arial"/>
-          <w:color w:val="000000"/>
-          <w:kern w:val="0"/>
-          <w:lang w:eastAsia="es-ES"/>
-          <w14:ligatures w14:val="none"/>
-        </w:rPr>
-        <w:t>Póliza N° 2012110100152 – 2012110100154 señalando</w:t>
+        <w:t xml:space="preserve">Presunta infracción a los artículos 18 y 19 de la Ley 29571, Código de Protección y Defensa del Consumidor, en tanto W Charles Taylor Ajustadores de Seguros S.A. habría elaborado un informe de ajuste por el siniestro de lluvia reportado por la denunciante en virtud de la </w:t>
+      </w:r>
+      <w:r>
+        <w:rPr>
+          <w:rFonts w:ascii="Arial Narrow" w:eastAsia="Times New Roman" w:hAnsi="Arial Narrow" w:cs="Arial"/>
+          <w:color w:val="000000"/>
+          <w:kern w:val="0"/>
+          <w:lang w:eastAsia="es-ES"/>
+          <w14:ligatures w14:val="none"/>
+        </w:rPr>
+        <w:t>Póliza 2012110100152 – 2012110100154 señalando</w:t>
       </w:r>
       <w:r>
         <w:rPr>
@@ -8099,7 +8099,7 @@
           <w:lang w:eastAsia="es-PE"/>
           <w14:ligatures w14:val="none"/>
         </w:rPr>
-        <w:t>°</w:t>
+        <w:t/>
       </w:r>
       <w:r>
         <w:rPr>
@@ -8195,7 +8195,7 @@
           <w:lang w:eastAsia="es-PE"/>
           <w14:ligatures w14:val="none"/>
         </w:rPr>
-        <w:t>°</w:t>
+        <w:t/>
       </w:r>
       <w:r>
         <w:rPr>
@@ -8394,7 +8394,7 @@
           <w:lang w:eastAsia="es-PE"/>
           <w14:ligatures w14:val="none"/>
         </w:rPr>
-        <w:t>°</w:t>
+        <w:t/>
       </w:r>
       <w:r>
         <w:rPr>
@@ -8522,7 +8522,7 @@
           <w:lang w:val="es-ES" w:eastAsia="es-ES"/>
           <w14:ligatures w14:val="none"/>
         </w:rPr>
-        <w:t xml:space="preserve">(i) presentar los medios probatorios que acrediten que evaluó adecuadamente el valor de la indemnización de la cobertura solicitada por la parte denunciante, en virtud de la Póliza N° 2012110100152 – 2012110100154 del Seguro de </w:t>
+        <w:t xml:space="preserve">(i) presentar los medios probatorios que acrediten que evaluó adecuadamente el valor de la indemnización de la cobertura solicitada por la parte denunciante, en virtud de la Póliza 2012110100152 – 2012110100154 del Seguro de </w:t>
       </w:r>
       <w:proofErr w:type="spellStart"/>
       <w:r>
@@ -8704,7 +8704,7 @@
           <w:lang w:val="es-ES" w:eastAsia="es-ES"/>
           <w14:ligatures w14:val="none"/>
         </w:rPr>
-        <w:t>(i) presentar una copia debidamente suscrita de la Póliza N° 2012110100152 – 2012110100154 del Seguro de Incendio materia de denuncia; y, (</w:t>
+        <w:t>(i) presentar una copia debidamente suscrita de la Póliza 2012110100152 – 2012110100154 del Seguro de Incendio materia de denuncia; y, (</w:t>
       </w:r>
       <w:proofErr w:type="spellStart"/>
       <w:r>
@@ -8844,7 +8844,7 @@
           <w:lang w:val="es-ES" w:eastAsia="es-ES"/>
           <w14:ligatures w14:val="none"/>
         </w:rPr>
-        <w:t>(i) presentar los medios probatorios que acrediten que evaluó adecuadamente el valor de la indemnización de la cobertura solicitada por la parte denunciante, en virtud de la Póliza N° 2012110100152 – 2012110100154 del Seguro de Incendio</w:t>
+        <w:t>(i) presentar los medios probatorios que acrediten que evaluó adecuadamente el valor de la indemnización de la cobertura solicitada por la parte denunciante, en virtud de la Póliza 2012110100152 – 2012110100154 del Seguro de Incendio</w:t>
       </w:r>
       <w:r>
         <w:rPr>
@@ -9095,7 +9095,7 @@
           <w:lang w:eastAsia="es-PE"/>
           <w14:ligatures w14:val="none"/>
         </w:rPr>
-        <w:t>°</w:t>
+        <w:t/>
       </w:r>
       <w:r>
         <w:rPr>
@@ -9136,7 +9136,7 @@
           <w:lang w:eastAsia="es-PE"/>
           <w14:ligatures w14:val="none"/>
         </w:rPr>
-        <w:t>°</w:t>
+        <w:t/>
       </w:r>
       <w:r>
         <w:rPr>
@@ -9156,7 +9156,7 @@
           <w:lang w:eastAsia="es-PE"/>
           <w14:ligatures w14:val="none"/>
         </w:rPr>
-        <w:t>°</w:t>
+        <w:t/>
       </w:r>
       <w:r>
         <w:rPr>
@@ -9176,7 +9176,7 @@
           <w:lang w:eastAsia="es-PE"/>
           <w14:ligatures w14:val="none"/>
         </w:rPr>
-        <w:t>°</w:t>
+        <w:t/>
       </w:r>
       <w:r>
         <w:rPr>
@@ -9229,7 +9229,7 @@
           <w:lang w:eastAsia="es-PE"/>
           <w14:ligatures w14:val="none"/>
         </w:rPr>
-        <w:t>°</w:t>
+        <w:t/>
       </w:r>
       <w:r>
         <w:rPr>
@@ -9330,7 +9330,7 @@
           <w:lang w:eastAsia="es-PE"/>
           <w14:ligatures w14:val="none"/>
         </w:rPr>
-        <w:t>°</w:t>
+        <w:t/>
       </w:r>
       <w:r>
         <w:rPr>
@@ -9440,7 +9440,7 @@
           <w:lang w:eastAsia="es-PE"/>
           <w14:ligatures w14:val="none"/>
         </w:rPr>
-        <w:t>°</w:t>
+        <w:t/>
       </w:r>
       <w:r>
         <w:rPr>
@@ -9448,7 +9448,7 @@
           <w:kern w:val="0"/>
           <w14:ligatures w14:val="none"/>
         </w:rPr>
-        <w:t xml:space="preserve"> del Decreto Legislativo N° 807</w:t>
+        <w:t xml:space="preserve"> del Decreto Legislativo 807</w:t>
       </w:r>
       <w:r>
         <w:rPr>
@@ -9691,7 +9691,7 @@
           <w:lang w:eastAsia="es-PE"/>
           <w14:ligatures w14:val="none"/>
         </w:rPr>
-        <w:t xml:space="preserve">Joseloot Carol Paz Maza y a Charles Taylor Ajustadores de Seguros S.A.  </w:t>
+        <w:t xml:space="preserve">Joseloot Carol Paz Maza y a Charles Taylor Ajustadores de Seguros S.A. </w:t>
       </w:r>
       <w:r>
         <w:rPr>
@@ -9806,7 +9806,7 @@
           <w:lang w:eastAsia="es-PE"/>
           <w14:ligatures w14:val="none"/>
         </w:rPr>
-        <w:t>°</w:t>
+        <w:t/>
       </w:r>
       <w:r>
         <w:rPr>
@@ -9831,7 +9831,7 @@
           <w:lang w:eastAsia="es-PE"/>
           <w14:ligatures w14:val="none"/>
         </w:rPr>
-        <w:t>°</w:t>
+        <w:t/>
       </w:r>
       <w:r>
         <w:rPr>
@@ -10213,7 +10213,7 @@
           <w:kern w:val="0"/>
           <w14:ligatures w14:val="none"/>
         </w:rPr>
-        <w:t>N°</w:t>
+        <w:t/>
       </w:r>
       <w:proofErr w:type="spellEnd"/>
       <w:r>
@@ -10512,7 +10512,7 @@
           <w:sz w:val="14"/>
           <w:szCs w:val="14"/>
         </w:rPr>
-        <w:t xml:space="preserve">  </w:t>
+        <w:t xml:space="preserve"> </w:t>
       </w:r>
       <w:r>
         <w:rPr>
@@ -10530,7 +10530,7 @@
           <w:sz w:val="14"/>
           <w:szCs w:val="14"/>
         </w:rPr>
-        <w:t xml:space="preserve">LEY N° 29571, CÓDIGO DE PROTECCIÓN Y DEFENSA DEL CONSUMIDOR, publicado el 2 de setiembre de 2010 y modificado por Decreto Legislativo N° 1308 </w:t>
+        <w:t xml:space="preserve">LEY 29571, CÓDIGO DE PROTECCIÓN Y DEFENSA DEL CONSUMIDOR, publicado el 2 de setiembre de 2010 y modificado por Decreto Legislativo 1308 </w:t>
       </w:r>
     </w:p>
     <w:p>
@@ -10582,7 +10582,7 @@
           <w:szCs w:val="14"/>
         </w:rPr>
         <w:tab/>
-        <w:t xml:space="preserve">El Instituto Nacional de Defensa de la Competencia y de la Protección de la Propiedad Intelectual (Indecopi) es la autoridad con competencia primaria y de alcance nacional para conocer las presuntas infracciones a las disposiciones contenidas en el presente Código, así como para imponer las sanciones y medidas correctivas establecidas en el presente capítulo, conforme al Decreto Legislativo N° 1033, Ley de Organización y Funciones del Indecopi. Dicha competencia solo puede ser negada cuando ella haya sido asignada o se asigne a favor de otro organismo por norma expresa con rango de ley. </w:t>
+        <w:t xml:space="preserve">El Instituto Nacional de Defensa de la Competencia y de la Protección de la Propiedad Intelectual (Indecopi) es la autoridad con competencia primaria y de alcance nacional para conocer las presuntas infracciones a las disposiciones contenidas en el presente Código, así como para imponer las sanciones y medidas correctivas establecidas en el presente capítulo, conforme al Decreto Legislativo 1033, Ley de Organización y Funciones del Indecopi. Dicha competencia solo puede ser negada cuando ella haya sido asignada o se asigne a favor de otro organismo por norma expresa con rango de ley. </w:t>
       </w:r>
     </w:p>
     <w:p>
@@ -10656,7 +10656,7 @@
           <w:sz w:val="14"/>
           <w:szCs w:val="14"/>
         </w:rPr>
-        <w:t xml:space="preserve">LEY DE ORGANIZACIÓN Y FUNCIONES DEL INDECOPI, APROBADA POR DECRETO LEGISLATIVO N° 1033 </w:t>
+        <w:t xml:space="preserve">LEY DE ORGANIZACIÓN Y FUNCIONES DEL INDECOPI, APROBADA POR DECRETO LEGISLATIVO 1033 </w:t>
       </w:r>
     </w:p>
     <w:p>
@@ -10783,7 +10783,7 @@
           <w:sz w:val="14"/>
           <w:szCs w:val="14"/>
         </w:rPr>
-        <w:t xml:space="preserve">           </w:t>
+        <w:t xml:space="preserve"> </w:t>
       </w:r>
       <w:r>
         <w:rPr>
@@ -10801,7 +10801,7 @@
           <w:sz w:val="14"/>
           <w:szCs w:val="14"/>
         </w:rPr>
-        <w:t xml:space="preserve">LEY N° 29571, CÓDIGO DE PROTECCIÓN Y DEFENSA DEL CONSUMIDOR, publicado el 2 de setiembre de 2010 y modificado por Decreto Legislativo N° 1308   </w:t>
+        <w:t xml:space="preserve">LEY 29571, CÓDIGO DE PROTECCIÓN Y DEFENSA DEL CONSUMIDOR, publicado el 2 de setiembre de 2010 y modificado por Decreto Legislativo 1308 </w:t>
       </w:r>
     </w:p>
     <w:p>
@@ -10825,7 +10825,7 @@
           <w:sz w:val="14"/>
           <w:szCs w:val="14"/>
         </w:rPr>
-        <w:t xml:space="preserve">Artículo 18.- Idoneidad   </w:t>
+        <w:t xml:space="preserve">Artículo 18.- Idoneidad </w:t>
       </w:r>
     </w:p>
     <w:p>
@@ -10845,7 +10845,7 @@
           <w:sz w:val="14"/>
           <w:szCs w:val="14"/>
         </w:rPr>
-        <w:t xml:space="preserve">Se entiende por idoneidad la correspondencia entre lo que un consumidor espera y lo que efectivamente recibe, en función a lo que se le hubiera ofrecido, la publicidad e información transmitida, las condiciones y circunstancias de la transacción, las características y naturaleza del producto o servicio, el precio, entre otros factores, atendiendo a las circunstancias del caso.    </w:t>
+        <w:t xml:space="preserve">Se entiende por idoneidad la correspondencia entre lo que un consumidor espera y lo que efectivamente recibe, en función a lo que se le hubiera ofrecido, la publicidad e información transmitida, las condiciones y circunstancias de la transacción, las características y naturaleza del producto o servicio, el precio, entre otros factores, atendiendo a las circunstancias del caso. </w:t>
       </w:r>
     </w:p>
     <w:p>
@@ -10964,7 +10964,7 @@
           <w:sz w:val="14"/>
           <w:szCs w:val="14"/>
         </w:rPr>
-        <w:t xml:space="preserve">  </w:t>
+        <w:t xml:space="preserve"> </w:t>
       </w:r>
       <w:r>
         <w:rPr>
@@ -10982,7 +10982,7 @@
           <w:sz w:val="14"/>
           <w:szCs w:val="14"/>
         </w:rPr>
-        <w:t>LEY SOBRE FACULTADES, NORMAS Y ORGANIZACIÓN DEL INDECOPI, APROBADA POR DECRETO LEGISLATIVO N° 807 Artículo 24.-</w:t>
+        <w:t>LEY SOBRE FACULTADES, NORMAS Y ORGANIZACIÓN DEL INDECOPI, APROBADA POR DECRETO LEGISLATIVO 807 Artículo 24.-</w:t>
       </w:r>
       <w:r>
         <w:rPr>
@@ -11167,7 +11167,7 @@
           <w:sz w:val="14"/>
           <w:szCs w:val="14"/>
         </w:rPr>
-        <w:t>Nº</w:t>
+        <w:t/>
       </w:r>
       <w:proofErr w:type="spellEnd"/>
       <w:r>
@@ -11273,7 +11273,7 @@
           <w:sz w:val="14"/>
           <w:szCs w:val="14"/>
         </w:rPr>
-        <w:t>publicado el 2 de setiembre de 2010 y modificado por Decreto Legislativo N° 1308</w:t>
+        <w:t>publicado el 2 de setiembre de 2010 y modificado por Decreto Legislativo 1308</w:t>
       </w:r>
     </w:p>
     <w:p>
@@ -11430,7 +11430,7 @@
           <w:szCs w:val="14"/>
           <w:vertAlign w:val="superscript"/>
         </w:rPr>
-        <w:t xml:space="preserve">  </w:t>
+        <w:t xml:space="preserve"> </w:t>
       </w:r>
       <w:r>
         <w:rPr>
@@ -11438,7 +11438,7 @@
           <w:sz w:val="14"/>
           <w:szCs w:val="14"/>
         </w:rPr>
-        <w:t xml:space="preserve">     </w:t>
+        <w:t xml:space="preserve"> </w:t>
       </w:r>
       <w:r>
         <w:rPr>
@@ -11474,7 +11474,7 @@
           <w:sz w:val="14"/>
           <w:szCs w:val="14"/>
         </w:rPr>
-        <w:t>publicado el 2 de setiembre de 2010 y modificado por Decreto Legislativo N° 1308</w:t>
+        <w:t>publicado el 2 de setiembre de 2010 y modificado por Decreto Legislativo 1308</w:t>
       </w:r>
     </w:p>
     <w:p>
@@ -11517,7 +11517,7 @@
           <w:sz w:val="14"/>
           <w:szCs w:val="14"/>
         </w:rPr>
-        <w:t>El órgano resolutivo puede sancionar las infracciones administrativas a que se refiere el artículo 108º con amonestación y multas de hasta cuatrocientos cincuenta (450) Unidades Impositivas Tributarias (UIT), las cuales son calificadas de la siguiente manera:</w:t>
+        <w:t>El órgano resolutivo puede sancionar las infracciones administrativas a que se refiere el artículo 108 con amonestación y multas de hasta cuatrocientos cincuenta (450) Unidades Impositivas Tributarias (UIT), las cuales son calificadas de la siguiente manera:</w:t>
       </w:r>
     </w:p>
     <w:p>
@@ -11640,7 +11640,7 @@
           <w:sz w:val="14"/>
           <w:szCs w:val="14"/>
         </w:rPr>
-        <w:t xml:space="preserve">        </w:t>
+        <w:t xml:space="preserve"> </w:t>
       </w:r>
       <w:r>
         <w:rPr>
@@ -12457,7 +12457,7 @@
           <w:sz w:val="14"/>
           <w:szCs w:val="14"/>
         </w:rPr>
-        <w:t xml:space="preserve">         </w:t>
+        <w:t xml:space="preserve"> </w:t>
       </w:r>
       <w:r>
         <w:rPr>
@@ -12493,7 +12493,7 @@
           <w:sz w:val="14"/>
           <w:szCs w:val="14"/>
         </w:rPr>
-        <w:t>publicado el 2 de setiembre de 2010 y modificado por Decreto Legislativo N° 1308</w:t>
+        <w:t>publicado el 2 de setiembre de 2010 y modificado por Decreto Legislativo 1308</w:t>
       </w:r>
     </w:p>
     <w:p>
@@ -12701,7 +12701,7 @@
           <w:sz w:val="14"/>
           <w:szCs w:val="14"/>
         </w:rPr>
-        <w:t>Nº</w:t>
+        <w:t/>
       </w:r>
       <w:proofErr w:type="spellEnd"/>
       <w:r>
@@ -13136,7 +13136,7 @@
               <w:sz w:val="16"/>
               <w:szCs w:val="16"/>
             </w:rPr>
-            <w:t xml:space="preserve">CNICA DE LA    </w:t>
+            <w:t xml:space="preserve">CNICA DE LA </w:t>
           </w:r>
         </w:p>
         <w:p>

--- a/plantillas_maestras/09_seguro_patrimonial_caucion_rc/negativa_cobertura/2_o_mas_ddos_varios/mujer/TPL_2188_2025_SEGURO_PATRIMONIAL_CAUCION_RC_NEGATIVA_COBERTURA_ASEGURADORA_MUJER_R1.docx
+++ b/plantillas_maestras/09_seguro_patrimonial_caucion_rc/negativa_cobertura/2_o_mas_ddos_varios/mujer/TPL_2188_2025_SEGURO_PATRIMONIAL_CAUCION_RC_NEGATIVA_COBERTURA_ASEGURADORA_MUJER_R1.docx
@@ -93,7 +93,7 @@
           <w:lang w:eastAsia="es-PE"/>
           <w14:ligatures w14:val="none"/>
         </w:rPr>
-        <w:t>DENUNCIANTE</w:t>
+        <w:t xml:space="preserve">DENUNCIANTE:[DENUNCIANTE] (SEÑORA [APELLIDO])</w:t>
       </w:r>
       <w:r>
         <w:rPr>
@@ -105,7 +105,7 @@
           <w14:ligatures w14:val="none"/>
         </w:rPr>
         <w:tab/>
-        <w:t>:</w:t>
+        <w:t/>
       </w:r>
       <w:r>
         <w:rPr>
@@ -127,7 +127,7 @@
           <w:lang w:eastAsia="es-PE"/>
           <w14:ligatures w14:val="none"/>
         </w:rPr>
-        <w:t xml:space="preserve">JOSELOOT CAROL PAZ MAZA </w:t>
+        <w:t xml:space="preserve"/>
       </w:r>
       <w:r>
         <w:rPr>
@@ -138,7 +138,7 @@
           <w:lang w:eastAsia="es-PE"/>
           <w14:ligatures w14:val="none"/>
         </w:rPr>
-        <w:t>(SEÑOR</w:t>
+        <w:t/>
       </w:r>
       <w:r>
         <w:rPr>
@@ -149,7 +149,7 @@
           <w:lang w:eastAsia="es-PE"/>
           <w14:ligatures w14:val="none"/>
         </w:rPr>
-        <w:t>A</w:t>
+        <w:t/>
       </w:r>
       <w:r>
         <w:rPr>
@@ -160,7 +160,7 @@
           <w:lang w:eastAsia="es-PE"/>
           <w14:ligatures w14:val="none"/>
         </w:rPr>
-        <w:t xml:space="preserve"> </w:t>
+        <w:t xml:space="preserve"/>
       </w:r>
       <w:r>
         <w:rPr>
@@ -171,7 +171,7 @@
           <w:lang w:eastAsia="es-PE"/>
           <w14:ligatures w14:val="none"/>
         </w:rPr>
-        <w:t>PAZ</w:t>
+        <w:t/>
       </w:r>
       <w:r>
         <w:rPr>
@@ -182,7 +182,7 @@
           <w:lang w:eastAsia="es-PE"/>
           <w14:ligatures w14:val="none"/>
         </w:rPr>
-        <w:t>)</w:t>
+        <w:t/>
       </w:r>
     </w:p>
     <w:p>
@@ -729,7 +729,7 @@
           <w:lang w:val="es-ES" w:eastAsia="es-ES"/>
           <w14:ligatures w14:val="none"/>
         </w:rPr>
-        <w:t xml:space="preserve">Mediante la denuncia del </w:t>
+        <w:t xml:space="preserve">Mediante la denuncia del 8 de setiembre de 2025, complementado con el escrito del 15 de octubre de 2025, la señora [APELLIDO] denunció a Mapfre, Moller y Charles Taylor por presuntas infracciones a la Ley 29571, Código de Protección y Defensa del Consumidor (en adelante, Código), señalando lo siguiente:</w:t>
       </w:r>
       <w:r>
         <w:rPr>
@@ -739,7 +739,7 @@
           <w:lang w:val="es-ES" w:eastAsia="es-ES"/>
           <w14:ligatures w14:val="none"/>
         </w:rPr>
-        <w:t>8</w:t>
+        <w:t/>
       </w:r>
       <w:r>
         <w:rPr>
@@ -749,7 +749,7 @@
           <w:lang w:val="es-ES" w:eastAsia="es-ES"/>
           <w14:ligatures w14:val="none"/>
         </w:rPr>
-        <w:t xml:space="preserve"> de </w:t>
+        <w:t xml:space="preserve"/>
       </w:r>
       <w:r>
         <w:rPr>
@@ -759,7 +759,7 @@
           <w:lang w:val="es-ES" w:eastAsia="es-ES"/>
           <w14:ligatures w14:val="none"/>
         </w:rPr>
-        <w:t>setiembre</w:t>
+        <w:t/>
       </w:r>
       <w:r>
         <w:rPr>
@@ -769,7 +769,7 @@
           <w:lang w:val="es-ES" w:eastAsia="es-ES"/>
           <w14:ligatures w14:val="none"/>
         </w:rPr>
-        <w:t xml:space="preserve"> d</w:t>
+        <w:t xml:space="preserve"/>
       </w:r>
       <w:r>
         <w:rPr>
@@ -779,7 +779,7 @@
           <w:lang w:val="es-ES" w:eastAsia="es-ES"/>
           <w14:ligatures w14:val="none"/>
         </w:rPr>
-        <w:t>e</w:t>
+        <w:t/>
       </w:r>
       <w:r>
         <w:rPr>
@@ -789,7 +789,7 @@
           <w:lang w:val="es-ES" w:eastAsia="es-ES"/>
           <w14:ligatures w14:val="none"/>
         </w:rPr>
-        <w:t xml:space="preserve"> 202</w:t>
+        <w:t xml:space="preserve"/>
       </w:r>
       <w:r>
         <w:rPr>
@@ -799,7 +799,7 @@
           <w:lang w:val="es-ES" w:eastAsia="es-ES"/>
           <w14:ligatures w14:val="none"/>
         </w:rPr>
-        <w:t>5</w:t>
+        <w:t/>
       </w:r>
       <w:r>
         <w:rPr>
@@ -807,7 +807,7 @@
           <w:kern w:val="0"/>
           <w14:ligatures w14:val="none"/>
         </w:rPr>
-        <w:t xml:space="preserve">, </w:t>
+        <w:t xml:space="preserve"/>
       </w:r>
       <w:r>
         <w:rPr>
@@ -815,7 +815,7 @@
           <w:kern w:val="0"/>
           <w14:ligatures w14:val="none"/>
         </w:rPr>
-        <w:t xml:space="preserve">complementado con el escrito del 15 de octubre de 2025, </w:t>
+        <w:t xml:space="preserve"/>
       </w:r>
       <w:r>
         <w:rPr>
@@ -823,7 +823,7 @@
           <w:kern w:val="0"/>
           <w14:ligatures w14:val="none"/>
         </w:rPr>
-        <w:t>la</w:t>
+        <w:t/>
       </w:r>
       <w:r>
         <w:rPr>
@@ -831,7 +831,7 @@
           <w:kern w:val="0"/>
           <w14:ligatures w14:val="none"/>
         </w:rPr>
-        <w:t xml:space="preserve"> señor</w:t>
+        <w:t xml:space="preserve"/>
       </w:r>
       <w:r>
         <w:rPr>
@@ -839,7 +839,7 @@
           <w:kern w:val="0"/>
           <w14:ligatures w14:val="none"/>
         </w:rPr>
-        <w:t>a</w:t>
+        <w:t/>
       </w:r>
       <w:r>
         <w:rPr>
@@ -847,7 +847,7 @@
           <w:kern w:val="0"/>
           <w14:ligatures w14:val="none"/>
         </w:rPr>
-        <w:t xml:space="preserve"> </w:t>
+        <w:t xml:space="preserve"/>
       </w:r>
       <w:r>
         <w:rPr>
@@ -855,7 +855,7 @@
           <w:kern w:val="0"/>
           <w14:ligatures w14:val="none"/>
         </w:rPr>
-        <w:t xml:space="preserve">Paz </w:t>
+        <w:t xml:space="preserve"/>
       </w:r>
       <w:r>
         <w:rPr>
@@ -863,7 +863,7 @@
           <w:kern w:val="0"/>
           <w14:ligatures w14:val="none"/>
         </w:rPr>
-        <w:t>d</w:t>
+        <w:t/>
       </w:r>
       <w:r>
         <w:rPr>
@@ -873,7 +873,7 @@
           <w:lang w:val="es-ES" w:eastAsia="es-ES"/>
           <w14:ligatures w14:val="none"/>
         </w:rPr>
-        <w:t xml:space="preserve">enunció a </w:t>
+        <w:t xml:space="preserve"/>
       </w:r>
       <w:r>
         <w:rPr>
@@ -883,7 +883,7 @@
           <w:lang w:val="es-ES" w:eastAsia="es-ES"/>
           <w14:ligatures w14:val="none"/>
         </w:rPr>
-        <w:t>Mapfre</w:t>
+        <w:t/>
       </w:r>
       <w:r>
         <w:rPr>
@@ -893,7 +893,7 @@
           <w:lang w:val="es-ES" w:eastAsia="es-ES"/>
           <w14:ligatures w14:val="none"/>
         </w:rPr>
-        <w:t xml:space="preserve">, </w:t>
+        <w:t xml:space="preserve"/>
       </w:r>
       <w:r>
         <w:rPr>
@@ -903,7 +903,7 @@
           <w:lang w:val="es-ES" w:eastAsia="es-ES"/>
           <w14:ligatures w14:val="none"/>
         </w:rPr>
-        <w:t xml:space="preserve">Moller </w:t>
+        <w:t xml:space="preserve"/>
       </w:r>
       <w:r>
         <w:rPr>
@@ -913,7 +913,7 @@
           <w:lang w:val="es-ES" w:eastAsia="es-ES"/>
           <w14:ligatures w14:val="none"/>
         </w:rPr>
-        <w:t xml:space="preserve">y </w:t>
+        <w:t xml:space="preserve"/>
       </w:r>
       <w:r>
         <w:rPr>
@@ -923,7 +923,7 @@
           <w:lang w:val="es-ES" w:eastAsia="es-ES"/>
           <w14:ligatures w14:val="none"/>
         </w:rPr>
-        <w:t xml:space="preserve">Charles Taylor </w:t>
+        <w:t xml:space="preserve"/>
       </w:r>
       <w:r>
         <w:rPr>
@@ -933,7 +933,7 @@
           <w:lang w:val="es-ES" w:eastAsia="es-ES"/>
           <w14:ligatures w14:val="none"/>
         </w:rPr>
-        <w:t>por presuntas infracciones a la Ley 29571, Código de Protección y Defensa del Consumidor (en adelante, Código)</w:t>
+        <w:t/>
       </w:r>
       <w:r>
         <w:rPr>
@@ -954,7 +954,7 @@
           <w:lang w:val="es-ES" w:eastAsia="es-ES"/>
           <w14:ligatures w14:val="none"/>
         </w:rPr>
-        <w:t xml:space="preserve">, señalando </w:t>
+        <w:t xml:space="preserve"/>
       </w:r>
       <w:r>
         <w:rPr>
@@ -965,7 +965,7 @@
           <w:lang w:val="es-ES" w:eastAsia="es-ES"/>
           <w14:ligatures w14:val="none"/>
         </w:rPr>
-        <w:t>lo siguiente:</w:t>
+        <w:t/>
       </w:r>
     </w:p>
     <w:p>
@@ -2352,7 +2352,7 @@
           <w:lang w:val="es-ES" w:eastAsia="es-ES"/>
           <w14:ligatures w14:val="none"/>
         </w:rPr>
-        <w:t>La</w:t>
+        <w:t xml:space="preserve">La señora [APELLIDO] solicitó, en calidad de medida correctiva, que Mapfre, Moller y Charles Taylor cumplan con pagar la indemnización por la cobertura de los siniestros “sismo” y “lluvias”, los importes liquidados por Vihom Diseño Arquitectura y Construcción E.I.R.L., ascendentes a S/ 19 145,24 y S/ S/ 20 544,14, debiendo aplicar, únicamente, los deducibles establecidos en el Certificado de Seguros, equivalentes al 1% del valor declarado del predio afectado, para el caso del siniestro “sismo”; y, al 5% del monto del siniestro, para el caso del siniestro “lluvias” (mínimo US$ 1000,00).</w:t>
       </w:r>
       <w:r>
         <w:rPr>
@@ -2362,7 +2362,7 @@
           <w:lang w:val="es-ES" w:eastAsia="es-ES"/>
           <w14:ligatures w14:val="none"/>
         </w:rPr>
-        <w:t xml:space="preserve"> </w:t>
+        <w:t xml:space="preserve"/>
       </w:r>
       <w:r>
         <w:rPr>
@@ -2370,7 +2370,7 @@
           <w:kern w:val="0"/>
           <w14:ligatures w14:val="none"/>
         </w:rPr>
-        <w:t>señor</w:t>
+        <w:t/>
       </w:r>
       <w:r>
         <w:rPr>
@@ -2378,7 +2378,7 @@
           <w:kern w:val="0"/>
           <w14:ligatures w14:val="none"/>
         </w:rPr>
-        <w:t>a</w:t>
+        <w:t/>
       </w:r>
       <w:r>
         <w:rPr>
@@ -2386,7 +2386,7 @@
           <w:kern w:val="0"/>
           <w14:ligatures w14:val="none"/>
         </w:rPr>
-        <w:t xml:space="preserve"> </w:t>
+        <w:t xml:space="preserve"/>
       </w:r>
       <w:r>
         <w:rPr>
@@ -2394,7 +2394,7 @@
           <w:kern w:val="0"/>
           <w14:ligatures w14:val="none"/>
         </w:rPr>
-        <w:t xml:space="preserve">Paz </w:t>
+        <w:t xml:space="preserve"/>
       </w:r>
       <w:r>
         <w:rPr>
@@ -2404,7 +2404,7 @@
           <w:lang w:val="es-ES" w:eastAsia="es-ES"/>
           <w14:ligatures w14:val="none"/>
         </w:rPr>
-        <w:t xml:space="preserve">solicitó, en calidad de medida correctiva, que </w:t>
+        <w:t xml:space="preserve"/>
       </w:r>
       <w:bookmarkStart w:id="2" w:name="_Hlk206587071"/>
       <w:r>
@@ -2415,7 +2415,7 @@
           <w:lang w:val="es-ES" w:eastAsia="es-ES"/>
           <w14:ligatures w14:val="none"/>
         </w:rPr>
-        <w:t xml:space="preserve">Mapfre, Moller y Charles Taylor </w:t>
+        <w:t xml:space="preserve"/>
       </w:r>
       <w:r>
         <w:rPr>
@@ -2425,7 +2425,7 @@
           <w:lang w:val="es-ES" w:eastAsia="es-ES"/>
           <w14:ligatures w14:val="none"/>
         </w:rPr>
-        <w:t>cumplan con</w:t>
+        <w:t/>
       </w:r>
       <w:r>
         <w:rPr>
@@ -2435,7 +2435,7 @@
           <w:lang w:val="es-ES" w:eastAsia="es-ES"/>
           <w14:ligatures w14:val="none"/>
         </w:rPr>
-        <w:t xml:space="preserve"> pagar la indemnización por la cobertura de los siniestros “sismo” y “lluvias”, los importes liquidados por Vihom Diseño Arquitectura y Construcción E.I.R.L., ascendentes a S/ 19 145,24 y S/ S/ 20 544,14, debiendo aplicar, únicamente, los deducibles establecidos en el Certificado de Seguros, equivalentes al 1% del valor declarado del predio afectado, para el caso del siniestro “sismo”; y, al 5% del monto del siniestro, para el caso del siniestro “lluvias” (mínimo US$ 1000</w:t>
+        <w:t xml:space="preserve"/>
       </w:r>
       <w:r>
         <w:rPr>
@@ -2445,7 +2445,7 @@
           <w:lang w:val="es-ES" w:eastAsia="es-ES"/>
           <w14:ligatures w14:val="none"/>
         </w:rPr>
-        <w:t>,</w:t>
+        <w:t/>
       </w:r>
       <w:r>
         <w:rPr>
@@ -2455,7 +2455,7 @@
           <w:lang w:val="es-ES" w:eastAsia="es-ES"/>
           <w14:ligatures w14:val="none"/>
         </w:rPr>
-        <w:t>00)</w:t>
+        <w:t/>
       </w:r>
       <w:r>
         <w:rPr>
@@ -2465,7 +2465,7 @@
           <w:lang w:val="es-ES" w:eastAsia="es-ES"/>
           <w14:ligatures w14:val="none"/>
         </w:rPr>
-        <w:t>.</w:t>
+        <w:t/>
       </w:r>
     </w:p>
     <w:p>
@@ -6299,7 +6299,7 @@
           <w:lang w:eastAsia="es-PE"/>
           <w14:ligatures w14:val="none"/>
         </w:rPr>
-        <w:t xml:space="preserve">PRIMERO: </w:t>
+        <w:t xml:space="preserve">PRIMERO: admitir a trámite la denuncia del 8 de setiembre de 2025, complementado con el escrito del 15 de octubre de 2025, interpuesta por la señora [DENUNCIANTE] contra Charles Taylor Ajustadores de Seguros S.A.; Mapfre Perú Compañía de Seguros y Reaseguros S.A. y W. Moller Organización Internacional de Ajustadores y Peritos de Seguros S.A.C., por lo siguiente:</w:t>
       </w:r>
       <w:r>
         <w:rPr>
@@ -6310,7 +6310,7 @@
           <w:lang w:eastAsia="es-PE"/>
           <w14:ligatures w14:val="none"/>
         </w:rPr>
-        <w:t xml:space="preserve">admitir a trámite la denuncia del </w:t>
+        <w:t xml:space="preserve"/>
       </w:r>
       <w:r>
         <w:rPr>
@@ -6320,7 +6320,7 @@
           <w:lang w:val="es-ES" w:eastAsia="es-ES"/>
           <w14:ligatures w14:val="none"/>
         </w:rPr>
-        <w:t>8 de setiembre de 2025, complementado con el escrito del 15 de octubre de 2025</w:t>
+        <w:t/>
       </w:r>
       <w:r>
         <w:rPr>
@@ -6330,7 +6330,7 @@
           <w:lang w:val="es-ES" w:eastAsia="es-ES"/>
           <w14:ligatures w14:val="none"/>
         </w:rPr>
-        <w:t xml:space="preserve">, </w:t>
+        <w:t xml:space="preserve"/>
       </w:r>
       <w:r>
         <w:rPr>
@@ -6341,7 +6341,7 @@
           <w:lang w:eastAsia="es-PE"/>
           <w14:ligatures w14:val="none"/>
         </w:rPr>
-        <w:t xml:space="preserve">interpuesta por </w:t>
+        <w:t xml:space="preserve"/>
       </w:r>
       <w:r>
         <w:rPr>
@@ -6352,7 +6352,7 @@
           <w:lang w:eastAsia="es-PE"/>
           <w14:ligatures w14:val="none"/>
         </w:rPr>
-        <w:t>la señora Joseloot Carol Paz Maza</w:t>
+        <w:t/>
       </w:r>
       <w:r>
         <w:rPr>
@@ -6363,14 +6363,14 @@
           <w:lang w:eastAsia="es-PE"/>
           <w14:ligatures w14:val="none"/>
         </w:rPr>
-        <w:t xml:space="preserve"> contra </w:t>
+        <w:t xml:space="preserve"/>
       </w:r>
       <w:r>
         <w:rPr>
           <w:rFonts w:ascii="Arial Narrow" w:eastAsia="Arial Narrow" w:hAnsi="Arial Narrow" w:cs="Arial Narrow"/>
           <w:bCs/>
         </w:rPr>
-        <w:t>Charles Taylor Ajustadores de Seguros S.A.; Mapfre Perú Compañía de Seguros y Reaseguros S.A. y W. Moller Organización Internacional de Ajustadores y Peritos de Seguros S.A.C.</w:t>
+        <w:t/>
       </w:r>
       <w:r>
         <w:rPr>
@@ -6381,7 +6381,7 @@
           <w:lang w:eastAsia="es-PE"/>
           <w14:ligatures w14:val="none"/>
         </w:rPr>
-        <w:t xml:space="preserve">, </w:t>
+        <w:t xml:space="preserve"/>
       </w:r>
       <w:r>
         <w:rPr>
@@ -6392,7 +6392,7 @@
           <w:lang w:eastAsia="es-PE"/>
           <w14:ligatures w14:val="none"/>
         </w:rPr>
-        <w:t>por lo siguiente:</w:t>
+        <w:t/>
       </w:r>
     </w:p>
     <w:p>
@@ -8932,7 +8932,7 @@
           <w:kern w:val="0"/>
           <w14:ligatures w14:val="none"/>
         </w:rPr>
-        <w:t>OCTAVO</w:t>
+        <w:t xml:space="preserve">OCTAVO: informar a la señora [DENUNCIANTE] que sobre su solicitud, presentada el 15 de octubre de 2025, de que se programe una audiencia de conciliación con los representantes de todos los proveedores denunciados, será evaluada oportunamente.</w:t>
       </w:r>
       <w:r>
         <w:rPr>
@@ -8943,17 +8943,17 @@
           <w:lang w:eastAsia="es-PE"/>
           <w14:ligatures w14:val="none"/>
         </w:rPr>
-        <w:t>:</w:t>
-      </w:r>
-      <w:r>
-        <w:rPr>
-          <w:rFonts w:ascii="Arial Narrow" w:eastAsia="Arial Narrow" w:hAnsi="Arial Narrow" w:cs="Arial Narrow"/>
-          <w:color w:val="000000"/>
-          <w:kern w:val="0"/>
-          <w:lang w:eastAsia="es-PE"/>
-          <w14:ligatures w14:val="none"/>
-        </w:rPr>
-        <w:t xml:space="preserve"> informar a la señora Joseloot Carol Paz Maza </w:t>
+        <w:t/>
+      </w:r>
+      <w:r>
+        <w:rPr>
+          <w:rFonts w:ascii="Arial Narrow" w:eastAsia="Arial Narrow" w:hAnsi="Arial Narrow" w:cs="Arial Narrow"/>
+          <w:color w:val="000000"/>
+          <w:kern w:val="0"/>
+          <w:lang w:eastAsia="es-PE"/>
+          <w14:ligatures w14:val="none"/>
+        </w:rPr>
+        <w:t xml:space="preserve"/>
       </w:r>
       <w:proofErr w:type="gramStart"/>
       <w:r>
@@ -8964,7 +8964,7 @@
           <w:lang w:eastAsia="es-PE"/>
           <w14:ligatures w14:val="none"/>
         </w:rPr>
-        <w:t>que</w:t>
+        <w:t/>
       </w:r>
       <w:proofErr w:type="gramEnd"/>
       <w:r>
@@ -8975,27 +8975,27 @@
           <w:lang w:eastAsia="es-PE"/>
           <w14:ligatures w14:val="none"/>
         </w:rPr>
-        <w:t xml:space="preserve"> sobre su solicitud</w:t>
-      </w:r>
-      <w:r>
-        <w:rPr>
-          <w:rFonts w:ascii="Arial Narrow" w:eastAsia="Arial Narrow" w:hAnsi="Arial Narrow" w:cs="Arial Narrow"/>
-          <w:color w:val="000000"/>
-          <w:kern w:val="0"/>
-          <w:lang w:eastAsia="es-PE"/>
-          <w14:ligatures w14:val="none"/>
-        </w:rPr>
-        <w:t xml:space="preserve">, presentada el 15 de octubre de 2025, </w:t>
-      </w:r>
-      <w:r>
-        <w:rPr>
-          <w:rFonts w:ascii="Arial Narrow" w:eastAsia="Arial Narrow" w:hAnsi="Arial Narrow" w:cs="Arial Narrow"/>
-          <w:color w:val="000000"/>
-          <w:kern w:val="0"/>
-          <w:lang w:eastAsia="es-PE"/>
-          <w14:ligatures w14:val="none"/>
-        </w:rPr>
-        <w:t xml:space="preserve">de </w:t>
+        <w:t xml:space="preserve"/>
+      </w:r>
+      <w:r>
+        <w:rPr>
+          <w:rFonts w:ascii="Arial Narrow" w:eastAsia="Arial Narrow" w:hAnsi="Arial Narrow" w:cs="Arial Narrow"/>
+          <w:color w:val="000000"/>
+          <w:kern w:val="0"/>
+          <w:lang w:eastAsia="es-PE"/>
+          <w14:ligatures w14:val="none"/>
+        </w:rPr>
+        <w:t xml:space="preserve"/>
+      </w:r>
+      <w:r>
+        <w:rPr>
+          <w:rFonts w:ascii="Arial Narrow" w:eastAsia="Arial Narrow" w:hAnsi="Arial Narrow" w:cs="Arial Narrow"/>
+          <w:color w:val="000000"/>
+          <w:kern w:val="0"/>
+          <w:lang w:eastAsia="es-PE"/>
+          <w14:ligatures w14:val="none"/>
+        </w:rPr>
+        <w:t xml:space="preserve"/>
       </w:r>
       <w:r>
         <w:rPr>
@@ -9005,7 +9005,7 @@
           <w:lang w:val="es-ES" w:eastAsia="es-ES"/>
           <w14:ligatures w14:val="none"/>
         </w:rPr>
-        <w:t xml:space="preserve">que se programe una audiencia de conciliación con los representantes de todos los proveedores denunciados, </w:t>
+        <w:t xml:space="preserve"/>
       </w:r>
       <w:r>
         <w:rPr>
@@ -9015,7 +9015,7 @@
           <w:lang w:val="es-ES" w:eastAsia="es-ES"/>
           <w14:ligatures w14:val="none"/>
         </w:rPr>
-        <w:t>será evaluada oportunamente.</w:t>
+        <w:t/>
       </w:r>
     </w:p>
     <w:p>
@@ -9610,7 +9610,7 @@
           <w:b/>
           <w:bCs/>
         </w:rPr>
-        <w:t xml:space="preserve">DÉCIMO </w:t>
+        <w:t xml:space="preserve">DÉCIMO TERCERO: requerir a la señora [DENUNCIANTE] y a Charles Taylor Ajustadores de Seguros S.A. para que, dentro del plazo de dos (2) días hábiles siguientes a la fecha en que reciban la notificación en sus bandejas de correo electrónico, efectúen la confirmación de recepción de la notificación remitida por este despacho a sus correos electrónicos, de conformidad con el segundo párrafo del numeral 4 del artículo 20 del Texto Único Ordenado de la Ley del Procedimiento Administrativo General, aprobado mediante Decreto Supremo 006-2026-JUS, bajo apercibimiento de rehacer el acto de notificación y notificarle conforme al numeral 1 del artículo 20 del citado cuerpo normativo.</w:t>
       </w:r>
       <w:r>
         <w:rPr>
@@ -9620,7 +9620,7 @@
           <w:kern w:val="0"/>
           <w14:ligatures w14:val="none"/>
         </w:rPr>
-        <w:t>TERCERO</w:t>
+        <w:t/>
       </w:r>
       <w:r>
         <w:rPr>
@@ -9630,7 +9630,7 @@
           <w:kern w:val="0"/>
           <w14:ligatures w14:val="none"/>
         </w:rPr>
-        <w:t>:</w:t>
+        <w:t/>
       </w:r>
       <w:r>
         <w:rPr>
@@ -9640,7 +9640,7 @@
           <w:kern w:val="0"/>
           <w14:ligatures w14:val="none"/>
         </w:rPr>
-        <w:t xml:space="preserve"> requerir a</w:t>
+        <w:t xml:space="preserve"/>
       </w:r>
       <w:r>
         <w:rPr>
@@ -9650,7 +9650,7 @@
           <w:kern w:val="0"/>
           <w14:ligatures w14:val="none"/>
         </w:rPr>
-        <w:t xml:space="preserve"> la </w:t>
+        <w:t xml:space="preserve"/>
       </w:r>
       <w:r>
         <w:rPr>
@@ -9660,7 +9660,7 @@
           <w:kern w:val="0"/>
           <w14:ligatures w14:val="none"/>
         </w:rPr>
-        <w:t>señor</w:t>
+        <w:t/>
       </w:r>
       <w:r>
         <w:rPr>
@@ -9670,7 +9670,7 @@
           <w:kern w:val="0"/>
           <w14:ligatures w14:val="none"/>
         </w:rPr>
-        <w:t>a</w:t>
+        <w:t/>
       </w:r>
       <w:r>
         <w:rPr>
@@ -9680,7 +9680,7 @@
           <w:kern w:val="0"/>
           <w14:ligatures w14:val="none"/>
         </w:rPr>
-        <w:t xml:space="preserve"> </w:t>
+        <w:t xml:space="preserve"/>
       </w:r>
       <w:r>
         <w:rPr>
@@ -9691,112 +9691,112 @@
           <w:lang w:eastAsia="es-PE"/>
           <w14:ligatures w14:val="none"/>
         </w:rPr>
-        <w:t xml:space="preserve">Joseloot Carol Paz Maza y a Charles Taylor Ajustadores de Seguros S.A. </w:t>
+        <w:t xml:space="preserve"/>
       </w:r>
       <w:r>
         <w:rPr>
           <w:rFonts w:ascii="Arial Narrow" w:hAnsi="Arial Narrow"/>
           <w:color w:val="000000"/>
         </w:rPr>
-        <w:t>para que, dentro del plazo de dos (2) días hábiles siguientes a la fecha en que reciba</w:t>
+        <w:t/>
       </w:r>
       <w:r>
         <w:rPr>
           <w:rFonts w:ascii="Arial Narrow" w:hAnsi="Arial Narrow"/>
           <w:color w:val="000000"/>
         </w:rPr>
-        <w:t>n</w:t>
+        <w:t/>
       </w:r>
       <w:r>
         <w:rPr>
           <w:rFonts w:ascii="Arial Narrow" w:hAnsi="Arial Narrow"/>
           <w:color w:val="000000"/>
         </w:rPr>
-        <w:t xml:space="preserve"> la notificación en su</w:t>
+        <w:t xml:space="preserve"/>
       </w:r>
       <w:r>
         <w:rPr>
           <w:rFonts w:ascii="Arial Narrow" w:hAnsi="Arial Narrow"/>
           <w:color w:val="000000"/>
         </w:rPr>
-        <w:t>s</w:t>
+        <w:t/>
       </w:r>
       <w:r>
         <w:rPr>
           <w:rFonts w:ascii="Arial Narrow" w:hAnsi="Arial Narrow"/>
           <w:color w:val="000000"/>
         </w:rPr>
-        <w:t xml:space="preserve"> bandeja</w:t>
+        <w:t xml:space="preserve"/>
       </w:r>
       <w:r>
         <w:rPr>
           <w:rFonts w:ascii="Arial Narrow" w:hAnsi="Arial Narrow"/>
           <w:color w:val="000000"/>
         </w:rPr>
-        <w:t>s</w:t>
+        <w:t/>
       </w:r>
       <w:r>
         <w:rPr>
           <w:rFonts w:ascii="Arial Narrow" w:hAnsi="Arial Narrow"/>
           <w:color w:val="000000"/>
         </w:rPr>
-        <w:t xml:space="preserve"> de correo electrónico, efectúe</w:t>
+        <w:t xml:space="preserve"/>
       </w:r>
       <w:r>
         <w:rPr>
           <w:rFonts w:ascii="Arial Narrow" w:hAnsi="Arial Narrow"/>
           <w:color w:val="000000"/>
         </w:rPr>
-        <w:t>n</w:t>
+        <w:t/>
       </w:r>
       <w:r>
         <w:rPr>
           <w:rFonts w:ascii="Arial Narrow" w:hAnsi="Arial Narrow"/>
           <w:color w:val="000000"/>
         </w:rPr>
-        <w:t xml:space="preserve"> la confirmación de recepción de la notificación remitida por este despacho a su</w:t>
+        <w:t xml:space="preserve"/>
       </w:r>
       <w:r>
         <w:rPr>
           <w:rFonts w:ascii="Arial Narrow" w:hAnsi="Arial Narrow"/>
           <w:color w:val="000000"/>
         </w:rPr>
-        <w:t>s</w:t>
+        <w:t/>
       </w:r>
       <w:r>
         <w:rPr>
           <w:rFonts w:ascii="Arial Narrow" w:hAnsi="Arial Narrow"/>
           <w:color w:val="000000"/>
         </w:rPr>
-        <w:t xml:space="preserve"> correo</w:t>
+        <w:t xml:space="preserve"/>
       </w:r>
       <w:r>
         <w:rPr>
           <w:rFonts w:ascii="Arial Narrow" w:hAnsi="Arial Narrow"/>
           <w:color w:val="000000"/>
         </w:rPr>
-        <w:t>s</w:t>
+        <w:t/>
       </w:r>
       <w:r>
         <w:rPr>
           <w:rFonts w:ascii="Arial Narrow" w:hAnsi="Arial Narrow"/>
           <w:color w:val="000000"/>
         </w:rPr>
-        <w:t xml:space="preserve"> electrónico</w:t>
+        <w:t xml:space="preserve"/>
       </w:r>
       <w:r>
         <w:rPr>
           <w:rFonts w:ascii="Arial Narrow" w:hAnsi="Arial Narrow"/>
           <w:color w:val="000000"/>
         </w:rPr>
-        <w:t>s</w:t>
+        <w:t/>
       </w:r>
       <w:r>
         <w:rPr>
           <w:rFonts w:ascii="Arial Narrow" w:hAnsi="Arial Narrow"/>
           <w:color w:val="000000"/>
         </w:rPr>
-        <w:t>, de conformidad con el segundo párrafo del numeral 4 del artículo 20</w:t>
+        <w:t/>
       </w:r>
       <w:r>
         <w:rPr>
@@ -9813,7 +9813,7 @@
           <w:rFonts w:ascii="Arial Narrow" w:hAnsi="Arial Narrow"/>
           <w:color w:val="000000"/>
         </w:rPr>
-        <w:t xml:space="preserve"> del Texto Único Ordenado de la Ley del Procedimiento Administrativo General, aprobado </w:t>
+        <w:t xml:space="preserve"/>
       </w:r>
       <w:r>
         <w:rPr>
@@ -9821,7 +9821,7 @@
           <w:color w:val="000000"/>
         </w:rPr>
         <w:lastRenderedPageBreak/>
-        <w:t>mediante Decreto Supremo 006-2026-JUS, bajo apercibimiento de rehacer el acto de notificación y notificarle conforme al numeral 1 del artículo 20</w:t>
+        <w:t/>
       </w:r>
       <w:r>
         <w:rPr>
@@ -9838,7 +9838,7 @@
           <w:rFonts w:ascii="Arial Narrow" w:hAnsi="Arial Narrow"/>
           <w:color w:val="000000"/>
         </w:rPr>
-        <w:t xml:space="preserve"> del citado cuerpo normativo</w:t>
+        <w:t xml:space="preserve"/>
       </w:r>
       <w:r>
         <w:rPr>
@@ -9851,7 +9851,7 @@
         <w:rPr>
           <w:rFonts w:ascii="Arial Narrow" w:hAnsi="Arial Narrow" w:cs="Arial"/>
         </w:rPr>
-        <w:t>.</w:t>
+        <w:t/>
       </w:r>
     </w:p>
     <w:p>

--- a/plantillas_maestras/09_seguro_patrimonial_caucion_rc/negativa_cobertura/2_o_mas_ddos_varios/mujer/TPL_2188_2025_SEGURO_PATRIMONIAL_CAUCION_RC_NEGATIVA_COBERTURA_ASEGURADORA_MUJER_R1.docx
+++ b/plantillas_maestras/09_seguro_patrimonial_caucion_rc/negativa_cobertura/2_o_mas_ddos_varios/mujer/TPL_2188_2025_SEGURO_PATRIMONIAL_CAUCION_RC_NEGATIVA_COBERTURA_ASEGURADORA_MUJER_R1.docx
@@ -937,6 +937,7 @@
       </w:r>
       <w:r>
         <w:rPr>
+          <w:rStyle w:val="Refdenotaalpie"/>
           <w:rFonts w:ascii="Arial Narrow" w:eastAsia="Times New Roman" w:hAnsi="Arial Narrow" w:cs="Times New Roman"/>
           <w:color w:val="000000"/>
           <w:kern w:val="0"/>
@@ -2689,6 +2690,7 @@
       </w:r>
       <w:r>
         <w:rPr>
+          <w:rStyle w:val="Refdenotaalpie"/>
           <w:rFonts w:ascii="Arial Narrow" w:eastAsia="Arial Narrow" w:hAnsi="Arial Narrow" w:cs="Arial Narrow"/>
           <w:kern w:val="0"/>
           <w:vertAlign w:val="superscript"/>
@@ -2780,6 +2782,7 @@
       </w:r>
       <w:r>
         <w:rPr>
+          <w:rStyle w:val="Refdenotaalpie"/>
           <w:rFonts w:ascii="Arial Narrow" w:eastAsia="Arial Narrow" w:hAnsi="Arial Narrow" w:cs="Arial"/>
           <w:kern w:val="0"/>
           <w:vertAlign w:val="superscript"/>
@@ -3230,7 +3233,6 @@
         <w:rPr>
           <w:rFonts w:ascii="Arial Narrow" w:eastAsia="Arial Narrow" w:hAnsi="Arial Narrow" w:cs="Arial Narrow"/>
           <w:kern w:val="0"/>
-          <w:highlight w:val="green"/>
           <w14:ligatures w14:val="none"/>
         </w:rPr>
       </w:pPr>
@@ -3362,7 +3364,6 @@
         <w:rPr>
           <w:rFonts w:ascii="Arial Narrow" w:eastAsia="Arial Narrow" w:hAnsi="Arial Narrow" w:cs="Arial Narrow"/>
           <w:kern w:val="0"/>
-          <w:highlight w:val="green"/>
           <w14:ligatures w14:val="none"/>
         </w:rPr>
       </w:pPr>
@@ -3494,7 +3495,6 @@
         <w:rPr>
           <w:rFonts w:ascii="Arial Narrow" w:eastAsia="Arial Narrow" w:hAnsi="Arial Narrow" w:cs="Arial Narrow"/>
           <w:kern w:val="0"/>
-          <w:highlight w:val="green"/>
           <w14:ligatures w14:val="none"/>
         </w:rPr>
       </w:pPr>
@@ -3618,7 +3618,6 @@
         <w:rPr>
           <w:rFonts w:ascii="Arial Narrow" w:eastAsia="Arial Narrow" w:hAnsi="Arial Narrow" w:cs="Arial Narrow"/>
           <w:kern w:val="0"/>
-          <w:highlight w:val="green"/>
           <w14:ligatures w14:val="none"/>
         </w:rPr>
       </w:pPr>
@@ -3752,7 +3751,6 @@
         <w:rPr>
           <w:rFonts w:ascii="Arial Narrow" w:eastAsia="Arial Narrow" w:hAnsi="Arial Narrow" w:cs="Arial Narrow"/>
           <w:kern w:val="0"/>
-          <w:highlight w:val="green"/>
           <w14:ligatures w14:val="none"/>
         </w:rPr>
       </w:pPr>
@@ -3915,7 +3913,6 @@
         <w:rPr>
           <w:rFonts w:ascii="Arial Narrow" w:eastAsia="Arial Narrow" w:hAnsi="Arial Narrow" w:cs="Arial Narrow"/>
           <w:kern w:val="0"/>
-          <w:highlight w:val="green"/>
           <w14:ligatures w14:val="none"/>
         </w:rPr>
       </w:pPr>
@@ -4073,7 +4070,6 @@
         <w:rPr>
           <w:rFonts w:ascii="Arial Narrow" w:eastAsia="Arial Narrow" w:hAnsi="Arial Narrow" w:cs="Arial Narrow"/>
           <w:kern w:val="0"/>
-          <w:highlight w:val="green"/>
           <w14:ligatures w14:val="none"/>
         </w:rPr>
       </w:pPr>
@@ -4199,7 +4195,6 @@
         <w:rPr>
           <w:rFonts w:ascii="Arial Narrow" w:eastAsia="Arial Narrow" w:hAnsi="Arial Narrow" w:cs="Arial Narrow"/>
           <w:kern w:val="0"/>
-          <w:highlight w:val="green"/>
           <w14:ligatures w14:val="none"/>
         </w:rPr>
       </w:pPr>
@@ -4470,7 +4465,6 @@
         <w:rPr>
           <w:rFonts w:ascii="Arial Narrow" w:eastAsia="Arial Narrow" w:hAnsi="Arial Narrow" w:cs="Arial Narrow"/>
           <w:kern w:val="0"/>
-          <w:highlight w:val="green"/>
           <w14:ligatures w14:val="none"/>
         </w:rPr>
       </w:pPr>
@@ -4607,7 +4601,6 @@
         <w:rPr>
           <w:rFonts w:ascii="Arial Narrow" w:eastAsia="Arial Narrow" w:hAnsi="Arial Narrow" w:cs="Arial Narrow"/>
           <w:kern w:val="0"/>
-          <w:highlight w:val="green"/>
           <w14:ligatures w14:val="none"/>
         </w:rPr>
       </w:pPr>
@@ -4741,7 +4734,6 @@
         <w:rPr>
           <w:rFonts w:ascii="Arial Narrow" w:eastAsia="Arial Narrow" w:hAnsi="Arial Narrow" w:cs="Arial Narrow"/>
           <w:kern w:val="0"/>
-          <w:highlight w:val="green"/>
           <w14:ligatures w14:val="none"/>
         </w:rPr>
       </w:pPr>
@@ -4885,7 +4877,6 @@
         <w:rPr>
           <w:rFonts w:ascii="Arial Narrow" w:eastAsia="Arial Narrow" w:hAnsi="Arial Narrow" w:cs="Arial Narrow"/>
           <w:kern w:val="0"/>
-          <w:highlight w:val="green"/>
           <w14:ligatures w14:val="none"/>
         </w:rPr>
       </w:pPr>
@@ -5021,7 +5012,6 @@
         <w:rPr>
           <w:rFonts w:ascii="Arial Narrow" w:eastAsia="Arial Narrow" w:hAnsi="Arial Narrow" w:cs="Arial Narrow"/>
           <w:kern w:val="0"/>
-          <w:highlight w:val="green"/>
           <w14:ligatures w14:val="none"/>
         </w:rPr>
       </w:pPr>
@@ -5147,7 +5137,6 @@
         <w:rPr>
           <w:rFonts w:ascii="Arial Narrow" w:eastAsia="Arial Narrow" w:hAnsi="Arial Narrow" w:cs="Arial Narrow"/>
           <w:kern w:val="0"/>
-          <w:highlight w:val="green"/>
           <w14:ligatures w14:val="none"/>
         </w:rPr>
       </w:pPr>
@@ -5310,7 +5299,6 @@
         <w:rPr>
           <w:rFonts w:ascii="Arial Narrow" w:eastAsia="Arial Narrow" w:hAnsi="Arial Narrow" w:cs="Arial Narrow"/>
           <w:kern w:val="0"/>
-          <w:highlight w:val="green"/>
           <w14:ligatures w14:val="none"/>
         </w:rPr>
       </w:pPr>
@@ -5456,7 +5444,6 @@
         <w:rPr>
           <w:rFonts w:ascii="Arial Narrow" w:eastAsia="Arial Narrow" w:hAnsi="Arial Narrow" w:cs="Arial Narrow"/>
           <w:kern w:val="0"/>
-          <w:highlight w:val="green"/>
           <w14:ligatures w14:val="none"/>
         </w:rPr>
       </w:pPr>
@@ -5627,6 +5614,7 @@
       </w:r>
       <w:r>
         <w:rPr>
+          <w:rStyle w:val="Refdenotaalpie"/>
           <w:rFonts w:ascii="Arial Narrow" w:eastAsia="Arial Narrow" w:hAnsi="Arial Narrow" w:cs="Arial Narrow"/>
           <w:kern w:val="0"/>
           <w:vertAlign w:val="superscript"/>
@@ -8172,6 +8160,7 @@
       </w:r>
       <w:r>
         <w:rPr>
+          <w:rStyle w:val="Refdenotaalpie"/>
           <w:rFonts w:ascii="Arial Narrow" w:eastAsia="Calibri" w:hAnsi="Arial Narrow" w:cs="Arial"/>
           <w:kern w:val="0"/>
           <w:vertAlign w:val="superscript"/>
@@ -8216,6 +8205,7 @@
       </w:r>
       <w:r>
         <w:rPr>
+          <w:rStyle w:val="Refdenotaalpie"/>
           <w:rFonts w:ascii="Arial Narrow" w:eastAsia="Calibri" w:hAnsi="Arial Narrow" w:cs="Arial"/>
           <w:spacing w:val="-2"/>
           <w:kern w:val="0"/>
@@ -9109,6 +9099,7 @@
       </w:r>
       <w:r>
         <w:rPr>
+          <w:rStyle w:val="Refdenotaalpie"/>
           <w:rFonts w:ascii="Arial Narrow" w:eastAsia="Arial Narrow" w:hAnsi="Arial Narrow" w:cs="Times New Roman"/>
           <w:color w:val="000000"/>
           <w:kern w:val="0"/>
@@ -9190,6 +9181,7 @@
       </w:r>
       <w:r>
         <w:rPr>
+          <w:rStyle w:val="Refdenotaalpie"/>
           <w:rFonts w:ascii="Arial Narrow" w:eastAsia="Arial Narrow" w:hAnsi="Arial Narrow" w:cs="Times New Roman"/>
           <w:color w:val="000000"/>
           <w:kern w:val="0"/>
@@ -9243,6 +9235,7 @@
       </w:r>
       <w:r>
         <w:rPr>
+          <w:rStyle w:val="Refdenotaalpie"/>
           <w:rFonts w:ascii="Arial Narrow" w:eastAsia="Arial Narrow" w:hAnsi="Arial Narrow" w:cs="Times New Roman"/>
           <w:color w:val="000000"/>
           <w:kern w:val="0"/>
@@ -9452,6 +9445,7 @@
       </w:r>
       <w:r>
         <w:rPr>
+          <w:rStyle w:val="Refdenotaalpie"/>
           <w:rFonts w:ascii="Arial Narrow" w:eastAsia="Calibri" w:hAnsi="Arial Narrow" w:cs="Arial"/>
           <w:kern w:val="0"/>
           <w:vertAlign w:val="superscript"/>
@@ -9842,6 +9836,7 @@
       </w:r>
       <w:r>
         <w:rPr>
+          <w:rStyle w:val="Refdenotaalpie"/>
           <w:rFonts w:ascii="Arial Narrow" w:hAnsi="Arial Narrow"/>
           <w:vertAlign w:val="superscript"/>
         </w:rPr>
@@ -10326,14 +10321,14 @@
         <w:tab w:val="right" w:pos="8838"/>
       </w:tabs>
       <w:rPr>
-        <w:rFonts w:ascii="Arial" w:eastAsia="Arial" w:hAnsi="Arial" w:cs="Arial"/>
+        <w:rFonts w:ascii="Arial Narrow" w:eastAsia="Arial" w:hAnsi="Arial Narrow" w:cs="Arial"/>
         <w:sz w:val="16"/>
         <w:szCs w:val="16"/>
       </w:rPr>
     </w:pPr>
     <w:r>
       <w:rPr>
-        <w:rFonts w:ascii="Arial" w:eastAsia="Arial" w:hAnsi="Arial" w:cs="Arial"/>
+        <w:rFonts w:ascii="Arial Narrow" w:eastAsia="Arial" w:hAnsi="Arial Narrow" w:cs="Arial"/>
         <w:sz w:val="16"/>
         <w:szCs w:val="16"/>
       </w:rPr>
@@ -10347,7 +10342,7 @@
     </w:pPr>
     <w:r>
       <w:rPr>
-        <w:rFonts w:ascii="Arial" w:eastAsia="Arial" w:hAnsi="Arial" w:cs="Arial"/>
+        <w:rFonts w:ascii="Arial Narrow" w:eastAsia="Arial" w:hAnsi="Arial Narrow" w:cs="Arial"/>
         <w:sz w:val="16"/>
         <w:szCs w:val="16"/>
       </w:rPr>
@@ -10355,7 +10350,7 @@
     </w:r>
     <w:r>
       <w:rPr>
-        <w:rFonts w:ascii="Arial" w:eastAsia="Arial" w:hAnsi="Arial" w:cs="Arial"/>
+        <w:rFonts w:ascii="Arial Narrow" w:eastAsia="Arial" w:hAnsi="Arial Narrow" w:cs="Arial"/>
         <w:sz w:val="16"/>
         <w:szCs w:val="16"/>
       </w:rPr>
@@ -10363,7 +10358,7 @@
     </w:r>
     <w:r>
       <w:rPr>
-        <w:rFonts w:ascii="Arial" w:eastAsia="Arial" w:hAnsi="Arial" w:cs="Arial"/>
+        <w:rFonts w:ascii="Arial Narrow" w:eastAsia="Arial" w:hAnsi="Arial Narrow" w:cs="Arial"/>
         <w:sz w:val="16"/>
         <w:szCs w:val="16"/>
       </w:rPr>
@@ -10371,7 +10366,7 @@
     </w:r>
     <w:r>
       <w:rPr>
-        <w:rFonts w:ascii="Arial" w:eastAsia="Arial" w:hAnsi="Arial" w:cs="Arial"/>
+        <w:rFonts w:ascii="Arial Narrow" w:eastAsia="Arial" w:hAnsi="Arial Narrow" w:cs="Arial"/>
         <w:sz w:val="16"/>
         <w:szCs w:val="16"/>
       </w:rPr>
@@ -10379,7 +10374,7 @@
     </w:r>
     <w:r>
       <w:rPr>
-        <w:rFonts w:ascii="Arial" w:eastAsia="Arial" w:hAnsi="Arial" w:cs="Arial"/>
+        <w:rFonts w:ascii="Arial Narrow" w:eastAsia="Arial" w:hAnsi="Arial Narrow" w:cs="Arial"/>
         <w:sz w:val="16"/>
         <w:szCs w:val="16"/>
       </w:rPr>
@@ -10427,8 +10422,9 @@
         <w:rPr>
           <w:rStyle w:val="Refdenotaalpie"/>
           <w:rFonts w:ascii="Arial Narrow" w:hAnsi="Arial Narrow" w:cs="Arial"/>
-          <w:sz w:val="14"/>
-          <w:szCs w:val="14"/>
+          <w:sz w:val="16"/>
+          <w:szCs w:val="14"/>
+          <w:vertAlign w:val="superscript"/>
         </w:rPr>
         <w:footnoteRef/>
       </w:r>
@@ -10501,8 +10497,9 @@
         <w:rPr>
           <w:rStyle w:val="Refdenotaalpie"/>
           <w:rFonts w:ascii="Arial Narrow" w:hAnsi="Arial Narrow" w:cs="Arial"/>
-          <w:sz w:val="14"/>
-          <w:szCs w:val="14"/>
+          <w:sz w:val="16"/>
+          <w:szCs w:val="14"/>
+          <w:vertAlign w:val="superscript"/>
         </w:rPr>
         <w:footnoteRef/>
       </w:r>
@@ -10772,8 +10769,9 @@
         <w:rPr>
           <w:rStyle w:val="Refdenotaalpie"/>
           <w:rFonts w:ascii="Arial Narrow" w:hAnsi="Arial Narrow"/>
-          <w:sz w:val="14"/>
-          <w:szCs w:val="14"/>
+          <w:sz w:val="16"/>
+          <w:szCs w:val="14"/>
+          <w:vertAlign w:val="superscript"/>
         </w:rPr>
         <w:footnoteRef/>
       </w:r>
@@ -10953,8 +10951,9 @@
         <w:rPr>
           <w:rStyle w:val="Refdenotaalpie"/>
           <w:rFonts w:ascii="Arial Narrow" w:hAnsi="Arial Narrow" w:cs="Arial"/>
-          <w:sz w:val="14"/>
-          <w:szCs w:val="14"/>
+          <w:sz w:val="16"/>
+          <w:szCs w:val="14"/>
+          <w:vertAlign w:val="superscript"/>
         </w:rPr>
         <w:footnoteRef/>
       </w:r>
@@ -11138,8 +11137,9 @@
         <w:rPr>
           <w:rStyle w:val="Refdenotaalpie"/>
           <w:rFonts w:ascii="Arial Narrow" w:hAnsi="Arial Narrow" w:cs="Arial"/>
-          <w:sz w:val="14"/>
-          <w:szCs w:val="14"/>
+          <w:sz w:val="16"/>
+          <w:szCs w:val="14"/>
+          <w:vertAlign w:val="superscript"/>
         </w:rPr>
         <w:footnoteRef/>
       </w:r>
@@ -11226,8 +11226,9 @@
         <w:rPr>
           <w:rStyle w:val="Refdenotaalpie"/>
           <w:rFonts w:ascii="Arial Narrow" w:hAnsi="Arial Narrow" w:cs="Arial"/>
-          <w:sz w:val="14"/>
-          <w:szCs w:val="14"/>
+          <w:sz w:val="16"/>
+          <w:szCs w:val="14"/>
+          <w:vertAlign w:val="superscript"/>
         </w:rPr>
         <w:footnoteRef/>
       </w:r>
@@ -11415,9 +11416,9 @@
       </w:pPr>
       <w:r>
         <w:rPr>
-          <w:rStyle w:val="TextonotapieCar"/>
+          <w:rStyle w:val="Refdenotaalpie"/>
           <w:rFonts w:ascii="Arial Narrow" w:hAnsi="Arial Narrow" w:cs="Arial"/>
-          <w:sz w:val="14"/>
+          <w:sz w:val="16"/>
           <w:szCs w:val="14"/>
           <w:vertAlign w:val="superscript"/>
         </w:rPr>
@@ -11629,8 +11630,9 @@
         <w:rPr>
           <w:rStyle w:val="Refdenotaalpie"/>
           <w:rFonts w:ascii="Arial Narrow" w:hAnsi="Arial Narrow" w:cs="Arial"/>
-          <w:sz w:val="14"/>
-          <w:szCs w:val="14"/>
+          <w:sz w:val="16"/>
+          <w:szCs w:val="14"/>
+          <w:vertAlign w:val="superscript"/>
         </w:rPr>
         <w:footnoteRef/>
       </w:r>
@@ -12446,8 +12448,9 @@
         <w:rPr>
           <w:rStyle w:val="Refdenotaalpie"/>
           <w:rFonts w:ascii="Arial Narrow" w:hAnsi="Arial Narrow" w:cs="Arial"/>
-          <w:sz w:val="14"/>
-          <w:szCs w:val="14"/>
+          <w:sz w:val="16"/>
+          <w:szCs w:val="14"/>
+          <w:vertAlign w:val="superscript"/>
         </w:rPr>
         <w:footnoteRef/>
       </w:r>
@@ -12666,8 +12669,9 @@
           <w:rFonts w:ascii="Arial Narrow" w:hAnsi="Arial Narrow" w:cs="Arial"/>
           <w:b/>
           <w:bCs/>
-          <w:sz w:val="14"/>
-          <w:szCs w:val="14"/>
+          <w:sz w:val="16"/>
+          <w:szCs w:val="14"/>
+          <w:vertAlign w:val="superscript"/>
         </w:rPr>
         <w:footnoteRef/>
       </w:r>
@@ -12817,8 +12821,9 @@
         <w:rPr>
           <w:rStyle w:val="Refdenotaalpie"/>
           <w:rFonts w:ascii="Arial Narrow" w:hAnsi="Arial Narrow" w:cs="Arial"/>
-          <w:sz w:val="14"/>
-          <w:szCs w:val="14"/>
+          <w:sz w:val="16"/>
+          <w:szCs w:val="14"/>
+          <w:vertAlign w:val="superscript"/>
         </w:rPr>
         <w:footnoteRef/>
       </w:r>
@@ -15337,6 +15342,17 @@
       <w:szCs w:val="20"/>
     </w:rPr>
   </w:style>
+  <w:style w:type="character" w:styleId="FootnoteReference">
+    <w:name w:val="footnote reference"/>
+    <w:basedOn w:val="Fuentedeprrafopredeter"/>
+    <w:uiPriority w:val="99"/>
+    <w:semiHidden/>
+    <w:unhideWhenUsed/>
+    <w:rPr>
+      <w:rFonts w:ascii="Arial Narrow" w:hAnsi="Arial Narrow"/>
+      <w:vertAlign w:val="superscript"/>
+    </w:rPr>
+  </w:style>
 </w:styles>
 </file>
 

--- a/plantillas_maestras/09_seguro_patrimonial_caucion_rc/negativa_cobertura/2_o_mas_ddos_varios/mujer/TPL_2188_2025_SEGURO_PATRIMONIAL_CAUCION_RC_NEGATIVA_COBERTURA_ASEGURADORA_MUJER_R1.docx
+++ b/plantillas_maestras/09_seguro_patrimonial_caucion_rc/negativa_cobertura/2_o_mas_ddos_varios/mujer/TPL_2188_2025_SEGURO_PATRIMONIAL_CAUCION_RC_NEGATIVA_COBERTURA_ASEGURADORA_MUJER_R1.docx
@@ -2526,7 +2526,7 @@
           <w:lang w:val="es-ES" w:eastAsia="es-ES"/>
           <ns2:ligatures ns2:val="none"/>
         </w:rPr>
-        <w:t xml:space="preserve">la denunciante </w:t>
+        <w:t xml:space="preserve">la señora [APELLIDO] </w:t>
       </w:r>
       <w:r>
         <w:rPr>
@@ -8266,7 +8266,7 @@
           <w:sz w:val="20"/>
           <w:szCs w:val="20"/>
         </w:rPr>
-        <w:t xml:space="preserve">correr traslado de la presente resolución a Charles Taylor Ajustadores de Seguros S.A.; a Mapfre Perú Compañía de Seguros y Reaseguros S.A. y a W. Moller Organización Internacional de Ajustadores y Peritos de Seguros S.A.C para que, de conformidad con lo dispuesto por el artículo 26° de la Ley sobre Facultades, Normas y Organización del Indecopi, aprobado por Decreto Legislativo N° 8079, presenten sus descargos sobre la imputación de cargos realizada en un plazo no mayor a cinco (5) días hábiles contado a partir del día siguiente de la notificación de la presente resolución, vencido el cual, el Secretario Técnico declarará en rebeldía a los denunciados que no lo hubieran presentado. Debe precisarse que de conformidad con lo establecido por el artículo 223° del Texto Único Ordenado de la Ley N° 27444, Ley del Procedimiento Administrativo General, las alegaciones y los hechos relevantes de la reclamación, salvo que hayan sido específicamente negadas en la contestación, se tendrán por aceptadas o meritadas como ciertas.</w:t>
+        <w:t xml:space="preserve">correr traslado de la presente resolución a Charles Taylor Ajustadores de Seguros S.A.; a Mapfre Perú Compañía de Seguros y Reaseguros S.A. y a W. Moller Organización Internacional de Ajustadores y Peritos de Seguros S.A.C. para que, de conformidad con lo dispuesto por el artículo 26 de la Ley sobre Facultades, Normas y Organización del Indecopi, aprobada por Decreto Legislativo 807, presenten sus descargos sobre la imputación de cargos realizada en un plazo no mayor a cinco (5) días hábiles contado a partir del día siguiente de la notificación de la presente resolución, vencido el cual, el Secretario Técnico declarará en rebeldía a los denunciados que no lo hubieran presentado. Debe precisarse que de conformidad con lo establecido por el artículo 223 del Texto Único Ordenado de la Ley 27444, Ley del Procedimiento Administrativo General, las alegaciones y los hechos relevantes de la reclamación, salvo que hayan sido específicamente negadas en la contestación, se tendrán por aceptadas o merituadas como ciertas.</w:t>
       </w:r>
     </w:p>
     <w:p ns2:paraId="2F1C55D7" ns2:textId="77777777">
@@ -9991,7 +9991,7 @@
           <w:lang w:val="pt-PT"/>
           <ns2:ligatures ns2:val="none"/>
         </w:rPr>
-        <w:t>JUDITH ALCALDE BRICEÑO</w:t>
+        <w:t xml:space="preserve">EVELING ROA QUISPE</w:t>
       </w:r>
     </w:p>
     <w:p ns2:paraId="6E21E9EE" ns2:textId="77777777">
@@ -10019,7 +10019,7 @@
           <w:lang w:val="pt-PT"/>
           <ns2:ligatures ns2:val="none"/>
         </w:rPr>
-        <w:t>Secretaria Técnica (e)</w:t>
+        <w:t xml:space="preserve">Secretaria Técnica</w:t>
       </w:r>
     </w:p>
     <w:p ns2:paraId="45B05447" ns2:textId="77777777">

--- a/plantillas_maestras/09_seguro_patrimonial_caucion_rc/negativa_cobertura/2_o_mas_ddos_varios/mujer/TPL_2188_2025_SEGURO_PATRIMONIAL_CAUCION_RC_NEGATIVA_COBERTURA_ASEGURADORA_MUJER_R1.docx
+++ b/plantillas_maestras/09_seguro_patrimonial_caucion_rc/negativa_cobertura/2_o_mas_ddos_varios/mujer/TPL_2188_2025_SEGURO_PATRIMONIAL_CAUCION_RC_NEGATIVA_COBERTURA_ASEGURADORA_MUJER_R1.docx
@@ -610,7 +610,7 @@
           <w:lang w:eastAsia="es-PE"/>
           <ns2:ligatures ns2:val="none"/>
         </w:rPr>
-        <w:t>16</w:t>
+        <w:t xml:space="preserve">16 de octubre de 2025</w:t>
       </w:r>
       <w:r>
         <w:rPr>
@@ -621,7 +621,7 @@
           <w:lang w:eastAsia="es-PE"/>
           <ns2:ligatures ns2:val="none"/>
         </w:rPr>
-        <w:t xml:space="preserve"> de </w:t>
+        <w:t xml:space="preserve"/>
       </w:r>
       <w:r>
         <w:rPr>
@@ -632,7 +632,7 @@
           <w:lang w:eastAsia="es-PE"/>
           <ns2:ligatures ns2:val="none"/>
         </w:rPr>
-        <w:t xml:space="preserve">octubre </w:t>
+        <w:t xml:space="preserve"/>
       </w:r>
       <w:r>
         <w:rPr>
@@ -643,7 +643,7 @@
           <w:lang w:eastAsia="es-PE"/>
           <ns2:ligatures ns2:val="none"/>
         </w:rPr>
-        <w:t>de 2025</w:t>
+        <w:t xml:space="preserve"/>
       </w:r>
     </w:p>
     <w:p ns2:paraId="1EF3C256" ns2:textId="77777777">
@@ -10332,7 +10332,7 @@
           <w:sz w:val="14"/>
           <w:szCs w:val="14"/>
         </w:rPr>
-        <w:t>el 2 de setiembre del 2010 en el Diario Oficial El Peruano, vigente desde el 2 de octubre del 2010 y modificado por Decreto Legislativo 1308.</w:t>
+        <w:t xml:space="preserve">el 2 de setiembre de 2010 en el Diario Oficial El Peruano, vigente desde el 2 de octubre de 2010 y modificado por Decreto Legislativo 1308.</w:t>
       </w:r>
     </w:p>
     <w:p>

--- a/plantillas_maestras/09_seguro_patrimonial_caucion_rc/negativa_cobertura/2_o_mas_ddos_varios/mujer/TPL_2188_2025_SEGURO_PATRIMONIAL_CAUCION_RC_NEGATIVA_COBERTURA_ASEGURADORA_MUJER_R1.docx
+++ b/plantillas_maestras/09_seguro_patrimonial_caucion_rc/negativa_cobertura/2_o_mas_ddos_varios/mujer/TPL_2188_2025_SEGURO_PATRIMONIAL_CAUCION_RC_NEGATIVA_COBERTURA_ASEGURADORA_MUJER_R1.docx
@@ -742,255 +742,7 @@
           <w:lang w:val="es-ES" w:eastAsia="es-ES"/>
           <w14:ligatures w14:val="none"/>
         </w:rPr>
-        <w:t xml:space="preserve">Mediante la denuncia del 8 de setiembre de 2025, complementado con el escrito del 15 de octubre de 2025, la señora [APELLIDO] denunció a Mapfre, Moller y Charles Taylor por presuntas infracciones a la Ley 29571, Código de Protección y Defensa del Consumidor (en adelante, Código), señalando lo siguiente:</w:t>
-      </w:r>
-      <w:r>
-        <w:rPr>
-          <w:rFonts w:ascii="Arial Narrow" w:eastAsia="Arial Narrow" w:hAnsi="Arial Narrow" w:cs="Arial Narrow"/>
-          <w:color w:val="000000"/>
-          <w:kern w:val="0"/>
-          <w:sz w:val="22"/>
-          <w:szCs w:val="22"/>
-          <w:lang w:val="es-ES" w:eastAsia="es-ES"/>
-          <w14:ligatures w14:val="none"/>
-        </w:rPr>
-        <w:t/>
-      </w:r>
-      <w:r>
-        <w:rPr>
-          <w:rFonts w:ascii="Arial Narrow" w:eastAsia="Arial Narrow" w:hAnsi="Arial Narrow" w:cs="Arial Narrow"/>
-          <w:color w:val="000000"/>
-          <w:kern w:val="0"/>
-          <w:sz w:val="22"/>
-          <w:szCs w:val="22"/>
-          <w:lang w:val="es-ES" w:eastAsia="es-ES"/>
-          <w14:ligatures w14:val="none"/>
-        </w:rPr>
-        <w:t xml:space="preserve"/>
-      </w:r>
-      <w:r>
-        <w:rPr>
-          <w:rFonts w:ascii="Arial Narrow" w:eastAsia="Arial Narrow" w:hAnsi="Arial Narrow" w:cs="Arial Narrow"/>
-          <w:color w:val="000000"/>
-          <w:kern w:val="0"/>
-          <w:sz w:val="22"/>
-          <w:szCs w:val="22"/>
-          <w:lang w:val="es-ES" w:eastAsia="es-ES"/>
-          <w14:ligatures w14:val="none"/>
-        </w:rPr>
-        <w:t/>
-      </w:r>
-      <w:r>
-        <w:rPr>
-          <w:rFonts w:ascii="Arial Narrow" w:eastAsia="Arial Narrow" w:hAnsi="Arial Narrow" w:cs="Arial Narrow"/>
-          <w:color w:val="000000"/>
-          <w:kern w:val="0"/>
-          <w:sz w:val="22"/>
-          <w:szCs w:val="22"/>
-          <w:lang w:val="es-ES" w:eastAsia="es-ES"/>
-          <w14:ligatures w14:val="none"/>
-        </w:rPr>
-        <w:t xml:space="preserve"/>
-      </w:r>
-      <w:r>
-        <w:rPr>
-          <w:rFonts w:ascii="Arial Narrow" w:eastAsia="Arial Narrow" w:hAnsi="Arial Narrow" w:cs="Arial Narrow"/>
-          <w:color w:val="000000"/>
-          <w:kern w:val="0"/>
-          <w:sz w:val="22"/>
-          <w:szCs w:val="22"/>
-          <w:lang w:val="es-ES" w:eastAsia="es-ES"/>
-          <w14:ligatures w14:val="none"/>
-        </w:rPr>
-        <w:t/>
-      </w:r>
-      <w:r>
-        <w:rPr>
-          <w:rFonts w:ascii="Arial Narrow" w:eastAsia="Arial Narrow" w:hAnsi="Arial Narrow" w:cs="Arial Narrow"/>
-          <w:color w:val="000000"/>
-          <w:kern w:val="0"/>
-          <w:sz w:val="22"/>
-          <w:szCs w:val="22"/>
-          <w:lang w:val="es-ES" w:eastAsia="es-ES"/>
-          <w14:ligatures w14:val="none"/>
-        </w:rPr>
-        <w:t xml:space="preserve"/>
-      </w:r>
-      <w:r>
-        <w:rPr>
-          <w:rFonts w:ascii="Arial Narrow" w:eastAsia="Arial Narrow" w:hAnsi="Arial Narrow" w:cs="Arial Narrow"/>
-          <w:color w:val="000000"/>
-          <w:kern w:val="0"/>
-          <w:sz w:val="22"/>
-          <w:szCs w:val="22"/>
-          <w:lang w:val="es-ES" w:eastAsia="es-ES"/>
-          <w14:ligatures w14:val="none"/>
-        </w:rPr>
-        <w:t/>
-      </w:r>
-      <w:r>
-        <w:rPr>
-          <w:rFonts w:ascii="Arial Narrow" w:eastAsia="Arial Narrow" w:hAnsi="Arial Narrow" w:cs="Arial Narrow"/>
-          <w:kern w:val="0"/>
-          <w14:ligatures w14:val="none"/>
-          <w:sz w:val="22"/>
-          <w:szCs w:val="22"/>
-        </w:rPr>
-        <w:t xml:space="preserve"/>
-      </w:r>
-      <w:r>
-        <w:rPr>
-          <w:rFonts w:ascii="Arial Narrow" w:eastAsia="Arial Narrow" w:hAnsi="Arial Narrow" w:cs="Arial Narrow"/>
-          <w:kern w:val="0"/>
-          <w14:ligatures w14:val="none"/>
-          <w:sz w:val="22"/>
-          <w:szCs w:val="22"/>
-        </w:rPr>
-        <w:t xml:space="preserve"/>
-      </w:r>
-      <w:r>
-        <w:rPr>
-          <w:rFonts w:ascii="Arial Narrow" w:eastAsia="Arial Narrow" w:hAnsi="Arial Narrow" w:cs="Arial Narrow"/>
-          <w:kern w:val="0"/>
-          <w14:ligatures w14:val="none"/>
-          <w:sz w:val="22"/>
-          <w:szCs w:val="22"/>
-        </w:rPr>
-        <w:t/>
-      </w:r>
-      <w:r>
-        <w:rPr>
-          <w:rFonts w:ascii="Arial Narrow" w:eastAsia="Arial Narrow" w:hAnsi="Arial Narrow" w:cs="Arial Narrow"/>
-          <w:kern w:val="0"/>
-          <w14:ligatures w14:val="none"/>
-          <w:sz w:val="22"/>
-          <w:szCs w:val="22"/>
-        </w:rPr>
-        <w:t xml:space="preserve"/>
-      </w:r>
-      <w:r>
-        <w:rPr>
-          <w:rFonts w:ascii="Arial Narrow" w:eastAsia="Arial Narrow" w:hAnsi="Arial Narrow" w:cs="Arial Narrow"/>
-          <w:kern w:val="0"/>
-          <w14:ligatures w14:val="none"/>
-          <w:sz w:val="22"/>
-          <w:szCs w:val="22"/>
-        </w:rPr>
-        <w:t/>
-      </w:r>
-      <w:r>
-        <w:rPr>
-          <w:rFonts w:ascii="Arial Narrow" w:eastAsia="Arial Narrow" w:hAnsi="Arial Narrow" w:cs="Arial Narrow"/>
-          <w:kern w:val="0"/>
-          <w14:ligatures w14:val="none"/>
-          <w:sz w:val="22"/>
-          <w:szCs w:val="22"/>
-        </w:rPr>
-        <w:t xml:space="preserve"/>
-      </w:r>
-      <w:r>
-        <w:rPr>
-          <w:rFonts w:ascii="Arial Narrow" w:eastAsia="Arial Narrow" w:hAnsi="Arial Narrow" w:cs="Arial Narrow"/>
-          <w:kern w:val="0"/>
-          <w14:ligatures w14:val="none"/>
-          <w:sz w:val="22"/>
-          <w:szCs w:val="22"/>
-        </w:rPr>
-        <w:t xml:space="preserve"/>
-      </w:r>
-      <w:r>
-        <w:rPr>
-          <w:rFonts w:ascii="Arial Narrow" w:eastAsia="Arial Narrow" w:hAnsi="Arial Narrow" w:cs="Arial Narrow"/>
-          <w:kern w:val="0"/>
-          <w14:ligatures w14:val="none"/>
-          <w:sz w:val="22"/>
-          <w:szCs w:val="22"/>
-        </w:rPr>
-        <w:t/>
-      </w:r>
-      <w:r>
-        <w:rPr>
-          <w:rFonts w:ascii="Arial Narrow" w:eastAsia="Arial Narrow" w:hAnsi="Arial Narrow" w:cs="Arial Narrow"/>
-          <w:color w:val="000000"/>
-          <w:kern w:val="0"/>
-          <w:sz w:val="22"/>
-          <w:szCs w:val="22"/>
-          <w:lang w:val="es-ES" w:eastAsia="es-ES"/>
-          <w14:ligatures w14:val="none"/>
-        </w:rPr>
-        <w:t xml:space="preserve"/>
-      </w:r>
-      <w:r>
-        <w:rPr>
-          <w:rFonts w:ascii="Arial Narrow" w:eastAsia="Arial Narrow" w:hAnsi="Arial Narrow" w:cs="Arial Narrow"/>
-          <w:color w:val="000000"/>
-          <w:kern w:val="0"/>
-          <w:sz w:val="22"/>
-          <w:szCs w:val="22"/>
-          <w:lang w:val="es-ES" w:eastAsia="es-ES"/>
-          <w14:ligatures w14:val="none"/>
-        </w:rPr>
-        <w:t/>
-      </w:r>
-      <w:r>
-        <w:rPr>
-          <w:rFonts w:ascii="Arial Narrow" w:eastAsia="Arial Narrow" w:hAnsi="Arial Narrow" w:cs="Arial Narrow"/>
-          <w:color w:val="000000"/>
-          <w:kern w:val="0"/>
-          <w:sz w:val="22"/>
-          <w:szCs w:val="22"/>
-          <w:lang w:val="es-ES" w:eastAsia="es-ES"/>
-          <w14:ligatures w14:val="none"/>
-        </w:rPr>
-        <w:t xml:space="preserve"/>
-      </w:r>
-      <w:r>
-        <w:rPr>
-          <w:rFonts w:ascii="Arial Narrow" w:eastAsia="Arial Narrow" w:hAnsi="Arial Narrow" w:cs="Arial Narrow"/>
-          <w:color w:val="000000"/>
-          <w:kern w:val="0"/>
-          <w:sz w:val="22"/>
-          <w:szCs w:val="22"/>
-          <w:lang w:val="es-ES" w:eastAsia="es-ES"/>
-          <w14:ligatures w14:val="none"/>
-        </w:rPr>
-        <w:t xml:space="preserve"/>
-      </w:r>
-      <w:r>
-        <w:rPr>
-          <w:rFonts w:ascii="Arial Narrow" w:eastAsia="Arial Narrow" w:hAnsi="Arial Narrow" w:cs="Arial Narrow"/>
-          <w:color w:val="000000"/>
-          <w:kern w:val="0"/>
-          <w:sz w:val="22"/>
-          <w:szCs w:val="22"/>
-          <w:lang w:val="es-ES" w:eastAsia="es-ES"/>
-          <w14:ligatures w14:val="none"/>
-        </w:rPr>
-        <w:t xml:space="preserve"/>
-      </w:r>
-      <w:r>
-        <w:rPr>
-          <w:rFonts w:ascii="Arial Narrow" w:eastAsia="Arial Narrow" w:hAnsi="Arial Narrow" w:cs="Arial Narrow"/>
-          <w:color w:val="000000"/>
-          <w:kern w:val="0"/>
-          <w:sz w:val="22"/>
-          <w:szCs w:val="22"/>
-          <w:lang w:val="es-ES" w:eastAsia="es-ES"/>
-          <w14:ligatures w14:val="none"/>
-        </w:rPr>
-        <w:t xml:space="preserve"/>
-      </w:r>
-      <w:r>
-        <w:rPr>
-          <w:rFonts w:ascii="Arial Narrow" w:eastAsia="Arial Narrow" w:hAnsi="Arial Narrow" w:cs="Arial Narrow"/>
-          <w:color w:val="000000"/>
-          <w:kern w:val="0"/>
-          <w:sz w:val="22"/>
-          <w:szCs w:val="22"/>
-          <w:lang w:val="es-ES" w:eastAsia="es-ES"/>
-          <w14:ligatures w14:val="none"/>
-        </w:rPr>
-        <w:t/>
+        <w:t xml:space="preserve">Mediante la denuncia del 8 de setiembre de 2025, complementado con el escrito del 15 de octubre de 2025, la señora [APELLIDO] denunció a Mapfre, Moller y Charles Taylor por presuntas infracciones a la Ley 29571, Código de Protección y Defensa del Consumidor</w:t>
       </w:r>
       <w:r>
         <w:rPr>
@@ -1005,6 +757,266 @@
           <w14:ligatures w14:val="none"/>
         </w:rPr>
         <w:footnoteReference w:id="1"/>
+      </w:r>
+      <w:r>
+        <w:rPr>
+          <w:rFonts w:ascii="Arial Narrow" w:eastAsia="Arial Narrow" w:hAnsi="Arial Narrow" w:cs="Arial Narrow"/>
+          <w:color w:val="000000"/>
+          <w:kern w:val="0"/>
+          <w:sz w:val="22"/>
+          <w:szCs w:val="22"/>
+          <w:lang w:val="es-ES" w:eastAsia="es-ES"/>
+          <w14:ligatures w14:val="none"/>
+        </w:rPr>
+        <w:t xml:space="preserve"> (en adelante, Código), señalando lo siguiente:</w:t>
+      </w:r>
+      <w:r>
+        <w:rPr>
+          <w:rFonts w:ascii="Arial Narrow" w:eastAsia="Arial Narrow" w:hAnsi="Arial Narrow" w:cs="Arial Narrow"/>
+          <w:color w:val="000000"/>
+          <w:kern w:val="0"/>
+          <w:sz w:val="22"/>
+          <w:szCs w:val="22"/>
+          <w:lang w:val="es-ES" w:eastAsia="es-ES"/>
+          <w14:ligatures w14:val="none"/>
+        </w:rPr>
+        <w:t/>
+      </w:r>
+      <w:r>
+        <w:rPr>
+          <w:rFonts w:ascii="Arial Narrow" w:eastAsia="Arial Narrow" w:hAnsi="Arial Narrow" w:cs="Arial Narrow"/>
+          <w:color w:val="000000"/>
+          <w:kern w:val="0"/>
+          <w:sz w:val="22"/>
+          <w:szCs w:val="22"/>
+          <w:lang w:val="es-ES" w:eastAsia="es-ES"/>
+          <w14:ligatures w14:val="none"/>
+        </w:rPr>
+        <w:t xml:space="preserve"/>
+      </w:r>
+      <w:r>
+        <w:rPr>
+          <w:rFonts w:ascii="Arial Narrow" w:eastAsia="Arial Narrow" w:hAnsi="Arial Narrow" w:cs="Arial Narrow"/>
+          <w:color w:val="000000"/>
+          <w:kern w:val="0"/>
+          <w:sz w:val="22"/>
+          <w:szCs w:val="22"/>
+          <w:lang w:val="es-ES" w:eastAsia="es-ES"/>
+          <w14:ligatures w14:val="none"/>
+        </w:rPr>
+        <w:t/>
+      </w:r>
+      <w:r>
+        <w:rPr>
+          <w:rFonts w:ascii="Arial Narrow" w:eastAsia="Arial Narrow" w:hAnsi="Arial Narrow" w:cs="Arial Narrow"/>
+          <w:color w:val="000000"/>
+          <w:kern w:val="0"/>
+          <w:sz w:val="22"/>
+          <w:szCs w:val="22"/>
+          <w:lang w:val="es-ES" w:eastAsia="es-ES"/>
+          <w14:ligatures w14:val="none"/>
+        </w:rPr>
+        <w:t xml:space="preserve"/>
+      </w:r>
+      <w:r>
+        <w:rPr>
+          <w:rFonts w:ascii="Arial Narrow" w:eastAsia="Arial Narrow" w:hAnsi="Arial Narrow" w:cs="Arial Narrow"/>
+          <w:color w:val="000000"/>
+          <w:kern w:val="0"/>
+          <w:sz w:val="22"/>
+          <w:szCs w:val="22"/>
+          <w:lang w:val="es-ES" w:eastAsia="es-ES"/>
+          <w14:ligatures w14:val="none"/>
+        </w:rPr>
+        <w:t/>
+      </w:r>
+      <w:r>
+        <w:rPr>
+          <w:rFonts w:ascii="Arial Narrow" w:eastAsia="Arial Narrow" w:hAnsi="Arial Narrow" w:cs="Arial Narrow"/>
+          <w:color w:val="000000"/>
+          <w:kern w:val="0"/>
+          <w:sz w:val="22"/>
+          <w:szCs w:val="22"/>
+          <w:lang w:val="es-ES" w:eastAsia="es-ES"/>
+          <w14:ligatures w14:val="none"/>
+        </w:rPr>
+        <w:t xml:space="preserve"/>
+      </w:r>
+      <w:r>
+        <w:rPr>
+          <w:rFonts w:ascii="Arial Narrow" w:eastAsia="Arial Narrow" w:hAnsi="Arial Narrow" w:cs="Arial Narrow"/>
+          <w:color w:val="000000"/>
+          <w:kern w:val="0"/>
+          <w:sz w:val="22"/>
+          <w:szCs w:val="22"/>
+          <w:lang w:val="es-ES" w:eastAsia="es-ES"/>
+          <w14:ligatures w14:val="none"/>
+        </w:rPr>
+        <w:t/>
+      </w:r>
+      <w:r>
+        <w:rPr>
+          <w:rFonts w:ascii="Arial Narrow" w:eastAsia="Arial Narrow" w:hAnsi="Arial Narrow" w:cs="Arial Narrow"/>
+          <w:kern w:val="0"/>
+          <w14:ligatures w14:val="none"/>
+          <w:sz w:val="22"/>
+          <w:szCs w:val="22"/>
+        </w:rPr>
+        <w:t xml:space="preserve"/>
+      </w:r>
+      <w:r>
+        <w:rPr>
+          <w:rFonts w:ascii="Arial Narrow" w:eastAsia="Arial Narrow" w:hAnsi="Arial Narrow" w:cs="Arial Narrow"/>
+          <w:kern w:val="0"/>
+          <w14:ligatures w14:val="none"/>
+          <w:sz w:val="22"/>
+          <w:szCs w:val="22"/>
+        </w:rPr>
+        <w:t xml:space="preserve"/>
+      </w:r>
+      <w:r>
+        <w:rPr>
+          <w:rFonts w:ascii="Arial Narrow" w:eastAsia="Arial Narrow" w:hAnsi="Arial Narrow" w:cs="Arial Narrow"/>
+          <w:kern w:val="0"/>
+          <w14:ligatures w14:val="none"/>
+          <w:sz w:val="22"/>
+          <w:szCs w:val="22"/>
+        </w:rPr>
+        <w:t/>
+      </w:r>
+      <w:r>
+        <w:rPr>
+          <w:rFonts w:ascii="Arial Narrow" w:eastAsia="Arial Narrow" w:hAnsi="Arial Narrow" w:cs="Arial Narrow"/>
+          <w:kern w:val="0"/>
+          <w14:ligatures w14:val="none"/>
+          <w:sz w:val="22"/>
+          <w:szCs w:val="22"/>
+        </w:rPr>
+        <w:t xml:space="preserve"/>
+      </w:r>
+      <w:r>
+        <w:rPr>
+          <w:rFonts w:ascii="Arial Narrow" w:eastAsia="Arial Narrow" w:hAnsi="Arial Narrow" w:cs="Arial Narrow"/>
+          <w:kern w:val="0"/>
+          <w14:ligatures w14:val="none"/>
+          <w:sz w:val="22"/>
+          <w:szCs w:val="22"/>
+        </w:rPr>
+        <w:t/>
+      </w:r>
+      <w:r>
+        <w:rPr>
+          <w:rFonts w:ascii="Arial Narrow" w:eastAsia="Arial Narrow" w:hAnsi="Arial Narrow" w:cs="Arial Narrow"/>
+          <w:kern w:val="0"/>
+          <w14:ligatures w14:val="none"/>
+          <w:sz w:val="22"/>
+          <w:szCs w:val="22"/>
+        </w:rPr>
+        <w:t xml:space="preserve"/>
+      </w:r>
+      <w:r>
+        <w:rPr>
+          <w:rFonts w:ascii="Arial Narrow" w:eastAsia="Arial Narrow" w:hAnsi="Arial Narrow" w:cs="Arial Narrow"/>
+          <w:kern w:val="0"/>
+          <w14:ligatures w14:val="none"/>
+          <w:sz w:val="22"/>
+          <w:szCs w:val="22"/>
+        </w:rPr>
+        <w:t xml:space="preserve"/>
+      </w:r>
+      <w:r>
+        <w:rPr>
+          <w:rFonts w:ascii="Arial Narrow" w:eastAsia="Arial Narrow" w:hAnsi="Arial Narrow" w:cs="Arial Narrow"/>
+          <w:kern w:val="0"/>
+          <w14:ligatures w14:val="none"/>
+          <w:sz w:val="22"/>
+          <w:szCs w:val="22"/>
+        </w:rPr>
+        <w:t/>
+      </w:r>
+      <w:r>
+        <w:rPr>
+          <w:rFonts w:ascii="Arial Narrow" w:eastAsia="Arial Narrow" w:hAnsi="Arial Narrow" w:cs="Arial Narrow"/>
+          <w:color w:val="000000"/>
+          <w:kern w:val="0"/>
+          <w:sz w:val="22"/>
+          <w:szCs w:val="22"/>
+          <w:lang w:val="es-ES" w:eastAsia="es-ES"/>
+          <w14:ligatures w14:val="none"/>
+        </w:rPr>
+        <w:t xml:space="preserve"/>
+      </w:r>
+      <w:r>
+        <w:rPr>
+          <w:rFonts w:ascii="Arial Narrow" w:eastAsia="Arial Narrow" w:hAnsi="Arial Narrow" w:cs="Arial Narrow"/>
+          <w:color w:val="000000"/>
+          <w:kern w:val="0"/>
+          <w:sz w:val="22"/>
+          <w:szCs w:val="22"/>
+          <w:lang w:val="es-ES" w:eastAsia="es-ES"/>
+          <w14:ligatures w14:val="none"/>
+        </w:rPr>
+        <w:t/>
+      </w:r>
+      <w:r>
+        <w:rPr>
+          <w:rFonts w:ascii="Arial Narrow" w:eastAsia="Arial Narrow" w:hAnsi="Arial Narrow" w:cs="Arial Narrow"/>
+          <w:color w:val="000000"/>
+          <w:kern w:val="0"/>
+          <w:sz w:val="22"/>
+          <w:szCs w:val="22"/>
+          <w:lang w:val="es-ES" w:eastAsia="es-ES"/>
+          <w14:ligatures w14:val="none"/>
+        </w:rPr>
+        <w:t xml:space="preserve"/>
+      </w:r>
+      <w:r>
+        <w:rPr>
+          <w:rFonts w:ascii="Arial Narrow" w:eastAsia="Arial Narrow" w:hAnsi="Arial Narrow" w:cs="Arial Narrow"/>
+          <w:color w:val="000000"/>
+          <w:kern w:val="0"/>
+          <w:sz w:val="22"/>
+          <w:szCs w:val="22"/>
+          <w:lang w:val="es-ES" w:eastAsia="es-ES"/>
+          <w14:ligatures w14:val="none"/>
+        </w:rPr>
+        <w:t xml:space="preserve"/>
+      </w:r>
+      <w:r>
+        <w:rPr>
+          <w:rFonts w:ascii="Arial Narrow" w:eastAsia="Arial Narrow" w:hAnsi="Arial Narrow" w:cs="Arial Narrow"/>
+          <w:color w:val="000000"/>
+          <w:kern w:val="0"/>
+          <w:sz w:val="22"/>
+          <w:szCs w:val="22"/>
+          <w:lang w:val="es-ES" w:eastAsia="es-ES"/>
+          <w14:ligatures w14:val="none"/>
+        </w:rPr>
+        <w:t xml:space="preserve"/>
+      </w:r>
+      <w:r>
+        <w:rPr>
+          <w:rFonts w:ascii="Arial Narrow" w:eastAsia="Arial Narrow" w:hAnsi="Arial Narrow" w:cs="Arial Narrow"/>
+          <w:color w:val="000000"/>
+          <w:kern w:val="0"/>
+          <w:sz w:val="22"/>
+          <w:szCs w:val="22"/>
+          <w:lang w:val="es-ES" w:eastAsia="es-ES"/>
+          <w14:ligatures w14:val="none"/>
+        </w:rPr>
+        <w:t xml:space="preserve"/>
+      </w:r>
+      <w:r>
+        <w:rPr>
+          <w:rFonts w:ascii="Arial Narrow" w:eastAsia="Arial Narrow" w:hAnsi="Arial Narrow" w:cs="Arial Narrow"/>
+          <w:color w:val="000000"/>
+          <w:kern w:val="0"/>
+          <w:sz w:val="22"/>
+          <w:szCs w:val="22"/>
+          <w:lang w:val="es-ES" w:eastAsia="es-ES"/>
+          <w14:ligatures w14:val="none"/>
+        </w:rPr>
+        <w:t/>
       </w:r>
       <w:r>
         <w:rPr>
@@ -7274,23 +7286,6 @@
     <w:p>
       <w:pPr>
         <w:pStyle w:val="Prrafodelista"/>
-        <w:spacing w:after="0" w:line="240" w:lineRule="auto"/>
-        <w:ind w:left="567"/>
-        <w:jc w:val="both"/>
-        <w:rPr>
-          <w:rFonts w:ascii="Arial Narrow" w:eastAsia="Arial Narrow" w:hAnsi="Arial Narrow" w:cs="Arial Narrow"/>
-          <w:color w:val="000000"/>
-          <w:kern w:val="0"/>
-          <w:sz w:val="22"/>
-          <w:szCs w:val="22"/>
-          <w:lang w:val="es-ES" w:eastAsia="es-ES"/>
-          <w14:ligatures w14:val="none"/>
-        </w:rPr>
-      </w:pPr>
-    </w:p>
-    <w:p>
-      <w:pPr>
-        <w:pStyle w:val="Prrafodelista"/>
         <w:numPr>
           <w:ilvl w:val="0"/>
           <w:numId w:val="5"/>
@@ -7368,7 +7363,19 @@
           <w:lang w:eastAsia="es-PE"/>
           <w14:ligatures w14:val="none"/>
         </w:rPr>
-        <w:t xml:space="preserve">PRIMERO: admitir a trámite la denuncia del 8 de setiembre de 2025, complementado con el escrito del 15 de octubre de 2025, interpuesta por la señora [DENUNCIANTE] contra Charles Taylor Ajustadores de Seguros S.A.; Mapfre Perú Compañía de Seguros y Reaseguros S.A. y W. Moller Organización Internacional de Ajustadores y Peritos de Seguros S.A.C., por lo siguiente:</w:t>
+        <w:t xml:space="preserve">PRIMERO:</w:t>
+      </w:r>
+      <w:r>
+        <w:rPr>
+          <w:rFonts w:ascii="Arial Narrow" w:eastAsia="Arial Narrow" w:hAnsi="Arial Narrow" w:cs="Arial Narrow"/>
+          <w:color w:val="000000"/>
+          <w:kern w:val="0"/>
+          <w:sz w:val="22"/>
+          <w:szCs w:val="22"/>
+          <w:lang w:eastAsia="es-PE"/>
+          <w14:ligatures w14:val="none"/>
+        </w:rPr>
+        <w:t xml:space="preserve"> admitir a trámite la denuncia del 8 de setiembre de 2025, complementado con el escrito del 15 de octubre de 2025, interpuesta por la señora [DENUNCIANTE] contra Charles Taylor Ajustadores de Seguros S.A.; Mapfre Perú Compañía de Seguros y Reaseguros S.A. y W. Moller Organización Internacional de Ajustadores y Peritos de Seguros S.A.C., por lo siguiente:</w:t>
       </w:r>
       <w:r>
         <w:rPr>
@@ -7449,7 +7456,6 @@
       <w:r>
         <w:rPr>
           <w:rFonts w:ascii="Arial Narrow" w:eastAsia="Arial Narrow" w:hAnsi="Arial Narrow" w:cs="Arial Narrow"/>
-          <w:bCs/>
           <w:sz w:val="22"/>
           <w:szCs w:val="22"/>
         </w:rPr>
@@ -9295,7 +9301,19 @@
           <w:lang w:eastAsia="es-PE"/>
           <w14:ligatures w14:val="none"/>
         </w:rPr>
-        <w:t xml:space="preserve">TERCERO: </w:t>
+        <w:t xml:space="preserve">TERCERO:</w:t>
+      </w:r>
+      <w:r>
+        <w:rPr>
+          <w:rFonts w:ascii="Arial Narrow" w:eastAsia="Arial Narrow" w:hAnsi="Arial Narrow" w:cs="Arial Narrow"/>
+          <w:color w:val="000000"/>
+          <w:kern w:val="0"/>
+          <w:sz w:val="22"/>
+          <w:szCs w:val="22"/>
+          <w:lang w:eastAsia="es-PE"/>
+          <w14:ligatures w14:val="none"/>
+        </w:rPr>
+        <w:t xml:space="preserve"> </w:t>
       </w:r>
       <w:r>
         <w:rPr>
@@ -9312,7 +9330,6 @@
       <w:r>
         <w:rPr>
           <w:rFonts w:ascii="Arial Narrow" w:eastAsia="Arial Narrow" w:hAnsi="Arial Narrow" w:cs="Arial Narrow"/>
-          <w:bCs/>
           <w:sz w:val="22"/>
           <w:szCs w:val="22"/>
         </w:rPr>
@@ -9321,7 +9338,6 @@
       <w:r>
         <w:rPr>
           <w:rFonts w:ascii="Arial Narrow" w:eastAsia="Arial Narrow" w:hAnsi="Arial Narrow" w:cs="Arial Narrow"/>
-          <w:bCs/>
           <w:sz w:val="22"/>
           <w:szCs w:val="22"/>
         </w:rPr>
@@ -9693,7 +9709,15 @@
           <w:sz w:val="22"/>
           <w:szCs w:val="22"/>
         </w:rPr>
-        <w:t xml:space="preserve">CUARTO: </w:t>
+        <w:t xml:space="preserve">CUARTO:</w:t>
+      </w:r>
+      <w:r>
+        <w:rPr>
+          <w:rFonts w:ascii="Arial Narrow" w:eastAsia="Arial Narrow" w:hAnsi="Arial Narrow" w:cs="Arial Narrow"/>
+          <w:sz w:val="22"/>
+          <w:szCs w:val="22"/>
+        </w:rPr>
+        <w:t xml:space="preserve"> </w:t>
       </w:r>
       <w:r>
         <w:rPr>
@@ -9715,7 +9739,7 @@
           <w:lang w:val="es-ES" w:eastAsia="es-ES"/>
           <w14:ligatures w14:val="none"/>
         </w:rPr>
-        <w:footnoteReference w:id="12"/>
+        <w:footnoteReference w:id="7"/>
       </w:r>
       <w:r>
         <w:rPr>
@@ -9737,7 +9761,7 @@
           <w:lang w:val="es-ES" w:eastAsia="es-ES"/>
           <w14:ligatures w14:val="none"/>
         </w:rPr>
-        <w:footnoteReference w:id="13"/>
+        <w:footnoteReference w:id="8"/>
       </w:r>
       <w:r>
         <w:rPr>
@@ -9788,7 +9812,19 @@
           <w:lang w:eastAsia="es-PE"/>
           <w14:ligatures w14:val="none"/>
         </w:rPr>
-        <w:t xml:space="preserve">QUINTO: </w:t>
+        <w:t xml:space="preserve">QUINTO:</w:t>
+      </w:r>
+      <w:r>
+        <w:rPr>
+          <w:rFonts w:ascii="Arial Narrow" w:eastAsia="Arial Narrow" w:hAnsi="Arial Narrow" w:cs="Arial Narrow"/>
+          <w:color w:val="000000"/>
+          <w:kern w:val="0"/>
+          <w:sz w:val="22"/>
+          <w:szCs w:val="22"/>
+          <w:lang w:eastAsia="es-PE"/>
+          <w14:ligatures w14:val="none"/>
+        </w:rPr>
+        <w:t xml:space="preserve"> </w:t>
       </w:r>
       <w:bookmarkStart w:id="6" w:name="_Hlk188286813"/>
       <w:r>
@@ -9844,7 +9880,6 @@
       <w:r>
         <w:rPr>
           <w:rFonts w:ascii="Arial Narrow" w:eastAsia="Arial Narrow" w:hAnsi="Arial Narrow" w:cs="Arial Narrow"/>
-          <w:bCs/>
           <w:sz w:val="22"/>
           <w:szCs w:val="22"/>
         </w:rPr>
@@ -10016,7 +10051,19 @@
           <w:lang w:eastAsia="es-PE"/>
           <w14:ligatures w14:val="none"/>
         </w:rPr>
-        <w:t xml:space="preserve">SEXTO: </w:t>
+        <w:t xml:space="preserve">SEXTO:</w:t>
+      </w:r>
+      <w:r>
+        <w:rPr>
+          <w:rFonts w:ascii="Arial Narrow" w:eastAsia="Arial Narrow" w:hAnsi="Arial Narrow" w:cs="Arial Narrow"/>
+          <w:color w:val="000000"/>
+          <w:kern w:val="0"/>
+          <w:sz w:val="22"/>
+          <w:szCs w:val="22"/>
+          <w:lang w:eastAsia="es-PE"/>
+          <w14:ligatures w14:val="none"/>
+        </w:rPr>
+        <w:t xml:space="preserve"> </w:t>
       </w:r>
       <w:r>
         <w:rPr>
@@ -10182,7 +10229,19 @@
           <w:lang w:eastAsia="es-PE"/>
           <w14:ligatures w14:val="none"/>
         </w:rPr>
-        <w:t xml:space="preserve">SÉTIMO: </w:t>
+        <w:t xml:space="preserve">SÉTIMO:</w:t>
+      </w:r>
+      <w:r>
+        <w:rPr>
+          <w:rFonts w:ascii="Arial Narrow" w:eastAsia="Arial Narrow" w:hAnsi="Arial Narrow" w:cs="Arial Narrow"/>
+          <w:color w:val="000000"/>
+          <w:kern w:val="0"/>
+          <w:sz w:val="22"/>
+          <w:szCs w:val="22"/>
+          <w:lang w:eastAsia="es-PE"/>
+          <w14:ligatures w14:val="none"/>
+        </w:rPr>
+        <w:t xml:space="preserve"> </w:t>
       </w:r>
       <w:r>
         <w:rPr>
@@ -10371,9 +10430,121 @@
           <w:sz w:val="22"/>
           <w:szCs w:val="22"/>
         </w:rPr>
-        <w:t xml:space="preserve">OCTAVO: informar a la señora [DENUNCIANTE] que sobre su solicitud, presentada el 15 de octubre de 2025, de que se programe una audiencia de conciliación con los representantes de todos los proveedores denunciados, será evaluada oportunamente.</w:t>
-      </w:r>
-      <w:r>
+        <w:t xml:space="preserve">OCTAVO:</w:t>
+      </w:r>
+      <w:r>
+        <w:rPr>
+          <w:rFonts w:ascii="Arial Narrow" w:eastAsia="Arial Narrow" w:hAnsi="Arial Narrow" w:cs="Arial Narrow"/>
+          <w:kern w:val="0"/>
+          <w14:ligatures w14:val="none"/>
+          <w:sz w:val="22"/>
+          <w:szCs w:val="22"/>
+        </w:rPr>
+        <w:t xml:space="preserve"> informar a la señora [DENUNCIANTE] que sobre su solicitud, presentada el 15 de octubre de 2025, de que se programe una audiencia de conciliación con los representantes de todos los proveedores denunciados, será evaluada oportunamente.</w:t>
+      </w:r>
+      <w:r>
+        <w:rPr>
+          <w:rFonts w:ascii="Arial Narrow" w:eastAsia="Arial Narrow" w:hAnsi="Arial Narrow" w:cs="Arial Narrow"/>
+          <w:color w:val="000000"/>
+          <w:kern w:val="0"/>
+          <w:sz w:val="22"/>
+          <w:szCs w:val="22"/>
+          <w:lang w:eastAsia="es-PE"/>
+          <w14:ligatures w14:val="none"/>
+        </w:rPr>
+        <w:t/>
+      </w:r>
+      <w:r>
+        <w:rPr>
+          <w:rFonts w:ascii="Arial Narrow" w:eastAsia="Arial Narrow" w:hAnsi="Arial Narrow" w:cs="Arial Narrow"/>
+          <w:color w:val="000000"/>
+          <w:kern w:val="0"/>
+          <w:sz w:val="22"/>
+          <w:szCs w:val="22"/>
+          <w:lang w:eastAsia="es-PE"/>
+          <w14:ligatures w14:val="none"/>
+        </w:rPr>
+        <w:t xml:space="preserve"/>
+      </w:r>
+      <w:proofErr w:type="gramStart"/>
+      <w:r>
+        <w:rPr>
+          <w:rFonts w:ascii="Arial Narrow" w:eastAsia="Arial Narrow" w:hAnsi="Arial Narrow" w:cs="Arial Narrow"/>
+          <w:color w:val="000000"/>
+          <w:kern w:val="0"/>
+          <w:sz w:val="22"/>
+          <w:szCs w:val="22"/>
+          <w:lang w:eastAsia="es-PE"/>
+          <w14:ligatures w14:val="none"/>
+        </w:rPr>
+        <w:t/>
+      </w:r>
+      <w:proofErr w:type="gramEnd"/>
+      <w:r>
+        <w:rPr>
+          <w:rFonts w:ascii="Arial Narrow" w:eastAsia="Arial Narrow" w:hAnsi="Arial Narrow" w:cs="Arial Narrow"/>
+          <w:color w:val="000000"/>
+          <w:kern w:val="0"/>
+          <w:sz w:val="22"/>
+          <w:szCs w:val="22"/>
+          <w:lang w:eastAsia="es-PE"/>
+          <w14:ligatures w14:val="none"/>
+        </w:rPr>
+        <w:t xml:space="preserve"/>
+      </w:r>
+      <w:r>
+        <w:rPr>
+          <w:rFonts w:ascii="Arial Narrow" w:eastAsia="Arial Narrow" w:hAnsi="Arial Narrow" w:cs="Arial Narrow"/>
+          <w:color w:val="000000"/>
+          <w:kern w:val="0"/>
+          <w:sz w:val="22"/>
+          <w:szCs w:val="22"/>
+          <w:lang w:eastAsia="es-PE"/>
+          <w14:ligatures w14:val="none"/>
+        </w:rPr>
+        <w:t xml:space="preserve"/>
+      </w:r>
+      <w:r>
+        <w:rPr>
+          <w:rFonts w:ascii="Arial Narrow" w:eastAsia="Arial Narrow" w:hAnsi="Arial Narrow" w:cs="Arial Narrow"/>
+          <w:color w:val="000000"/>
+          <w:kern w:val="0"/>
+          <w:sz w:val="22"/>
+          <w:szCs w:val="22"/>
+          <w:lang w:eastAsia="es-PE"/>
+          <w14:ligatures w14:val="none"/>
+        </w:rPr>
+        <w:t xml:space="preserve"/>
+      </w:r>
+      <w:r>
+        <w:rPr>
+          <w:rFonts w:ascii="Arial Narrow" w:eastAsia="Arial Narrow" w:hAnsi="Arial Narrow" w:cs="Arial Narrow"/>
+          <w:color w:val="000000"/>
+          <w:kern w:val="0"/>
+          <w:sz w:val="22"/>
+          <w:szCs w:val="22"/>
+          <w:lang w:val="es-ES" w:eastAsia="es-ES"/>
+          <w14:ligatures w14:val="none"/>
+        </w:rPr>
+        <w:t xml:space="preserve"/>
+      </w:r>
+      <w:r>
+        <w:rPr>
+          <w:rFonts w:ascii="Arial Narrow" w:eastAsia="Arial Narrow" w:hAnsi="Arial Narrow" w:cs="Arial Narrow"/>
+          <w:color w:val="000000"/>
+          <w:kern w:val="0"/>
+          <w:sz w:val="22"/>
+          <w:szCs w:val="22"/>
+          <w:lang w:val="es-ES" w:eastAsia="es-ES"/>
+          <w14:ligatures w14:val="none"/>
+        </w:rPr>
+        <w:t/>
+      </w:r>
+    </w:p>
+    <w:p>
+      <w:pPr>
+        <w:spacing w:after="0" w:line="240" w:lineRule="auto"/>
+        <w:jc w:val="both"/>
         <w:rPr>
           <w:rFonts w:ascii="Arial Narrow" w:eastAsia="Arial Narrow" w:hAnsi="Arial Narrow" w:cs="Arial Narrow"/>
           <w:b/>
@@ -10381,6 +10552,83 @@
           <w:kern w:val="0"/>
           <w:sz w:val="22"/>
           <w:szCs w:val="22"/>
+          <w:lang w:val="es-ES" w:eastAsia="es-PE"/>
+          <w14:ligatures w14:val="none"/>
+        </w:rPr>
+      </w:pPr>
+    </w:p>
+    <w:p>
+      <w:pPr>
+        <w:spacing w:after="0" w:line="240" w:lineRule="auto"/>
+        <w:jc w:val="both"/>
+        <w:rPr>
+          <w:rFonts w:ascii="Arial Narrow" w:eastAsia="Arial Narrow" w:hAnsi="Arial Narrow" w:cs="Arial Narrow"/>
+          <w:color w:val="000000"/>
+          <w:kern w:val="0"/>
+          <w:sz w:val="22"/>
+          <w:szCs w:val="22"/>
+          <w:lang w:eastAsia="es-PE"/>
+          <w14:ligatures w14:val="none"/>
+        </w:rPr>
+      </w:pPr>
+      <w:r>
+        <w:rPr>
+          <w:rFonts w:ascii="Arial Narrow" w:eastAsia="Arial Narrow" w:hAnsi="Arial Narrow" w:cs="Arial Narrow"/>
+          <w:b/>
+          <w:color w:val="000000"/>
+          <w:kern w:val="0"/>
+          <w:sz w:val="22"/>
+          <w:szCs w:val="22"/>
+          <w:lang w:eastAsia="es-PE"/>
+          <w14:ligatures w14:val="none"/>
+        </w:rPr>
+        <w:t>NOVENO</w:t>
+      </w:r>
+      <w:r>
+        <w:rPr>
+          <w:rFonts w:ascii="Arial Narrow" w:eastAsia="Arial Narrow" w:hAnsi="Arial Narrow" w:cs="Arial Narrow"/>
+          <w:b/>
+          <w:color w:val="000000"/>
+          <w:kern w:val="0"/>
+          <w:sz w:val="22"/>
+          <w:szCs w:val="22"/>
+          <w:lang w:eastAsia="es-PE"/>
+          <w14:ligatures w14:val="none"/>
+        </w:rPr>
+        <w:t>:</w:t>
+      </w:r>
+      <w:r>
+        <w:rPr>
+          <w:rFonts w:ascii="Arial Narrow" w:eastAsia="Arial Narrow" w:hAnsi="Arial Narrow" w:cs="Arial Narrow"/>
+          <w:color w:val="000000"/>
+          <w:kern w:val="0"/>
+          <w:sz w:val="22"/>
+          <w:szCs w:val="22"/>
+          <w:lang w:eastAsia="es-PE"/>
+          <w14:ligatures w14:val="none"/>
+        </w:rPr>
+        <w:t xml:space="preserve"> </w:t>
+      </w:r>
+      <w:bookmarkStart w:id="8" w:name="_Hlk188286915"/>
+      <w:r>
+        <w:rPr>
+          <w:rFonts w:ascii="Arial Narrow" w:eastAsia="Arial Narrow" w:hAnsi="Arial Narrow" w:cs="Arial Narrow"/>
+          <w:color w:val="000000"/>
+          <w:kern w:val="0"/>
+          <w:sz w:val="22"/>
+          <w:szCs w:val="22"/>
+          <w:lang w:eastAsia="es-PE"/>
+          <w14:ligatures w14:val="none"/>
+        </w:rPr>
+        <w:t>informar a las partes que el artículo 110</w:t>
+      </w:r>
+      <w:r>
+        <w:rPr>
+          <w:rFonts w:ascii="Arial Narrow" w:eastAsia="Arial Narrow" w:hAnsi="Arial Narrow" w:cs="Arial Narrow"/>
+          <w:color w:val="000000"/>
+          <w:kern w:val="0"/>
+          <w:sz w:val="22"/>
+          <w:szCs w:val="22"/>
           <w:lang w:eastAsia="es-PE"/>
           <w14:ligatures w14:val="none"/>
         </w:rPr>
@@ -10396,9 +10644,34 @@
           <w:lang w:eastAsia="es-PE"/>
           <w14:ligatures w14:val="none"/>
         </w:rPr>
-        <w:t xml:space="preserve"/>
-      </w:r>
-      <w:proofErr w:type="gramStart"/>
+        <w:t xml:space="preserve"> de la Ley 29571, Código de Protección y Defensa del Consumidor</w:t>
+      </w:r>
+      <w:r>
+        <w:rPr>
+          <w:rStyle w:val="Refdenotaalpie"/>
+          <w:rFonts w:ascii="Arial Narrow" w:eastAsia="Arial Narrow" w:hAnsi="Arial Narrow" w:cs="Arial Narrow"/>
+          <w:color w:val="000000"/>
+          <w:kern w:val="0"/>
+          <w:sz w:val="22"/>
+          <w:szCs w:val="22"/>
+          <w:vertAlign w:val="superscript"/>
+          <w:lang w:eastAsia="es-PE"/>
+          <w14:ligatures w14:val="none"/>
+        </w:rPr>
+        <w:footnoteReference w:id="9"/>
+      </w:r>
+      <w:r>
+        <w:rPr>
+          <w:rFonts w:ascii="Arial Narrow" w:eastAsia="Arial Narrow" w:hAnsi="Arial Narrow" w:cs="Arial Narrow"/>
+          <w:color w:val="000000"/>
+          <w:kern w:val="0"/>
+          <w:sz w:val="22"/>
+          <w:szCs w:val="22"/>
+          <w:lang w:eastAsia="es-PE"/>
+          <w14:ligatures w14:val="none"/>
+        </w:rPr>
+        <w:t>, faculta a la Comisión a calificar las infracciones de la referida norma como leves, graves o muy graves e imponer sanciones que van desde una amonestación hasta una multa por un máximo de 450 Unidades Impositivas Tributarias, sin perjuicio de las medidas correctivas, reparadoras y complementarias, que puedan ordenarse de acuerdo a lo estipulado en los artículos 114</w:t>
+      </w:r>
       <w:r>
         <w:rPr>
           <w:rFonts w:ascii="Arial Narrow" w:eastAsia="Arial Narrow" w:hAnsi="Arial Narrow" w:cs="Arial Narrow"/>
@@ -10411,148 +10684,41 @@
         </w:rPr>
         <w:t/>
       </w:r>
-      <w:proofErr w:type="gramEnd"/>
-      <w:r>
-        <w:rPr>
-          <w:rFonts w:ascii="Arial Narrow" w:eastAsia="Arial Narrow" w:hAnsi="Arial Narrow" w:cs="Arial Narrow"/>
-          <w:color w:val="000000"/>
-          <w:kern w:val="0"/>
-          <w:sz w:val="22"/>
-          <w:szCs w:val="22"/>
-          <w:lang w:eastAsia="es-PE"/>
-          <w14:ligatures w14:val="none"/>
-        </w:rPr>
-        <w:t xml:space="preserve"/>
-      </w:r>
-      <w:r>
-        <w:rPr>
-          <w:rFonts w:ascii="Arial Narrow" w:eastAsia="Arial Narrow" w:hAnsi="Arial Narrow" w:cs="Arial Narrow"/>
-          <w:color w:val="000000"/>
-          <w:kern w:val="0"/>
-          <w:sz w:val="22"/>
-          <w:szCs w:val="22"/>
-          <w:lang w:eastAsia="es-PE"/>
-          <w14:ligatures w14:val="none"/>
-        </w:rPr>
-        <w:t xml:space="preserve"/>
-      </w:r>
-      <w:r>
-        <w:rPr>
-          <w:rFonts w:ascii="Arial Narrow" w:eastAsia="Arial Narrow" w:hAnsi="Arial Narrow" w:cs="Arial Narrow"/>
-          <w:color w:val="000000"/>
-          <w:kern w:val="0"/>
-          <w:sz w:val="22"/>
-          <w:szCs w:val="22"/>
-          <w:lang w:eastAsia="es-PE"/>
-          <w14:ligatures w14:val="none"/>
-        </w:rPr>
-        <w:t xml:space="preserve"/>
-      </w:r>
-      <w:r>
-        <w:rPr>
-          <w:rFonts w:ascii="Arial Narrow" w:eastAsia="Arial Narrow" w:hAnsi="Arial Narrow" w:cs="Arial Narrow"/>
-          <w:color w:val="000000"/>
-          <w:kern w:val="0"/>
-          <w:sz w:val="22"/>
-          <w:szCs w:val="22"/>
-          <w:lang w:val="es-ES" w:eastAsia="es-ES"/>
-          <w14:ligatures w14:val="none"/>
-        </w:rPr>
-        <w:t xml:space="preserve"/>
-      </w:r>
-      <w:r>
-        <w:rPr>
-          <w:rFonts w:ascii="Arial Narrow" w:eastAsia="Arial Narrow" w:hAnsi="Arial Narrow" w:cs="Arial Narrow"/>
-          <w:color w:val="000000"/>
-          <w:kern w:val="0"/>
-          <w:sz w:val="22"/>
-          <w:szCs w:val="22"/>
-          <w:lang w:val="es-ES" w:eastAsia="es-ES"/>
+      <w:r>
+        <w:rPr>
+          <w:rFonts w:ascii="Arial Narrow" w:eastAsia="Arial Narrow" w:hAnsi="Arial Narrow" w:cs="Arial Narrow"/>
+          <w:color w:val="000000"/>
+          <w:kern w:val="0"/>
+          <w:sz w:val="22"/>
+          <w:szCs w:val="22"/>
+          <w:lang w:eastAsia="es-PE"/>
+          <w14:ligatures w14:val="none"/>
+        </w:rPr>
+        <w:t>, 115</w:t>
+      </w:r>
+      <w:r>
+        <w:rPr>
+          <w:rFonts w:ascii="Arial Narrow" w:eastAsia="Arial Narrow" w:hAnsi="Arial Narrow" w:cs="Arial Narrow"/>
+          <w:color w:val="000000"/>
+          <w:kern w:val="0"/>
+          <w:sz w:val="22"/>
+          <w:szCs w:val="22"/>
+          <w:lang w:eastAsia="es-PE"/>
           <w14:ligatures w14:val="none"/>
         </w:rPr>
         <w:t/>
       </w:r>
-    </w:p>
-    <w:p>
-      <w:pPr>
-        <w:spacing w:after="0" w:line="240" w:lineRule="auto"/>
-        <w:jc w:val="both"/>
-        <w:rPr>
-          <w:rFonts w:ascii="Arial Narrow" w:eastAsia="Arial Narrow" w:hAnsi="Arial Narrow" w:cs="Arial Narrow"/>
-          <w:b/>
-          <w:color w:val="000000"/>
-          <w:kern w:val="0"/>
-          <w:sz w:val="22"/>
-          <w:szCs w:val="22"/>
-          <w:lang w:val="es-ES" w:eastAsia="es-PE"/>
-          <w14:ligatures w14:val="none"/>
-        </w:rPr>
-      </w:pPr>
-    </w:p>
-    <w:p>
-      <w:pPr>
-        <w:spacing w:after="0" w:line="240" w:lineRule="auto"/>
-        <w:jc w:val="both"/>
-        <w:rPr>
-          <w:rFonts w:ascii="Arial Narrow" w:eastAsia="Arial Narrow" w:hAnsi="Arial Narrow" w:cs="Arial Narrow"/>
-          <w:color w:val="000000"/>
-          <w:kern w:val="0"/>
-          <w:sz w:val="22"/>
-          <w:szCs w:val="22"/>
-          <w:lang w:eastAsia="es-PE"/>
-          <w14:ligatures w14:val="none"/>
-        </w:rPr>
-      </w:pPr>
-      <w:r>
-        <w:rPr>
-          <w:rFonts w:ascii="Arial Narrow" w:eastAsia="Arial Narrow" w:hAnsi="Arial Narrow" w:cs="Arial Narrow"/>
-          <w:b/>
-          <w:color w:val="000000"/>
-          <w:kern w:val="0"/>
-          <w:sz w:val="22"/>
-          <w:szCs w:val="22"/>
-          <w:lang w:eastAsia="es-PE"/>
-          <w14:ligatures w14:val="none"/>
-        </w:rPr>
-        <w:t>NOVENO</w:t>
-      </w:r>
-      <w:r>
-        <w:rPr>
-          <w:rFonts w:ascii="Arial Narrow" w:eastAsia="Arial Narrow" w:hAnsi="Arial Narrow" w:cs="Arial Narrow"/>
-          <w:b/>
-          <w:color w:val="000000"/>
-          <w:kern w:val="0"/>
-          <w:sz w:val="22"/>
-          <w:szCs w:val="22"/>
-          <w:lang w:eastAsia="es-PE"/>
-          <w14:ligatures w14:val="none"/>
-        </w:rPr>
-        <w:t>:</w:t>
-      </w:r>
-      <w:r>
-        <w:rPr>
-          <w:rFonts w:ascii="Arial Narrow" w:eastAsia="Arial Narrow" w:hAnsi="Arial Narrow" w:cs="Arial Narrow"/>
-          <w:color w:val="000000"/>
-          <w:kern w:val="0"/>
-          <w:sz w:val="22"/>
-          <w:szCs w:val="22"/>
-          <w:lang w:eastAsia="es-PE"/>
-          <w14:ligatures w14:val="none"/>
-        </w:rPr>
-        <w:t xml:space="preserve"> </w:t>
-      </w:r>
-      <w:bookmarkStart w:id="8" w:name="_Hlk188286915"/>
-      <w:r>
-        <w:rPr>
-          <w:rFonts w:ascii="Arial Narrow" w:eastAsia="Arial Narrow" w:hAnsi="Arial Narrow" w:cs="Arial Narrow"/>
-          <w:color w:val="000000"/>
-          <w:kern w:val="0"/>
-          <w:sz w:val="22"/>
-          <w:szCs w:val="22"/>
-          <w:lang w:eastAsia="es-PE"/>
-          <w14:ligatures w14:val="none"/>
-        </w:rPr>
-        <w:t>informar a las partes que el artículo 110</w:t>
+      <w:r>
+        <w:rPr>
+          <w:rFonts w:ascii="Arial Narrow" w:eastAsia="Arial Narrow" w:hAnsi="Arial Narrow" w:cs="Arial Narrow"/>
+          <w:color w:val="000000"/>
+          <w:kern w:val="0"/>
+          <w:sz w:val="22"/>
+          <w:szCs w:val="22"/>
+          <w:lang w:eastAsia="es-PE"/>
+          <w14:ligatures w14:val="none"/>
+        </w:rPr>
+        <w:t xml:space="preserve"> y 116</w:t>
       </w:r>
       <w:r>
         <w:rPr>
@@ -10576,7 +10742,7 @@
           <w:lang w:eastAsia="es-PE"/>
           <w14:ligatures w14:val="none"/>
         </w:rPr>
-        <w:t xml:space="preserve"> de la Ley 29571, Código de Protección y Defensa del Consumidor</w:t>
+        <w:t xml:space="preserve"> de la referida norma</w:t>
       </w:r>
       <w:r>
         <w:rPr>
@@ -10590,105 +10756,7 @@
           <w:lang w:eastAsia="es-PE"/>
           <w14:ligatures w14:val="none"/>
         </w:rPr>
-        <w:footnoteReference w:id="7"/>
-      </w:r>
-      <w:r>
-        <w:rPr>
-          <w:rFonts w:ascii="Arial Narrow" w:eastAsia="Arial Narrow" w:hAnsi="Arial Narrow" w:cs="Arial Narrow"/>
-          <w:color w:val="000000"/>
-          <w:kern w:val="0"/>
-          <w:sz w:val="22"/>
-          <w:szCs w:val="22"/>
-          <w:lang w:eastAsia="es-PE"/>
-          <w14:ligatures w14:val="none"/>
-        </w:rPr>
-        <w:t>, faculta a la Comisión a calificar las infracciones de la referida norma como leves, graves o muy graves e imponer sanciones que van desde una amonestación hasta una multa por un máximo de 450 Unidades Impositivas Tributarias, sin perjuicio de las medidas correctivas, reparadoras y complementarias, que puedan ordenarse de acuerdo a lo estipulado en los artículos 114</w:t>
-      </w:r>
-      <w:r>
-        <w:rPr>
-          <w:rFonts w:ascii="Arial Narrow" w:eastAsia="Arial Narrow" w:hAnsi="Arial Narrow" w:cs="Arial Narrow"/>
-          <w:color w:val="000000"/>
-          <w:kern w:val="0"/>
-          <w:sz w:val="22"/>
-          <w:szCs w:val="22"/>
-          <w:lang w:eastAsia="es-PE"/>
-          <w14:ligatures w14:val="none"/>
-        </w:rPr>
-        <w:t/>
-      </w:r>
-      <w:r>
-        <w:rPr>
-          <w:rFonts w:ascii="Arial Narrow" w:eastAsia="Arial Narrow" w:hAnsi="Arial Narrow" w:cs="Arial Narrow"/>
-          <w:color w:val="000000"/>
-          <w:kern w:val="0"/>
-          <w:sz w:val="22"/>
-          <w:szCs w:val="22"/>
-          <w:lang w:eastAsia="es-PE"/>
-          <w14:ligatures w14:val="none"/>
-        </w:rPr>
-        <w:t>, 115</w:t>
-      </w:r>
-      <w:r>
-        <w:rPr>
-          <w:rFonts w:ascii="Arial Narrow" w:eastAsia="Arial Narrow" w:hAnsi="Arial Narrow" w:cs="Arial Narrow"/>
-          <w:color w:val="000000"/>
-          <w:kern w:val="0"/>
-          <w:sz w:val="22"/>
-          <w:szCs w:val="22"/>
-          <w:lang w:eastAsia="es-PE"/>
-          <w14:ligatures w14:val="none"/>
-        </w:rPr>
-        <w:t/>
-      </w:r>
-      <w:r>
-        <w:rPr>
-          <w:rFonts w:ascii="Arial Narrow" w:eastAsia="Arial Narrow" w:hAnsi="Arial Narrow" w:cs="Arial Narrow"/>
-          <w:color w:val="000000"/>
-          <w:kern w:val="0"/>
-          <w:sz w:val="22"/>
-          <w:szCs w:val="22"/>
-          <w:lang w:eastAsia="es-PE"/>
-          <w14:ligatures w14:val="none"/>
-        </w:rPr>
-        <w:t xml:space="preserve"> y 116</w:t>
-      </w:r>
-      <w:r>
-        <w:rPr>
-          <w:rFonts w:ascii="Arial Narrow" w:eastAsia="Arial Narrow" w:hAnsi="Arial Narrow" w:cs="Arial Narrow"/>
-          <w:color w:val="000000"/>
-          <w:kern w:val="0"/>
-          <w:sz w:val="22"/>
-          <w:szCs w:val="22"/>
-          <w:lang w:eastAsia="es-PE"/>
-          <w14:ligatures w14:val="none"/>
-        </w:rPr>
-        <w:t/>
-      </w:r>
-      <w:r>
-        <w:rPr>
-          <w:rFonts w:ascii="Arial Narrow" w:eastAsia="Arial Narrow" w:hAnsi="Arial Narrow" w:cs="Arial Narrow"/>
-          <w:color w:val="000000"/>
-          <w:kern w:val="0"/>
-          <w:sz w:val="22"/>
-          <w:szCs w:val="22"/>
-          <w:lang w:eastAsia="es-PE"/>
-          <w14:ligatures w14:val="none"/>
-        </w:rPr>
-        <w:t xml:space="preserve"> de la referida norma</w:t>
-      </w:r>
-      <w:r>
-        <w:rPr>
-          <w:rStyle w:val="Refdenotaalpie"/>
-          <w:rFonts w:ascii="Arial Narrow" w:eastAsia="Arial Narrow" w:hAnsi="Arial Narrow" w:cs="Arial Narrow"/>
-          <w:color w:val="000000"/>
-          <w:kern w:val="0"/>
-          <w:sz w:val="22"/>
-          <w:szCs w:val="22"/>
-          <w:vertAlign w:val="superscript"/>
-          <w:lang w:eastAsia="es-PE"/>
-          <w14:ligatures w14:val="none"/>
-        </w:rPr>
-        <w:footnoteReference w:id="8"/>
+        <w:footnoteReference w:id="10"/>
       </w:r>
       <w:r>
         <w:rPr>
@@ -10752,7 +10820,7 @@
           <w:lang w:eastAsia="es-PE"/>
           <w14:ligatures w14:val="none"/>
         </w:rPr>
-        <w:footnoteReference w:id="9"/>
+        <w:footnoteReference w:id="11"/>
       </w:r>
       <w:r>
         <w:rPr>
@@ -11022,7 +11090,7 @@
           <w:vertAlign w:val="superscript"/>
           <w14:ligatures w14:val="none"/>
         </w:rPr>
-        <w:footnoteReference w:id="10"/>
+        <w:footnoteReference w:id="12"/>
       </w:r>
       <w:r>
         <w:rPr>
@@ -11040,7 +11108,6 @@
           <w:kern w:val="0"/>
           <w:sz w:val="22"/>
           <w:szCs w:val="22"/>
-          <w:u w:val="single"/>
           <w14:ligatures w14:val="none"/>
         </w:rPr>
         <w:t>expresamente su facultad para asistir y conciliar en su representación</w:t>
@@ -11071,7 +11138,6 @@
           <w:kern w:val="0"/>
           <w:sz w:val="22"/>
           <w:szCs w:val="22"/>
-          <w:u w:val="single"/>
           <w14:ligatures w14:val="none"/>
         </w:rPr>
         <w:t xml:space="preserve">Ello bajo apercibimiento de no realizar la audiencia de conciliación y levantar el acta de inasistencia correspondiente. </w:t>
@@ -11214,15 +11280,23 @@
           <w:sz w:val="22"/>
           <w:szCs w:val="22"/>
         </w:rPr>
-        <w:t xml:space="preserve">DÉCIMO TERCERO: </w:t>
-      </w:r>
-      <w:r>
-        <w:rPr>
-          <w:rFonts w:ascii="Arial Narrow" w:eastAsia="Arial Narrow" w:hAnsi="Arial Narrow" w:cs="Arial Narrow"/>
-          <w:sz w:val="22"/>
-          <w:szCs w:val="22"/>
-        </w:rPr>
-        <w:t xml:space="preserve">requerir a la señora [DENUNCIANTE] y a Charles Taylor Ajustadores de Seguros S.A. para que, dentro del plazo de dos (2) días hábiles siguientes a la fecha en que reciban la notificación en sus bandejas de correo electrónico, efectúen la confirmación de recepción de la notificación remitida por este despacho a sus correos electrónicos, de conformidad con el segundo párrafo del numeral 4 del artículo 20 del Texto Único Ordenado de la Ley del Procedimiento Administrativo General, aprobado mediante Decreto Supremo 006-2026-JUS, bajo apercibimiento de rehacer el acto de notificación y notificarle conforme al numeral 1 del artículo 20 del citado cuerpo normativo.</w:t>
+        <w:t xml:space="preserve">DÉCIMO TERCERO:</w:t>
+      </w:r>
+      <w:r>
+        <w:rPr>
+          <w:rFonts w:ascii="Arial Narrow" w:eastAsia="Arial Narrow" w:hAnsi="Arial Narrow" w:cs="Arial Narrow"/>
+          <w:sz w:val="22"/>
+          <w:szCs w:val="22"/>
+        </w:rPr>
+        <w:t xml:space="preserve"> </w:t>
+      </w:r>
+      <w:r>
+        <w:rPr>
+          <w:rFonts w:ascii="Arial Narrow" w:eastAsia="Arial Narrow" w:hAnsi="Arial Narrow" w:cs="Arial Narrow"/>
+          <w:sz w:val="22"/>
+          <w:szCs w:val="22"/>
+        </w:rPr>
+        <w:t xml:space="preserve">requerir a la señora [DENUNCIANTE] y a Charles Taylor Ajustadores de Seguros S.A. para que, dentro del plazo de dos (2) días hábiles siguientes a la fecha en que reciban la notificación en sus bandejas de correo electrónico, efectúen la confirmación de recepción de la notificación remitida por este despacho a sus correos electrónicos, de conformidad con el segundo párrafo del numeral 4 del artículo 20 del Texto Único Ordenado de la Ley del Procedimiento Administrativo General, aprobado mediante Decreto Supremo 006-2026-JUS, bajo apercibimiento de rehacer el acto de notificación y notificarles conforme al numeral 1 del artículo 20 del citado cuerpo normativo.</w:t>
       </w:r>
       <w:r>
         <w:rPr>
@@ -11509,7 +11583,7 @@
           <w:szCs w:val="22"/>
           <w:vertAlign w:val="superscript"/>
         </w:rPr>
-        <w:footnoteReference w:id="11"/>
+        <w:footnoteReference w:id="13"/>
       </w:r>
       <w:r>
         <w:rPr>
@@ -11670,157 +11744,188 @@
       <w:r>
         <w:rPr>
           <w:rFonts w:ascii="Arial Narrow" w:eastAsia="Arial Narrow" w:hAnsi="Arial Narrow" w:cs="Arial Narrow"/>
+          <w:spacing w:val="-3"/>
+          <w:kern w:val="0"/>
+          <w14:ligatures w14:val="none"/>
+          <w:sz w:val="22"/>
+          <w:szCs w:val="22"/>
+        </w:rPr>
+        <w:t xml:space="preserve"> </w:t>
+      </w:r>
+      <w:r>
+        <w:rPr>
+          <w:rFonts w:ascii="Arial Narrow" w:eastAsia="Arial Narrow" w:hAnsi="Arial Narrow" w:cs="Arial Narrow"/>
+          <w:spacing w:val="-3"/>
+          <w:kern w:val="0"/>
+          <w14:ligatures w14:val="none"/>
+          <w:sz w:val="22"/>
+          <w:szCs w:val="22"/>
+        </w:rPr>
+        <w:t xml:space="preserve">requerir a</w:t>
+      </w:r>
+      <w:r>
+        <w:rPr>
+          <w:rFonts w:ascii="Arial Narrow" w:eastAsia="Arial Narrow" w:hAnsi="Arial Narrow" w:cs="Arial Narrow"/>
+          <w:spacing w:val="-3"/>
+          <w:kern w:val="0"/>
+          <w14:ligatures w14:val="none"/>
+          <w:sz w:val="22"/>
+          <w:szCs w:val="22"/>
+        </w:rPr>
+        <w:t xml:space="preserve"> </w:t>
+      </w:r>
+      <w:r>
+        <w:rPr>
+          <w:rFonts w:ascii="Arial Narrow" w:eastAsia="Arial Narrow" w:hAnsi="Arial Narrow" w:cs="Arial Narrow"/>
+          <w:sz w:val="22"/>
+          <w:szCs w:val="22"/>
+        </w:rPr>
+        <w:t xml:space="preserve">W. Moller Organización Internacional de Ajustadores y Peritos de Seguros S.A.C. </w:t>
+      </w:r>
+      <w:r>
+        <w:rPr>
+          <w:rFonts w:ascii="Arial Narrow" w:eastAsia="Arial Narrow" w:hAnsi="Arial Narrow" w:cs="Arial Narrow"/>
+          <w:color w:val="000000"/>
+          <w:sz w:val="22"/>
+          <w:szCs w:val="22"/>
+        </w:rPr>
+        <w:t xml:space="preserve">para que, </w:t>
+      </w:r>
+      <w:r>
+        <w:rPr>
+          <w:rFonts w:ascii="Arial Narrow" w:eastAsia="Arial Narrow" w:hAnsi="Arial Narrow" w:cs="Arial Narrow"/>
+          <w:color w:val="000000"/>
+          <w:kern w:val="0"/>
+          <w:sz w:val="22"/>
+          <w:szCs w:val="22"/>
+          <w:lang w:eastAsia="es-PE"/>
+          <w14:ligatures w14:val="none"/>
+        </w:rPr>
+        <w:t>dentro del plazo de dos (2) días hábiles siguientes a la fecha en que reciba la notificación en su domicilio procesal</w:t>
+      </w:r>
+      <w:r>
+        <w:rPr>
+          <w:rFonts w:ascii="Arial Narrow" w:eastAsia="Arial Narrow" w:hAnsi="Arial Narrow" w:cs="Arial Narrow"/>
+          <w:color w:val="000000"/>
+          <w:sz w:val="22"/>
+          <w:szCs w:val="22"/>
+        </w:rPr>
+        <w:t xml:space="preserve">, señale un correo electrónico autorizando recibir las notificaciones correspondientes por dicho medio. </w:t>
+      </w:r>
+    </w:p>
+    <w:p>
+      <w:pPr>
+        <w:suppressAutoHyphens/>
+        <w:spacing w:after="0" w:line="240" w:lineRule="auto"/>
+        <w:jc w:val="both"/>
+        <w:rPr>
+          <w:rFonts w:ascii="Arial Narrow" w:eastAsia="Arial Narrow" w:hAnsi="Arial Narrow" w:cs="Arial Narrow"/>
+          <w:b/>
+          <w:color w:val="000000"/>
+          <w:kern w:val="0"/>
+          <w:sz w:val="22"/>
+          <w:szCs w:val="22"/>
+          <w:lang w:eastAsia="es-PE"/>
+          <w14:ligatures w14:val="none"/>
+        </w:rPr>
+      </w:pPr>
+    </w:p>
+    <w:bookmarkEnd w:id="0"/>
+    <w:p>
+      <w:pPr>
+        <w:spacing w:after="0" w:line="240" w:lineRule="auto"/>
+        <w:jc w:val="both"/>
+        <w:rPr>
+          <w:rFonts w:ascii="Arial Narrow" w:eastAsia="Arial Narrow" w:hAnsi="Arial Narrow" w:cs="Arial Narrow"/>
+          <w:b/>
+          <w:color w:val="000000"/>
+          <w:kern w:val="0"/>
+          <w:sz w:val="22"/>
+          <w:szCs w:val="22"/>
+          <w:lang w:eastAsia="es-PE"/>
+          <w14:ligatures w14:val="none"/>
+        </w:rPr>
+      </w:pPr>
+    </w:p>
+    <w:p>
+      <w:pPr>
+        <w:spacing w:after="0" w:line="240" w:lineRule="auto"/>
+        <w:jc w:val="both"/>
+        <w:rPr>
+          <w:rFonts w:ascii="Arial Narrow" w:eastAsia="Arial Narrow" w:hAnsi="Arial Narrow" w:cs="Arial Narrow"/>
+          <w:b/>
+          <w:color w:val="000000"/>
+          <w:kern w:val="0"/>
+          <w:sz w:val="22"/>
+          <w:szCs w:val="22"/>
+          <w:lang w:eastAsia="es-PE"/>
+          <w14:ligatures w14:val="none"/>
+        </w:rPr>
+      </w:pPr>
+    </w:p>
+    <w:p>
+      <w:pPr>
+        <w:spacing w:after="0" w:line="240" w:lineRule="auto"/>
+        <w:jc w:val="both"/>
+        <w:rPr>
+          <w:rFonts w:ascii="Arial Narrow" w:eastAsia="Arial Narrow" w:hAnsi="Arial Narrow" w:cs="Arial Narrow"/>
+          <w:b/>
+          <w:color w:val="000000"/>
+          <w:kern w:val="0"/>
+          <w:sz w:val="22"/>
+          <w:szCs w:val="22"/>
+          <w:lang w:eastAsia="es-PE"/>
+          <w14:ligatures w14:val="none"/>
+        </w:rPr>
+      </w:pPr>
+    </w:p>
+    <w:p>
+      <w:pPr>
+        <w:spacing w:after="0" w:line="240" w:lineRule="auto"/>
+        <w:jc w:val="both"/>
+        <w:rPr>
+          <w:rFonts w:ascii="Arial Narrow" w:eastAsia="Arial Narrow" w:hAnsi="Arial Narrow" w:cs="Arial Narrow"/>
+          <w:b/>
+          <w:color w:val="000000"/>
+          <w:kern w:val="0"/>
+          <w:sz w:val="22"/>
+          <w:szCs w:val="22"/>
+          <w:lang w:eastAsia="es-PE"/>
+          <w14:ligatures w14:val="none"/>
+        </w:rPr>
+      </w:pPr>
+    </w:p>
+    <w:p>
+      <w:pPr>
+        <w:shd w:val="clear" w:color="auto" w:fill="FFFFFF"/>
+        <w:spacing w:after="0" w:line="240" w:lineRule="auto"/>
+        <w:jc w:val="center"/>
+        <w:rPr>
+          <w:rFonts w:ascii="Arial Narrow" w:eastAsia="Arial Narrow" w:hAnsi="Arial Narrow" w:cs="Arial Narrow"/>
+          <w:b/>
           <w:bCs/>
-          <w:spacing w:val="-3"/>
-          <w:kern w:val="0"/>
-          <w14:ligatures w14:val="none"/>
-          <w:sz w:val="22"/>
-          <w:szCs w:val="22"/>
-        </w:rPr>
-        <w:t xml:space="preserve"> </w:t>
-      </w:r>
-      <w:r>
-        <w:rPr>
-          <w:rFonts w:ascii="Arial Narrow" w:eastAsia="Arial Narrow" w:hAnsi="Arial Narrow" w:cs="Arial Narrow"/>
-          <w:spacing w:val="-3"/>
-          <w:kern w:val="0"/>
-          <w14:ligatures w14:val="none"/>
-          <w:sz w:val="22"/>
-          <w:szCs w:val="22"/>
-        </w:rPr>
-        <w:t xml:space="preserve">requerir a</w:t>
-      </w:r>
-      <w:r>
-        <w:rPr>
-          <w:rFonts w:ascii="Arial Narrow" w:eastAsia="Arial Narrow" w:hAnsi="Arial Narrow" w:cs="Arial Narrow"/>
-          <w:spacing w:val="-3"/>
-          <w:kern w:val="0"/>
-          <w14:ligatures w14:val="none"/>
-          <w:sz w:val="22"/>
-          <w:szCs w:val="22"/>
-        </w:rPr>
-        <w:t xml:space="preserve"> </w:t>
-      </w:r>
-      <w:r>
-        <w:rPr>
-          <w:rFonts w:ascii="Arial Narrow" w:eastAsia="Arial Narrow" w:hAnsi="Arial Narrow" w:cs="Arial Narrow"/>
-          <w:sz w:val="22"/>
-          <w:szCs w:val="22"/>
-        </w:rPr>
-        <w:t xml:space="preserve">W. Moller Organización Internacional de Ajustadores y Peritos de Seguros S.A.C. </w:t>
-      </w:r>
-      <w:r>
-        <w:rPr>
-          <w:rFonts w:ascii="Arial Narrow" w:eastAsia="Arial Narrow" w:hAnsi="Arial Narrow" w:cs="Arial Narrow"/>
-          <w:color w:val="000000"/>
-          <w:sz w:val="22"/>
-          <w:szCs w:val="22"/>
-        </w:rPr>
-        <w:t xml:space="preserve">para que, </w:t>
-      </w:r>
-      <w:r>
-        <w:rPr>
-          <w:rFonts w:ascii="Arial Narrow" w:eastAsia="Arial Narrow" w:hAnsi="Arial Narrow" w:cs="Arial Narrow"/>
-          <w:color w:val="000000"/>
-          <w:kern w:val="0"/>
-          <w:sz w:val="22"/>
-          <w:szCs w:val="22"/>
-          <w:lang w:eastAsia="es-PE"/>
-          <w14:ligatures w14:val="none"/>
-        </w:rPr>
-        <w:t>dentro del plazo de dos (2) días hábiles siguientes a la fecha en que reciba la notificación en su domicilio procesal</w:t>
-      </w:r>
-      <w:r>
-        <w:rPr>
-          <w:rFonts w:ascii="Arial Narrow" w:eastAsia="Arial Narrow" w:hAnsi="Arial Narrow" w:cs="Arial Narrow"/>
-          <w:color w:val="000000"/>
-          <w:sz w:val="22"/>
-          <w:szCs w:val="22"/>
-        </w:rPr>
-        <w:t xml:space="preserve">, señale un correo electrónico autorizando recibir las notificaciones correspondientes por dicho medio. </w:t>
-      </w:r>
-    </w:p>
-    <w:p>
-      <w:pPr>
-        <w:suppressAutoHyphens/>
-        <w:spacing w:after="0" w:line="240" w:lineRule="auto"/>
-        <w:jc w:val="both"/>
+          <w:color w:val="000000"/>
+          <w:kern w:val="0"/>
+          <w:sz w:val="22"/>
+          <w:szCs w:val="22"/>
+          <w:lang w:val="pt-PT"/>
+          <w14:ligatures w14:val="none"/>
+        </w:rPr>
+      </w:pPr>
+      <w:r>
         <w:rPr>
           <w:rFonts w:ascii="Arial Narrow" w:eastAsia="Arial Narrow" w:hAnsi="Arial Narrow" w:cs="Arial Narrow"/>
           <w:b/>
-          <w:color w:val="000000"/>
-          <w:kern w:val="0"/>
-          <w:sz w:val="22"/>
-          <w:szCs w:val="22"/>
-          <w:lang w:eastAsia="es-PE"/>
-          <w14:ligatures w14:val="none"/>
-        </w:rPr>
-      </w:pPr>
-    </w:p>
-    <w:bookmarkEnd w:id="0"/>
-    <w:p>
-      <w:pPr>
-        <w:spacing w:after="0" w:line="240" w:lineRule="auto"/>
-        <w:jc w:val="both"/>
-        <w:rPr>
-          <w:rFonts w:ascii="Arial Narrow" w:eastAsia="Arial Narrow" w:hAnsi="Arial Narrow" w:cs="Arial Narrow"/>
-          <w:b/>
-          <w:color w:val="000000"/>
-          <w:kern w:val="0"/>
-          <w:sz w:val="22"/>
-          <w:szCs w:val="22"/>
-          <w:lang w:eastAsia="es-PE"/>
-          <w14:ligatures w14:val="none"/>
-        </w:rPr>
-      </w:pPr>
-    </w:p>
-    <w:p>
-      <w:pPr>
-        <w:spacing w:after="0" w:line="240" w:lineRule="auto"/>
-        <w:jc w:val="both"/>
-        <w:rPr>
-          <w:rFonts w:ascii="Arial Narrow" w:eastAsia="Arial Narrow" w:hAnsi="Arial Narrow" w:cs="Arial Narrow"/>
-          <w:b/>
-          <w:color w:val="000000"/>
-          <w:kern w:val="0"/>
-          <w:sz w:val="22"/>
-          <w:szCs w:val="22"/>
-          <w:lang w:eastAsia="es-PE"/>
-          <w14:ligatures w14:val="none"/>
-        </w:rPr>
-      </w:pPr>
-    </w:p>
-    <w:p>
-      <w:pPr>
-        <w:spacing w:after="0" w:line="240" w:lineRule="auto"/>
-        <w:jc w:val="both"/>
-        <w:rPr>
-          <w:rFonts w:ascii="Arial Narrow" w:eastAsia="Arial Narrow" w:hAnsi="Arial Narrow" w:cs="Arial Narrow"/>
-          <w:b/>
-          <w:color w:val="000000"/>
-          <w:kern w:val="0"/>
-          <w:sz w:val="22"/>
-          <w:szCs w:val="22"/>
-          <w:lang w:eastAsia="es-PE"/>
-          <w14:ligatures w14:val="none"/>
-        </w:rPr>
-      </w:pPr>
-    </w:p>
-    <w:p>
-      <w:pPr>
-        <w:spacing w:after="0" w:line="240" w:lineRule="auto"/>
-        <w:jc w:val="both"/>
-        <w:rPr>
-          <w:rFonts w:ascii="Arial Narrow" w:eastAsia="Arial Narrow" w:hAnsi="Arial Narrow" w:cs="Arial Narrow"/>
-          <w:b/>
-          <w:color w:val="000000"/>
-          <w:kern w:val="0"/>
-          <w:sz w:val="22"/>
-          <w:szCs w:val="22"/>
-          <w:lang w:eastAsia="es-PE"/>
-          <w14:ligatures w14:val="none"/>
-        </w:rPr>
-      </w:pPr>
+          <w:bCs/>
+          <w:color w:val="000000"/>
+          <w:kern w:val="0"/>
+          <w:sz w:val="22"/>
+          <w:szCs w:val="22"/>
+          <w:lang w:val="pt-PT"/>
+          <w14:ligatures w14:val="none"/>
+        </w:rPr>
+        <w:t xml:space="preserve">Firmado digitalmente por</w:t>
+      </w:r>
     </w:p>
     <w:p>
       <w:pPr>
@@ -12163,6 +12268,9 @@
     <w:p>
       <w:pPr>
         <w:pStyle w:val="Textonotapie"/>
+        <w:tabs>
+          <w:tab w:val="left" w:pos="567"/>
+        </w:tabs>
         <w:ind w:left="567" w:hanging="567"/>
         <w:jc w:val="both"/>
         <w:rPr>
@@ -12187,7 +12295,8 @@
           <w:sz w:val="16"/>
           <w:szCs w:val="16"/>
         </w:rPr>
-        <w:t xml:space="preserve"> </w:t>
+        <w:tab/>
+        <w:t xml:space="preserve"/>
       </w:r>
       <w:r>
         <w:rPr>
@@ -12262,7 +12371,8 @@
           <w:sz w:val="16"/>
           <w:szCs w:val="16"/>
         </w:rPr>
-        <w:t xml:space="preserve"> </w:t>
+        <w:tab/>
+        <w:t xml:space="preserve"/>
       </w:r>
       <w:r>
         <w:rPr>
@@ -12369,10 +12479,30 @@
         <w:jc w:val="both"/>
         <w:rPr>
           <w:rFonts w:ascii="Arial Narrow" w:eastAsia="Arial Narrow" w:hAnsi="Arial Narrow" w:cs="Arial Narrow"/>
-          <w:sz w:val="16"/>
-          <w:szCs w:val="16"/>
-        </w:rPr>
-      </w:pPr>
+          <w:b/>
+          <w:bCs/>
+          <w:sz w:val="16"/>
+          <w:szCs w:val="16"/>
+        </w:rPr>
+      </w:pPr>
+      <w:r>
+        <w:rPr>
+          <w:rFonts w:ascii="Arial Narrow" w:eastAsia="Arial Narrow" w:hAnsi="Arial Narrow" w:cs="Arial Narrow"/>
+          <w:sz w:val="16"/>
+          <w:szCs w:val="16"/>
+        </w:rPr>
+        <w:tab/>
+      </w:r>
+      <w:r>
+        <w:rPr>
+          <w:rFonts w:ascii="Arial Narrow" w:eastAsia="Arial Narrow" w:hAnsi="Arial Narrow" w:cs="Arial Narrow"/>
+          <w:b/>
+          <w:bCs/>
+          <w:sz w:val="16"/>
+          <w:szCs w:val="16"/>
+        </w:rPr>
+        <w:t xml:space="preserve">LEY DE ORGANIZACIÓN Y FUNCIONES DEL INDECOPI, APROBADA POR DECRETO LEGISLATIVO 1033 </w:t>
+      </w:r>
     </w:p>
     <w:p>
       <w:pPr>
@@ -12384,29 +12514,46 @@
         <w:jc w:val="both"/>
         <w:rPr>
           <w:rFonts w:ascii="Arial Narrow" w:eastAsia="Arial Narrow" w:hAnsi="Arial Narrow" w:cs="Arial Narrow"/>
+          <w:sz w:val="16"/>
+          <w:szCs w:val="16"/>
+        </w:rPr>
+      </w:pPr>
+      <w:r>
+        <w:rPr>
+          <w:rFonts w:ascii="Arial Narrow" w:eastAsia="Arial Narrow" w:hAnsi="Arial Narrow" w:cs="Arial Narrow"/>
           <w:b/>
           <w:bCs/>
           <w:sz w:val="16"/>
           <w:szCs w:val="16"/>
         </w:rPr>
-      </w:pPr>
-      <w:r>
-        <w:rPr>
-          <w:rFonts w:ascii="Arial Narrow" w:eastAsia="Arial Narrow" w:hAnsi="Arial Narrow" w:cs="Arial Narrow"/>
-          <w:sz w:val="16"/>
-          <w:szCs w:val="16"/>
-        </w:rPr>
         <w:tab/>
-      </w:r>
-      <w:r>
-        <w:rPr>
-          <w:rFonts w:ascii="Arial Narrow" w:eastAsia="Arial Narrow" w:hAnsi="Arial Narrow" w:cs="Arial Narrow"/>
-          <w:b/>
-          <w:bCs/>
-          <w:sz w:val="16"/>
-          <w:szCs w:val="16"/>
-        </w:rPr>
-        <w:t xml:space="preserve">LEY DE ORGANIZACIÓN Y FUNCIONES DEL INDECOPI, APROBADA POR DECRETO LEGISLATIVO 1033 </w:t>
+        <w:t>Artículo 27.-</w:t>
+      </w:r>
+      <w:r>
+        <w:rPr>
+          <w:rFonts w:ascii="Arial Narrow" w:eastAsia="Arial Narrow" w:hAnsi="Arial Narrow" w:cs="Arial Narrow"/>
+          <w:sz w:val="16"/>
+          <w:szCs w:val="16"/>
+        </w:rPr>
+        <w:t xml:space="preserve"> De la Comisión de Protección al </w:t>
+      </w:r>
+      <w:proofErr w:type="gramStart"/>
+      <w:r>
+        <w:rPr>
+          <w:rFonts w:ascii="Arial Narrow" w:eastAsia="Arial Narrow" w:hAnsi="Arial Narrow" w:cs="Arial Narrow"/>
+          <w:sz w:val="16"/>
+          <w:szCs w:val="16"/>
+        </w:rPr>
+        <w:t>Consumidor.-</w:t>
+      </w:r>
+      <w:proofErr w:type="gramEnd"/>
+      <w:r>
+        <w:rPr>
+          <w:rFonts w:ascii="Arial Narrow" w:eastAsia="Arial Narrow" w:hAnsi="Arial Narrow" w:cs="Arial Narrow"/>
+          <w:sz w:val="16"/>
+          <w:szCs w:val="16"/>
+        </w:rPr>
+        <w:t xml:space="preserve"> </w:t>
       </w:r>
     </w:p>
     <w:p>
@@ -12426,39 +12573,11 @@
       <w:r>
         <w:rPr>
           <w:rFonts w:ascii="Arial Narrow" w:eastAsia="Arial Narrow" w:hAnsi="Arial Narrow" w:cs="Arial Narrow"/>
-          <w:b/>
-          <w:bCs/>
           <w:sz w:val="16"/>
           <w:szCs w:val="16"/>
         </w:rPr>
         <w:tab/>
-        <w:t>Artículo 27.-</w:t>
-      </w:r>
-      <w:r>
-        <w:rPr>
-          <w:rFonts w:ascii="Arial Narrow" w:eastAsia="Arial Narrow" w:hAnsi="Arial Narrow" w:cs="Arial Narrow"/>
-          <w:sz w:val="16"/>
-          <w:szCs w:val="16"/>
-        </w:rPr>
-        <w:t xml:space="preserve"> De la Comisión de Protección al </w:t>
-      </w:r>
-      <w:proofErr w:type="gramStart"/>
-      <w:r>
-        <w:rPr>
-          <w:rFonts w:ascii="Arial Narrow" w:eastAsia="Arial Narrow" w:hAnsi="Arial Narrow" w:cs="Arial Narrow"/>
-          <w:sz w:val="16"/>
-          <w:szCs w:val="16"/>
-        </w:rPr>
-        <w:t>Consumidor.-</w:t>
-      </w:r>
-      <w:proofErr w:type="gramEnd"/>
-      <w:r>
-        <w:rPr>
-          <w:rFonts w:ascii="Arial Narrow" w:eastAsia="Arial Narrow" w:hAnsi="Arial Narrow" w:cs="Arial Narrow"/>
-          <w:sz w:val="16"/>
-          <w:szCs w:val="16"/>
-        </w:rPr>
-        <w:t xml:space="preserve"> </w:t>
+        <w:t>Corresponde a la Comisión de Protección al Consumidor velar por el cumplimiento de la Ley de Protección al Consumidor y de las leyes que, en general, protegen a los consumidores de la falta de idoneidad de los bienes y servicios en función de la información brindada, de las omisiones de información y de la discriminación en el consumo, así como de aquellas que complementen o sustituyan a las anteriores.</w:t>
       </w:r>
     </w:p>
     <w:p>
@@ -12471,20 +12590,15 @@
         <w:jc w:val="both"/>
         <w:rPr>
           <w:rFonts w:ascii="Arial Narrow" w:eastAsia="Arial Narrow" w:hAnsi="Arial Narrow" w:cs="Arial Narrow"/>
-          <w:sz w:val="16"/>
-          <w:szCs w:val="16"/>
-        </w:rPr>
-      </w:pPr>
-      <w:r>
-        <w:rPr>
-          <w:rFonts w:ascii="Arial Narrow" w:eastAsia="Arial Narrow" w:hAnsi="Arial Narrow" w:cs="Arial Narrow"/>
-          <w:sz w:val="16"/>
-          <w:szCs w:val="16"/>
-        </w:rPr>
-        <w:tab/>
-        <w:t>Corresponde a la Comisión de Protección al Consumidor velar por el cumplimiento de la Ley de Protección al Consumidor y de las leyes que, en general, protegen a los consumidores de la falta de idoneidad de los bienes y servicios en función de la información brindada, de las omisiones de información y de la discriminación en el consumo, así como de aquellas que complementen o sustituyan a las anteriores.</w:t>
-      </w:r>
-    </w:p>
+          <w:b/>
+          <w:bCs/>
+          <w:sz w:val="16"/>
+          <w:szCs w:val="16"/>
+        </w:rPr>
+      </w:pPr>
+    </w:p>
+  </w:footnote>
+  <w:footnote w:id="3">
     <w:p>
       <w:pPr>
         <w:pStyle w:val="Textonotapie"/>
@@ -12501,9 +12615,150 @@
           <w:szCs w:val="16"/>
         </w:rPr>
       </w:pPr>
-    </w:p>
-  </w:footnote>
-  <w:footnote w:id="3">
+      <w:r>
+        <w:rPr>
+          <w:rStyle w:val="Refdenotaalpie"/>
+          <w:rFonts w:ascii="Arial Narrow" w:eastAsia="Arial Narrow" w:hAnsi="Arial Narrow" w:cs="Arial Narrow"/>
+          <w:sz w:val="16"/>
+          <w:szCs w:val="16"/>
+          <w:vertAlign w:val="superscript"/>
+        </w:rPr>
+        <w:footnoteRef/>
+      </w:r>
+      <w:r>
+        <w:rPr>
+          <w:rFonts w:ascii="Arial Narrow" w:eastAsia="Arial Narrow" w:hAnsi="Arial Narrow" w:cs="Arial Narrow"/>
+          <w:sz w:val="16"/>
+          <w:szCs w:val="16"/>
+        </w:rPr>
+        <w:tab/>
+        <w:t xml:space="preserve"/>
+      </w:r>
+      <w:r>
+        <w:rPr>
+          <w:rFonts w:ascii="Arial Narrow" w:eastAsia="Arial Narrow" w:hAnsi="Arial Narrow" w:cs="Arial Narrow"/>
+          <w:sz w:val="16"/>
+          <w:szCs w:val="16"/>
+        </w:rPr>
+        <w:tab/>
+      </w:r>
+      <w:r>
+        <w:rPr>
+          <w:rFonts w:ascii="Arial Narrow" w:eastAsia="Arial Narrow" w:hAnsi="Arial Narrow" w:cs="Arial Narrow"/>
+          <w:b/>
+          <w:bCs/>
+          <w:sz w:val="16"/>
+          <w:szCs w:val="16"/>
+        </w:rPr>
+        <w:t xml:space="preserve">LEY 29571, CÓDIGO DE PROTECCIÓN Y DEFENSA DEL CONSUMIDOR, publicado el 2 de setiembre de 2010 y modificado por Decreto Legislativo 1308 </w:t>
+      </w:r>
+    </w:p>
+    <w:p>
+      <w:pPr>
+        <w:pStyle w:val="Textonotapie"/>
+        <w:ind w:left="567" w:right="-1"/>
+        <w:jc w:val="both"/>
+        <w:rPr>
+          <w:rFonts w:ascii="Arial Narrow" w:eastAsia="Arial Narrow" w:hAnsi="Arial Narrow" w:cs="Arial Narrow"/>
+          <w:b/>
+          <w:bCs/>
+          <w:sz w:val="16"/>
+          <w:szCs w:val="16"/>
+        </w:rPr>
+      </w:pPr>
+      <w:r>
+        <w:rPr>
+          <w:rFonts w:ascii="Arial Narrow" w:eastAsia="Arial Narrow" w:hAnsi="Arial Narrow" w:cs="Arial Narrow"/>
+          <w:b/>
+          <w:bCs/>
+          <w:sz w:val="16"/>
+          <w:szCs w:val="16"/>
+        </w:rPr>
+        <w:t xml:space="preserve">Artículo 18.- Idoneidad </w:t>
+      </w:r>
+    </w:p>
+    <w:p>
+      <w:pPr>
+        <w:pStyle w:val="Textonotapie"/>
+        <w:ind w:left="567" w:right="-1"/>
+        <w:jc w:val="both"/>
+        <w:rPr>
+          <w:rFonts w:ascii="Arial Narrow" w:eastAsia="Arial Narrow" w:hAnsi="Arial Narrow" w:cs="Arial Narrow"/>
+          <w:sz w:val="16"/>
+          <w:szCs w:val="16"/>
+        </w:rPr>
+      </w:pPr>
+      <w:r>
+        <w:rPr>
+          <w:rFonts w:ascii="Arial Narrow" w:eastAsia="Arial Narrow" w:hAnsi="Arial Narrow" w:cs="Arial Narrow"/>
+          <w:sz w:val="16"/>
+          <w:szCs w:val="16"/>
+        </w:rPr>
+        <w:t xml:space="preserve">Se entiende por idoneidad la correspondencia entre lo que un consumidor espera y lo que efectivamente recibe, en función a lo que se le hubiera ofrecido, la publicidad e información transmitida, las condiciones y circunstancias de la transacción, las características y naturaleza del producto o servicio, el precio, entre otros factores, atendiendo a las circunstancias del caso. </w:t>
+      </w:r>
+    </w:p>
+    <w:p>
+      <w:pPr>
+        <w:pStyle w:val="Textonotapie"/>
+        <w:ind w:left="567" w:right="-1"/>
+        <w:jc w:val="both"/>
+        <w:rPr>
+          <w:rFonts w:ascii="Arial Narrow" w:eastAsia="Arial Narrow" w:hAnsi="Arial Narrow" w:cs="Arial Narrow"/>
+          <w:sz w:val="16"/>
+          <w:szCs w:val="16"/>
+        </w:rPr>
+      </w:pPr>
+      <w:r>
+        <w:rPr>
+          <w:rFonts w:ascii="Arial Narrow" w:eastAsia="Arial Narrow" w:hAnsi="Arial Narrow" w:cs="Arial Narrow"/>
+          <w:sz w:val="16"/>
+          <w:szCs w:val="16"/>
+        </w:rPr>
+        <w:t xml:space="preserve">La idoneidad es evaluada en función a la propia naturaleza del producto o servicio y a su aptitud para satisfacer la finalidad para la cual ha sido puesto en el mercado. Las autorizaciones por parte de los organismos del Estado para la fabricación de un producto o la prestación de un servicio, en los casos que sea necesario, no eximen de responsabilidad al proveedor frente al consumidor. </w:t>
+      </w:r>
+    </w:p>
+    <w:p>
+      <w:pPr>
+        <w:pStyle w:val="Textonotapie"/>
+        <w:ind w:left="567" w:right="-1"/>
+        <w:jc w:val="both"/>
+        <w:rPr>
+          <w:rFonts w:ascii="Arial Narrow" w:eastAsia="Arial Narrow" w:hAnsi="Arial Narrow" w:cs="Arial Narrow"/>
+          <w:sz w:val="16"/>
+          <w:szCs w:val="16"/>
+        </w:rPr>
+      </w:pPr>
+      <w:r>
+        <w:rPr>
+          <w:rFonts w:ascii="Arial Narrow" w:eastAsia="Arial Narrow" w:hAnsi="Arial Narrow" w:cs="Arial Narrow"/>
+          <w:b/>
+          <w:bCs/>
+          <w:sz w:val="16"/>
+          <w:szCs w:val="16"/>
+        </w:rPr>
+        <w:t xml:space="preserve">Artículo 19.- Obligación de los proveedores </w:t>
+      </w:r>
+    </w:p>
+    <w:p>
+      <w:pPr>
+        <w:pStyle w:val="Textonotapie"/>
+        <w:ind w:left="567" w:right="-1"/>
+        <w:jc w:val="both"/>
+        <w:rPr>
+          <w:rFonts w:ascii="Arial Narrow" w:eastAsia="Arial Narrow" w:hAnsi="Arial Narrow" w:cs="Arial Narrow"/>
+          <w:sz w:val="16"/>
+          <w:szCs w:val="16"/>
+        </w:rPr>
+      </w:pPr>
+      <w:r>
+        <w:rPr>
+          <w:rFonts w:ascii="Arial Narrow" w:eastAsia="Arial Narrow" w:hAnsi="Arial Narrow" w:cs="Arial Narrow"/>
+          <w:sz w:val="16"/>
+          <w:szCs w:val="16"/>
+        </w:rPr>
+        <w:t>El proveedor responde por la idoneidad y calidad de los productos y servicios ofrecidos; por la autenticidad de las marcas y leyendas que exhiben sus productos o del signo que respalda al prestador del servicio, por la falta de conformidad entre la publicidad comercial de los productos y servicios y estos, así como por el contenido y la vida útil del producto indicado en el envase, en lo que corresponda.</w:t>
+      </w:r>
+    </w:p>
     <w:p>
       <w:pPr>
         <w:pStyle w:val="Textonotapie"/>
@@ -12520,161 +12775,9 @@
           <w:szCs w:val="16"/>
         </w:rPr>
       </w:pPr>
-      <w:r>
-        <w:rPr>
-          <w:rStyle w:val="Refdenotaalpie"/>
-          <w:rFonts w:ascii="Arial Narrow" w:eastAsia="Arial Narrow" w:hAnsi="Arial Narrow" w:cs="Arial Narrow"/>
-          <w:sz w:val="16"/>
-          <w:szCs w:val="16"/>
-          <w:vertAlign w:val="superscript"/>
-        </w:rPr>
-        <w:footnoteRef/>
-      </w:r>
-      <w:r>
-        <w:rPr>
-          <w:rFonts w:ascii="Arial Narrow" w:eastAsia="Arial Narrow" w:hAnsi="Arial Narrow" w:cs="Arial Narrow"/>
-          <w:sz w:val="16"/>
-          <w:szCs w:val="16"/>
-        </w:rPr>
-        <w:t xml:space="preserve"> </w:t>
-      </w:r>
-      <w:r>
-        <w:rPr>
-          <w:rFonts w:ascii="Arial Narrow" w:eastAsia="Arial Narrow" w:hAnsi="Arial Narrow" w:cs="Arial Narrow"/>
-          <w:sz w:val="16"/>
-          <w:szCs w:val="16"/>
-        </w:rPr>
-        <w:tab/>
-      </w:r>
-      <w:r>
-        <w:rPr>
-          <w:rFonts w:ascii="Arial Narrow" w:eastAsia="Arial Narrow" w:hAnsi="Arial Narrow" w:cs="Arial Narrow"/>
-          <w:b/>
-          <w:bCs/>
-          <w:sz w:val="16"/>
-          <w:szCs w:val="16"/>
-        </w:rPr>
-        <w:t xml:space="preserve">LEY 29571, CÓDIGO DE PROTECCIÓN Y DEFENSA DEL CONSUMIDOR, publicado el 2 de setiembre de 2010 y modificado por Decreto Legislativo 1308 </w:t>
-      </w:r>
-    </w:p>
-    <w:p>
-      <w:pPr>
-        <w:pStyle w:val="Textonotapie"/>
-        <w:ind w:left="567" w:right="-1"/>
-        <w:jc w:val="both"/>
-        <w:rPr>
-          <w:rFonts w:ascii="Arial Narrow" w:eastAsia="Arial Narrow" w:hAnsi="Arial Narrow" w:cs="Arial Narrow"/>
-          <w:b/>
-          <w:bCs/>
-          <w:sz w:val="16"/>
-          <w:szCs w:val="16"/>
-        </w:rPr>
-      </w:pPr>
-      <w:r>
-        <w:rPr>
-          <w:rFonts w:ascii="Arial Narrow" w:eastAsia="Arial Narrow" w:hAnsi="Arial Narrow" w:cs="Arial Narrow"/>
-          <w:b/>
-          <w:bCs/>
-          <w:sz w:val="16"/>
-          <w:szCs w:val="16"/>
-        </w:rPr>
-        <w:t xml:space="preserve">Artículo 18.- Idoneidad </w:t>
-      </w:r>
-    </w:p>
-    <w:p>
-      <w:pPr>
-        <w:pStyle w:val="Textonotapie"/>
-        <w:ind w:left="567" w:right="-1"/>
-        <w:jc w:val="both"/>
-        <w:rPr>
-          <w:rFonts w:ascii="Arial Narrow" w:eastAsia="Arial Narrow" w:hAnsi="Arial Narrow" w:cs="Arial Narrow"/>
-          <w:sz w:val="16"/>
-          <w:szCs w:val="16"/>
-        </w:rPr>
-      </w:pPr>
-      <w:r>
-        <w:rPr>
-          <w:rFonts w:ascii="Arial Narrow" w:eastAsia="Arial Narrow" w:hAnsi="Arial Narrow" w:cs="Arial Narrow"/>
-          <w:sz w:val="16"/>
-          <w:szCs w:val="16"/>
-        </w:rPr>
-        <w:t xml:space="preserve">Se entiende por idoneidad la correspondencia entre lo que un consumidor espera y lo que efectivamente recibe, en función a lo que se le hubiera ofrecido, la publicidad e información transmitida, las condiciones y circunstancias de la transacción, las características y naturaleza del producto o servicio, el precio, entre otros factores, atendiendo a las circunstancias del caso. </w:t>
-      </w:r>
-    </w:p>
-    <w:p>
-      <w:pPr>
-        <w:pStyle w:val="Textonotapie"/>
-        <w:ind w:left="567" w:right="-1"/>
-        <w:jc w:val="both"/>
-        <w:rPr>
-          <w:rFonts w:ascii="Arial Narrow" w:eastAsia="Arial Narrow" w:hAnsi="Arial Narrow" w:cs="Arial Narrow"/>
-          <w:sz w:val="16"/>
-          <w:szCs w:val="16"/>
-        </w:rPr>
-      </w:pPr>
-      <w:r>
-        <w:rPr>
-          <w:rFonts w:ascii="Arial Narrow" w:eastAsia="Arial Narrow" w:hAnsi="Arial Narrow" w:cs="Arial Narrow"/>
-          <w:sz w:val="16"/>
-          <w:szCs w:val="16"/>
-        </w:rPr>
-        <w:t xml:space="preserve">La idoneidad es evaluada en función a la propia naturaleza del producto o servicio y a su aptitud para satisfacer la finalidad para la cual ha sido puesto en el mercado. Las autorizaciones por parte de los organismos del Estado para la fabricación de un producto o la prestación de un servicio, en los casos que sea necesario, no eximen de responsabilidad al proveedor frente al consumidor. </w:t>
-      </w:r>
-    </w:p>
-    <w:p>
-      <w:pPr>
-        <w:pStyle w:val="Textonotapie"/>
-        <w:ind w:left="567" w:right="-1"/>
-        <w:jc w:val="both"/>
-        <w:rPr>
-          <w:rFonts w:ascii="Arial Narrow" w:eastAsia="Arial Narrow" w:hAnsi="Arial Narrow" w:cs="Arial Narrow"/>
-          <w:sz w:val="16"/>
-          <w:szCs w:val="16"/>
-        </w:rPr>
-      </w:pPr>
-    </w:p>
-    <w:p>
-      <w:pPr>
-        <w:pStyle w:val="Textonotapie"/>
-        <w:ind w:left="567" w:right="-1"/>
-        <w:jc w:val="both"/>
-        <w:rPr>
-          <w:rFonts w:ascii="Arial Narrow" w:eastAsia="Arial Narrow" w:hAnsi="Arial Narrow" w:cs="Arial Narrow"/>
-          <w:sz w:val="16"/>
-          <w:szCs w:val="16"/>
-        </w:rPr>
-      </w:pPr>
-      <w:r>
-        <w:rPr>
-          <w:rFonts w:ascii="Arial Narrow" w:eastAsia="Arial Narrow" w:hAnsi="Arial Narrow" w:cs="Arial Narrow"/>
-          <w:b/>
-          <w:bCs/>
-          <w:sz w:val="16"/>
-          <w:szCs w:val="16"/>
-        </w:rPr>
-        <w:t xml:space="preserve">Artículo 19.- Obligación de los proveedores </w:t>
-      </w:r>
-    </w:p>
-    <w:p>
-      <w:pPr>
-        <w:pStyle w:val="Textonotapie"/>
-        <w:ind w:left="567" w:right="-1"/>
-        <w:jc w:val="both"/>
-        <w:rPr>
-          <w:rFonts w:ascii="Arial Narrow" w:eastAsia="Arial Narrow" w:hAnsi="Arial Narrow" w:cs="Arial Narrow"/>
-          <w:sz w:val="16"/>
-          <w:szCs w:val="16"/>
-        </w:rPr>
-      </w:pPr>
-      <w:r>
-        <w:rPr>
-          <w:rFonts w:ascii="Arial Narrow" w:eastAsia="Arial Narrow" w:hAnsi="Arial Narrow" w:cs="Arial Narrow"/>
-          <w:sz w:val="16"/>
-          <w:szCs w:val="16"/>
-        </w:rPr>
-        <w:t>El proveedor responde por la idoneidad y calidad de los productos y servicios ofrecidos; por la autenticidad de las marcas y leyendas que exhiben sus productos o del signo que respalda al prestador del servicio, por la falta de conformidad entre la publicidad comercial de los productos y servicios y estos, así como por el contenido y la vida útil del producto indicado en el envase, en lo que corresponda.</w:t>
-      </w:r>
-    </w:p>
+    </w:p>
+  </w:footnote>
+  <w:footnote w:id="4">
     <w:p>
       <w:pPr>
         <w:pStyle w:val="Textonotapie"/>
@@ -12685,15 +12788,74 @@
         <w:jc w:val="both"/>
         <w:rPr>
           <w:rFonts w:ascii="Arial Narrow" w:eastAsia="Arial Narrow" w:hAnsi="Arial Narrow" w:cs="Arial Narrow"/>
+          <w:sz w:val="16"/>
+          <w:szCs w:val="16"/>
+        </w:rPr>
+      </w:pPr>
+      <w:r>
+        <w:rPr>
+          <w:rStyle w:val="Refdenotaalpie"/>
+          <w:rFonts w:ascii="Arial Narrow" w:eastAsia="Arial Narrow" w:hAnsi="Arial Narrow" w:cs="Arial Narrow"/>
+          <w:sz w:val="16"/>
+          <w:szCs w:val="16"/>
+          <w:vertAlign w:val="superscript"/>
+        </w:rPr>
+        <w:footnoteRef/>
+      </w:r>
+      <w:r>
+        <w:rPr>
+          <w:rFonts w:ascii="Arial Narrow" w:eastAsia="Arial Narrow" w:hAnsi="Arial Narrow" w:cs="Arial Narrow"/>
+          <w:sz w:val="16"/>
+          <w:szCs w:val="16"/>
+        </w:rPr>
+        <w:tab/>
+        <w:t xml:space="preserve"/>
+      </w:r>
+      <w:r>
+        <w:rPr>
+          <w:rFonts w:ascii="Arial Narrow" w:eastAsia="Arial Narrow" w:hAnsi="Arial Narrow" w:cs="Arial Narrow"/>
+          <w:sz w:val="16"/>
+          <w:szCs w:val="16"/>
+        </w:rPr>
+        <w:tab/>
+      </w:r>
+      <w:r>
+        <w:rPr>
+          <w:rFonts w:ascii="Arial Narrow" w:eastAsia="Arial Narrow" w:hAnsi="Arial Narrow" w:cs="Arial Narrow"/>
           <w:b/>
           <w:bCs/>
           <w:sz w:val="16"/>
           <w:szCs w:val="16"/>
         </w:rPr>
-      </w:pPr>
-    </w:p>
-  </w:footnote>
-  <w:footnote w:id="4">
+        <w:t>LEY SOBRE FACULTADES, NORMAS Y ORGANIZACIÓN DEL INDECOPI, APROBADA POR DECRETO LEGISLATIVO 807 Artículo 24.-</w:t>
+      </w:r>
+      <w:r>
+        <w:rPr>
+          <w:rFonts w:ascii="Arial Narrow" w:eastAsia="Arial Narrow" w:hAnsi="Arial Narrow" w:cs="Arial Narrow"/>
+          <w:sz w:val="16"/>
+          <w:szCs w:val="16"/>
+        </w:rPr>
+        <w:t xml:space="preserve"> El </w:t>
+      </w:r>
+      <w:proofErr w:type="gramStart"/>
+      <w:r>
+        <w:rPr>
+          <w:rFonts w:ascii="Arial Narrow" w:eastAsia="Arial Narrow" w:hAnsi="Arial Narrow" w:cs="Arial Narrow"/>
+          <w:sz w:val="16"/>
+          <w:szCs w:val="16"/>
+        </w:rPr>
+        <w:t>Secretario Técnico</w:t>
+      </w:r>
+      <w:proofErr w:type="gramEnd"/>
+      <w:r>
+        <w:rPr>
+          <w:rFonts w:ascii="Arial Narrow" w:eastAsia="Arial Narrow" w:hAnsi="Arial Narrow" w:cs="Arial Narrow"/>
+          <w:sz w:val="16"/>
+          <w:szCs w:val="16"/>
+        </w:rPr>
+        <w:t xml:space="preserve"> se encargará de la tramitación del procedimiento. Para ello, cuenta con las siguientes facultades:</w:t>
+      </w:r>
+    </w:p>
     <w:p>
       <w:pPr>
         <w:pStyle w:val="Textonotapie"/>
@@ -12710,65 +12872,12 @@
       </w:pPr>
       <w:r>
         <w:rPr>
-          <w:rStyle w:val="Refdenotaalpie"/>
-          <w:rFonts w:ascii="Arial Narrow" w:eastAsia="Arial Narrow" w:hAnsi="Arial Narrow" w:cs="Arial Narrow"/>
-          <w:sz w:val="16"/>
-          <w:szCs w:val="16"/>
-          <w:vertAlign w:val="superscript"/>
-        </w:rPr>
-        <w:footnoteRef/>
-      </w:r>
-      <w:r>
-        <w:rPr>
-          <w:rFonts w:ascii="Arial Narrow" w:eastAsia="Arial Narrow" w:hAnsi="Arial Narrow" w:cs="Arial Narrow"/>
-          <w:sz w:val="16"/>
-          <w:szCs w:val="16"/>
-        </w:rPr>
-        <w:t xml:space="preserve"> </w:t>
-      </w:r>
-      <w:r>
-        <w:rPr>
           <w:rFonts w:ascii="Arial Narrow" w:eastAsia="Arial Narrow" w:hAnsi="Arial Narrow" w:cs="Arial Narrow"/>
           <w:sz w:val="16"/>
           <w:szCs w:val="16"/>
         </w:rPr>
         <w:tab/>
-      </w:r>
-      <w:r>
-        <w:rPr>
-          <w:rFonts w:ascii="Arial Narrow" w:eastAsia="Arial Narrow" w:hAnsi="Arial Narrow" w:cs="Arial Narrow"/>
-          <w:b/>
-          <w:bCs/>
-          <w:sz w:val="16"/>
-          <w:szCs w:val="16"/>
-        </w:rPr>
-        <w:t>LEY SOBRE FACULTADES, NORMAS Y ORGANIZACIÓN DEL INDECOPI, APROBADA POR DECRETO LEGISLATIVO 807 Artículo 24.-</w:t>
-      </w:r>
-      <w:r>
-        <w:rPr>
-          <w:rFonts w:ascii="Arial Narrow" w:eastAsia="Arial Narrow" w:hAnsi="Arial Narrow" w:cs="Arial Narrow"/>
-          <w:sz w:val="16"/>
-          <w:szCs w:val="16"/>
-        </w:rPr>
-        <w:t xml:space="preserve"> El </w:t>
-      </w:r>
-      <w:proofErr w:type="gramStart"/>
-      <w:r>
-        <w:rPr>
-          <w:rFonts w:ascii="Arial Narrow" w:eastAsia="Arial Narrow" w:hAnsi="Arial Narrow" w:cs="Arial Narrow"/>
-          <w:sz w:val="16"/>
-          <w:szCs w:val="16"/>
-        </w:rPr>
-        <w:t>Secretario Técnico</w:t>
-      </w:r>
-      <w:proofErr w:type="gramEnd"/>
-      <w:r>
-        <w:rPr>
-          <w:rFonts w:ascii="Arial Narrow" w:eastAsia="Arial Narrow" w:hAnsi="Arial Narrow" w:cs="Arial Narrow"/>
-          <w:sz w:val="16"/>
-          <w:szCs w:val="16"/>
-        </w:rPr>
-        <w:t xml:space="preserve"> se encargará de la tramitación del procedimiento. Para ello, cuenta con las siguientes facultades:</w:t>
+        <w:t xml:space="preserve">(...) </w:t>
       </w:r>
     </w:p>
     <w:p>
@@ -12792,7 +12901,7 @@
           <w:szCs w:val="16"/>
         </w:rPr>
         <w:tab/>
-        <w:t xml:space="preserve">(...) </w:t>
+        <w:t xml:space="preserve">c) Admitir denuncias a trámite, en aquellos casos en que la Comisión le haya delegado esta facultad. </w:t>
       </w:r>
     </w:p>
     <w:p>
@@ -12816,7 +12925,7 @@
           <w:szCs w:val="16"/>
         </w:rPr>
         <w:tab/>
-        <w:t xml:space="preserve">c) Admitir denuncias a trámite, en aquellos casos en que la Comisión le haya delegado esta facultad. </w:t>
+        <w:t>(...).</w:t>
       </w:r>
     </w:p>
     <w:p>
@@ -12833,6 +12942,33 @@
           <w:szCs w:val="16"/>
         </w:rPr>
       </w:pPr>
+    </w:p>
+  </w:footnote>
+  <w:footnote w:id="5">
+    <w:p>
+      <w:pPr>
+        <w:pStyle w:val="Textonotapie"/>
+        <w:tabs>
+          <w:tab w:val="left" w:pos="567"/>
+        </w:tabs>
+        <w:ind w:left="567" w:hanging="567"/>
+        <w:jc w:val="both"/>
+        <w:rPr>
+          <w:rFonts w:ascii="Arial Narrow" w:eastAsia="Arial Narrow" w:hAnsi="Arial Narrow" w:cs="Arial Narrow"/>
+          <w:sz w:val="16"/>
+          <w:szCs w:val="16"/>
+        </w:rPr>
+      </w:pPr>
+      <w:r>
+        <w:rPr>
+          <w:rStyle w:val="Refdenotaalpie"/>
+          <w:rFonts w:ascii="Arial Narrow" w:eastAsia="Arial Narrow" w:hAnsi="Arial Narrow" w:cs="Arial Narrow"/>
+          <w:sz w:val="16"/>
+          <w:szCs w:val="16"/>
+          <w:vertAlign w:val="superscript"/>
+        </w:rPr>
+        <w:footnoteRef/>
+      </w:r>
       <w:r>
         <w:rPr>
           <w:rFonts w:ascii="Arial Narrow" w:eastAsia="Arial Narrow" w:hAnsi="Arial Narrow" w:cs="Arial Narrow"/>
@@ -12840,9 +12976,697 @@
           <w:szCs w:val="16"/>
         </w:rPr>
         <w:tab/>
-        <w:t>(...).</w:t>
-      </w:r>
-    </w:p>
+        <w:t xml:space="preserve"/>
+      </w:r>
+      <w:r>
+        <w:rPr>
+          <w:rFonts w:ascii="Arial Narrow" w:eastAsia="Arial Narrow" w:hAnsi="Arial Narrow" w:cs="Arial Narrow"/>
+          <w:sz w:val="16"/>
+          <w:szCs w:val="16"/>
+        </w:rPr>
+        <w:tab/>
+        <w:t xml:space="preserve">El número de trabajadores se atenderá siempre que la empresa haya sido constituida antes de la vigencia de la Ley </w:t>
+      </w:r>
+      <w:proofErr w:type="spellStart"/>
+      <w:r>
+        <w:rPr>
+          <w:rFonts w:ascii="Arial Narrow" w:eastAsia="Arial Narrow" w:hAnsi="Arial Narrow" w:cs="Arial Narrow"/>
+          <w:sz w:val="16"/>
+          <w:szCs w:val="16"/>
+        </w:rPr>
+        <w:t/>
+      </w:r>
+      <w:proofErr w:type="spellEnd"/>
+      <w:r>
+        <w:rPr>
+          <w:rFonts w:ascii="Arial Narrow" w:eastAsia="Arial Narrow" w:hAnsi="Arial Narrow" w:cs="Arial Narrow"/>
+          <w:sz w:val="16"/>
+          <w:szCs w:val="16"/>
+        </w:rPr>
+        <w:t xml:space="preserve">30056, publicada el 2 de julio de 2013, que modificó el artículo 5 del Texto Único Ordenado de la Ley de Promoción de la Competitividad, Formalización y Desarrollo de la Micro y Pequeña Empresa y de Acceso al Empleo Decente (LEY MYPE). Ello, en la medida que la Tercera Disposición Complementaria Transitoria de la norma modificatoria precisa que las empresas constituidas antes de la </w:t>
+      </w:r>
+      <w:proofErr w:type="gramStart"/>
+      <w:r>
+        <w:rPr>
+          <w:rFonts w:ascii="Arial Narrow" w:eastAsia="Arial Narrow" w:hAnsi="Arial Narrow" w:cs="Arial Narrow"/>
+          <w:sz w:val="16"/>
+          <w:szCs w:val="16"/>
+        </w:rPr>
+        <w:t>entrada en vigencia</w:t>
+      </w:r>
+      <w:proofErr w:type="gramEnd"/>
+      <w:r>
+        <w:rPr>
+          <w:rFonts w:ascii="Arial Narrow" w:eastAsia="Arial Narrow" w:hAnsi="Arial Narrow" w:cs="Arial Narrow"/>
+          <w:sz w:val="16"/>
+          <w:szCs w:val="16"/>
+        </w:rPr>
+        <w:t xml:space="preserve"> de dicha Ley se rigen por los requisitos de acogimiento al régimen de las micro y pequeñas empresas regulados en el Decreto Legislativo 1086.</w:t>
+      </w:r>
+    </w:p>
+    <w:p>
+      <w:pPr>
+        <w:pStyle w:val="Textonotapie"/>
+        <w:ind w:left="567" w:hanging="567"/>
+        <w:jc w:val="both"/>
+        <w:rPr>
+          <w:rFonts w:ascii="Arial Narrow" w:eastAsia="Arial Narrow" w:hAnsi="Arial Narrow" w:cs="Arial Narrow"/>
+          <w:sz w:val="16"/>
+          <w:szCs w:val="16"/>
+        </w:rPr>
+      </w:pPr>
+    </w:p>
+  </w:footnote>
+  <w:footnote w:id="6">
+    <w:p>
+      <w:pPr>
+        <w:pStyle w:val="Textonotapie"/>
+        <w:tabs>
+          <w:tab w:val="left" w:pos="567"/>
+        </w:tabs>
+        <w:ind w:left="567" w:hanging="567"/>
+        <w:jc w:val="both"/>
+        <w:rPr>
+          <w:rFonts w:ascii="Arial Narrow" w:eastAsia="Arial Narrow" w:hAnsi="Arial Narrow" w:cs="Arial Narrow"/>
+          <w:sz w:val="16"/>
+          <w:szCs w:val="16"/>
+        </w:rPr>
+      </w:pPr>
+      <w:r>
+        <w:rPr>
+          <w:rStyle w:val="Refdenotaalpie"/>
+          <w:rFonts w:ascii="Arial Narrow" w:eastAsia="Arial Narrow" w:hAnsi="Arial Narrow" w:cs="Arial Narrow"/>
+          <w:sz w:val="16"/>
+          <w:szCs w:val="16"/>
+          <w:vertAlign w:val="superscript"/>
+        </w:rPr>
+        <w:footnoteRef/>
+      </w:r>
+      <w:r>
+        <w:rPr>
+          <w:rFonts w:ascii="Arial Narrow" w:eastAsia="Arial Narrow" w:hAnsi="Arial Narrow" w:cs="Arial Narrow"/>
+          <w:sz w:val="16"/>
+          <w:szCs w:val="16"/>
+        </w:rPr>
+        <w:tab/>
+        <w:t xml:space="preserve"/>
+      </w:r>
+      <w:r>
+        <w:rPr>
+          <w:rFonts w:ascii="Arial Narrow" w:eastAsia="Arial Narrow" w:hAnsi="Arial Narrow" w:cs="Arial Narrow"/>
+          <w:sz w:val="16"/>
+          <w:szCs w:val="16"/>
+        </w:rPr>
+        <w:tab/>
+      </w:r>
+      <w:r>
+        <w:rPr>
+          <w:rFonts w:ascii="Arial Narrow" w:eastAsia="Arial Narrow" w:hAnsi="Arial Narrow" w:cs="Arial Narrow"/>
+          <w:b/>
+          <w:sz w:val="16"/>
+          <w:szCs w:val="16"/>
+        </w:rPr>
+        <w:t>LEY 29571, CÓDIGO DE PROTECCIÓN Y DEFENSA DEL CONSUMIDOR</w:t>
+      </w:r>
+      <w:r>
+        <w:rPr>
+          <w:rFonts w:ascii="Arial Narrow" w:eastAsia="Arial Narrow" w:hAnsi="Arial Narrow" w:cs="Arial Narrow"/>
+          <w:b/>
+          <w:bCs/>
+          <w:sz w:val="16"/>
+          <w:szCs w:val="16"/>
+        </w:rPr>
+        <w:t xml:space="preserve">, </w:t>
+      </w:r>
+      <w:r>
+        <w:rPr>
+          <w:rFonts w:ascii="Arial Narrow" w:eastAsia="Arial Narrow" w:hAnsi="Arial Narrow" w:cs="Arial Narrow"/>
+          <w:b/>
+          <w:sz w:val="16"/>
+          <w:szCs w:val="16"/>
+        </w:rPr>
+        <w:t>publicado el 2 de setiembre de 2010 y modificado por Decreto Legislativo 1308</w:t>
+      </w:r>
+    </w:p>
+    <w:p>
+      <w:pPr>
+        <w:pStyle w:val="Textonotapie"/>
+        <w:ind w:left="567" w:hanging="567"/>
+        <w:jc w:val="both"/>
+        <w:rPr>
+          <w:rFonts w:ascii="Arial Narrow" w:eastAsia="Arial Narrow" w:hAnsi="Arial Narrow" w:cs="Arial Narrow"/>
+          <w:b/>
+          <w:bCs/>
+          <w:sz w:val="16"/>
+          <w:szCs w:val="16"/>
+        </w:rPr>
+      </w:pPr>
+      <w:r>
+        <w:rPr>
+          <w:rFonts w:ascii="Arial Narrow" w:eastAsia="Arial Narrow" w:hAnsi="Arial Narrow" w:cs="Arial Narrow"/>
+          <w:sz w:val="16"/>
+          <w:szCs w:val="16"/>
+        </w:rPr>
+        <w:tab/>
+      </w:r>
+      <w:r>
+        <w:rPr>
+          <w:rFonts w:ascii="Arial Narrow" w:eastAsia="Arial Narrow" w:hAnsi="Arial Narrow" w:cs="Arial Narrow"/>
+          <w:b/>
+          <w:bCs/>
+          <w:sz w:val="16"/>
+          <w:szCs w:val="16"/>
+        </w:rPr>
+        <w:t>Artículo 110.- Sanciones Administrativas</w:t>
+      </w:r>
+    </w:p>
+    <w:p>
+      <w:pPr>
+        <w:autoSpaceDE w:val="0"/>
+        <w:autoSpaceDN w:val="0"/>
+        <w:adjustRightInd w:val="0"/>
+        <w:spacing w:after="0" w:line="240" w:lineRule="auto"/>
+        <w:ind w:left="567"/>
+        <w:jc w:val="both"/>
+        <w:rPr>
+          <w:rFonts w:ascii="Arial Narrow" w:eastAsia="Arial Narrow" w:hAnsi="Arial Narrow" w:cs="Arial Narrow"/>
+          <w:sz w:val="16"/>
+          <w:szCs w:val="16"/>
+          <w:lang w:eastAsia="es-PE"/>
+        </w:rPr>
+      </w:pPr>
+      <w:r>
+        <w:rPr>
+          <w:rFonts w:ascii="Arial Narrow" w:eastAsia="Arial Narrow" w:hAnsi="Arial Narrow" w:cs="Arial Narrow"/>
+          <w:sz w:val="16"/>
+          <w:szCs w:val="16"/>
+          <w:lang w:eastAsia="es-PE"/>
+        </w:rPr>
+        <w:t>(…)</w:t>
+      </w:r>
+    </w:p>
+    <w:p>
+      <w:pPr>
+        <w:autoSpaceDE w:val="0"/>
+        <w:autoSpaceDN w:val="0"/>
+        <w:adjustRightInd w:val="0"/>
+        <w:spacing w:after="0" w:line="240" w:lineRule="auto"/>
+        <w:ind w:left="567"/>
+        <w:jc w:val="both"/>
+        <w:rPr>
+          <w:rFonts w:ascii="Arial Narrow" w:eastAsia="Arial Narrow" w:hAnsi="Arial Narrow" w:cs="Arial Narrow"/>
+          <w:sz w:val="16"/>
+          <w:szCs w:val="16"/>
+          <w:lang w:eastAsia="es-PE"/>
+        </w:rPr>
+      </w:pPr>
+      <w:r>
+        <w:rPr>
+          <w:rFonts w:ascii="Arial Narrow" w:eastAsia="Arial Narrow" w:hAnsi="Arial Narrow" w:cs="Arial Narrow"/>
+          <w:sz w:val="16"/>
+          <w:szCs w:val="16"/>
+          <w:lang w:eastAsia="es-PE"/>
+        </w:rPr>
+        <w:t>En el caso de las microempresas, la multa no puede superar el diez por ciento (10%) de las ventas o ingresos brutos percibidos por el infractor, relativos a todas sus actividades económicas, correspondientes al ejercicio inmediato anterior al de la expedición de la resolución de primera instancia, siempre que se haya acreditado dichos ingresos, no se encuentre en una situación de reincidencia y el caso no verse sobre la vida, salud o integridad de los consumidores. Para el caso de las pequeñas empresas, la multa no puede superar el veinte por ciento (20%) de las ventas o ingresos brutos percibidos por el infractor, conforme a los requisitos señalados anteriormente.</w:t>
+      </w:r>
+    </w:p>
+    <w:p>
+      <w:pPr>
+        <w:autoSpaceDE w:val="0"/>
+        <w:autoSpaceDN w:val="0"/>
+        <w:adjustRightInd w:val="0"/>
+        <w:spacing w:after="0" w:line="240" w:lineRule="auto"/>
+        <w:ind w:left="567"/>
+        <w:jc w:val="both"/>
+        <w:rPr>
+          <w:rFonts w:ascii="Arial Narrow" w:eastAsia="Arial Narrow" w:hAnsi="Arial Narrow" w:cs="Arial Narrow"/>
+          <w:sz w:val="16"/>
+          <w:szCs w:val="16"/>
+          <w:lang w:eastAsia="es-PE"/>
+        </w:rPr>
+      </w:pPr>
+      <w:r>
+        <w:rPr>
+          <w:rFonts w:ascii="Arial Narrow" w:eastAsia="Arial Narrow" w:hAnsi="Arial Narrow" w:cs="Arial Narrow"/>
+          <w:sz w:val="16"/>
+          <w:szCs w:val="16"/>
+          <w:lang w:eastAsia="es-PE"/>
+        </w:rPr>
+        <w:t>(…).</w:t>
+      </w:r>
+    </w:p>
+    <w:p>
+      <w:pPr>
+        <w:pStyle w:val="Textonotapie"/>
+        <w:ind w:left="567" w:hanging="567"/>
+        <w:jc w:val="both"/>
+        <w:rPr>
+          <w:rFonts w:ascii="Arial Narrow" w:eastAsia="Arial Narrow" w:hAnsi="Arial Narrow" w:cs="Arial Narrow"/>
+          <w:sz w:val="16"/>
+          <w:szCs w:val="16"/>
+        </w:rPr>
+      </w:pPr>
+    </w:p>
+  </w:footnote>
+  <w:footnote w:id="7">
+    <w:p>
+      <w:pPr>
+        <w:pStyle w:val="Textonotapie"/>
+        <w:tabs>
+          <w:tab w:val="left" w:pos="567"/>
+        </w:tabs>
+        <w:ind w:left="567" w:hanging="567"/>
+        <w:jc w:val="both"/>
+        <w:rPr>
+          <w:rFonts w:ascii="Arial Narrow" w:eastAsia="Arial Narrow" w:hAnsi="Arial Narrow" w:cs="Arial Narrow"/>
+          <w:sz w:val="16"/>
+          <w:szCs w:val="16"/>
+        </w:rPr>
+      </w:pPr>
+      <w:r>
+        <w:rPr>
+          <w:rStyle w:val="Refdenotaalpie"/>
+          <w:rFonts w:ascii="Arial Narrow" w:eastAsia="Arial Narrow" w:hAnsi="Arial Narrow" w:cs="Arial Narrow"/>
+          <w:sz w:val="16"/>
+          <w:szCs w:val="16"/>
+          <w:vertAlign w:val="superscript"/>
+        </w:rPr>
+        <w:footnoteRef/>
+      </w:r>
+      <w:r>
+        <w:rPr>
+          <w:rFonts w:ascii="Arial Narrow" w:eastAsia="Arial Narrow" w:hAnsi="Arial Narrow" w:cs="Arial Narrow"/>
+          <w:sz w:val="16"/>
+          <w:szCs w:val="16"/>
+        </w:rPr>
+        <w:tab/>
+      </w:r>
+      <w:r>
+        <w:rPr>
+          <w:rFonts w:ascii="Arial Narrow" w:eastAsia="Arial Narrow" w:hAnsi="Arial Narrow" w:cs="Arial Narrow"/>
+          <w:b/>
+          <w:bCs/>
+          <w:sz w:val="16"/>
+          <w:szCs w:val="16"/>
+        </w:rPr>
+        <w:t xml:space="preserve">DECRETO LEGISLATIVO 807, LEY SOBRE FACULTADES, NORMAS Y ORGANIZACIÓN DEL INDECOPI, publicado el 18 de abril de 1996</w:t>
+      </w:r>
+    </w:p>
+    <w:p>
+      <w:pPr>
+        <w:pStyle w:val="Textonotapie"/>
+        <w:ind w:left="567" w:hanging="567"/>
+        <w:jc w:val="both"/>
+        <w:rPr>
+          <w:rFonts w:ascii="Arial Narrow" w:eastAsia="Arial Narrow" w:hAnsi="Arial Narrow" w:cs="Arial Narrow"/>
+          <w:sz w:val="16"/>
+          <w:szCs w:val="16"/>
+        </w:rPr>
+      </w:pPr>
+      <w:r>
+        <w:rPr>
+          <w:rFonts w:ascii="Arial Narrow" w:eastAsia="Arial Narrow" w:hAnsi="Arial Narrow" w:cs="Arial Narrow"/>
+          <w:sz w:val="16"/>
+          <w:szCs w:val="16"/>
+        </w:rPr>
+        <w:tab/>
+      </w:r>
+      <w:r>
+        <w:rPr>
+          <w:rFonts w:ascii="Arial Narrow" w:eastAsia="Arial Narrow" w:hAnsi="Arial Narrow" w:cs="Arial Narrow"/>
+          <w:b/>
+          <w:bCs/>
+          <w:sz w:val="16"/>
+          <w:szCs w:val="16"/>
+        </w:rPr>
+        <w:t xml:space="preserve">Artículo 26.-</w:t>
+      </w:r>
+      <w:r>
+        <w:rPr>
+          <w:rFonts w:ascii="Arial Narrow" w:eastAsia="Arial Narrow" w:hAnsi="Arial Narrow" w:cs="Arial Narrow"/>
+          <w:sz w:val="16"/>
+          <w:szCs w:val="16"/>
+        </w:rPr>
+        <w:t xml:space="preserve"> Una vez admitida a trámite la denuncia, se correrá traslado de la misma al denunciado, a fin de que éste presente su descargo. El plazo para la presentación del descargo será de cinco (5) días contados desde la notificación, vencido el cual, el Secretario Técnico declarará en rebeldía al denunciado que no lo hubiera presentado.</w:t>
+      </w:r>
+    </w:p>
+    <w:p>
+      <w:pPr>
+        <w:pStyle w:val="Textonotapie"/>
+        <w:ind w:left="567" w:hanging="567"/>
+        <w:jc w:val="both"/>
+        <w:rPr>
+          <w:rFonts w:ascii="Arial Narrow" w:eastAsia="Arial Narrow" w:hAnsi="Arial Narrow" w:cs="Arial Narrow"/>
+          <w:sz w:val="16"/>
+          <w:szCs w:val="16"/>
+        </w:rPr>
+      </w:pPr>
+    </w:p>
+  </w:footnote>
+  <w:footnote w:id="8">
+    <w:p>
+      <w:pPr>
+        <w:pStyle w:val="Textonotapie"/>
+        <w:tabs>
+          <w:tab w:val="left" w:pos="567"/>
+        </w:tabs>
+        <w:ind w:left="567" w:hanging="567"/>
+        <w:jc w:val="both"/>
+        <w:rPr>
+          <w:rFonts w:ascii="Arial Narrow" w:eastAsia="Arial Narrow" w:hAnsi="Arial Narrow" w:cs="Arial Narrow"/>
+          <w:sz w:val="16"/>
+          <w:szCs w:val="16"/>
+        </w:rPr>
+      </w:pPr>
+      <w:r>
+        <w:rPr>
+          <w:rStyle w:val="Refdenotaalpie"/>
+          <w:rFonts w:ascii="Arial Narrow" w:eastAsia="Arial Narrow" w:hAnsi="Arial Narrow" w:cs="Arial Narrow"/>
+          <w:sz w:val="16"/>
+          <w:szCs w:val="16"/>
+          <w:vertAlign w:val="superscript"/>
+        </w:rPr>
+        <w:footnoteRef/>
+      </w:r>
+      <w:r>
+        <w:rPr>
+          <w:rFonts w:ascii="Arial Narrow" w:eastAsia="Arial Narrow" w:hAnsi="Arial Narrow" w:cs="Arial Narrow"/>
+          <w:sz w:val="16"/>
+          <w:szCs w:val="16"/>
+        </w:rPr>
+        <w:tab/>
+      </w:r>
+      <w:r>
+        <w:rPr>
+          <w:rFonts w:ascii="Arial Narrow" w:eastAsia="Arial Narrow" w:hAnsi="Arial Narrow" w:cs="Arial Narrow"/>
+          <w:b/>
+          <w:bCs/>
+          <w:sz w:val="16"/>
+          <w:szCs w:val="16"/>
+        </w:rPr>
+        <w:t xml:space="preserve">DECRETO SUPREMO 006-2026-JUS, TEXTO ÚNICO ORDENADO DE LA LEY 27444, LEY DEL PROCEDIMIENTO ADMINISTRATIVO GENERAL, publicado el 30 de abril de 2026</w:t>
+      </w:r>
+    </w:p>
+    <w:p>
+      <w:pPr>
+        <w:pStyle w:val="Textonotapie"/>
+        <w:ind w:left="567" w:hanging="567"/>
+        <w:jc w:val="both"/>
+        <w:rPr>
+          <w:rFonts w:ascii="Arial Narrow" w:eastAsia="Arial Narrow" w:hAnsi="Arial Narrow" w:cs="Arial Narrow"/>
+          <w:sz w:val="16"/>
+          <w:szCs w:val="16"/>
+        </w:rPr>
+      </w:pPr>
+      <w:r>
+        <w:rPr>
+          <w:rFonts w:ascii="Arial Narrow" w:eastAsia="Arial Narrow" w:hAnsi="Arial Narrow" w:cs="Arial Narrow"/>
+          <w:sz w:val="16"/>
+          <w:szCs w:val="16"/>
+        </w:rPr>
+        <w:tab/>
+      </w:r>
+      <w:r>
+        <w:rPr>
+          <w:rFonts w:ascii="Arial Narrow" w:eastAsia="Arial Narrow" w:hAnsi="Arial Narrow" w:cs="Arial Narrow"/>
+          <w:b/>
+          <w:bCs/>
+          <w:sz w:val="16"/>
+          <w:szCs w:val="16"/>
+        </w:rPr>
+        <w:t xml:space="preserve">Artículo 223.- Contestación de la reclamación</w:t>
+      </w:r>
+    </w:p>
+    <w:p>
+      <w:pPr>
+        <w:pStyle w:val="Textonotapie"/>
+        <w:ind w:left="567" w:hanging="567"/>
+        <w:jc w:val="both"/>
+        <w:rPr>
+          <w:rFonts w:ascii="Arial Narrow" w:eastAsia="Arial Narrow" w:hAnsi="Arial Narrow" w:cs="Arial Narrow"/>
+          <w:sz w:val="16"/>
+          <w:szCs w:val="16"/>
+        </w:rPr>
+      </w:pPr>
+      <w:r>
+        <w:rPr>
+          <w:rFonts w:ascii="Arial Narrow" w:eastAsia="Arial Narrow" w:hAnsi="Arial Narrow" w:cs="Arial Narrow"/>
+          <w:sz w:val="16"/>
+          <w:szCs w:val="16"/>
+        </w:rPr>
+        <w:tab/>
+      </w:r>
+      <w:r>
+        <w:rPr>
+          <w:rFonts w:ascii="Arial Narrow" w:eastAsia="Arial Narrow" w:hAnsi="Arial Narrow" w:cs="Arial Narrow"/>
+          <w:sz w:val="16"/>
+          <w:szCs w:val="16"/>
+        </w:rPr>
+        <w:t xml:space="preserve">223.1 El reclamado deberá presentar la contestación de la reclamación dentro de los quince (15) días posteriores a la notificación de ésta; vencido este plazo, la Administración declarará en rebeldía al reclamado que no la hubiera presentado. La contestación deberá contener los requisitos de los escritos previstos en el artículo 113 de la presente Ley, así como la absolución de todos los asuntos controvertidos de hecho y de derecho, Las alegaciones y los hechos relevantes de la reclamación, salvo que hayan sido específicamente negadas en la contestación, se tendrán por aceptadas o merituadas como ciertas.</w:t>
+      </w:r>
+    </w:p>
+    <w:p>
+      <w:pPr>
+        <w:pStyle w:val="Textonotapie"/>
+        <w:ind w:left="567" w:hanging="567"/>
+        <w:jc w:val="both"/>
+        <w:rPr>
+          <w:rFonts w:ascii="Arial Narrow" w:eastAsia="Arial Narrow" w:hAnsi="Arial Narrow" w:cs="Arial Narrow"/>
+          <w:sz w:val="16"/>
+          <w:szCs w:val="16"/>
+        </w:rPr>
+      </w:pPr>
+    </w:p>
+  </w:footnote>
+  <w:footnote w:id="9">
+    <w:p>
+      <w:pPr>
+        <w:tabs>
+          <w:tab w:val="left" w:pos="567"/>
+        </w:tabs>
+        <w:spacing w:after="0" w:line="240" w:lineRule="auto"/>
+        <w:ind w:left="567" w:hanging="567"/>
+        <w:jc w:val="both"/>
+        <w:rPr>
+          <w:rFonts w:ascii="Arial Narrow" w:eastAsia="Arial Narrow" w:hAnsi="Arial Narrow" w:cs="Arial Narrow"/>
+          <w:sz w:val="16"/>
+          <w:szCs w:val="16"/>
+        </w:rPr>
+      </w:pPr>
+      <w:r>
+        <w:rPr>
+          <w:rStyle w:val="Refdenotaalpie"/>
+          <w:rFonts w:ascii="Arial Narrow" w:eastAsia="Arial Narrow" w:hAnsi="Arial Narrow" w:cs="Arial Narrow"/>
+          <w:sz w:val="16"/>
+          <w:szCs w:val="16"/>
+          <w:vertAlign w:val="superscript"/>
+        </w:rPr>
+        <w:footnoteRef/>
+      </w:r>
+      <w:r>
+        <w:rPr>
+          <w:rFonts w:ascii="Arial Narrow" w:eastAsia="Arial Narrow" w:hAnsi="Arial Narrow" w:cs="Arial Narrow"/>
+          <w:sz w:val="16"/>
+          <w:szCs w:val="16"/>
+          <w:vertAlign w:val="superscript"/>
+        </w:rPr>
+        <w:tab/>
+        <w:t xml:space="preserve"/>
+      </w:r>
+      <w:r>
+        <w:rPr>
+          <w:rFonts w:ascii="Arial Narrow" w:eastAsia="Arial Narrow" w:hAnsi="Arial Narrow" w:cs="Arial Narrow"/>
+          <w:sz w:val="16"/>
+          <w:szCs w:val="16"/>
+        </w:rPr>
+        <w:t xml:space="preserve"> </w:t>
+      </w:r>
+      <w:r>
+        <w:rPr>
+          <w:rFonts w:ascii="Arial Narrow" w:eastAsia="Arial Narrow" w:hAnsi="Arial Narrow" w:cs="Arial Narrow"/>
+          <w:sz w:val="16"/>
+          <w:szCs w:val="16"/>
+        </w:rPr>
+        <w:tab/>
+      </w:r>
+      <w:r>
+        <w:rPr>
+          <w:rFonts w:ascii="Arial Narrow" w:eastAsia="Arial Narrow" w:hAnsi="Arial Narrow" w:cs="Arial Narrow"/>
+          <w:b/>
+          <w:sz w:val="16"/>
+          <w:szCs w:val="16"/>
+        </w:rPr>
+        <w:t>LEY 29571, CÓDIGO DE PROTECCIÓN Y DEFENSA DEL CONSUMIDOR</w:t>
+      </w:r>
+      <w:r>
+        <w:rPr>
+          <w:rFonts w:ascii="Arial Narrow" w:eastAsia="Arial Narrow" w:hAnsi="Arial Narrow" w:cs="Arial Narrow"/>
+          <w:b/>
+          <w:bCs/>
+          <w:sz w:val="16"/>
+          <w:szCs w:val="16"/>
+        </w:rPr>
+        <w:t xml:space="preserve">, </w:t>
+      </w:r>
+      <w:r>
+        <w:rPr>
+          <w:rFonts w:ascii="Arial Narrow" w:eastAsia="Arial Narrow" w:hAnsi="Arial Narrow" w:cs="Arial Narrow"/>
+          <w:b/>
+          <w:sz w:val="16"/>
+          <w:szCs w:val="16"/>
+        </w:rPr>
+        <w:t>publicado el 2 de setiembre de 2010 y modificado por Decreto Legislativo 1308</w:t>
+      </w:r>
+    </w:p>
+    <w:p>
+      <w:pPr>
+        <w:spacing w:after="0" w:line="240" w:lineRule="auto"/>
+        <w:ind w:left="567" w:hanging="567"/>
+        <w:jc w:val="both"/>
+        <w:rPr>
+          <w:rFonts w:ascii="Arial Narrow" w:eastAsia="Arial Narrow" w:hAnsi="Arial Narrow" w:cs="Arial Narrow"/>
+          <w:b/>
+          <w:sz w:val="16"/>
+          <w:szCs w:val="16"/>
+        </w:rPr>
+      </w:pPr>
+      <w:r>
+        <w:rPr>
+          <w:rFonts w:ascii="Arial Narrow" w:eastAsia="Arial Narrow" w:hAnsi="Arial Narrow" w:cs="Arial Narrow"/>
+          <w:b/>
+          <w:sz w:val="16"/>
+          <w:szCs w:val="16"/>
+        </w:rPr>
+        <w:tab/>
+        <w:t>Artículo 110.- Sanciones administrativas</w:t>
+      </w:r>
+    </w:p>
+    <w:p>
+      <w:pPr>
+        <w:spacing w:after="0" w:line="240" w:lineRule="auto"/>
+        <w:ind w:left="567"/>
+        <w:jc w:val="both"/>
+        <w:rPr>
+          <w:rFonts w:ascii="Arial Narrow" w:eastAsia="Arial Narrow" w:hAnsi="Arial Narrow" w:cs="Arial Narrow"/>
+          <w:sz w:val="16"/>
+          <w:szCs w:val="16"/>
+        </w:rPr>
+      </w:pPr>
+      <w:r>
+        <w:rPr>
+          <w:rFonts w:ascii="Arial Narrow" w:eastAsia="Arial Narrow" w:hAnsi="Arial Narrow" w:cs="Arial Narrow"/>
+          <w:sz w:val="16"/>
+          <w:szCs w:val="16"/>
+        </w:rPr>
+        <w:t>El órgano resolutivo puede sancionar las infracciones administrativas a que se refiere el artículo 108 con amonestación y multas de hasta cuatrocientos cincuenta (450) Unidades Impositivas Tributarias (UIT), las cuales son calificadas de la siguiente manera:</w:t>
+      </w:r>
+    </w:p>
+    <w:p>
+      <w:pPr>
+        <w:numPr>
+          <w:ilvl w:val="0"/>
+          <w:numId w:val="2"/>
+        </w:numPr>
+        <w:spacing w:after="0" w:line="240" w:lineRule="auto"/>
+        <w:ind w:left="426" w:firstLine="141"/>
+        <w:jc w:val="both"/>
+        <w:rPr>
+          <w:rFonts w:ascii="Arial Narrow" w:eastAsia="Arial Narrow" w:hAnsi="Arial Narrow" w:cs="Arial Narrow"/>
+          <w:sz w:val="16"/>
+          <w:szCs w:val="16"/>
+        </w:rPr>
+      </w:pPr>
+      <w:r>
+        <w:rPr>
+          <w:rFonts w:ascii="Arial Narrow" w:eastAsia="Arial Narrow" w:hAnsi="Arial Narrow" w:cs="Arial Narrow"/>
+          <w:sz w:val="16"/>
+          <w:szCs w:val="16"/>
+        </w:rPr>
+        <w:t>Infracciones leves, con una amonestación o con una multa de hasta cincuenta (50) UIT.</w:t>
+      </w:r>
+    </w:p>
+    <w:p>
+      <w:pPr>
+        <w:numPr>
+          <w:ilvl w:val="0"/>
+          <w:numId w:val="2"/>
+        </w:numPr>
+        <w:spacing w:after="0" w:line="240" w:lineRule="auto"/>
+        <w:ind w:left="426" w:firstLine="141"/>
+        <w:jc w:val="both"/>
+        <w:rPr>
+          <w:rFonts w:ascii="Arial Narrow" w:eastAsia="Arial Narrow" w:hAnsi="Arial Narrow" w:cs="Arial Narrow"/>
+          <w:sz w:val="16"/>
+          <w:szCs w:val="16"/>
+        </w:rPr>
+      </w:pPr>
+      <w:r>
+        <w:rPr>
+          <w:rFonts w:ascii="Arial Narrow" w:eastAsia="Arial Narrow" w:hAnsi="Arial Narrow" w:cs="Arial Narrow"/>
+          <w:sz w:val="16"/>
+          <w:szCs w:val="16"/>
+        </w:rPr>
+        <w:t>Infracciones graves, con una multa de hasta ciento cincuenta (150) UIT.</w:t>
+      </w:r>
+    </w:p>
+    <w:p>
+      <w:pPr>
+        <w:numPr>
+          <w:ilvl w:val="0"/>
+          <w:numId w:val="2"/>
+        </w:numPr>
+        <w:spacing w:after="0" w:line="240" w:lineRule="auto"/>
+        <w:ind w:left="426" w:firstLine="141"/>
+        <w:jc w:val="both"/>
+        <w:rPr>
+          <w:rFonts w:ascii="Arial Narrow" w:eastAsia="Arial Narrow" w:hAnsi="Arial Narrow" w:cs="Arial Narrow"/>
+          <w:sz w:val="16"/>
+          <w:szCs w:val="16"/>
+        </w:rPr>
+      </w:pPr>
+      <w:r>
+        <w:rPr>
+          <w:rFonts w:ascii="Arial Narrow" w:eastAsia="Arial Narrow" w:hAnsi="Arial Narrow" w:cs="Arial Narrow"/>
+          <w:sz w:val="16"/>
+          <w:szCs w:val="16"/>
+        </w:rPr>
+        <w:t>Infracciones muy graves, con una multa de hasta cuatrocientos cincuenta (450) UIT.</w:t>
+      </w:r>
+    </w:p>
+    <w:p>
+      <w:pPr>
+        <w:spacing w:after="0" w:line="240" w:lineRule="auto"/>
+        <w:ind w:left="567"/>
+        <w:jc w:val="both"/>
+        <w:rPr>
+          <w:rFonts w:ascii="Arial Narrow" w:eastAsia="Arial Narrow" w:hAnsi="Arial Narrow" w:cs="Arial Narrow"/>
+          <w:sz w:val="16"/>
+          <w:szCs w:val="16"/>
+        </w:rPr>
+      </w:pPr>
+      <w:r>
+        <w:rPr>
+          <w:rFonts w:ascii="Arial Narrow" w:eastAsia="Arial Narrow" w:hAnsi="Arial Narrow" w:cs="Arial Narrow"/>
+          <w:sz w:val="16"/>
+          <w:szCs w:val="16"/>
+        </w:rPr>
+        <w:t>(…).</w:t>
+      </w:r>
+    </w:p>
+    <w:p>
+      <w:pPr>
+        <w:spacing w:after="0" w:line="240" w:lineRule="auto"/>
+        <w:ind w:left="567" w:hanging="567"/>
+        <w:jc w:val="both"/>
+        <w:rPr>
+          <w:rFonts w:ascii="Arial Narrow" w:eastAsia="Arial Narrow" w:hAnsi="Arial Narrow" w:cs="Arial Narrow"/>
+          <w:sz w:val="16"/>
+          <w:szCs w:val="16"/>
+        </w:rPr>
+      </w:pPr>
+    </w:p>
+  </w:footnote>
+  <w:footnote w:id="10">
     <w:p>
       <w:pPr>
         <w:pStyle w:val="Textonotapie"/>
@@ -12853,39 +13677,56 @@
         <w:jc w:val="both"/>
         <w:rPr>
           <w:rFonts w:ascii="Arial Narrow" w:eastAsia="Arial Narrow" w:hAnsi="Arial Narrow" w:cs="Arial Narrow"/>
-          <w:sz w:val="16"/>
-          <w:szCs w:val="16"/>
-        </w:rPr>
-      </w:pPr>
-      <w:r>
-        <w:rPr>
-          <w:rFonts w:ascii="Arial Narrow" w:eastAsia="Arial Narrow" w:hAnsi="Arial Narrow" w:cs="Arial Narrow"/>
-          <w:sz w:val="16"/>
-          <w:szCs w:val="16"/>
-        </w:rPr>
-        <w:t xml:space="preserve">. </w:t>
-      </w:r>
-    </w:p>
-    <w:p>
-      <w:pPr>
-        <w:pStyle w:val="Textonotapie"/>
+          <w:b/>
+          <w:bCs/>
+          <w:sz w:val="16"/>
+          <w:szCs w:val="16"/>
+        </w:rPr>
+      </w:pPr>
+      <w:r>
+        <w:rPr>
+          <w:rStyle w:val="Refdenotaalpie"/>
+          <w:rFonts w:ascii="Arial Narrow" w:eastAsia="Arial Narrow" w:hAnsi="Arial Narrow" w:cs="Arial Narrow"/>
+          <w:sz w:val="16"/>
+          <w:szCs w:val="16"/>
+          <w:vertAlign w:val="superscript"/>
+        </w:rPr>
+        <w:footnoteRef/>
+      </w:r>
+      <w:r>
+        <w:rPr>
+          <w:rFonts w:ascii="Arial Narrow" w:eastAsia="Arial Narrow" w:hAnsi="Arial Narrow" w:cs="Arial Narrow"/>
+          <w:sz w:val="16"/>
+          <w:szCs w:val="16"/>
+        </w:rPr>
+        <w:tab/>
+        <w:t xml:space="preserve"/>
+      </w:r>
+      <w:r>
+        <w:rPr>
+          <w:rFonts w:ascii="Arial Narrow" w:eastAsia="Arial Narrow" w:hAnsi="Arial Narrow" w:cs="Arial Narrow"/>
+          <w:sz w:val="16"/>
+          <w:szCs w:val="16"/>
+        </w:rPr>
+        <w:tab/>
+      </w:r>
+      <w:r>
+        <w:rPr>
+          <w:rFonts w:ascii="Arial Narrow" w:eastAsia="Arial Narrow" w:hAnsi="Arial Narrow" w:cs="Arial Narrow"/>
+          <w:b/>
+          <w:bCs/>
+          <w:sz w:val="16"/>
+          <w:szCs w:val="16"/>
+        </w:rPr>
+        <w:t xml:space="preserve">LEY 29571, CÓDIGO DE PROTECCIÓN Y DEFENSA DEL CONSUMIDOR, publicado el 2 de setiembre de 2010 y modificado por Decreto Legislativo 1308 </w:t>
+      </w:r>
+    </w:p>
+    <w:p>
+      <w:pPr>
         <w:tabs>
           <w:tab w:val="left" w:pos="567"/>
         </w:tabs>
-        <w:ind w:left="567" w:right="-1" w:hanging="567"/>
-        <w:jc w:val="both"/>
-        <w:rPr>
-          <w:rFonts w:ascii="Arial Narrow" w:eastAsia="Arial Narrow" w:hAnsi="Arial Narrow" w:cs="Arial Narrow"/>
-          <w:sz w:val="16"/>
-          <w:szCs w:val="16"/>
-        </w:rPr>
-      </w:pPr>
-    </w:p>
-  </w:footnote>
-  <w:footnote w:id="5">
-    <w:p>
-      <w:pPr>
-        <w:pStyle w:val="Textonotapie"/>
+        <w:spacing w:after="0" w:line="240" w:lineRule="auto"/>
         <w:ind w:left="567" w:hanging="567"/>
         <w:jc w:val="both"/>
         <w:rPr>
@@ -12896,733 +13737,12 @@
       </w:pPr>
       <w:r>
         <w:rPr>
-          <w:rStyle w:val="Refdenotaalpie"/>
-          <w:rFonts w:ascii="Arial Narrow" w:eastAsia="Arial Narrow" w:hAnsi="Arial Narrow" w:cs="Arial Narrow"/>
-          <w:sz w:val="16"/>
-          <w:szCs w:val="16"/>
-          <w:vertAlign w:val="superscript"/>
-        </w:rPr>
-        <w:footnoteRef/>
-      </w:r>
-      <w:r>
-        <w:rPr>
-          <w:rFonts w:ascii="Arial Narrow" w:eastAsia="Arial Narrow" w:hAnsi="Arial Narrow" w:cs="Arial Narrow"/>
-          <w:sz w:val="16"/>
-          <w:szCs w:val="16"/>
-        </w:rPr>
-        <w:t xml:space="preserve"> </w:t>
-      </w:r>
-      <w:r>
-        <w:rPr>
           <w:rFonts w:ascii="Arial Narrow" w:eastAsia="Arial Narrow" w:hAnsi="Arial Narrow" w:cs="Arial Narrow"/>
           <w:sz w:val="16"/>
           <w:szCs w:val="16"/>
         </w:rPr>
         <w:tab/>
-        <w:t xml:space="preserve">El número de trabajadores se atenderá siempre que la empresa haya sido constituida antes de la vigencia de la Ley </w:t>
-      </w:r>
-      <w:proofErr w:type="spellStart"/>
-      <w:r>
-        <w:rPr>
-          <w:rFonts w:ascii="Arial Narrow" w:eastAsia="Arial Narrow" w:hAnsi="Arial Narrow" w:cs="Arial Narrow"/>
-          <w:sz w:val="16"/>
-          <w:szCs w:val="16"/>
-        </w:rPr>
-        <w:t/>
-      </w:r>
-      <w:proofErr w:type="spellEnd"/>
-      <w:r>
-        <w:rPr>
-          <w:rFonts w:ascii="Arial Narrow" w:eastAsia="Arial Narrow" w:hAnsi="Arial Narrow" w:cs="Arial Narrow"/>
-          <w:sz w:val="16"/>
-          <w:szCs w:val="16"/>
-        </w:rPr>
-        <w:t xml:space="preserve"> 30056, publicada el 2 de julio de 2013, que modificó el artículo 5 del Texto Único Ordenado de la Ley de Promoción de la Competitividad, Formalización y Desarrollo de la Micro y Pequeña Empresa y de Acceso al Empleo Decente (LEY MYPE). Ello, en la medida que la Tercera Disposición Complementaria Transitoria de la norma modificatoria precisa que las empresas constituidas antes de la </w:t>
-      </w:r>
-      <w:proofErr w:type="gramStart"/>
-      <w:r>
-        <w:rPr>
-          <w:rFonts w:ascii="Arial Narrow" w:eastAsia="Arial Narrow" w:hAnsi="Arial Narrow" w:cs="Arial Narrow"/>
-          <w:sz w:val="16"/>
-          <w:szCs w:val="16"/>
-        </w:rPr>
-        <w:t>entrada en vigencia</w:t>
-      </w:r>
-      <w:proofErr w:type="gramEnd"/>
-      <w:r>
-        <w:rPr>
-          <w:rFonts w:ascii="Arial Narrow" w:eastAsia="Arial Narrow" w:hAnsi="Arial Narrow" w:cs="Arial Narrow"/>
-          <w:sz w:val="16"/>
-          <w:szCs w:val="16"/>
-        </w:rPr>
-        <w:t xml:space="preserve"> de dicha Ley se rigen por los requisitos de acogimiento al régimen de las micro y pequeñas empresas regulados en el Decreto Legislativo 1086.</w:t>
-      </w:r>
-    </w:p>
-    <w:p>
-      <w:pPr>
-        <w:pStyle w:val="Textonotapie"/>
-        <w:ind w:left="567" w:hanging="567"/>
-        <w:jc w:val="both"/>
-        <w:rPr>
-          <w:rFonts w:ascii="Arial Narrow" w:eastAsia="Arial Narrow" w:hAnsi="Arial Narrow" w:cs="Arial Narrow"/>
-          <w:sz w:val="16"/>
-          <w:szCs w:val="16"/>
-        </w:rPr>
-      </w:pPr>
-    </w:p>
-  </w:footnote>
-  <w:footnote w:id="6">
-    <w:p>
-      <w:pPr>
-        <w:pStyle w:val="Textonotapie"/>
-        <w:ind w:left="567" w:hanging="567"/>
-        <w:jc w:val="both"/>
-        <w:rPr>
-          <w:rFonts w:ascii="Arial Narrow" w:eastAsia="Arial Narrow" w:hAnsi="Arial Narrow" w:cs="Arial Narrow"/>
-          <w:sz w:val="16"/>
-          <w:szCs w:val="16"/>
-        </w:rPr>
-      </w:pPr>
-      <w:r>
-        <w:rPr>
-          <w:rStyle w:val="Refdenotaalpie"/>
-          <w:rFonts w:ascii="Arial Narrow" w:eastAsia="Arial Narrow" w:hAnsi="Arial Narrow" w:cs="Arial Narrow"/>
-          <w:sz w:val="16"/>
-          <w:szCs w:val="16"/>
-          <w:vertAlign w:val="superscript"/>
-        </w:rPr>
-        <w:footnoteRef/>
-      </w:r>
-      <w:r>
-        <w:rPr>
-          <w:rFonts w:ascii="Arial Narrow" w:eastAsia="Arial Narrow" w:hAnsi="Arial Narrow" w:cs="Arial Narrow"/>
-          <w:sz w:val="16"/>
-          <w:szCs w:val="16"/>
-        </w:rPr>
-        <w:t xml:space="preserve"> </w:t>
-      </w:r>
-      <w:r>
-        <w:rPr>
-          <w:rFonts w:ascii="Arial Narrow" w:eastAsia="Arial Narrow" w:hAnsi="Arial Narrow" w:cs="Arial Narrow"/>
-          <w:sz w:val="16"/>
-          <w:szCs w:val="16"/>
-        </w:rPr>
-        <w:tab/>
-      </w:r>
-      <w:r>
-        <w:rPr>
-          <w:rFonts w:ascii="Arial Narrow" w:eastAsia="Arial Narrow" w:hAnsi="Arial Narrow" w:cs="Arial Narrow"/>
-          <w:b/>
-          <w:sz w:val="16"/>
-          <w:szCs w:val="16"/>
-        </w:rPr>
-        <w:t>LEY 29571, CÓDIGO DE PROTECCIÓN Y DEFENSA DEL CONSUMIDOR</w:t>
-      </w:r>
-      <w:r>
-        <w:rPr>
-          <w:rFonts w:ascii="Arial Narrow" w:eastAsia="Arial Narrow" w:hAnsi="Arial Narrow" w:cs="Arial Narrow"/>
-          <w:b/>
-          <w:bCs/>
-          <w:sz w:val="16"/>
-          <w:szCs w:val="16"/>
-        </w:rPr>
-        <w:t xml:space="preserve">, </w:t>
-      </w:r>
-      <w:r>
-        <w:rPr>
-          <w:rFonts w:ascii="Arial Narrow" w:eastAsia="Arial Narrow" w:hAnsi="Arial Narrow" w:cs="Arial Narrow"/>
-          <w:b/>
-          <w:sz w:val="16"/>
-          <w:szCs w:val="16"/>
-        </w:rPr>
-        <w:t>publicado el 2 de setiembre de 2010 y modificado por Decreto Legislativo 1308</w:t>
-      </w:r>
-    </w:p>
-    <w:p>
-      <w:pPr>
-        <w:pStyle w:val="Textonotapie"/>
-        <w:ind w:left="567" w:hanging="567"/>
-        <w:jc w:val="both"/>
-        <w:rPr>
-          <w:rFonts w:ascii="Arial Narrow" w:eastAsia="Arial Narrow" w:hAnsi="Arial Narrow" w:cs="Arial Narrow"/>
-          <w:b/>
-          <w:bCs/>
-          <w:sz w:val="16"/>
-          <w:szCs w:val="16"/>
-        </w:rPr>
-      </w:pPr>
-      <w:r>
-        <w:rPr>
-          <w:rFonts w:ascii="Arial Narrow" w:eastAsia="Arial Narrow" w:hAnsi="Arial Narrow" w:cs="Arial Narrow"/>
-          <w:sz w:val="16"/>
-          <w:szCs w:val="16"/>
-        </w:rPr>
-        <w:tab/>
-      </w:r>
-      <w:r>
-        <w:rPr>
-          <w:rFonts w:ascii="Arial Narrow" w:eastAsia="Arial Narrow" w:hAnsi="Arial Narrow" w:cs="Arial Narrow"/>
-          <w:b/>
-          <w:bCs/>
-          <w:sz w:val="16"/>
-          <w:szCs w:val="16"/>
-        </w:rPr>
-        <w:t>Artículo 110.- Sanciones Administrativas</w:t>
-      </w:r>
-    </w:p>
-    <w:p>
-      <w:pPr>
-        <w:autoSpaceDE w:val="0"/>
-        <w:autoSpaceDN w:val="0"/>
-        <w:adjustRightInd w:val="0"/>
-        <w:spacing w:after="0" w:line="240" w:lineRule="auto"/>
-        <w:ind w:left="567"/>
-        <w:jc w:val="both"/>
-        <w:rPr>
-          <w:rFonts w:ascii="Arial Narrow" w:eastAsia="Arial Narrow" w:hAnsi="Arial Narrow" w:cs="Arial Narrow"/>
-          <w:sz w:val="16"/>
-          <w:szCs w:val="16"/>
-          <w:lang w:eastAsia="es-PE"/>
-        </w:rPr>
-      </w:pPr>
-      <w:r>
-        <w:rPr>
-          <w:rFonts w:ascii="Arial Narrow" w:eastAsia="Arial Narrow" w:hAnsi="Arial Narrow" w:cs="Arial Narrow"/>
-          <w:sz w:val="16"/>
-          <w:szCs w:val="16"/>
-          <w:lang w:eastAsia="es-PE"/>
-        </w:rPr>
-        <w:t>(…)</w:t>
-      </w:r>
-    </w:p>
-    <w:p>
-      <w:pPr>
-        <w:autoSpaceDE w:val="0"/>
-        <w:autoSpaceDN w:val="0"/>
-        <w:adjustRightInd w:val="0"/>
-        <w:spacing w:after="0" w:line="240" w:lineRule="auto"/>
-        <w:ind w:left="567"/>
-        <w:jc w:val="both"/>
-        <w:rPr>
-          <w:rFonts w:ascii="Arial Narrow" w:eastAsia="Arial Narrow" w:hAnsi="Arial Narrow" w:cs="Arial Narrow"/>
-          <w:sz w:val="16"/>
-          <w:szCs w:val="16"/>
-          <w:lang w:eastAsia="es-PE"/>
-        </w:rPr>
-      </w:pPr>
-      <w:r>
-        <w:rPr>
-          <w:rFonts w:ascii="Arial Narrow" w:eastAsia="Arial Narrow" w:hAnsi="Arial Narrow" w:cs="Arial Narrow"/>
-          <w:sz w:val="16"/>
-          <w:szCs w:val="16"/>
-          <w:lang w:eastAsia="es-PE"/>
-        </w:rPr>
-        <w:t>En el caso de las microempresas, la multa no puede superar el diez por ciento (10%) de las ventas o ingresos brutos percibidos por el infractor, relativos a todas sus actividades económicas, correspondientes al ejercicio inmediato anterior al de la expedición de la resolución de primera instancia, siempre que se haya acreditado dichos ingresos, no se encuentre en una situación de reincidencia y el caso no verse sobre la vida, salud o integridad de los consumidores. Para el caso de las pequeñas empresas, la multa no puede superar el veinte por ciento (20%) de las ventas o ingresos brutos percibidos por el infractor, conforme a los requisitos señalados anteriormente.</w:t>
-      </w:r>
-    </w:p>
-    <w:p>
-      <w:pPr>
-        <w:autoSpaceDE w:val="0"/>
-        <w:autoSpaceDN w:val="0"/>
-        <w:adjustRightInd w:val="0"/>
-        <w:spacing w:after="0" w:line="240" w:lineRule="auto"/>
-        <w:ind w:left="567"/>
-        <w:jc w:val="both"/>
-        <w:rPr>
-          <w:rFonts w:ascii="Arial Narrow" w:eastAsia="Arial Narrow" w:hAnsi="Arial Narrow" w:cs="Arial Narrow"/>
-          <w:sz w:val="16"/>
-          <w:szCs w:val="16"/>
-          <w:lang w:eastAsia="es-PE"/>
-        </w:rPr>
-      </w:pPr>
-      <w:r>
-        <w:rPr>
-          <w:rFonts w:ascii="Arial Narrow" w:eastAsia="Arial Narrow" w:hAnsi="Arial Narrow" w:cs="Arial Narrow"/>
-          <w:sz w:val="16"/>
-          <w:szCs w:val="16"/>
-          <w:lang w:eastAsia="es-PE"/>
-        </w:rPr>
-        <w:t>(…).</w:t>
-      </w:r>
-    </w:p>
-    <w:p>
-      <w:pPr>
-        <w:pStyle w:val="Textonotapie"/>
-        <w:ind w:left="567" w:hanging="567"/>
-        <w:jc w:val="both"/>
-        <w:rPr>
-          <w:rFonts w:ascii="Arial Narrow" w:eastAsia="Arial Narrow" w:hAnsi="Arial Narrow" w:cs="Arial Narrow"/>
-          <w:sz w:val="16"/>
-          <w:szCs w:val="16"/>
-        </w:rPr>
-      </w:pPr>
-    </w:p>
-  </w:footnote>
-  <w:footnote w:id="12">
-    <w:p>
-      <w:pPr>
-        <w:pStyle w:val="Textonotapie"/>
-        <w:ind w:left="567" w:hanging="567"/>
-        <w:jc w:val="both"/>
-        <w:rPr>
-          <w:rFonts w:ascii="Arial Narrow" w:eastAsia="Arial Narrow" w:hAnsi="Arial Narrow" w:cs="Arial Narrow"/>
-          <w:sz w:val="16"/>
-          <w:szCs w:val="16"/>
-        </w:rPr>
-      </w:pPr>
-      <w:r>
-        <w:rPr>
-          <w:rStyle w:val="Refdenotaalpie"/>
-          <w:rFonts w:ascii="Arial Narrow" w:eastAsia="Arial Narrow" w:hAnsi="Arial Narrow" w:cs="Arial Narrow"/>
-          <w:sz w:val="16"/>
-          <w:szCs w:val="16"/>
-          <w:vertAlign w:val="superscript"/>
-        </w:rPr>
-        <w:footnoteRef/>
-      </w:r>
-      <w:r>
-        <w:rPr>
-          <w:rFonts w:ascii="Arial Narrow" w:eastAsia="Arial Narrow" w:hAnsi="Arial Narrow" w:cs="Arial Narrow"/>
-          <w:sz w:val="16"/>
-          <w:szCs w:val="16"/>
-        </w:rPr>
-        <w:tab/>
-      </w:r>
-      <w:r>
-        <w:rPr>
-          <w:rFonts w:ascii="Arial Narrow" w:eastAsia="Arial Narrow" w:hAnsi="Arial Narrow" w:cs="Arial Narrow"/>
-          <w:b/>
-          <w:bCs/>
-          <w:sz w:val="16"/>
-          <w:szCs w:val="16"/>
-        </w:rPr>
-        <w:t xml:space="preserve">DECRETO LEGISLATIVO 807, LEY SOBRE FACULTADES, NORMAS Y ORGANIZACIÓN DEL INDECOPI, publicado el 18 de abril de 1996</w:t>
-      </w:r>
-    </w:p>
-    <w:p>
-      <w:pPr>
-        <w:pStyle w:val="Textonotapie"/>
-        <w:ind w:left="567" w:hanging="567"/>
-        <w:jc w:val="both"/>
-        <w:rPr>
-          <w:rFonts w:ascii="Arial Narrow" w:eastAsia="Arial Narrow" w:hAnsi="Arial Narrow" w:cs="Arial Narrow"/>
-          <w:sz w:val="16"/>
-          <w:szCs w:val="16"/>
-        </w:rPr>
-      </w:pPr>
-      <w:r>
-        <w:rPr>
-          <w:rFonts w:ascii="Arial Narrow" w:eastAsia="Arial Narrow" w:hAnsi="Arial Narrow" w:cs="Arial Narrow"/>
-          <w:sz w:val="16"/>
-          <w:szCs w:val="16"/>
-        </w:rPr>
-        <w:tab/>
-      </w:r>
-      <w:r>
-        <w:rPr>
-          <w:rFonts w:ascii="Arial Narrow" w:eastAsia="Arial Narrow" w:hAnsi="Arial Narrow" w:cs="Arial Narrow"/>
-          <w:b/>
-          <w:bCs/>
-          <w:sz w:val="16"/>
-          <w:szCs w:val="16"/>
-        </w:rPr>
-        <w:t xml:space="preserve">Artículo 26.-</w:t>
-      </w:r>
-      <w:r>
-        <w:rPr>
-          <w:rFonts w:ascii="Arial Narrow" w:eastAsia="Arial Narrow" w:hAnsi="Arial Narrow" w:cs="Arial Narrow"/>
-          <w:sz w:val="16"/>
-          <w:szCs w:val="16"/>
-        </w:rPr>
-        <w:t xml:space="preserve"> Una vez admitida a trámite la denuncia, se correrá traslado de la misma al denunciado, a fin de que éste presente su descargo. El plazo para la presentación del descargo será de cinco (5) días contados desde la notificación, vencido el cual, el Secretario Técnico declarará en rebeldía al denunciado que no lo hubiera presentado.</w:t>
-      </w:r>
-    </w:p>
-    <w:p>
-      <w:pPr>
-        <w:pStyle w:val="Textonotapie"/>
-        <w:ind w:left="567" w:hanging="567"/>
-        <w:jc w:val="both"/>
-        <w:rPr>
-          <w:rFonts w:ascii="Arial Narrow" w:eastAsia="Arial Narrow" w:hAnsi="Arial Narrow" w:cs="Arial Narrow"/>
-          <w:sz w:val="16"/>
-          <w:szCs w:val="16"/>
-        </w:rPr>
-      </w:pPr>
-    </w:p>
-  </w:footnote>
-  <w:footnote w:id="13">
-    <w:p>
-      <w:pPr>
-        <w:pStyle w:val="Textonotapie"/>
-        <w:ind w:left="567" w:hanging="567"/>
-        <w:jc w:val="both"/>
-        <w:rPr>
-          <w:rFonts w:ascii="Arial Narrow" w:eastAsia="Arial Narrow" w:hAnsi="Arial Narrow" w:cs="Arial Narrow"/>
-          <w:sz w:val="16"/>
-          <w:szCs w:val="16"/>
-        </w:rPr>
-      </w:pPr>
-      <w:r>
-        <w:rPr>
-          <w:rStyle w:val="Refdenotaalpie"/>
-          <w:rFonts w:ascii="Arial Narrow" w:eastAsia="Arial Narrow" w:hAnsi="Arial Narrow" w:cs="Arial Narrow"/>
-          <w:sz w:val="16"/>
-          <w:szCs w:val="16"/>
-          <w:vertAlign w:val="superscript"/>
-        </w:rPr>
-        <w:footnoteRef/>
-      </w:r>
-      <w:r>
-        <w:rPr>
-          <w:rFonts w:ascii="Arial Narrow" w:eastAsia="Arial Narrow" w:hAnsi="Arial Narrow" w:cs="Arial Narrow"/>
-          <w:sz w:val="16"/>
-          <w:szCs w:val="16"/>
-        </w:rPr>
-        <w:tab/>
-      </w:r>
-      <w:r>
-        <w:rPr>
-          <w:rFonts w:ascii="Arial Narrow" w:eastAsia="Arial Narrow" w:hAnsi="Arial Narrow" w:cs="Arial Narrow"/>
-          <w:b/>
-          <w:bCs/>
-          <w:sz w:val="16"/>
-          <w:szCs w:val="16"/>
-        </w:rPr>
-        <w:t xml:space="preserve">DECRETO SUPREMO 006-2026-JUS, TEXTO ÚNICO ORDENADO DE LA LEY 27444, LEY DEL PROCEDIMIENTO ADMINISTRATIVO GENERAL, publicado el 30 de abril de 2026</w:t>
-      </w:r>
-    </w:p>
-    <w:p>
-      <w:pPr>
-        <w:pStyle w:val="Textonotapie"/>
-        <w:ind w:left="567" w:hanging="567"/>
-        <w:jc w:val="both"/>
-        <w:rPr>
-          <w:rFonts w:ascii="Arial Narrow" w:eastAsia="Arial Narrow" w:hAnsi="Arial Narrow" w:cs="Arial Narrow"/>
-          <w:sz w:val="16"/>
-          <w:szCs w:val="16"/>
-        </w:rPr>
-      </w:pPr>
-      <w:r>
-        <w:rPr>
-          <w:rFonts w:ascii="Arial Narrow" w:eastAsia="Arial Narrow" w:hAnsi="Arial Narrow" w:cs="Arial Narrow"/>
-          <w:sz w:val="16"/>
-          <w:szCs w:val="16"/>
-        </w:rPr>
-        <w:tab/>
-      </w:r>
-      <w:r>
-        <w:rPr>
-          <w:rFonts w:ascii="Arial Narrow" w:eastAsia="Arial Narrow" w:hAnsi="Arial Narrow" w:cs="Arial Narrow"/>
-          <w:b/>
-          <w:bCs/>
-          <w:sz w:val="16"/>
-          <w:szCs w:val="16"/>
-        </w:rPr>
-        <w:t xml:space="preserve">Artículo 223.- Contestación de la reclamación</w:t>
-      </w:r>
-    </w:p>
-    <w:p>
-      <w:pPr>
-        <w:pStyle w:val="Textonotapie"/>
-        <w:ind w:left="567" w:hanging="567"/>
-        <w:jc w:val="both"/>
-        <w:rPr>
-          <w:rFonts w:ascii="Arial Narrow" w:eastAsia="Arial Narrow" w:hAnsi="Arial Narrow" w:cs="Arial Narrow"/>
-          <w:sz w:val="16"/>
-          <w:szCs w:val="16"/>
-        </w:rPr>
-      </w:pPr>
-      <w:r>
-        <w:rPr>
-          <w:rFonts w:ascii="Arial Narrow" w:eastAsia="Arial Narrow" w:hAnsi="Arial Narrow" w:cs="Arial Narrow"/>
-          <w:sz w:val="16"/>
-          <w:szCs w:val="16"/>
-        </w:rPr>
-        <w:tab/>
-      </w:r>
-      <w:r>
-        <w:rPr>
-          <w:rFonts w:ascii="Arial Narrow" w:eastAsia="Arial Narrow" w:hAnsi="Arial Narrow" w:cs="Arial Narrow"/>
-          <w:sz w:val="16"/>
-          <w:szCs w:val="16"/>
-        </w:rPr>
-        <w:t xml:space="preserve">223.1 El reclamado deberá presentar la contestación de la reclamación dentro de los quince (15) días posteriores a la notificación de ésta; vencido este plazo, la Administración declarará en rebeldía al reclamado que no la hubiera presentado. La contestación deberá contener los requisitos de los escritos previstos en el artículo 113 de la presente Ley, así como la absolución de todos los asuntos controvertidos de hecho y de derecho, Las alegaciones y los hechos relevantes de la reclamación, salvo que hayan sido específicamente negadas en la contestación, se tendrán por aceptadas o merituadas como ciertas.</w:t>
-      </w:r>
-    </w:p>
-    <w:p>
-      <w:pPr>
-        <w:pStyle w:val="Textonotapie"/>
-        <w:ind w:left="567" w:hanging="567"/>
-        <w:jc w:val="both"/>
-        <w:rPr>
-          <w:rFonts w:ascii="Arial Narrow" w:eastAsia="Arial Narrow" w:hAnsi="Arial Narrow" w:cs="Arial Narrow"/>
-          <w:sz w:val="16"/>
-          <w:szCs w:val="16"/>
-        </w:rPr>
-      </w:pPr>
-    </w:p>
-  </w:footnote>
-  <w:footnote w:id="7">
-    <w:p>
-      <w:pPr>
-        <w:spacing w:after="0" w:line="240" w:lineRule="auto"/>
-        <w:ind w:left="567" w:hanging="567"/>
-        <w:jc w:val="both"/>
-        <w:rPr>
-          <w:rFonts w:ascii="Arial Narrow" w:eastAsia="Arial Narrow" w:hAnsi="Arial Narrow" w:cs="Arial Narrow"/>
-          <w:sz w:val="16"/>
-          <w:szCs w:val="16"/>
-        </w:rPr>
-      </w:pPr>
-      <w:r>
-        <w:rPr>
-          <w:rStyle w:val="Refdenotaalpie"/>
-          <w:rFonts w:ascii="Arial Narrow" w:eastAsia="Arial Narrow" w:hAnsi="Arial Narrow" w:cs="Arial Narrow"/>
-          <w:sz w:val="16"/>
-          <w:szCs w:val="16"/>
-          <w:vertAlign w:val="superscript"/>
-        </w:rPr>
-        <w:footnoteRef/>
-      </w:r>
-      <w:r>
-        <w:rPr>
-          <w:rFonts w:ascii="Arial Narrow" w:eastAsia="Arial Narrow" w:hAnsi="Arial Narrow" w:cs="Arial Narrow"/>
-          <w:sz w:val="16"/>
-          <w:szCs w:val="16"/>
-          <w:vertAlign w:val="superscript"/>
-        </w:rPr>
-        <w:t xml:space="preserve"> </w:t>
-      </w:r>
-      <w:r>
-        <w:rPr>
-          <w:rFonts w:ascii="Arial Narrow" w:eastAsia="Arial Narrow" w:hAnsi="Arial Narrow" w:cs="Arial Narrow"/>
-          <w:sz w:val="16"/>
-          <w:szCs w:val="16"/>
-        </w:rPr>
-        <w:t xml:space="preserve"> </w:t>
-      </w:r>
-      <w:r>
-        <w:rPr>
-          <w:rFonts w:ascii="Arial Narrow" w:eastAsia="Arial Narrow" w:hAnsi="Arial Narrow" w:cs="Arial Narrow"/>
-          <w:sz w:val="16"/>
-          <w:szCs w:val="16"/>
-        </w:rPr>
-        <w:tab/>
-      </w:r>
-      <w:r>
-        <w:rPr>
-          <w:rFonts w:ascii="Arial Narrow" w:eastAsia="Arial Narrow" w:hAnsi="Arial Narrow" w:cs="Arial Narrow"/>
-          <w:b/>
-          <w:sz w:val="16"/>
-          <w:szCs w:val="16"/>
-        </w:rPr>
-        <w:t>LEY 29571, CÓDIGO DE PROTECCIÓN Y DEFENSA DEL CONSUMIDOR</w:t>
-      </w:r>
-      <w:r>
-        <w:rPr>
-          <w:rFonts w:ascii="Arial Narrow" w:eastAsia="Arial Narrow" w:hAnsi="Arial Narrow" w:cs="Arial Narrow"/>
-          <w:b/>
-          <w:bCs/>
-          <w:sz w:val="16"/>
-          <w:szCs w:val="16"/>
-        </w:rPr>
-        <w:t xml:space="preserve">, </w:t>
-      </w:r>
-      <w:r>
-        <w:rPr>
-          <w:rFonts w:ascii="Arial Narrow" w:eastAsia="Arial Narrow" w:hAnsi="Arial Narrow" w:cs="Arial Narrow"/>
-          <w:b/>
-          <w:sz w:val="16"/>
-          <w:szCs w:val="16"/>
-        </w:rPr>
-        <w:t>publicado el 2 de setiembre de 2010 y modificado por Decreto Legislativo 1308</w:t>
-      </w:r>
-    </w:p>
-    <w:p>
-      <w:pPr>
-        <w:spacing w:after="0" w:line="240" w:lineRule="auto"/>
-        <w:ind w:left="567" w:hanging="567"/>
-        <w:jc w:val="both"/>
-        <w:rPr>
-          <w:rFonts w:ascii="Arial Narrow" w:eastAsia="Arial Narrow" w:hAnsi="Arial Narrow" w:cs="Arial Narrow"/>
-          <w:b/>
-          <w:sz w:val="16"/>
-          <w:szCs w:val="16"/>
-        </w:rPr>
-      </w:pPr>
-      <w:r>
-        <w:rPr>
-          <w:rFonts w:ascii="Arial Narrow" w:eastAsia="Arial Narrow" w:hAnsi="Arial Narrow" w:cs="Arial Narrow"/>
-          <w:b/>
-          <w:sz w:val="16"/>
-          <w:szCs w:val="16"/>
-        </w:rPr>
-        <w:tab/>
-        <w:t>Artículo 110.- Sanciones administrativas</w:t>
-      </w:r>
-    </w:p>
-    <w:p>
-      <w:pPr>
-        <w:spacing w:after="0" w:line="240" w:lineRule="auto"/>
-        <w:ind w:left="567"/>
-        <w:jc w:val="both"/>
-        <w:rPr>
-          <w:rFonts w:ascii="Arial Narrow" w:eastAsia="Arial Narrow" w:hAnsi="Arial Narrow" w:cs="Arial Narrow"/>
-          <w:sz w:val="16"/>
-          <w:szCs w:val="16"/>
-        </w:rPr>
-      </w:pPr>
-      <w:r>
-        <w:rPr>
-          <w:rFonts w:ascii="Arial Narrow" w:eastAsia="Arial Narrow" w:hAnsi="Arial Narrow" w:cs="Arial Narrow"/>
-          <w:sz w:val="16"/>
-          <w:szCs w:val="16"/>
-        </w:rPr>
-        <w:t>El órgano resolutivo puede sancionar las infracciones administrativas a que se refiere el artículo 108 con amonestación y multas de hasta cuatrocientos cincuenta (450) Unidades Impositivas Tributarias (UIT), las cuales son calificadas de la siguiente manera:</w:t>
-      </w:r>
-    </w:p>
-    <w:p>
-      <w:pPr>
-        <w:numPr>
-          <w:ilvl w:val="0"/>
-          <w:numId w:val="2"/>
-        </w:numPr>
-        <w:spacing w:after="0" w:line="240" w:lineRule="auto"/>
-        <w:ind w:left="426" w:firstLine="141"/>
-        <w:jc w:val="both"/>
-        <w:rPr>
-          <w:rFonts w:ascii="Arial Narrow" w:eastAsia="Arial Narrow" w:hAnsi="Arial Narrow" w:cs="Arial Narrow"/>
-          <w:sz w:val="16"/>
-          <w:szCs w:val="16"/>
-        </w:rPr>
-      </w:pPr>
-      <w:r>
-        <w:rPr>
-          <w:rFonts w:ascii="Arial Narrow" w:eastAsia="Arial Narrow" w:hAnsi="Arial Narrow" w:cs="Arial Narrow"/>
-          <w:sz w:val="16"/>
-          <w:szCs w:val="16"/>
-        </w:rPr>
-        <w:t>Infracciones leves, con una amonestación o con una multa de hasta cincuenta (50) UIT.</w:t>
-      </w:r>
-    </w:p>
-    <w:p>
-      <w:pPr>
-        <w:numPr>
-          <w:ilvl w:val="0"/>
-          <w:numId w:val="2"/>
-        </w:numPr>
-        <w:spacing w:after="0" w:line="240" w:lineRule="auto"/>
-        <w:ind w:left="426" w:firstLine="141"/>
-        <w:jc w:val="both"/>
-        <w:rPr>
-          <w:rFonts w:ascii="Arial Narrow" w:eastAsia="Arial Narrow" w:hAnsi="Arial Narrow" w:cs="Arial Narrow"/>
-          <w:sz w:val="16"/>
-          <w:szCs w:val="16"/>
-        </w:rPr>
-      </w:pPr>
-      <w:r>
-        <w:rPr>
-          <w:rFonts w:ascii="Arial Narrow" w:eastAsia="Arial Narrow" w:hAnsi="Arial Narrow" w:cs="Arial Narrow"/>
-          <w:sz w:val="16"/>
-          <w:szCs w:val="16"/>
-        </w:rPr>
-        <w:t>Infracciones graves, con una multa de hasta ciento cincuenta (150) UIT.</w:t>
-      </w:r>
-    </w:p>
-    <w:p>
-      <w:pPr>
-        <w:numPr>
-          <w:ilvl w:val="0"/>
-          <w:numId w:val="2"/>
-        </w:numPr>
-        <w:spacing w:after="0" w:line="240" w:lineRule="auto"/>
-        <w:ind w:left="426" w:firstLine="141"/>
-        <w:jc w:val="both"/>
-        <w:rPr>
-          <w:rFonts w:ascii="Arial Narrow" w:eastAsia="Arial Narrow" w:hAnsi="Arial Narrow" w:cs="Arial Narrow"/>
-          <w:sz w:val="16"/>
-          <w:szCs w:val="16"/>
-        </w:rPr>
-      </w:pPr>
-      <w:r>
-        <w:rPr>
-          <w:rFonts w:ascii="Arial Narrow" w:eastAsia="Arial Narrow" w:hAnsi="Arial Narrow" w:cs="Arial Narrow"/>
-          <w:sz w:val="16"/>
-          <w:szCs w:val="16"/>
-        </w:rPr>
-        <w:t>Infracciones muy graves, con una multa de hasta cuatrocientos cincuenta (450) UIT.</w:t>
-      </w:r>
-    </w:p>
-    <w:p>
-      <w:pPr>
-        <w:spacing w:after="0" w:line="240" w:lineRule="auto"/>
-        <w:ind w:left="567"/>
-        <w:jc w:val="both"/>
-        <w:rPr>
-          <w:rFonts w:ascii="Arial Narrow" w:eastAsia="Arial Narrow" w:hAnsi="Arial Narrow" w:cs="Arial Narrow"/>
-          <w:sz w:val="16"/>
-          <w:szCs w:val="16"/>
-        </w:rPr>
-      </w:pPr>
-      <w:r>
-        <w:rPr>
-          <w:rFonts w:ascii="Arial Narrow" w:eastAsia="Arial Narrow" w:hAnsi="Arial Narrow" w:cs="Arial Narrow"/>
-          <w:sz w:val="16"/>
-          <w:szCs w:val="16"/>
-        </w:rPr>
-        <w:t>(…).</w:t>
-      </w:r>
-    </w:p>
-    <w:p>
-      <w:pPr>
-        <w:spacing w:after="0" w:line="240" w:lineRule="auto"/>
-        <w:ind w:left="567" w:hanging="567"/>
-        <w:jc w:val="both"/>
-        <w:rPr>
-          <w:rFonts w:ascii="Arial Narrow" w:eastAsia="Arial Narrow" w:hAnsi="Arial Narrow" w:cs="Arial Narrow"/>
-          <w:sz w:val="16"/>
-          <w:szCs w:val="16"/>
-        </w:rPr>
-      </w:pPr>
-    </w:p>
-  </w:footnote>
-  <w:footnote w:id="8">
-    <w:p>
-      <w:pPr>
-        <w:spacing w:after="0" w:line="240" w:lineRule="auto"/>
-        <w:ind w:left="567" w:hanging="567"/>
-        <w:jc w:val="both"/>
-        <w:rPr>
-          <w:rFonts w:ascii="Arial Narrow" w:eastAsia="Arial Narrow" w:hAnsi="Arial Narrow" w:cs="Arial Narrow"/>
-          <w:sz w:val="16"/>
-          <w:szCs w:val="16"/>
-        </w:rPr>
-      </w:pPr>
-      <w:r>
-        <w:rPr>
-          <w:rStyle w:val="Refdenotaalpie"/>
-          <w:rFonts w:ascii="Arial Narrow" w:eastAsia="Arial Narrow" w:hAnsi="Arial Narrow" w:cs="Arial Narrow"/>
-          <w:sz w:val="16"/>
-          <w:szCs w:val="16"/>
-          <w:vertAlign w:val="superscript"/>
-        </w:rPr>
-        <w:footnoteRef/>
-      </w:r>
-      <w:r>
-        <w:rPr>
-          <w:rFonts w:ascii="Arial Narrow" w:eastAsia="Arial Narrow" w:hAnsi="Arial Narrow" w:cs="Arial Narrow"/>
-          <w:sz w:val="16"/>
-          <w:szCs w:val="16"/>
-        </w:rPr>
-        <w:t xml:space="preserve"> </w:t>
-      </w:r>
-      <w:r>
-        <w:rPr>
-          <w:rFonts w:ascii="Arial Narrow" w:eastAsia="Arial Narrow" w:hAnsi="Arial Narrow" w:cs="Arial Narrow"/>
-          <w:sz w:val="16"/>
-          <w:szCs w:val="16"/>
-        </w:rPr>
-        <w:tab/>
+        <w:t xml:space="preserve"/>
       </w:r>
       <w:r>
         <w:rPr>
@@ -13695,18 +13815,6 @@
         <w:tab/>
         <w:t>Las medidas correctivas complementarias pueden dictarse de oficio o a pedido de parte.</w:t>
       </w:r>
-    </w:p>
-    <w:p>
-      <w:pPr>
-        <w:spacing w:after="0" w:line="240" w:lineRule="auto"/>
-        <w:ind w:left="567" w:hanging="567"/>
-        <w:jc w:val="both"/>
-        <w:rPr>
-          <w:rFonts w:ascii="Arial Narrow" w:eastAsia="Arial Narrow" w:hAnsi="Arial Narrow" w:cs="Arial Narrow"/>
-          <w:sz w:val="16"/>
-          <w:szCs w:val="16"/>
-        </w:rPr>
-      </w:pPr>
     </w:p>
     <w:p>
       <w:pPr>
@@ -13921,8 +14029,12 @@
     </w:p>
     <w:p>
       <w:pPr>
-        <w:pStyle w:val="Sinespaciado"/>
-        <w:ind w:firstLine="567"/>
+        <w:numPr>
+          <w:ilvl w:val="0"/>
+          <w:numId w:val="1"/>
+        </w:numPr>
+        <w:spacing w:after="0" w:line="240" w:lineRule="auto"/>
+        <w:ind w:left="567" w:firstLine="0"/>
         <w:jc w:val="both"/>
         <w:rPr>
           <w:rFonts w:ascii="Arial Narrow" w:eastAsia="Arial Narrow" w:hAnsi="Arial Narrow" w:cs="Arial Narrow"/>
@@ -13941,8 +14053,12 @@
     </w:p>
     <w:p>
       <w:pPr>
-        <w:pStyle w:val="Sinespaciado"/>
-        <w:ind w:firstLine="567"/>
+        <w:numPr>
+          <w:ilvl w:val="0"/>
+          <w:numId w:val="1"/>
+        </w:numPr>
+        <w:spacing w:after="0" w:line="240" w:lineRule="auto"/>
+        <w:ind w:left="567" w:firstLine="0"/>
         <w:jc w:val="both"/>
         <w:rPr>
           <w:rFonts w:ascii="Arial Narrow" w:eastAsia="Arial Narrow" w:hAnsi="Arial Narrow" w:cs="Arial Narrow"/>
@@ -14104,18 +14220,6 @@
         <w:jc w:val="both"/>
         <w:rPr>
           <w:rFonts w:ascii="Arial Narrow" w:eastAsia="Arial Narrow" w:hAnsi="Arial Narrow" w:cs="Arial Narrow"/>
-          <w:sz w:val="16"/>
-          <w:szCs w:val="16"/>
-        </w:rPr>
-      </w:pPr>
-    </w:p>
-    <w:p>
-      <w:pPr>
-        <w:spacing w:after="0" w:line="240" w:lineRule="auto"/>
-        <w:ind w:left="567"/>
-        <w:jc w:val="both"/>
-        <w:rPr>
-          <w:rFonts w:ascii="Arial Narrow" w:eastAsia="Arial Narrow" w:hAnsi="Arial Narrow" w:cs="Arial Narrow"/>
           <w:b/>
           <w:bCs/>
           <w:sz w:val="16"/>
@@ -14400,7 +14504,7 @@
       </w:pPr>
     </w:p>
   </w:footnote>
-  <w:footnote w:id="9">
+  <w:footnote w:id="11">
     <w:p>
       <w:pPr>
         <w:pStyle w:val="Textonotapie"/>
@@ -14432,7 +14536,8 @@
           <w:sz w:val="16"/>
           <w:szCs w:val="16"/>
         </w:rPr>
-        <w:t xml:space="preserve"> </w:t>
+        <w:tab/>
+        <w:t xml:space="preserve"/>
       </w:r>
       <w:r>
         <w:rPr>
@@ -14623,12 +14728,15 @@
       </w:pPr>
     </w:p>
   </w:footnote>
-  <w:footnote w:id="10">
+  <w:footnote w:id="12">
     <w:p>
       <w:pPr>
         <w:autoSpaceDE w:val="0"/>
         <w:autoSpaceDN w:val="0"/>
         <w:adjustRightInd w:val="0"/>
+        <w:tabs>
+          <w:tab w:val="left" w:pos="567"/>
+        </w:tabs>
         <w:spacing w:after="0" w:line="240" w:lineRule="auto"/>
         <w:ind w:left="567" w:hanging="567"/>
         <w:jc w:val="both"/>
@@ -14660,7 +14768,8 @@
           <w:sz w:val="16"/>
           <w:szCs w:val="16"/>
         </w:rPr>
-        <w:t xml:space="preserve"> </w:t>
+        <w:tab/>
+        <w:t xml:space="preserve"/>
       </w:r>
       <w:r>
         <w:rPr>
@@ -14693,7 +14802,7 @@
           <w:sz w:val="16"/>
           <w:szCs w:val="16"/>
         </w:rPr>
-        <w:t xml:space="preserve"> 807, LEY SOBRE FACULTADES, NORMAS Y ORGANIZACIÓN DEL INDECOPI FACULTADES DE LAS COMISIONES Y OFICINAS DEL INDECOPI</w:t>
+        <w:t xml:space="preserve">807, LEY SOBRE FACULTADES, NORMAS Y ORGANIZACIÓN DEL INDECOPI FACULTADES DE LAS COMISIONES Y OFICINAS DEL INDECOPI</w:t>
       </w:r>
     </w:p>
     <w:p>
@@ -14786,10 +14895,13 @@
       </w:pPr>
     </w:p>
   </w:footnote>
-  <w:footnote w:id="11">
+  <w:footnote w:id="13">
     <w:p>
       <w:pPr>
         <w:pStyle w:val="Textonotapie"/>
+        <w:tabs>
+          <w:tab w:val="left" w:pos="567"/>
+        </w:tabs>
         <w:ind w:left="567" w:hanging="567"/>
         <w:jc w:val="both"/>
         <w:rPr>
@@ -14814,7 +14926,8 @@
           <w:sz w:val="16"/>
           <w:szCs w:val="16"/>
         </w:rPr>
-        <w:t xml:space="preserve"> </w:t>
+        <w:tab/>
+        <w:t xml:space="preserve"/>
       </w:r>
       <w:r>
         <w:rPr>

--- a/plantillas_maestras/09_seguro_patrimonial_caucion_rc/negativa_cobertura/2_o_mas_ddos_varios/mujer/TPL_2188_2025_SEGURO_PATRIMONIAL_CAUCION_RC_NEGATIVA_COBERTURA_ASEGURADORA_MUJER_R1.docx
+++ b/plantillas_maestras/09_seguro_patrimonial_caucion_rc/negativa_cobertura/2_o_mas_ddos_varios/mujer/TPL_2188_2025_SEGURO_PATRIMONIAL_CAUCION_RC_NEGATIVA_COBERTURA_ASEGURADORA_MUJER_R1.docx
@@ -700,7 +700,7 @@
     </w:p>
     <w:p>
       <w:pPr>
-        <w:spacing w:after="0" w:line="240" w:lineRule="auto"/>
+        <w:spacing w:before="0" w:after="0" w:line="240" w:lineRule="auto"/>
         <w:jc w:val="both"/>
         <w:rPr>
           <w:rFonts w:ascii="Arial Narrow" w:eastAsia="Arial Narrow" w:hAnsi="Arial Narrow" w:cs="Arial Narrow"/>
@@ -1046,10 +1046,10 @@
     </w:p>
     <w:p>
       <w:pPr>
+        <w:spacing w:before="0" w:after="0" w:line="240" w:lineRule="auto"/>
         <w:tabs>
           <w:tab w:val="left" w:pos="1134"/>
         </w:tabs>
-        <w:spacing w:after="0" w:line="240" w:lineRule="auto"/>
         <w:jc w:val="both"/>
         <w:rPr>
           <w:rFonts w:ascii="Arial Narrow" w:eastAsia="Arial Narrow" w:hAnsi="Arial Narrow" w:cs="Arial Narrow"/>
@@ -1260,7 +1260,7 @@
     <w:p>
       <w:pPr>
         <w:pStyle w:val="Prrafodelista"/>
-        <w:spacing w:after="0" w:line="240" w:lineRule="auto"/>
+        <w:spacing w:before="0" w:after="0" w:line="240" w:lineRule="auto"/>
         <w:ind w:left="1430"/>
         <w:jc w:val="both"/>
         <w:rPr>
@@ -1456,7 +1456,7 @@
     </w:p>
     <w:p>
       <w:pPr>
-        <w:spacing w:after="0" w:line="240" w:lineRule="auto"/>
+        <w:spacing w:before="0" w:after="0" w:line="240" w:lineRule="auto"/>
         <w:jc w:val="both"/>
         <w:rPr>
           <w:rFonts w:ascii="Arial Narrow" w:eastAsia="Arial Narrow" w:hAnsi="Arial Narrow" w:cs="Arial Narrow"/>
@@ -1603,7 +1603,7 @@
     </w:p>
     <w:p>
       <w:pPr>
-        <w:spacing w:after="0" w:line="240" w:lineRule="auto"/>
+        <w:spacing w:before="0" w:after="0" w:line="240" w:lineRule="auto"/>
         <w:jc w:val="both"/>
         <w:rPr>
           <w:rFonts w:ascii="Arial Narrow" w:eastAsia="Arial Narrow" w:hAnsi="Arial Narrow" w:cs="Arial Narrow"/>
@@ -1750,7 +1750,7 @@
     </w:p>
     <w:p>
       <w:pPr>
-        <w:spacing w:after="0" w:line="240" w:lineRule="auto"/>
+        <w:spacing w:before="0" w:after="0" w:line="240" w:lineRule="auto"/>
         <w:jc w:val="both"/>
         <w:rPr>
           <w:rFonts w:ascii="Arial Narrow" w:eastAsia="Arial Narrow" w:hAnsi="Arial Narrow" w:cs="Arial Narrow"/>
@@ -1981,7 +1981,7 @@
     </w:p>
     <w:p>
       <w:pPr>
-        <w:spacing w:after="0" w:line="240" w:lineRule="auto"/>
+        <w:spacing w:before="0" w:after="0" w:line="240" w:lineRule="auto"/>
         <w:jc w:val="both"/>
         <w:rPr>
           <w:rFonts w:ascii="Arial Narrow" w:eastAsia="Arial Narrow" w:hAnsi="Arial Narrow" w:cs="Arial Narrow"/>
@@ -2105,7 +2105,7 @@
     </w:p>
     <w:p>
       <w:pPr>
-        <w:spacing w:after="0" w:line="240" w:lineRule="auto"/>
+        <w:spacing w:before="0" w:after="0" w:line="240" w:lineRule="auto"/>
         <w:jc w:val="both"/>
         <w:rPr>
           <w:rFonts w:ascii="Arial Narrow" w:eastAsia="Arial Narrow" w:hAnsi="Arial Narrow" w:cs="Arial Narrow"/>
@@ -2180,7 +2180,7 @@
     </w:p>
     <w:p>
       <w:pPr>
-        <w:spacing w:after="0" w:line="240" w:lineRule="auto"/>
+        <w:spacing w:before="0" w:after="0" w:line="240" w:lineRule="auto"/>
         <w:jc w:val="both"/>
         <w:rPr>
           <w:rFonts w:ascii="Arial Narrow" w:eastAsia="Arial Narrow" w:hAnsi="Arial Narrow" w:cs="Arial Narrow"/>
@@ -2268,7 +2268,7 @@
     <w:p>
       <w:pPr>
         <w:pStyle w:val="Prrafodelista"/>
-        <w:spacing w:line="240" w:lineRule="auto"/>
+        <w:spacing w:before="0" w:after="0" w:line="240" w:lineRule="auto"/>
         <w:rPr>
           <w:rFonts w:ascii="Arial Narrow" w:eastAsia="Arial Narrow" w:hAnsi="Arial Narrow" w:cs="Arial Narrow"/>
           <w:color w:val="000000"/>
@@ -2367,7 +2367,7 @@
     <w:p>
       <w:pPr>
         <w:pStyle w:val="Prrafodelista"/>
-        <w:spacing w:after="0" w:line="240" w:lineRule="auto"/>
+        <w:spacing w:before="0" w:after="0" w:line="240" w:lineRule="auto"/>
         <w:ind w:left="1430"/>
         <w:jc w:val="both"/>
         <w:rPr>
@@ -2468,7 +2468,7 @@
     <w:p>
       <w:pPr>
         <w:pStyle w:val="Prrafodelista"/>
-        <w:spacing w:after="0" w:line="240" w:lineRule="auto"/>
+        <w:spacing w:before="0" w:after="0" w:line="240" w:lineRule="auto"/>
         <w:ind w:left="1430"/>
         <w:jc w:val="both"/>
         <w:rPr>
@@ -2617,10 +2617,10 @@
     </w:p>
     <w:p>
       <w:pPr>
+        <w:spacing w:before="0" w:after="0" w:line="240" w:lineRule="auto"/>
         <w:tabs>
           <w:tab w:val="left" w:pos="1134"/>
         </w:tabs>
-        <w:spacing w:after="0" w:line="240" w:lineRule="auto"/>
         <w:jc w:val="both"/>
         <w:rPr>
           <w:rFonts w:ascii="Arial Narrow" w:eastAsia="Arial Narrow" w:hAnsi="Arial Narrow" w:cs="Arial Narrow"/>
@@ -2808,10 +2808,10 @@
     </w:p>
     <w:p>
       <w:pPr>
+        <w:spacing w:before="0" w:after="0" w:line="240" w:lineRule="auto"/>
         <w:tabs>
           <w:tab w:val="num" w:pos="1440"/>
         </w:tabs>
-        <w:spacing w:after="0" w:line="240" w:lineRule="auto"/>
         <w:ind w:left="567"/>
         <w:contextualSpacing/>
         <w:jc w:val="both"/>
@@ -2937,7 +2937,7 @@
     <w:bookmarkEnd w:id="2"/>
     <w:p>
       <w:pPr>
-        <w:spacing w:after="0" w:line="240" w:lineRule="auto"/>
+        <w:spacing w:before="0" w:after="0" w:line="240" w:lineRule="auto"/>
         <w:contextualSpacing/>
         <w:jc w:val="both"/>
         <w:rPr>
@@ -2993,7 +2993,7 @@
     </w:p>
     <w:p>
       <w:pPr>
-        <w:spacing w:after="0" w:line="240" w:lineRule="auto"/>
+        <w:spacing w:before="0" w:after="0" w:line="240" w:lineRule="auto"/>
         <w:ind w:left="567"/>
         <w:contextualSpacing/>
         <w:jc w:val="both"/>
@@ -3195,7 +3195,7 @@
     <w:p>
       <w:pPr>
         <w:pStyle w:val="Prrafodelista"/>
-        <w:spacing w:after="0" w:line="240" w:lineRule="auto"/>
+        <w:spacing w:before="0" w:after="0" w:line="240" w:lineRule="auto"/>
         <w:ind w:left="567"/>
         <w:jc w:val="both"/>
         <w:rPr>
@@ -3359,7 +3359,7 @@
     </w:p>
     <w:p>
       <w:pPr>
-        <w:spacing w:after="0" w:line="240" w:lineRule="auto"/>
+        <w:spacing w:before="0" w:after="0" w:line="240" w:lineRule="auto"/>
         <w:jc w:val="both"/>
         <w:rPr>
           <w:rFonts w:ascii="Arial Narrow" w:eastAsia="Arial Narrow" w:hAnsi="Arial Narrow" w:cs="Arial Narrow"/>
@@ -3539,7 +3539,7 @@
     </w:p>
     <w:p>
       <w:pPr>
-        <w:spacing w:after="0" w:line="240" w:lineRule="auto"/>
+        <w:spacing w:before="0" w:after="0" w:line="240" w:lineRule="auto"/>
         <w:jc w:val="both"/>
         <w:rPr>
           <w:rFonts w:ascii="Arial Narrow" w:eastAsia="Arial Narrow" w:hAnsi="Arial Narrow" w:cs="Arial Narrow"/>
@@ -3711,6 +3711,7 @@
     <w:p>
       <w:pPr>
         <w:pStyle w:val="Prrafodelista"/>
+        <w:spacing w:before="0" w:after="0" w:line="240" w:lineRule="auto"/>
         <w:rPr>
           <w:rFonts w:ascii="Arial Narrow" w:eastAsia="Arial Narrow" w:hAnsi="Arial Narrow" w:cs="Arial Narrow"/>
           <w:kern w:val="0"/>
@@ -3868,6 +3869,7 @@
     <w:p>
       <w:pPr>
         <w:pStyle w:val="Prrafodelista"/>
+        <w:spacing w:before="0" w:after="0" w:line="240" w:lineRule="auto"/>
         <w:rPr>
           <w:rFonts w:ascii="Arial Narrow" w:eastAsia="Arial Narrow" w:hAnsi="Arial Narrow" w:cs="Arial Narrow"/>
           <w:kern w:val="0"/>
@@ -4025,6 +4027,7 @@
     <w:p>
       <w:pPr>
         <w:pStyle w:val="Prrafodelista"/>
+        <w:spacing w:before="0" w:after="0" w:line="240" w:lineRule="auto"/>
         <w:rPr>
           <w:rFonts w:ascii="Arial Narrow" w:eastAsia="Arial Narrow" w:hAnsi="Arial Narrow" w:cs="Arial Narrow"/>
           <w:kern w:val="0"/>
@@ -4172,6 +4175,7 @@
     <w:p>
       <w:pPr>
         <w:pStyle w:val="Prrafodelista"/>
+        <w:spacing w:before="0" w:after="0" w:line="240" w:lineRule="auto"/>
         <w:rPr>
           <w:rFonts w:ascii="Arial Narrow" w:eastAsia="Arial Narrow" w:hAnsi="Arial Narrow" w:cs="Arial Narrow"/>
           <w:kern w:val="0"/>
@@ -4333,6 +4337,7 @@
     <w:p>
       <w:pPr>
         <w:pStyle w:val="Prrafodelista"/>
+        <w:spacing w:before="0" w:after="0" w:line="240" w:lineRule="auto"/>
         <w:rPr>
           <w:rFonts w:ascii="Arial Narrow" w:eastAsia="Arial Narrow" w:hAnsi="Arial Narrow" w:cs="Arial Narrow"/>
           <w:kern w:val="0"/>
@@ -4534,6 +4539,7 @@
     <w:p>
       <w:pPr>
         <w:pStyle w:val="Prrafodelista"/>
+        <w:spacing w:before="0" w:after="0" w:line="240" w:lineRule="auto"/>
         <w:rPr>
           <w:rFonts w:ascii="Arial Narrow" w:eastAsia="Arial Narrow" w:hAnsi="Arial Narrow" w:cs="Arial Narrow"/>
           <w:kern w:val="0"/>
@@ -4728,6 +4734,7 @@
     <w:p>
       <w:pPr>
         <w:pStyle w:val="Prrafodelista"/>
+        <w:spacing w:before="0" w:after="0" w:line="240" w:lineRule="auto"/>
         <w:rPr>
           <w:rFonts w:ascii="Arial Narrow" w:eastAsia="Arial Narrow" w:hAnsi="Arial Narrow" w:cs="Arial Narrow"/>
           <w:kern w:val="0"/>
@@ -4879,6 +4886,7 @@
     <w:p>
       <w:pPr>
         <w:pStyle w:val="Prrafodelista"/>
+        <w:spacing w:before="0" w:after="0" w:line="240" w:lineRule="auto"/>
         <w:rPr>
           <w:rFonts w:ascii="Arial Narrow" w:eastAsia="Arial Narrow" w:hAnsi="Arial Narrow" w:cs="Arial Narrow"/>
           <w:kern w:val="0"/>
@@ -5042,6 +5050,7 @@
     <w:p>
       <w:pPr>
         <w:pStyle w:val="Prrafodelista"/>
+        <w:spacing w:before="0" w:after="0" w:line="240" w:lineRule="auto"/>
         <w:rPr>
           <w:rFonts w:ascii="Arial Narrow" w:eastAsia="Arial Narrow" w:hAnsi="Arial Narrow" w:cs="Arial Narrow"/>
           <w:kern w:val="0"/>
@@ -5205,6 +5214,7 @@
     <w:p>
       <w:pPr>
         <w:pStyle w:val="Prrafodelista"/>
+        <w:spacing w:before="0" w:after="0" w:line="240" w:lineRule="auto"/>
         <w:rPr>
           <w:rFonts w:ascii="Arial Narrow" w:eastAsia="Arial Narrow" w:hAnsi="Arial Narrow" w:cs="Arial Narrow"/>
           <w:kern w:val="0"/>
@@ -5369,6 +5379,7 @@
     <w:p>
       <w:pPr>
         <w:pStyle w:val="Prrafodelista"/>
+        <w:spacing w:before="0" w:after="0" w:line="240" w:lineRule="auto"/>
         <w:rPr>
           <w:rFonts w:ascii="Arial Narrow" w:eastAsia="Arial Narrow" w:hAnsi="Arial Narrow" w:cs="Arial Narrow"/>
           <w:kern w:val="0"/>
@@ -5530,6 +5541,7 @@
     <w:p>
       <w:pPr>
         <w:pStyle w:val="Prrafodelista"/>
+        <w:spacing w:before="0" w:after="0" w:line="240" w:lineRule="auto"/>
         <w:rPr>
           <w:rFonts w:ascii="Arial Narrow" w:eastAsia="Arial Narrow" w:hAnsi="Arial Narrow" w:cs="Arial Narrow"/>
           <w:kern w:val="0"/>
@@ -5703,6 +5715,7 @@
     <w:p>
       <w:pPr>
         <w:pStyle w:val="Prrafodelista"/>
+        <w:spacing w:before="0" w:after="0" w:line="240" w:lineRule="auto"/>
         <w:rPr>
           <w:rFonts w:ascii="Arial Narrow" w:eastAsia="Arial Narrow" w:hAnsi="Arial Narrow" w:cs="Arial Narrow"/>
           <w:kern w:val="0"/>
@@ -5866,6 +5879,7 @@
     <w:p>
       <w:pPr>
         <w:pStyle w:val="Prrafodelista"/>
+        <w:spacing w:before="0" w:after="0" w:line="240" w:lineRule="auto"/>
         <w:rPr>
           <w:rFonts w:ascii="Arial Narrow" w:eastAsia="Arial Narrow" w:hAnsi="Arial Narrow" w:cs="Arial Narrow"/>
           <w:kern w:val="0"/>
@@ -6017,6 +6031,7 @@
     <w:p>
       <w:pPr>
         <w:pStyle w:val="Prrafodelista"/>
+        <w:spacing w:before="0" w:after="0" w:line="240" w:lineRule="auto"/>
         <w:rPr>
           <w:rFonts w:ascii="Arial Narrow" w:eastAsia="Arial Narrow" w:hAnsi="Arial Narrow" w:cs="Arial Narrow"/>
           <w:kern w:val="0"/>
@@ -6213,6 +6228,7 @@
     <w:p>
       <w:pPr>
         <w:pStyle w:val="Prrafodelista"/>
+        <w:spacing w:before="0" w:after="0" w:line="240" w:lineRule="auto"/>
         <w:rPr>
           <w:rFonts w:ascii="Arial Narrow" w:eastAsia="Arial Narrow" w:hAnsi="Arial Narrow" w:cs="Arial Narrow"/>
           <w:kern w:val="0"/>
@@ -6388,6 +6404,7 @@
     <w:p>
       <w:pPr>
         <w:pStyle w:val="Prrafodelista"/>
+        <w:spacing w:before="0" w:after="0" w:line="240" w:lineRule="auto"/>
         <w:rPr>
           <w:rFonts w:ascii="Arial Narrow" w:eastAsia="Arial Narrow" w:hAnsi="Arial Narrow" w:cs="Arial Narrow"/>
           <w:kern w:val="0"/>
@@ -6550,7 +6567,7 @@
     </w:p>
     <w:p>
       <w:pPr>
-        <w:spacing w:after="0" w:line="240" w:lineRule="auto"/>
+        <w:spacing w:before="0" w:after="0" w:line="240" w:lineRule="auto"/>
         <w:jc w:val="both"/>
         <w:rPr>
           <w:rFonts w:ascii="Arial Narrow" w:eastAsia="Arial Narrow" w:hAnsi="Arial Narrow" w:cs="Arial Narrow"/>
@@ -6620,7 +6637,7 @@
     </w:p>
     <w:p>
       <w:pPr>
-        <w:spacing w:after="0" w:line="240" w:lineRule="auto"/>
+        <w:spacing w:before="0" w:after="0" w:line="240" w:lineRule="auto"/>
         <w:ind w:left="567"/>
         <w:contextualSpacing/>
         <w:jc w:val="both"/>
@@ -6676,7 +6693,7 @@
     </w:p>
     <w:p>
       <w:pPr>
-        <w:spacing w:after="0" w:line="240" w:lineRule="auto"/>
+        <w:spacing w:before="0" w:after="0" w:line="240" w:lineRule="auto"/>
         <w:jc w:val="both"/>
         <w:rPr>
           <w:rFonts w:ascii="Arial Narrow" w:eastAsia="Arial Narrow" w:hAnsi="Arial Narrow" w:cs="Arial Narrow"/>
@@ -6725,7 +6742,7 @@
     <w:p>
       <w:pPr>
         <w:pStyle w:val="Prrafodelista"/>
-        <w:spacing w:after="0" w:line="240" w:lineRule="auto"/>
+        <w:spacing w:before="0" w:after="0" w:line="240" w:lineRule="auto"/>
         <w:ind w:left="567"/>
         <w:jc w:val="both"/>
         <w:rPr>
@@ -6791,7 +6808,7 @@
           <w:lang w:val="es-ES" w:eastAsia="es-ES"/>
           <w14:ligatures w14:val="none"/>
         </w:rPr>
-        <w:t xml:space="preserve">: </w:t>
+        <w:t xml:space="preserve">:</w:t>
       </w:r>
       <w:r>
         <w:rPr>
@@ -6803,6 +6820,18 @@
           <w:lang w:val="es-ES" w:eastAsia="es-ES"/>
           <w14:ligatures w14:val="none"/>
         </w:rPr>
+        <w:t xml:space="preserve"> </w:t>
+      </w:r>
+      <w:r>
+        <w:rPr>
+          <w:rFonts w:ascii="Arial Narrow" w:eastAsia="Arial Narrow" w:hAnsi="Arial Narrow" w:cs="Arial Narrow"/>
+          <w:color w:val="000000"/>
+          <w:kern w:val="0"/>
+          <w:sz w:val="22"/>
+          <w:szCs w:val="22"/>
+          <w:lang w:val="es-ES" w:eastAsia="es-ES"/>
+          <w14:ligatures w14:val="none"/>
+        </w:rPr>
         <w:t xml:space="preserve">(i) presentar una copia debidamente suscrita de la Póliza </w:t>
       </w:r>
       <w:proofErr w:type="spellStart"/>
@@ -6869,6 +6898,24 @@
         </w:rPr>
         <w:t>.</w:t>
       </w:r>
+    </w:p>
+    <w:p>
+      <w:pPr>
+        <w:pStyle w:val="Prrafodelista"/>
+        <w:spacing w:before="0" w:after="0" w:line="240" w:lineRule="auto"/>
+        <w:ind w:left="567"/>
+        <w:jc w:val="both"/>
+        <w:rPr>
+          <w:rFonts w:ascii="Arial Narrow" w:eastAsia="Arial Narrow" w:hAnsi="Arial Narrow" w:cs="Arial Narrow"/>
+          <w:color w:val="000000"/>
+          <w:kern w:val="0"/>
+          <w:sz w:val="22"/>
+          <w:szCs w:val="22"/>
+          <w:u w:val="single"/>
+          <w:lang w:val="es-ES" w:eastAsia="es-ES"/>
+          <w14:ligatures w14:val="none"/>
+        </w:rPr>
+      </w:pPr>
     </w:p>
     <w:p>
       <w:pPr>
@@ -6882,7 +6929,173 @@
           <w:kern w:val="0"/>
           <w:sz w:val="22"/>
           <w:szCs w:val="22"/>
+          <w:lang w:val="es-ES" w:eastAsia="es-ES"/>
+          <w14:ligatures w14:val="none"/>
+        </w:rPr>
+      </w:pPr>
+      <w:r>
+        <w:rPr>
+          <w:rFonts w:ascii="Arial Narrow" w:eastAsia="Arial Narrow" w:hAnsi="Arial Narrow" w:cs="Arial Narrow"/>
+          <w:color w:val="000000"/>
+          <w:kern w:val="0"/>
+          <w:sz w:val="22"/>
+          <w:szCs w:val="22"/>
           <w:u w:val="single"/>
+          <w:lang w:val="es-ES" w:eastAsia="es-ES"/>
+          <w14:ligatures w14:val="none"/>
+        </w:rPr>
+        <w:t xml:space="preserve">A </w:t>
+      </w:r>
+      <w:r>
+        <w:rPr>
+          <w:rFonts w:ascii="Arial Narrow" w:eastAsia="Arial Narrow" w:hAnsi="Arial Narrow" w:cs="Arial Narrow"/>
+          <w:color w:val="000000"/>
+          <w:kern w:val="0"/>
+          <w:sz w:val="22"/>
+          <w:szCs w:val="22"/>
+          <w:u w:val="single"/>
+          <w:lang w:val="es-ES" w:eastAsia="es-ES"/>
+          <w14:ligatures w14:val="none"/>
+        </w:rPr>
+        <w:t>Moller</w:t>
+      </w:r>
+      <w:r>
+        <w:rPr>
+          <w:rFonts w:ascii="Arial Narrow" w:eastAsia="Arial Narrow" w:hAnsi="Arial Narrow" w:cs="Arial Narrow"/>
+          <w:color w:val="000000"/>
+          <w:kern w:val="0"/>
+          <w:sz w:val="22"/>
+          <w:szCs w:val="22"/>
+          <w:lang w:val="es-ES" w:eastAsia="es-ES"/>
+          <w14:ligatures w14:val="none"/>
+        </w:rPr>
+        <w:t>:</w:t>
+      </w:r>
+      <w:r>
+        <w:rPr>
+          <w:rFonts w:ascii="Arial Narrow" w:eastAsia="Arial Narrow" w:hAnsi="Arial Narrow" w:cs="Arial Narrow"/>
+          <w:color w:val="000000"/>
+          <w:kern w:val="0"/>
+          <w:sz w:val="22"/>
+          <w:szCs w:val="22"/>
+          <w:lang w:eastAsia="es-ES"/>
+          <w14:ligatures w14:val="none"/>
+        </w:rPr>
+        <w:t xml:space="preserve"> </w:t>
+      </w:r>
+      <w:r>
+        <w:rPr>
+          <w:rFonts w:ascii="Arial Narrow" w:eastAsia="Arial Narrow" w:hAnsi="Arial Narrow" w:cs="Arial Narrow"/>
+          <w:color w:val="000000"/>
+          <w:kern w:val="0"/>
+          <w:sz w:val="22"/>
+          <w:szCs w:val="22"/>
+          <w:lang w:val="es-ES" w:eastAsia="es-ES"/>
+          <w14:ligatures w14:val="none"/>
+        </w:rPr>
+        <w:t xml:space="preserve">(i) presentar los medios probatorios que acrediten que evaluó adecuadamente el valor de la indemnización de la cobertura solicitada por la parte denunciante, en virtud de la Póliza </w:t>
+      </w:r>
+      <w:proofErr w:type="spellStart"/>
+      <w:r>
+        <w:rPr>
+          <w:rFonts w:ascii="Arial Narrow" w:eastAsia="Arial Narrow" w:hAnsi="Arial Narrow" w:cs="Arial Narrow"/>
+          <w:color w:val="000000"/>
+          <w:kern w:val="0"/>
+          <w:sz w:val="22"/>
+          <w:szCs w:val="22"/>
+          <w:lang w:val="es-ES" w:eastAsia="es-ES"/>
+          <w14:ligatures w14:val="none"/>
+        </w:rPr>
+        <w:t/>
+      </w:r>
+      <w:proofErr w:type="spellEnd"/>
+      <w:r>
+        <w:rPr>
+          <w:rFonts w:ascii="Arial Narrow" w:eastAsia="Arial Narrow" w:hAnsi="Arial Narrow" w:cs="Arial Narrow"/>
+          <w:color w:val="000000"/>
+          <w:kern w:val="0"/>
+          <w:sz w:val="22"/>
+          <w:szCs w:val="22"/>
+          <w:lang w:val="es-ES" w:eastAsia="es-ES"/>
+          <w14:ligatures w14:val="none"/>
+        </w:rPr>
+        <w:t xml:space="preserve"> 2012110100152 – 2012110100154 del Seguro de Incendio</w:t>
+      </w:r>
+      <w:r>
+        <w:rPr>
+          <w:rFonts w:ascii="Arial Narrow" w:eastAsia="Arial Narrow" w:hAnsi="Arial Narrow" w:cs="Arial Narrow"/>
+          <w:color w:val="000000"/>
+          <w:kern w:val="0"/>
+          <w:sz w:val="22"/>
+          <w:szCs w:val="22"/>
+          <w:lang w:val="es-ES" w:eastAsia="es-ES"/>
+          <w14:ligatures w14:val="none"/>
+        </w:rPr>
+        <w:t>; y,</w:t>
+      </w:r>
+      <w:r>
+        <w:rPr>
+          <w:rFonts w:ascii="Arial Narrow" w:eastAsia="Arial Narrow" w:hAnsi="Arial Narrow" w:cs="Arial Narrow"/>
+          <w:color w:val="000000"/>
+          <w:kern w:val="0"/>
+          <w:sz w:val="22"/>
+          <w:szCs w:val="22"/>
+          <w:lang w:val="es-ES" w:eastAsia="es-ES"/>
+          <w14:ligatures w14:val="none"/>
+        </w:rPr>
+        <w:t xml:space="preserve"> (</w:t>
+      </w:r>
+      <w:proofErr w:type="spellStart"/>
+      <w:r>
+        <w:rPr>
+          <w:rFonts w:ascii="Arial Narrow" w:eastAsia="Arial Narrow" w:hAnsi="Arial Narrow" w:cs="Arial Narrow"/>
+          <w:color w:val="000000"/>
+          <w:kern w:val="0"/>
+          <w:sz w:val="22"/>
+          <w:szCs w:val="22"/>
+          <w:lang w:val="es-ES" w:eastAsia="es-ES"/>
+          <w14:ligatures w14:val="none"/>
+        </w:rPr>
+        <w:t>ii</w:t>
+      </w:r>
+      <w:proofErr w:type="spellEnd"/>
+      <w:r>
+        <w:rPr>
+          <w:rFonts w:ascii="Arial Narrow" w:eastAsia="Arial Narrow" w:hAnsi="Arial Narrow" w:cs="Arial Narrow"/>
+          <w:color w:val="000000"/>
+          <w:kern w:val="0"/>
+          <w:sz w:val="22"/>
+          <w:szCs w:val="22"/>
+          <w:lang w:val="es-ES" w:eastAsia="es-ES"/>
+          <w14:ligatures w14:val="none"/>
+        </w:rPr>
+        <w:t>) presentar todas las comunicaciones cursadas con la parte denunciante en virtud de los hechos materia de denuncia</w:t>
+      </w:r>
+      <w:r>
+        <w:rPr>
+          <w:rFonts w:ascii="Arial Narrow" w:eastAsia="Arial Narrow" w:hAnsi="Arial Narrow" w:cs="Arial Narrow"/>
+          <w:color w:val="000000"/>
+          <w:kern w:val="0"/>
+          <w:sz w:val="22"/>
+          <w:szCs w:val="22"/>
+          <w:lang w:val="es-ES" w:eastAsia="es-ES"/>
+          <w14:ligatures w14:val="none"/>
+        </w:rPr>
+        <w:t>.</w:t>
+      </w:r>
+    </w:p>
+    <w:p>
+      <w:pPr>
+        <w:pStyle w:val="Prrafodelista"/>
+        <w:spacing w:before="0" w:after="0" w:line="240" w:lineRule="auto"/>
+        <w:ind w:left="567"/>
+        <w:jc w:val="both"/>
+        <w:rPr>
+          <w:rFonts w:ascii="Arial Narrow" w:eastAsia="Arial Narrow" w:hAnsi="Arial Narrow" w:cs="Arial Narrow"/>
+          <w:color w:val="000000"/>
+          <w:kern w:val="0"/>
+          <w:sz w:val="22"/>
+          <w:szCs w:val="22"/>
           <w:lang w:val="es-ES" w:eastAsia="es-ES"/>
           <w14:ligatures w14:val="none"/>
         </w:rPr>
@@ -6900,23 +7113,11 @@
           <w:kern w:val="0"/>
           <w:sz w:val="22"/>
           <w:szCs w:val="22"/>
-          <w:lang w:val="es-ES" w:eastAsia="es-ES"/>
-          <w14:ligatures w14:val="none"/>
-        </w:rPr>
-      </w:pPr>
-      <w:r>
-        <w:rPr>
-          <w:rFonts w:ascii="Arial Narrow" w:eastAsia="Arial Narrow" w:hAnsi="Arial Narrow" w:cs="Arial Narrow"/>
-          <w:color w:val="000000"/>
-          <w:kern w:val="0"/>
-          <w:sz w:val="22"/>
-          <w:szCs w:val="22"/>
           <w:u w:val="single"/>
           <w:lang w:val="es-ES" w:eastAsia="es-ES"/>
           <w14:ligatures w14:val="none"/>
         </w:rPr>
-        <w:t xml:space="preserve">A </w:t>
-      </w:r>
+      </w:pPr>
       <w:r>
         <w:rPr>
           <w:rFonts w:ascii="Arial Narrow" w:eastAsia="Arial Narrow" w:hAnsi="Arial Narrow" w:cs="Arial Narrow"/>
@@ -6928,156 +7129,9 @@
           <w:lang w:val="es-ES" w:eastAsia="es-ES"/>
           <w14:ligatures w14:val="none"/>
         </w:rPr>
-        <w:t>Moller</w:t>
-      </w:r>
-      <w:r>
-        <w:rPr>
-          <w:rFonts w:ascii="Arial Narrow" w:eastAsia="Arial Narrow" w:hAnsi="Arial Narrow" w:cs="Arial Narrow"/>
-          <w:color w:val="000000"/>
-          <w:kern w:val="0"/>
-          <w:sz w:val="22"/>
-          <w:szCs w:val="22"/>
-          <w:lang w:val="es-ES" w:eastAsia="es-ES"/>
-          <w14:ligatures w14:val="none"/>
-        </w:rPr>
-        <w:t>:</w:t>
-      </w:r>
-      <w:r>
-        <w:rPr>
-          <w:rFonts w:ascii="Arial Narrow" w:eastAsia="Arial Narrow" w:hAnsi="Arial Narrow" w:cs="Arial Narrow"/>
-          <w:color w:val="000000"/>
-          <w:kern w:val="0"/>
-          <w:sz w:val="22"/>
-          <w:szCs w:val="22"/>
-          <w:lang w:eastAsia="es-ES"/>
-          <w14:ligatures w14:val="none"/>
-        </w:rPr>
-        <w:t xml:space="preserve"> </w:t>
-      </w:r>
-      <w:r>
-        <w:rPr>
-          <w:rFonts w:ascii="Arial Narrow" w:eastAsia="Arial Narrow" w:hAnsi="Arial Narrow" w:cs="Arial Narrow"/>
-          <w:color w:val="000000"/>
-          <w:kern w:val="0"/>
-          <w:sz w:val="22"/>
-          <w:szCs w:val="22"/>
-          <w:lang w:val="es-ES" w:eastAsia="es-ES"/>
-          <w14:ligatures w14:val="none"/>
-        </w:rPr>
-        <w:t xml:space="preserve">(i) presentar los medios probatorios que acrediten que evaluó adecuadamente el valor de la indemnización de la cobertura solicitada por la parte denunciante, en virtud de la Póliza </w:t>
-      </w:r>
-      <w:proofErr w:type="spellStart"/>
-      <w:r>
-        <w:rPr>
-          <w:rFonts w:ascii="Arial Narrow" w:eastAsia="Arial Narrow" w:hAnsi="Arial Narrow" w:cs="Arial Narrow"/>
-          <w:color w:val="000000"/>
-          <w:kern w:val="0"/>
-          <w:sz w:val="22"/>
-          <w:szCs w:val="22"/>
-          <w:lang w:val="es-ES" w:eastAsia="es-ES"/>
-          <w14:ligatures w14:val="none"/>
-        </w:rPr>
-        <w:t/>
-      </w:r>
-      <w:proofErr w:type="spellEnd"/>
-      <w:r>
-        <w:rPr>
-          <w:rFonts w:ascii="Arial Narrow" w:eastAsia="Arial Narrow" w:hAnsi="Arial Narrow" w:cs="Arial Narrow"/>
-          <w:color w:val="000000"/>
-          <w:kern w:val="0"/>
-          <w:sz w:val="22"/>
-          <w:szCs w:val="22"/>
-          <w:lang w:val="es-ES" w:eastAsia="es-ES"/>
-          <w14:ligatures w14:val="none"/>
-        </w:rPr>
-        <w:t xml:space="preserve"> 2012110100152 – 2012110100154 del Seguro de Incendio</w:t>
-      </w:r>
-      <w:r>
-        <w:rPr>
-          <w:rFonts w:ascii="Arial Narrow" w:eastAsia="Arial Narrow" w:hAnsi="Arial Narrow" w:cs="Arial Narrow"/>
-          <w:color w:val="000000"/>
-          <w:kern w:val="0"/>
-          <w:sz w:val="22"/>
-          <w:szCs w:val="22"/>
-          <w:lang w:val="es-ES" w:eastAsia="es-ES"/>
-          <w14:ligatures w14:val="none"/>
-        </w:rPr>
-        <w:t>; y,</w:t>
-      </w:r>
-      <w:r>
-        <w:rPr>
-          <w:rFonts w:ascii="Arial Narrow" w:eastAsia="Arial Narrow" w:hAnsi="Arial Narrow" w:cs="Arial Narrow"/>
-          <w:color w:val="000000"/>
-          <w:kern w:val="0"/>
-          <w:sz w:val="22"/>
-          <w:szCs w:val="22"/>
-          <w:lang w:val="es-ES" w:eastAsia="es-ES"/>
-          <w14:ligatures w14:val="none"/>
-        </w:rPr>
-        <w:t xml:space="preserve"> (</w:t>
-      </w:r>
-      <w:proofErr w:type="spellStart"/>
-      <w:r>
-        <w:rPr>
-          <w:rFonts w:ascii="Arial Narrow" w:eastAsia="Arial Narrow" w:hAnsi="Arial Narrow" w:cs="Arial Narrow"/>
-          <w:color w:val="000000"/>
-          <w:kern w:val="0"/>
-          <w:sz w:val="22"/>
-          <w:szCs w:val="22"/>
-          <w:lang w:val="es-ES" w:eastAsia="es-ES"/>
-          <w14:ligatures w14:val="none"/>
-        </w:rPr>
-        <w:t>ii</w:t>
-      </w:r>
-      <w:proofErr w:type="spellEnd"/>
-      <w:r>
-        <w:rPr>
-          <w:rFonts w:ascii="Arial Narrow" w:eastAsia="Arial Narrow" w:hAnsi="Arial Narrow" w:cs="Arial Narrow"/>
-          <w:color w:val="000000"/>
-          <w:kern w:val="0"/>
-          <w:sz w:val="22"/>
-          <w:szCs w:val="22"/>
-          <w:lang w:val="es-ES" w:eastAsia="es-ES"/>
-          <w14:ligatures w14:val="none"/>
-        </w:rPr>
-        <w:t>) presentar todas las comunicaciones cursadas con la parte denunciante en virtud de los hechos materia de denuncia</w:t>
-      </w:r>
-      <w:r>
-        <w:rPr>
-          <w:rFonts w:ascii="Arial Narrow" w:eastAsia="Arial Narrow" w:hAnsi="Arial Narrow" w:cs="Arial Narrow"/>
-          <w:color w:val="000000"/>
-          <w:kern w:val="0"/>
-          <w:sz w:val="22"/>
-          <w:szCs w:val="22"/>
-          <w:lang w:val="es-ES" w:eastAsia="es-ES"/>
-          <w14:ligatures w14:val="none"/>
-        </w:rPr>
-        <w:t>.</w:t>
-      </w:r>
-    </w:p>
-    <w:p>
-      <w:pPr>
-        <w:pStyle w:val="Prrafodelista"/>
-        <w:spacing w:after="0" w:line="240" w:lineRule="auto"/>
-        <w:ind w:left="567"/>
-        <w:jc w:val="both"/>
-        <w:rPr>
-          <w:rFonts w:ascii="Arial Narrow" w:eastAsia="Arial Narrow" w:hAnsi="Arial Narrow" w:cs="Arial Narrow"/>
-          <w:color w:val="000000"/>
-          <w:kern w:val="0"/>
-          <w:sz w:val="22"/>
-          <w:szCs w:val="22"/>
-          <w:lang w:val="es-ES" w:eastAsia="es-ES"/>
-          <w14:ligatures w14:val="none"/>
-        </w:rPr>
-      </w:pPr>
-    </w:p>
-    <w:p>
-      <w:pPr>
-        <w:pStyle w:val="Prrafodelista"/>
-        <w:spacing w:after="0" w:line="240" w:lineRule="auto"/>
-        <w:ind w:left="567"/>
-        <w:jc w:val="both"/>
+        <w:t xml:space="preserve">A </w:t>
+      </w:r>
+      <w:r>
         <w:rPr>
           <w:rFonts w:ascii="Arial Narrow" w:eastAsia="Arial Narrow" w:hAnsi="Arial Narrow" w:cs="Arial Narrow"/>
           <w:color w:val="000000"/>
@@ -7088,31 +7142,6 @@
           <w:lang w:val="es-ES" w:eastAsia="es-ES"/>
           <w14:ligatures w14:val="none"/>
         </w:rPr>
-      </w:pPr>
-      <w:r>
-        <w:rPr>
-          <w:rFonts w:ascii="Arial Narrow" w:eastAsia="Arial Narrow" w:hAnsi="Arial Narrow" w:cs="Arial Narrow"/>
-          <w:color w:val="000000"/>
-          <w:kern w:val="0"/>
-          <w:sz w:val="22"/>
-          <w:szCs w:val="22"/>
-          <w:u w:val="single"/>
-          <w:lang w:val="es-ES" w:eastAsia="es-ES"/>
-          <w14:ligatures w14:val="none"/>
-        </w:rPr>
-        <w:t xml:space="preserve">A </w:t>
-      </w:r>
-      <w:r>
-        <w:rPr>
-          <w:rFonts w:ascii="Arial Narrow" w:eastAsia="Arial Narrow" w:hAnsi="Arial Narrow" w:cs="Arial Narrow"/>
-          <w:color w:val="000000"/>
-          <w:kern w:val="0"/>
-          <w:sz w:val="22"/>
-          <w:szCs w:val="22"/>
-          <w:u w:val="single"/>
-          <w:lang w:val="es-ES" w:eastAsia="es-ES"/>
-          <w14:ligatures w14:val="none"/>
-        </w:rPr>
         <w:t>Charles Taylor</w:t>
       </w:r>
       <w:r>
@@ -7270,7 +7299,7 @@
     </w:p>
     <w:p>
       <w:pPr>
-        <w:spacing w:after="0" w:line="240" w:lineRule="auto"/>
+        <w:spacing w:before="0" w:after="0" w:line="240" w:lineRule="auto"/>
         <w:jc w:val="both"/>
         <w:rPr>
           <w:rFonts w:ascii="Arial Narrow" w:eastAsia="Arial Narrow" w:hAnsi="Arial Narrow" w:cs="Arial Narrow"/>
@@ -7324,10 +7353,37 @@
     </w:p>
     <w:p>
       <w:pPr>
+        <w:spacing w:before="0" w:after="0" w:line="240" w:lineRule="auto"/>
+        <w:jc w:val="both"/>
+        <w:rPr>
+          <w:rFonts w:ascii="Arial Narrow" w:eastAsia="Arial Narrow" w:hAnsi="Arial Narrow" w:cs="Arial Narrow"/>
+          <w:b/>
+          <w:color w:val="000000"/>
+          <w:kern w:val="0"/>
+          <w:sz w:val="22"/>
+          <w:szCs w:val="22"/>
+          <w:lang w:eastAsia="es-PE"/>
+          <w14:ligatures w14:val="none"/>
+        </w:rPr>
+      </w:pPr>
+    </w:p>
+    <w:p>
+      <w:pPr>
         <w:spacing w:after="0" w:line="240" w:lineRule="auto"/>
         <w:jc w:val="both"/>
         <w:rPr>
           <w:rFonts w:ascii="Arial Narrow" w:eastAsia="Arial Narrow" w:hAnsi="Arial Narrow" w:cs="Arial Narrow"/>
+          <w:color w:val="000000"/>
+          <w:kern w:val="0"/>
+          <w:sz w:val="22"/>
+          <w:szCs w:val="22"/>
+          <w:lang w:eastAsia="es-PE"/>
+          <w14:ligatures w14:val="none"/>
+        </w:rPr>
+      </w:pPr>
+      <w:r>
+        <w:rPr>
+          <w:rFonts w:ascii="Arial Narrow" w:eastAsia="Arial Narrow" w:hAnsi="Arial Narrow" w:cs="Arial Narrow"/>
           <w:b/>
           <w:color w:val="000000"/>
           <w:kern w:val="0"/>
@@ -7336,33 +7392,6 @@
           <w:lang w:eastAsia="es-PE"/>
           <w14:ligatures w14:val="none"/>
         </w:rPr>
-      </w:pPr>
-    </w:p>
-    <w:p>
-      <w:pPr>
-        <w:spacing w:after="0" w:line="240" w:lineRule="auto"/>
-        <w:jc w:val="both"/>
-        <w:rPr>
-          <w:rFonts w:ascii="Arial Narrow" w:eastAsia="Arial Narrow" w:hAnsi="Arial Narrow" w:cs="Arial Narrow"/>
-          <w:color w:val="000000"/>
-          <w:kern w:val="0"/>
-          <w:sz w:val="22"/>
-          <w:szCs w:val="22"/>
-          <w:lang w:eastAsia="es-PE"/>
-          <w14:ligatures w14:val="none"/>
-        </w:rPr>
-      </w:pPr>
-      <w:r>
-        <w:rPr>
-          <w:rFonts w:ascii="Arial Narrow" w:eastAsia="Arial Narrow" w:hAnsi="Arial Narrow" w:cs="Arial Narrow"/>
-          <w:b/>
-          <w:color w:val="000000"/>
-          <w:kern w:val="0"/>
-          <w:sz w:val="22"/>
-          <w:szCs w:val="22"/>
-          <w:lang w:eastAsia="es-PE"/>
-          <w14:ligatures w14:val="none"/>
-        </w:rPr>
         <w:t xml:space="preserve">PRIMERO:</w:t>
       </w:r>
       <w:r>
@@ -7490,7 +7519,7 @@
     </w:p>
     <w:p>
       <w:pPr>
-        <w:spacing w:after="0" w:line="240" w:lineRule="auto"/>
+        <w:spacing w:before="0" w:after="0" w:line="240" w:lineRule="auto"/>
         <w:jc w:val="both"/>
         <w:rPr>
           <w:rFonts w:ascii="Arial Narrow" w:eastAsia="Arial Narrow" w:hAnsi="Arial Narrow" w:cs="Arial Narrow"/>
@@ -7538,7 +7567,7 @@
     </w:p>
     <w:p>
       <w:pPr>
-        <w:spacing w:after="0" w:line="240" w:lineRule="auto"/>
+        <w:spacing w:before="0" w:after="0" w:line="240" w:lineRule="auto"/>
         <w:jc w:val="both"/>
         <w:rPr>
           <w:rFonts w:ascii="Arial Narrow" w:eastAsia="Arial Narrow" w:hAnsi="Arial Narrow" w:cs="Arial Narrow"/>
@@ -7656,7 +7685,7 @@
     </w:p>
     <w:p>
       <w:pPr>
-        <w:spacing w:after="0" w:line="240" w:lineRule="auto"/>
+        <w:spacing w:before="0" w:after="0" w:line="240" w:lineRule="auto"/>
         <w:jc w:val="both"/>
         <w:rPr>
           <w:rFonts w:ascii="Arial Narrow" w:eastAsia="Arial Narrow" w:hAnsi="Arial Narrow" w:cs="Arial Narrow"/>
@@ -7743,7 +7772,7 @@
     </w:p>
     <w:p>
       <w:pPr>
-        <w:spacing w:after="0" w:line="240" w:lineRule="auto"/>
+        <w:spacing w:before="0" w:after="0" w:line="240" w:lineRule="auto"/>
         <w:jc w:val="both"/>
         <w:rPr>
           <w:rFonts w:ascii="Arial Narrow" w:eastAsia="Arial Narrow" w:hAnsi="Arial Narrow" w:cs="Arial Narrow"/>
@@ -7803,7 +7832,7 @@
     </w:p>
     <w:p>
       <w:pPr>
-        <w:spacing w:after="0" w:line="240" w:lineRule="auto"/>
+        <w:spacing w:before="0" w:after="0" w:line="240" w:lineRule="auto"/>
         <w:jc w:val="both"/>
         <w:rPr>
           <w:rFonts w:ascii="Arial Narrow" w:eastAsia="Arial Narrow" w:hAnsi="Arial Narrow" w:cs="Arial Narrow"/>
@@ -7889,7 +7918,7 @@
     </w:p>
     <w:p>
       <w:pPr>
-        <w:spacing w:after="0" w:line="240" w:lineRule="auto"/>
+        <w:spacing w:before="0" w:after="0" w:line="240" w:lineRule="auto"/>
         <w:jc w:val="both"/>
         <w:rPr>
           <w:rFonts w:ascii="Arial Narrow" w:eastAsia="Arial Narrow" w:hAnsi="Arial Narrow" w:cs="Arial Narrow"/>
@@ -7947,7 +7976,7 @@
     </w:p>
     <w:p>
       <w:pPr>
-        <w:spacing w:after="0" w:line="240" w:lineRule="auto"/>
+        <w:spacing w:before="0" w:after="0" w:line="240" w:lineRule="auto"/>
         <w:jc w:val="both"/>
         <w:rPr>
           <w:rFonts w:ascii="Arial Narrow" w:eastAsia="Arial Narrow" w:hAnsi="Arial Narrow" w:cs="Arial Narrow"/>
@@ -8018,7 +8047,7 @@
     </w:p>
     <w:p>
       <w:pPr>
-        <w:spacing w:after="0" w:line="240" w:lineRule="auto"/>
+        <w:spacing w:before="0" w:after="0" w:line="240" w:lineRule="auto"/>
         <w:jc w:val="both"/>
         <w:rPr>
           <w:rFonts w:ascii="Arial Narrow" w:eastAsia="Arial Narrow" w:hAnsi="Arial Narrow" w:cs="Arial Narrow"/>
@@ -8097,7 +8126,7 @@
     <w:p>
       <w:pPr>
         <w:pStyle w:val="Prrafodelista"/>
-        <w:spacing w:line="240" w:lineRule="auto"/>
+        <w:spacing w:before="0" w:after="0" w:line="240" w:lineRule="auto"/>
         <w:rPr>
           <w:rFonts w:ascii="Arial Narrow" w:eastAsia="Arial Narrow" w:hAnsi="Arial Narrow" w:cs="Arial Narrow"/>
           <w:kern w:val="0"/>
@@ -8197,7 +8226,7 @@
     <w:p>
       <w:pPr>
         <w:pStyle w:val="Prrafodelista"/>
-        <w:spacing w:line="240" w:lineRule="auto"/>
+        <w:spacing w:before="0" w:after="0" w:line="240" w:lineRule="auto"/>
         <w:rPr>
           <w:rFonts w:ascii="Arial Narrow" w:eastAsia="Arial Narrow" w:hAnsi="Arial Narrow" w:cs="Arial Narrow"/>
           <w:kern w:val="0"/>
@@ -8297,7 +8326,7 @@
     <w:p>
       <w:pPr>
         <w:pStyle w:val="Prrafodelista"/>
-        <w:spacing w:line="240" w:lineRule="auto"/>
+        <w:spacing w:before="0" w:after="0" w:line="240" w:lineRule="auto"/>
         <w:rPr>
           <w:rFonts w:ascii="Arial Narrow" w:eastAsia="Arial Narrow" w:hAnsi="Arial Narrow" w:cs="Arial Narrow"/>
           <w:kern w:val="0"/>
@@ -8375,7 +8404,7 @@
     <w:p>
       <w:pPr>
         <w:pStyle w:val="Prrafodelista"/>
-        <w:spacing w:line="240" w:lineRule="auto"/>
+        <w:spacing w:before="0" w:after="0" w:line="240" w:lineRule="auto"/>
         <w:rPr>
           <w:rFonts w:ascii="Arial Narrow" w:eastAsia="Arial Narrow" w:hAnsi="Arial Narrow" w:cs="Arial Narrow"/>
           <w:kern w:val="0"/>
@@ -8443,7 +8472,7 @@
     <w:p>
       <w:pPr>
         <w:pStyle w:val="Prrafodelista"/>
-        <w:spacing w:line="240" w:lineRule="auto"/>
+        <w:spacing w:before="0" w:after="0" w:line="240" w:lineRule="auto"/>
         <w:rPr>
           <w:rFonts w:ascii="Arial Narrow" w:eastAsia="Arial Narrow" w:hAnsi="Arial Narrow" w:cs="Arial Narrow"/>
           <w:kern w:val="0"/>
@@ -8533,7 +8562,7 @@
     <w:p>
       <w:pPr>
         <w:pStyle w:val="Prrafodelista"/>
-        <w:spacing w:line="240" w:lineRule="auto"/>
+        <w:spacing w:before="0" w:after="0" w:line="240" w:lineRule="auto"/>
         <w:rPr>
           <w:rFonts w:ascii="Arial Narrow" w:eastAsia="Arial Narrow" w:hAnsi="Arial Narrow" w:cs="Arial Narrow"/>
           <w:kern w:val="0"/>
@@ -8600,7 +8629,7 @@
     </w:p>
     <w:p>
       <w:pPr>
-        <w:spacing w:after="0" w:line="240" w:lineRule="auto"/>
+        <w:spacing w:before="0" w:after="0" w:line="240" w:lineRule="auto"/>
         <w:jc w:val="both"/>
         <w:rPr>
           <w:rFonts w:ascii="Arial Narrow" w:eastAsia="Arial Narrow" w:hAnsi="Arial Narrow" w:cs="Arial Narrow"/>
@@ -8670,7 +8699,7 @@
     <w:p>
       <w:pPr>
         <w:pStyle w:val="Prrafodelista"/>
-        <w:spacing w:after="0" w:line="240" w:lineRule="auto"/>
+        <w:spacing w:before="0" w:after="0" w:line="240" w:lineRule="auto"/>
         <w:ind w:left="567"/>
         <w:jc w:val="both"/>
         <w:rPr>
@@ -8762,7 +8791,7 @@
     <w:p>
       <w:pPr>
         <w:pStyle w:val="Prrafodelista"/>
-        <w:spacing w:line="240" w:lineRule="auto"/>
+        <w:spacing w:before="0" w:after="0" w:line="240" w:lineRule="auto"/>
         <w:rPr>
           <w:rFonts w:ascii="Arial Narrow" w:eastAsia="Arial Narrow" w:hAnsi="Arial Narrow" w:cs="Arial Narrow"/>
           <w:kern w:val="0"/>
@@ -8840,7 +8869,7 @@
     <w:p>
       <w:pPr>
         <w:pStyle w:val="Prrafodelista"/>
-        <w:spacing w:line="240" w:lineRule="auto"/>
+        <w:spacing w:before="0" w:after="0" w:line="240" w:lineRule="auto"/>
         <w:rPr>
           <w:rFonts w:ascii="Arial Narrow" w:eastAsia="Arial Narrow" w:hAnsi="Arial Narrow" w:cs="Arial Narrow"/>
           <w:kern w:val="0"/>
@@ -8927,7 +8956,7 @@
     </w:p>
     <w:p>
       <w:pPr>
-        <w:spacing w:after="0" w:line="240" w:lineRule="auto"/>
+        <w:spacing w:before="0" w:after="0" w:line="240" w:lineRule="auto"/>
         <w:jc w:val="both"/>
         <w:rPr>
           <w:rFonts w:ascii="Arial Narrow" w:eastAsia="Arial Narrow" w:hAnsi="Arial Narrow" w:cs="Arial Narrow"/>
@@ -9018,7 +9047,7 @@
     <w:p>
       <w:pPr>
         <w:pStyle w:val="Prrafodelista"/>
-        <w:spacing w:line="240" w:lineRule="auto"/>
+        <w:spacing w:before="0" w:after="0" w:line="240" w:lineRule="auto"/>
         <w:rPr>
           <w:rFonts w:ascii="Arial Narrow" w:eastAsia="Arial Narrow" w:hAnsi="Arial Narrow" w:cs="Arial Narrow"/>
           <w:kern w:val="0"/>
@@ -9108,7 +9137,7 @@
     <w:p>
       <w:pPr>
         <w:pStyle w:val="Prrafodelista"/>
-        <w:spacing w:line="240" w:lineRule="auto"/>
+        <w:spacing w:before="0" w:after="0" w:line="240" w:lineRule="auto"/>
         <w:rPr>
           <w:rFonts w:ascii="Arial Narrow" w:eastAsia="Arial Narrow" w:hAnsi="Arial Narrow" w:cs="Arial Narrow"/>
           <w:kern w:val="0"/>
@@ -9175,7 +9204,7 @@
     </w:p>
     <w:p>
       <w:pPr>
-        <w:spacing w:after="0" w:line="240" w:lineRule="auto"/>
+        <w:spacing w:before="0" w:after="0" w:line="240" w:lineRule="auto"/>
         <w:jc w:val="both"/>
         <w:rPr>
           <w:rFonts w:ascii="Arial Narrow" w:eastAsia="Arial Narrow" w:hAnsi="Arial Narrow" w:cs="Arial Narrow"/>
@@ -9262,7 +9291,7 @@
     </w:p>
     <w:p>
       <w:pPr>
-        <w:spacing w:line="240" w:lineRule="auto"/>
+        <w:spacing w:before="0" w:after="0" w:line="240" w:lineRule="auto"/>
         <w:contextualSpacing/>
         <w:jc w:val="both"/>
         <w:rPr>
@@ -9358,7 +9387,7 @@
     </w:p>
     <w:p>
       <w:pPr>
-        <w:spacing w:after="0" w:line="240" w:lineRule="auto"/>
+        <w:spacing w:before="0" w:after="0" w:line="240" w:lineRule="auto"/>
         <w:jc w:val="both"/>
         <w:rPr>
           <w:rFonts w:ascii="Arial Narrow" w:eastAsia="Arial Narrow" w:hAnsi="Arial Narrow" w:cs="Arial Narrow"/>
@@ -9673,7 +9702,7 @@
     </w:p>
     <w:p>
       <w:pPr>
-        <w:spacing w:after="0" w:line="240" w:lineRule="auto"/>
+        <w:spacing w:before="0" w:after="0" w:line="240" w:lineRule="auto"/>
         <w:ind w:left="567"/>
         <w:jc w:val="both"/>
         <w:rPr>
@@ -9774,6 +9803,21 @@
     </w:p>
     <w:p>
       <w:pPr>
+        <w:spacing w:before="0" w:after="0" w:line="240" w:lineRule="auto"/>
+        <w:jc w:val="both"/>
+        <w:rPr>
+          <w:rFonts w:ascii="Arial Narrow" w:eastAsia="Arial Narrow" w:hAnsi="Arial Narrow" w:cs="Arial Narrow"/>
+          <w:color w:val="000000"/>
+          <w:kern w:val="0"/>
+          <w:sz w:val="22"/>
+          <w:szCs w:val="22"/>
+          <w:lang w:eastAsia="es-PE"/>
+          <w14:ligatures w14:val="none"/>
+        </w:rPr>
+      </w:pPr>
+    </w:p>
+    <w:p>
+      <w:pPr>
         <w:spacing w:after="0" w:line="240" w:lineRule="auto"/>
         <w:jc w:val="both"/>
         <w:rPr>
@@ -9782,7 +9826,231 @@
           <w:kern w:val="0"/>
           <w:sz w:val="22"/>
           <w:szCs w:val="22"/>
-          <w:lang w:eastAsia="es-PE"/>
+          <w:lang w:val="es-ES" w:eastAsia="es-ES"/>
+          <w14:ligatures w14:val="none"/>
+        </w:rPr>
+      </w:pPr>
+      <w:r>
+        <w:rPr>
+          <w:rFonts w:ascii="Arial Narrow" w:eastAsia="Arial Narrow" w:hAnsi="Arial Narrow" w:cs="Arial Narrow"/>
+          <w:b/>
+          <w:color w:val="000000"/>
+          <w:kern w:val="0"/>
+          <w:sz w:val="22"/>
+          <w:szCs w:val="22"/>
+          <w:lang w:eastAsia="es-PE"/>
+          <w14:ligatures w14:val="none"/>
+        </w:rPr>
+        <w:t xml:space="preserve">QUINTO:</w:t>
+      </w:r>
+      <w:r>
+        <w:rPr>
+          <w:rFonts w:ascii="Arial Narrow" w:eastAsia="Arial Narrow" w:hAnsi="Arial Narrow" w:cs="Arial Narrow"/>
+          <w:color w:val="000000"/>
+          <w:kern w:val="0"/>
+          <w:sz w:val="22"/>
+          <w:szCs w:val="22"/>
+          <w:lang w:eastAsia="es-PE"/>
+          <w14:ligatures w14:val="none"/>
+        </w:rPr>
+        <w:t xml:space="preserve"> </w:t>
+      </w:r>
+      <w:bookmarkStart w:id="6" w:name="_Hlk188286813"/>
+      <w:r>
+        <w:rPr>
+          <w:rFonts w:ascii="Arial Narrow" w:eastAsia="Arial Narrow" w:hAnsi="Arial Narrow" w:cs="Arial Narrow"/>
+          <w:color w:val="000000"/>
+          <w:kern w:val="0"/>
+          <w:sz w:val="22"/>
+          <w:szCs w:val="22"/>
+          <w:lang w:eastAsia="es-ES"/>
+          <w14:ligatures w14:val="none"/>
+        </w:rPr>
+        <w:t xml:space="preserve">requerir </w:t>
+      </w:r>
+      <w:r>
+        <w:rPr>
+          <w:rFonts w:ascii="Arial Narrow" w:eastAsia="Arial Narrow" w:hAnsi="Arial Narrow" w:cs="Arial Narrow"/>
+          <w:color w:val="000000"/>
+          <w:kern w:val="0"/>
+          <w:sz w:val="22"/>
+          <w:szCs w:val="22"/>
+          <w:lang w:val="es-ES" w:eastAsia="es-ES"/>
+          <w14:ligatures w14:val="none"/>
+        </w:rPr>
+        <w:t xml:space="preserve">que, en un </w:t>
+      </w:r>
+      <w:r>
+        <w:rPr>
+          <w:rFonts w:ascii="Arial Narrow" w:eastAsia="Arial Narrow" w:hAnsi="Arial Narrow" w:cs="Arial Narrow"/>
+          <w:color w:val="000000"/>
+          <w:kern w:val="0"/>
+          <w:sz w:val="22"/>
+          <w:szCs w:val="22"/>
+          <w:lang w:eastAsia="es-ES"/>
+          <w14:ligatures w14:val="none"/>
+        </w:rPr>
+        <w:t>plazo no mayor de cinco (5) días hábiles contado a partir del día siguiente de la notificación de la presente resolución</w:t>
+      </w:r>
+      <w:bookmarkEnd w:id="6"/>
+      <w:r>
+        <w:rPr>
+          <w:rFonts w:ascii="Arial Narrow" w:eastAsia="Arial Narrow" w:hAnsi="Arial Narrow" w:cs="Arial Narrow"/>
+          <w:color w:val="000000"/>
+          <w:kern w:val="0"/>
+          <w:sz w:val="22"/>
+          <w:szCs w:val="22"/>
+          <w:lang w:eastAsia="es-ES"/>
+          <w14:ligatures w14:val="none"/>
+        </w:rPr>
+        <w:t xml:space="preserve">, </w:t>
+      </w:r>
+      <w:bookmarkStart w:id="7" w:name="_Hlk188286828"/>
+      <w:r>
+        <w:rPr>
+          <w:rFonts w:ascii="Arial Narrow" w:eastAsia="Arial Narrow" w:hAnsi="Arial Narrow" w:cs="Arial Narrow"/>
+          <w:sz w:val="22"/>
+          <w:szCs w:val="22"/>
+        </w:rPr>
+        <w:t>Charles Taylor Ajustadores de Seguros S.A.</w:t>
+      </w:r>
+      <w:r>
+        <w:rPr>
+          <w:rFonts w:ascii="Arial Narrow" w:eastAsia="Arial Narrow" w:hAnsi="Arial Narrow" w:cs="Arial Narrow"/>
+          <w:color w:val="000000"/>
+          <w:kern w:val="0"/>
+          <w:sz w:val="22"/>
+          <w:szCs w:val="22"/>
+          <w:lang w:eastAsia="es-ES"/>
+          <w14:ligatures w14:val="none"/>
+        </w:rPr>
+        <w:t xml:space="preserve">, </w:t>
+      </w:r>
+      <w:bookmarkEnd w:id="7"/>
+      <w:r>
+        <w:rPr>
+          <w:rFonts w:ascii="Arial Narrow" w:eastAsia="Arial Narrow" w:hAnsi="Arial Narrow" w:cs="Arial Narrow"/>
+          <w:color w:val="000000"/>
+          <w:kern w:val="0"/>
+          <w:sz w:val="22"/>
+          <w:szCs w:val="22"/>
+          <w:lang w:val="es-ES" w:eastAsia="es-ES"/>
+          <w14:ligatures w14:val="none"/>
+        </w:rPr>
+        <w:t xml:space="preserve">cumpla con: </w:t>
+      </w:r>
+      <w:r>
+        <w:rPr>
+          <w:rFonts w:ascii="Arial Narrow" w:eastAsia="Arial Narrow" w:hAnsi="Arial Narrow" w:cs="Arial Narrow"/>
+          <w:color w:val="000000"/>
+          <w:kern w:val="0"/>
+          <w:sz w:val="22"/>
+          <w:szCs w:val="22"/>
+          <w:lang w:val="es-ES" w:eastAsia="es-ES"/>
+          <w14:ligatures w14:val="none"/>
+        </w:rPr>
+        <w:t xml:space="preserve">(i) presentar los medios probatorios que acrediten que evaluó adecuadamente el valor de la indemnización de la cobertura solicitada por la parte denunciante, en virtud de la Póliza 2012110100152 – 2012110100154 del Seguro de </w:t>
+      </w:r>
+      <w:proofErr w:type="spellStart"/>
+      <w:r>
+        <w:rPr>
+          <w:rFonts w:ascii="Arial Narrow" w:eastAsia="Arial Narrow" w:hAnsi="Arial Narrow" w:cs="Arial Narrow"/>
+          <w:color w:val="000000"/>
+          <w:kern w:val="0"/>
+          <w:sz w:val="22"/>
+          <w:szCs w:val="22"/>
+          <w:lang w:val="es-ES" w:eastAsia="es-ES"/>
+          <w14:ligatures w14:val="none"/>
+        </w:rPr>
+        <w:t>Incendio</w:t>
+      </w:r>
+      <w:r>
+        <w:rPr>
+          <w:rFonts w:ascii="Arial Narrow" w:eastAsia="Arial Narrow" w:hAnsi="Arial Narrow" w:cs="Arial Narrow"/>
+          <w:color w:val="000000"/>
+          <w:kern w:val="0"/>
+          <w:sz w:val="22"/>
+          <w:szCs w:val="22"/>
+          <w:lang w:val="es-ES" w:eastAsia="es-ES"/>
+          <w14:ligatures w14:val="none"/>
+        </w:rPr>
+        <w:t>;y</w:t>
+      </w:r>
+      <w:proofErr w:type="spellEnd"/>
+      <w:r>
+        <w:rPr>
+          <w:rFonts w:ascii="Arial Narrow" w:eastAsia="Arial Narrow" w:hAnsi="Arial Narrow" w:cs="Arial Narrow"/>
+          <w:color w:val="000000"/>
+          <w:kern w:val="0"/>
+          <w:sz w:val="22"/>
+          <w:szCs w:val="22"/>
+          <w:lang w:val="es-ES" w:eastAsia="es-ES"/>
+          <w14:ligatures w14:val="none"/>
+        </w:rPr>
+        <w:t>,</w:t>
+      </w:r>
+      <w:r>
+        <w:rPr>
+          <w:rFonts w:ascii="Arial Narrow" w:eastAsia="Arial Narrow" w:hAnsi="Arial Narrow" w:cs="Arial Narrow"/>
+          <w:color w:val="000000"/>
+          <w:kern w:val="0"/>
+          <w:sz w:val="22"/>
+          <w:szCs w:val="22"/>
+          <w:lang w:val="es-ES" w:eastAsia="es-ES"/>
+          <w14:ligatures w14:val="none"/>
+        </w:rPr>
+        <w:t xml:space="preserve"> (</w:t>
+      </w:r>
+      <w:proofErr w:type="spellStart"/>
+      <w:r>
+        <w:rPr>
+          <w:rFonts w:ascii="Arial Narrow" w:eastAsia="Arial Narrow" w:hAnsi="Arial Narrow" w:cs="Arial Narrow"/>
+          <w:color w:val="000000"/>
+          <w:kern w:val="0"/>
+          <w:sz w:val="22"/>
+          <w:szCs w:val="22"/>
+          <w:lang w:val="es-ES" w:eastAsia="es-ES"/>
+          <w14:ligatures w14:val="none"/>
+        </w:rPr>
+        <w:t>ii</w:t>
+      </w:r>
+      <w:proofErr w:type="spellEnd"/>
+      <w:r>
+        <w:rPr>
+          <w:rFonts w:ascii="Arial Narrow" w:eastAsia="Arial Narrow" w:hAnsi="Arial Narrow" w:cs="Arial Narrow"/>
+          <w:color w:val="000000"/>
+          <w:kern w:val="0"/>
+          <w:sz w:val="22"/>
+          <w:szCs w:val="22"/>
+          <w:lang w:val="es-ES" w:eastAsia="es-ES"/>
+          <w14:ligatures w14:val="none"/>
+        </w:rPr>
+        <w:t>) presentar todas las comunicaciones cursadas con la parte denunciante en virtud de los hechos materia de denuncia</w:t>
+      </w:r>
+      <w:r>
+        <w:rPr>
+          <w:rFonts w:ascii="Arial Narrow" w:eastAsia="Arial Narrow" w:hAnsi="Arial Narrow" w:cs="Arial Narrow"/>
+          <w:color w:val="000000"/>
+          <w:kern w:val="0"/>
+          <w:sz w:val="22"/>
+          <w:szCs w:val="22"/>
+          <w:lang w:val="es-ES" w:eastAsia="es-ES"/>
+          <w14:ligatures w14:val="none"/>
+        </w:rPr>
+        <w:t>.</w:t>
+      </w:r>
+    </w:p>
+    <w:p>
+      <w:pPr>
+        <w:spacing w:before="0" w:after="0" w:line="240" w:lineRule="auto"/>
+        <w:jc w:val="both"/>
+        <w:rPr>
+          <w:rFonts w:ascii="Arial Narrow" w:eastAsia="Arial Narrow" w:hAnsi="Arial Narrow" w:cs="Arial Narrow"/>
+          <w:color w:val="000000"/>
+          <w:kern w:val="0"/>
+          <w:sz w:val="22"/>
+          <w:szCs w:val="22"/>
+          <w:lang w:val="es-ES" w:eastAsia="es-ES"/>
           <w14:ligatures w14:val="none"/>
         </w:rPr>
       </w:pPr>
@@ -9812,7 +10080,7 @@
           <w:lang w:eastAsia="es-PE"/>
           <w14:ligatures w14:val="none"/>
         </w:rPr>
-        <w:t xml:space="preserve">QUINTO:</w:t>
+        <w:t xml:space="preserve">SEXTO:</w:t>
       </w:r>
       <w:r>
         <w:rPr>
@@ -9826,7 +10094,6 @@
         </w:rPr>
         <w:t xml:space="preserve"> </w:t>
       </w:r>
-      <w:bookmarkStart w:id="6" w:name="_Hlk188286813"/>
       <w:r>
         <w:rPr>
           <w:rFonts w:ascii="Arial Narrow" w:eastAsia="Arial Narrow" w:hAnsi="Arial Narrow" w:cs="Arial Narrow"/>
@@ -9861,9 +10128,21 @@
           <w:lang w:eastAsia="es-ES"/>
           <w14:ligatures w14:val="none"/>
         </w:rPr>
-        <w:t>plazo no mayor de cinco (5) días hábiles contado a partir del día siguiente de la notificación de la presente resolución</w:t>
-      </w:r>
-      <w:bookmarkEnd w:id="6"/>
+        <w:t xml:space="preserve">plazo no mayor de cinco (5) días hábiles contado a partir del día siguiente de la notificación de la presente resolución, </w:t>
+      </w:r>
+      <w:r>
+        <w:rPr>
+          <w:rFonts w:ascii="Arial Narrow" w:eastAsia="Arial Narrow" w:hAnsi="Arial Narrow" w:cs="Arial Narrow"/>
+          <w:color w:val="000000"/>
+          <w:kern w:val="0"/>
+          <w:sz w:val="22"/>
+          <w:szCs w:val="22"/>
+          <w:shd w:val="clear" w:color="auto" w:fill="FFFFFF"/>
+          <w:lang w:eastAsia="es-PE"/>
+          <w14:ligatures w14:val="none"/>
+        </w:rPr>
+        <w:t>Mapfre Perú Compañía de Seguros y Reaseguros S.A.</w:t>
+      </w:r>
       <w:r>
         <w:rPr>
           <w:rFonts w:ascii="Arial Narrow" w:eastAsia="Arial Narrow" w:hAnsi="Arial Narrow" w:cs="Arial Narrow"/>
@@ -9876,14 +10155,171 @@
         </w:rPr>
         <w:t xml:space="preserve">, </w:t>
       </w:r>
-      <w:bookmarkStart w:id="7" w:name="_Hlk188286828"/>
-      <w:r>
-        <w:rPr>
-          <w:rFonts w:ascii="Arial Narrow" w:eastAsia="Arial Narrow" w:hAnsi="Arial Narrow" w:cs="Arial Narrow"/>
-          <w:sz w:val="22"/>
-          <w:szCs w:val="22"/>
-        </w:rPr>
-        <w:t>Charles Taylor Ajustadores de Seguros S.A.</w:t>
+      <w:r>
+        <w:rPr>
+          <w:rFonts w:ascii="Arial Narrow" w:eastAsia="Arial Narrow" w:hAnsi="Arial Narrow" w:cs="Arial Narrow"/>
+          <w:color w:val="000000"/>
+          <w:kern w:val="0"/>
+          <w:sz w:val="22"/>
+          <w:szCs w:val="22"/>
+          <w:lang w:val="es-ES" w:eastAsia="es-ES"/>
+          <w14:ligatures w14:val="none"/>
+        </w:rPr>
+        <w:t xml:space="preserve">cumpla con: </w:t>
+      </w:r>
+      <w:r>
+        <w:rPr>
+          <w:rFonts w:ascii="Arial Narrow" w:eastAsia="Arial Narrow" w:hAnsi="Arial Narrow" w:cs="Arial Narrow"/>
+          <w:color w:val="000000"/>
+          <w:kern w:val="0"/>
+          <w:sz w:val="22"/>
+          <w:szCs w:val="22"/>
+          <w:lang w:val="es-ES" w:eastAsia="es-ES"/>
+          <w14:ligatures w14:val="none"/>
+        </w:rPr>
+        <w:t>(i) presentar una copia debidamente suscrita de la Póliza 2012110100152 – 2012110100154 del Seguro de Incendio materia de denuncia; y, (</w:t>
+      </w:r>
+      <w:proofErr w:type="spellStart"/>
+      <w:r>
+        <w:rPr>
+          <w:rFonts w:ascii="Arial Narrow" w:eastAsia="Arial Narrow" w:hAnsi="Arial Narrow" w:cs="Arial Narrow"/>
+          <w:color w:val="000000"/>
+          <w:kern w:val="0"/>
+          <w:sz w:val="22"/>
+          <w:szCs w:val="22"/>
+          <w:lang w:val="es-ES" w:eastAsia="es-ES"/>
+          <w14:ligatures w14:val="none"/>
+        </w:rPr>
+        <w:t>ii</w:t>
+      </w:r>
+      <w:proofErr w:type="spellEnd"/>
+      <w:r>
+        <w:rPr>
+          <w:rFonts w:ascii="Arial Narrow" w:eastAsia="Arial Narrow" w:hAnsi="Arial Narrow" w:cs="Arial Narrow"/>
+          <w:color w:val="000000"/>
+          <w:kern w:val="0"/>
+          <w:sz w:val="22"/>
+          <w:szCs w:val="22"/>
+          <w:lang w:val="es-ES" w:eastAsia="es-ES"/>
+          <w14:ligatures w14:val="none"/>
+        </w:rPr>
+        <w:t>) presentar todas las comunicaciones cursadas con la parte denunciante en virtud de los hechos materia de denuncia</w:t>
+      </w:r>
+      <w:r>
+        <w:rPr>
+          <w:rFonts w:ascii="Arial Narrow" w:eastAsia="Arial Narrow" w:hAnsi="Arial Narrow" w:cs="Arial Narrow"/>
+          <w:color w:val="000000"/>
+          <w:kern w:val="0"/>
+          <w:sz w:val="22"/>
+          <w:szCs w:val="22"/>
+          <w:lang w:val="es-ES" w:eastAsia="es-ES"/>
+          <w14:ligatures w14:val="none"/>
+        </w:rPr>
+        <w:t>.</w:t>
+      </w:r>
+    </w:p>
+    <w:p>
+      <w:pPr>
+        <w:spacing w:before="0" w:after="0" w:line="240" w:lineRule="auto"/>
+        <w:jc w:val="both"/>
+        <w:rPr>
+          <w:rFonts w:ascii="Arial Narrow" w:eastAsia="Arial Narrow" w:hAnsi="Arial Narrow" w:cs="Arial Narrow"/>
+          <w:color w:val="000000"/>
+          <w:kern w:val="0"/>
+          <w:sz w:val="22"/>
+          <w:szCs w:val="22"/>
+          <w:lang w:val="es-ES" w:eastAsia="es-ES"/>
+          <w14:ligatures w14:val="none"/>
+        </w:rPr>
+      </w:pPr>
+    </w:p>
+    <w:p>
+      <w:pPr>
+        <w:spacing w:after="0" w:line="240" w:lineRule="auto"/>
+        <w:jc w:val="both"/>
+        <w:rPr>
+          <w:rFonts w:ascii="Arial Narrow" w:eastAsia="Arial Narrow" w:hAnsi="Arial Narrow" w:cs="Arial Narrow"/>
+          <w:color w:val="000000"/>
+          <w:kern w:val="0"/>
+          <w:sz w:val="22"/>
+          <w:szCs w:val="22"/>
+          <w:lang w:val="es-ES" w:eastAsia="es-ES"/>
+          <w14:ligatures w14:val="none"/>
+        </w:rPr>
+      </w:pPr>
+      <w:r>
+        <w:rPr>
+          <w:rFonts w:ascii="Arial Narrow" w:eastAsia="Arial Narrow" w:hAnsi="Arial Narrow" w:cs="Arial Narrow"/>
+          <w:b/>
+          <w:color w:val="000000"/>
+          <w:kern w:val="0"/>
+          <w:sz w:val="22"/>
+          <w:szCs w:val="22"/>
+          <w:lang w:eastAsia="es-PE"/>
+          <w14:ligatures w14:val="none"/>
+        </w:rPr>
+        <w:t xml:space="preserve">SÉTIMO:</w:t>
+      </w:r>
+      <w:r>
+        <w:rPr>
+          <w:rFonts w:ascii="Arial Narrow" w:eastAsia="Arial Narrow" w:hAnsi="Arial Narrow" w:cs="Arial Narrow"/>
+          <w:color w:val="000000"/>
+          <w:kern w:val="0"/>
+          <w:sz w:val="22"/>
+          <w:szCs w:val="22"/>
+          <w:lang w:eastAsia="es-PE"/>
+          <w14:ligatures w14:val="none"/>
+        </w:rPr>
+        <w:t xml:space="preserve"> </w:t>
+      </w:r>
+      <w:r>
+        <w:rPr>
+          <w:rFonts w:ascii="Arial Narrow" w:eastAsia="Arial Narrow" w:hAnsi="Arial Narrow" w:cs="Arial Narrow"/>
+          <w:color w:val="000000"/>
+          <w:kern w:val="0"/>
+          <w:sz w:val="22"/>
+          <w:szCs w:val="22"/>
+          <w:lang w:eastAsia="es-ES"/>
+          <w14:ligatures w14:val="none"/>
+        </w:rPr>
+        <w:t xml:space="preserve">requerir </w:t>
+      </w:r>
+      <w:r>
+        <w:rPr>
+          <w:rFonts w:ascii="Arial Narrow" w:eastAsia="Arial Narrow" w:hAnsi="Arial Narrow" w:cs="Arial Narrow"/>
+          <w:color w:val="000000"/>
+          <w:kern w:val="0"/>
+          <w:sz w:val="22"/>
+          <w:szCs w:val="22"/>
+          <w:lang w:val="es-ES" w:eastAsia="es-ES"/>
+          <w14:ligatures w14:val="none"/>
+        </w:rPr>
+        <w:t xml:space="preserve">que, en un </w:t>
+      </w:r>
+      <w:r>
+        <w:rPr>
+          <w:rFonts w:ascii="Arial Narrow" w:eastAsia="Arial Narrow" w:hAnsi="Arial Narrow" w:cs="Arial Narrow"/>
+          <w:color w:val="000000"/>
+          <w:kern w:val="0"/>
+          <w:sz w:val="22"/>
+          <w:szCs w:val="22"/>
+          <w:lang w:eastAsia="es-ES"/>
+          <w14:ligatures w14:val="none"/>
+        </w:rPr>
+        <w:t xml:space="preserve">plazo no mayor de cinco (5) días hábiles contado a partir del día siguiente de la notificación de la presente resolución, </w:t>
+      </w:r>
+      <w:r>
+        <w:rPr>
+          <w:rFonts w:ascii="Arial Narrow" w:eastAsia="Arial Narrow" w:hAnsi="Arial Narrow" w:cs="Arial Narrow"/>
+          <w:color w:val="000000"/>
+          <w:kern w:val="0"/>
+          <w:sz w:val="22"/>
+          <w:szCs w:val="22"/>
+          <w:shd w:val="clear" w:color="auto" w:fill="FFFFFF"/>
+          <w:lang w:eastAsia="es-PE"/>
+          <w14:ligatures w14:val="none"/>
+        </w:rPr>
+        <w:t>W. Moller Organización Internacional de Ajustadores y Peritos de Seguros S.A.C.</w:t>
       </w:r>
       <w:r>
         <w:rPr>
@@ -9897,7 +10333,6 @@
         </w:rPr>
         <w:t xml:space="preserve">, </w:t>
       </w:r>
-      <w:bookmarkEnd w:id="7"/>
       <w:r>
         <w:rPr>
           <w:rFonts w:ascii="Arial Narrow" w:eastAsia="Arial Narrow" w:hAnsi="Arial Narrow" w:cs="Arial Narrow"/>
@@ -9920,7 +10355,31 @@
           <w:lang w:val="es-ES" w:eastAsia="es-ES"/>
           <w14:ligatures w14:val="none"/>
         </w:rPr>
-        <w:t xml:space="preserve">(i) presentar los medios probatorios que acrediten que evaluó adecuadamente el valor de la indemnización de la cobertura solicitada por la parte denunciante, en virtud de la Póliza 2012110100152 – 2012110100154 del Seguro de </w:t>
+        <w:t>(i) presentar los medios probatorios que acrediten que evaluó adecuadamente el valor de la indemnización de la cobertura solicitada por la parte denunciante, en virtud de la Póliza 2012110100152 – 2012110100154 del Seguro de Incendio</w:t>
+      </w:r>
+      <w:r>
+        <w:rPr>
+          <w:rFonts w:ascii="Arial Narrow" w:eastAsia="Arial Narrow" w:hAnsi="Arial Narrow" w:cs="Arial Narrow"/>
+          <w:color w:val="000000"/>
+          <w:kern w:val="0"/>
+          <w:sz w:val="22"/>
+          <w:szCs w:val="22"/>
+          <w:lang w:val="es-ES" w:eastAsia="es-ES"/>
+          <w14:ligatures w14:val="none"/>
+        </w:rPr>
+        <w:t>; y,</w:t>
+      </w:r>
+      <w:r>
+        <w:rPr>
+          <w:rFonts w:ascii="Arial Narrow" w:eastAsia="Arial Narrow" w:hAnsi="Arial Narrow" w:cs="Arial Narrow"/>
+          <w:color w:val="000000"/>
+          <w:kern w:val="0"/>
+          <w:sz w:val="22"/>
+          <w:szCs w:val="22"/>
+          <w:lang w:val="es-ES" w:eastAsia="es-ES"/>
+          <w14:ligatures w14:val="none"/>
+        </w:rPr>
+        <w:t xml:space="preserve"> (</w:t>
       </w:r>
       <w:proofErr w:type="spellStart"/>
       <w:r>
@@ -9933,8 +10392,9 @@
           <w:lang w:val="es-ES" w:eastAsia="es-ES"/>
           <w14:ligatures w14:val="none"/>
         </w:rPr>
-        <w:t>Incendio</w:t>
-      </w:r>
+        <w:t>ii</w:t>
+      </w:r>
+      <w:proofErr w:type="spellEnd"/>
       <w:r>
         <w:rPr>
           <w:rFonts w:ascii="Arial Narrow" w:eastAsia="Arial Narrow" w:hAnsi="Arial Narrow" w:cs="Arial Narrow"/>
@@ -9945,9 +10405,8 @@
           <w:lang w:val="es-ES" w:eastAsia="es-ES"/>
           <w14:ligatures w14:val="none"/>
         </w:rPr>
-        <w:t>;y</w:t>
-      </w:r>
-      <w:proofErr w:type="spellEnd"/>
+        <w:t>) presentar todas las comunicaciones cursadas con la parte denunciante en virtud de los hechos materia de denuncia</w:t>
+      </w:r>
       <w:r>
         <w:rPr>
           <w:rFonts w:ascii="Arial Narrow" w:eastAsia="Arial Narrow" w:hAnsi="Arial Narrow" w:cs="Arial Narrow"/>
@@ -9958,442 +10417,12 @@
           <w:lang w:val="es-ES" w:eastAsia="es-ES"/>
           <w14:ligatures w14:val="none"/>
         </w:rPr>
-        <w:t>,</w:t>
-      </w:r>
-      <w:r>
-        <w:rPr>
-          <w:rFonts w:ascii="Arial Narrow" w:eastAsia="Arial Narrow" w:hAnsi="Arial Narrow" w:cs="Arial Narrow"/>
-          <w:color w:val="000000"/>
-          <w:kern w:val="0"/>
-          <w:sz w:val="22"/>
-          <w:szCs w:val="22"/>
-          <w:lang w:val="es-ES" w:eastAsia="es-ES"/>
-          <w14:ligatures w14:val="none"/>
-        </w:rPr>
-        <w:t xml:space="preserve"> (</w:t>
-      </w:r>
-      <w:proofErr w:type="spellStart"/>
-      <w:r>
-        <w:rPr>
-          <w:rFonts w:ascii="Arial Narrow" w:eastAsia="Arial Narrow" w:hAnsi="Arial Narrow" w:cs="Arial Narrow"/>
-          <w:color w:val="000000"/>
-          <w:kern w:val="0"/>
-          <w:sz w:val="22"/>
-          <w:szCs w:val="22"/>
-          <w:lang w:val="es-ES" w:eastAsia="es-ES"/>
-          <w14:ligatures w14:val="none"/>
-        </w:rPr>
-        <w:t>ii</w:t>
-      </w:r>
-      <w:proofErr w:type="spellEnd"/>
-      <w:r>
-        <w:rPr>
-          <w:rFonts w:ascii="Arial Narrow" w:eastAsia="Arial Narrow" w:hAnsi="Arial Narrow" w:cs="Arial Narrow"/>
-          <w:color w:val="000000"/>
-          <w:kern w:val="0"/>
-          <w:sz w:val="22"/>
-          <w:szCs w:val="22"/>
-          <w:lang w:val="es-ES" w:eastAsia="es-ES"/>
-          <w14:ligatures w14:val="none"/>
-        </w:rPr>
-        <w:t>) presentar todas las comunicaciones cursadas con la parte denunciante en virtud de los hechos materia de denuncia</w:t>
-      </w:r>
-      <w:r>
-        <w:rPr>
-          <w:rFonts w:ascii="Arial Narrow" w:eastAsia="Arial Narrow" w:hAnsi="Arial Narrow" w:cs="Arial Narrow"/>
-          <w:color w:val="000000"/>
-          <w:kern w:val="0"/>
-          <w:sz w:val="22"/>
-          <w:szCs w:val="22"/>
-          <w:lang w:val="es-ES" w:eastAsia="es-ES"/>
-          <w14:ligatures w14:val="none"/>
-        </w:rPr>
         <w:t>.</w:t>
       </w:r>
     </w:p>
     <w:p>
       <w:pPr>
-        <w:spacing w:after="0" w:line="240" w:lineRule="auto"/>
-        <w:jc w:val="both"/>
-        <w:rPr>
-          <w:rFonts w:ascii="Arial Narrow" w:eastAsia="Arial Narrow" w:hAnsi="Arial Narrow" w:cs="Arial Narrow"/>
-          <w:color w:val="000000"/>
-          <w:kern w:val="0"/>
-          <w:sz w:val="22"/>
-          <w:szCs w:val="22"/>
-          <w:lang w:val="es-ES" w:eastAsia="es-ES"/>
-          <w14:ligatures w14:val="none"/>
-        </w:rPr>
-      </w:pPr>
-    </w:p>
-    <w:p>
-      <w:pPr>
-        <w:spacing w:after="0" w:line="240" w:lineRule="auto"/>
-        <w:jc w:val="both"/>
-        <w:rPr>
-          <w:rFonts w:ascii="Arial Narrow" w:eastAsia="Arial Narrow" w:hAnsi="Arial Narrow" w:cs="Arial Narrow"/>
-          <w:color w:val="000000"/>
-          <w:kern w:val="0"/>
-          <w:sz w:val="22"/>
-          <w:szCs w:val="22"/>
-          <w:lang w:val="es-ES" w:eastAsia="es-ES"/>
-          <w14:ligatures w14:val="none"/>
-        </w:rPr>
-      </w:pPr>
-      <w:r>
-        <w:rPr>
-          <w:rFonts w:ascii="Arial Narrow" w:eastAsia="Arial Narrow" w:hAnsi="Arial Narrow" w:cs="Arial Narrow"/>
-          <w:b/>
-          <w:color w:val="000000"/>
-          <w:kern w:val="0"/>
-          <w:sz w:val="22"/>
-          <w:szCs w:val="22"/>
-          <w:lang w:eastAsia="es-PE"/>
-          <w14:ligatures w14:val="none"/>
-        </w:rPr>
-        <w:t xml:space="preserve">SEXTO:</w:t>
-      </w:r>
-      <w:r>
-        <w:rPr>
-          <w:rFonts w:ascii="Arial Narrow" w:eastAsia="Arial Narrow" w:hAnsi="Arial Narrow" w:cs="Arial Narrow"/>
-          <w:color w:val="000000"/>
-          <w:kern w:val="0"/>
-          <w:sz w:val="22"/>
-          <w:szCs w:val="22"/>
-          <w:lang w:eastAsia="es-PE"/>
-          <w14:ligatures w14:val="none"/>
-        </w:rPr>
-        <w:t xml:space="preserve"> </w:t>
-      </w:r>
-      <w:r>
-        <w:rPr>
-          <w:rFonts w:ascii="Arial Narrow" w:eastAsia="Arial Narrow" w:hAnsi="Arial Narrow" w:cs="Arial Narrow"/>
-          <w:color w:val="000000"/>
-          <w:kern w:val="0"/>
-          <w:sz w:val="22"/>
-          <w:szCs w:val="22"/>
-          <w:lang w:eastAsia="es-ES"/>
-          <w14:ligatures w14:val="none"/>
-        </w:rPr>
-        <w:t xml:space="preserve">requerir </w:t>
-      </w:r>
-      <w:r>
-        <w:rPr>
-          <w:rFonts w:ascii="Arial Narrow" w:eastAsia="Arial Narrow" w:hAnsi="Arial Narrow" w:cs="Arial Narrow"/>
-          <w:color w:val="000000"/>
-          <w:kern w:val="0"/>
-          <w:sz w:val="22"/>
-          <w:szCs w:val="22"/>
-          <w:lang w:val="es-ES" w:eastAsia="es-ES"/>
-          <w14:ligatures w14:val="none"/>
-        </w:rPr>
-        <w:t xml:space="preserve">que, en un </w:t>
-      </w:r>
-      <w:r>
-        <w:rPr>
-          <w:rFonts w:ascii="Arial Narrow" w:eastAsia="Arial Narrow" w:hAnsi="Arial Narrow" w:cs="Arial Narrow"/>
-          <w:color w:val="000000"/>
-          <w:kern w:val="0"/>
-          <w:sz w:val="22"/>
-          <w:szCs w:val="22"/>
-          <w:lang w:eastAsia="es-ES"/>
-          <w14:ligatures w14:val="none"/>
-        </w:rPr>
-        <w:t xml:space="preserve">plazo no mayor de cinco (5) días hábiles contado a partir del día siguiente de la notificación de la presente resolución, </w:t>
-      </w:r>
-      <w:r>
-        <w:rPr>
-          <w:rFonts w:ascii="Arial Narrow" w:eastAsia="Arial Narrow" w:hAnsi="Arial Narrow" w:cs="Arial Narrow"/>
-          <w:color w:val="000000"/>
-          <w:kern w:val="0"/>
-          <w:sz w:val="22"/>
-          <w:szCs w:val="22"/>
-          <w:shd w:val="clear" w:color="auto" w:fill="FFFFFF"/>
-          <w:lang w:eastAsia="es-PE"/>
-          <w14:ligatures w14:val="none"/>
-        </w:rPr>
-        <w:t>Mapfre Perú Compañía de Seguros y Reaseguros S.A.</w:t>
-      </w:r>
-      <w:r>
-        <w:rPr>
-          <w:rFonts w:ascii="Arial Narrow" w:eastAsia="Arial Narrow" w:hAnsi="Arial Narrow" w:cs="Arial Narrow"/>
-          <w:color w:val="000000"/>
-          <w:kern w:val="0"/>
-          <w:sz w:val="22"/>
-          <w:szCs w:val="22"/>
-          <w:lang w:eastAsia="es-ES"/>
-          <w14:ligatures w14:val="none"/>
-        </w:rPr>
-        <w:t xml:space="preserve">, </w:t>
-      </w:r>
-      <w:r>
-        <w:rPr>
-          <w:rFonts w:ascii="Arial Narrow" w:eastAsia="Arial Narrow" w:hAnsi="Arial Narrow" w:cs="Arial Narrow"/>
-          <w:color w:val="000000"/>
-          <w:kern w:val="0"/>
-          <w:sz w:val="22"/>
-          <w:szCs w:val="22"/>
-          <w:lang w:val="es-ES" w:eastAsia="es-ES"/>
-          <w14:ligatures w14:val="none"/>
-        </w:rPr>
-        <w:t xml:space="preserve">cumpla con: </w:t>
-      </w:r>
-      <w:r>
-        <w:rPr>
-          <w:rFonts w:ascii="Arial Narrow" w:eastAsia="Arial Narrow" w:hAnsi="Arial Narrow" w:cs="Arial Narrow"/>
-          <w:color w:val="000000"/>
-          <w:kern w:val="0"/>
-          <w:sz w:val="22"/>
-          <w:szCs w:val="22"/>
-          <w:lang w:val="es-ES" w:eastAsia="es-ES"/>
-          <w14:ligatures w14:val="none"/>
-        </w:rPr>
-        <w:t>(i) presentar una copia debidamente suscrita de la Póliza 2012110100152 – 2012110100154 del Seguro de Incendio materia de denuncia; y, (</w:t>
-      </w:r>
-      <w:proofErr w:type="spellStart"/>
-      <w:r>
-        <w:rPr>
-          <w:rFonts w:ascii="Arial Narrow" w:eastAsia="Arial Narrow" w:hAnsi="Arial Narrow" w:cs="Arial Narrow"/>
-          <w:color w:val="000000"/>
-          <w:kern w:val="0"/>
-          <w:sz w:val="22"/>
-          <w:szCs w:val="22"/>
-          <w:lang w:val="es-ES" w:eastAsia="es-ES"/>
-          <w14:ligatures w14:val="none"/>
-        </w:rPr>
-        <w:t>ii</w:t>
-      </w:r>
-      <w:proofErr w:type="spellEnd"/>
-      <w:r>
-        <w:rPr>
-          <w:rFonts w:ascii="Arial Narrow" w:eastAsia="Arial Narrow" w:hAnsi="Arial Narrow" w:cs="Arial Narrow"/>
-          <w:color w:val="000000"/>
-          <w:kern w:val="0"/>
-          <w:sz w:val="22"/>
-          <w:szCs w:val="22"/>
-          <w:lang w:val="es-ES" w:eastAsia="es-ES"/>
-          <w14:ligatures w14:val="none"/>
-        </w:rPr>
-        <w:t>) presentar todas las comunicaciones cursadas con la parte denunciante en virtud de los hechos materia de denuncia</w:t>
-      </w:r>
-      <w:r>
-        <w:rPr>
-          <w:rFonts w:ascii="Arial Narrow" w:eastAsia="Arial Narrow" w:hAnsi="Arial Narrow" w:cs="Arial Narrow"/>
-          <w:color w:val="000000"/>
-          <w:kern w:val="0"/>
-          <w:sz w:val="22"/>
-          <w:szCs w:val="22"/>
-          <w:lang w:val="es-ES" w:eastAsia="es-ES"/>
-          <w14:ligatures w14:val="none"/>
-        </w:rPr>
-        <w:t>.</w:t>
-      </w:r>
-    </w:p>
-    <w:p>
-      <w:pPr>
-        <w:spacing w:after="0" w:line="240" w:lineRule="auto"/>
-        <w:jc w:val="both"/>
-        <w:rPr>
-          <w:rFonts w:ascii="Arial Narrow" w:eastAsia="Arial Narrow" w:hAnsi="Arial Narrow" w:cs="Arial Narrow"/>
-          <w:color w:val="000000"/>
-          <w:kern w:val="0"/>
-          <w:sz w:val="22"/>
-          <w:szCs w:val="22"/>
-          <w:lang w:val="es-ES" w:eastAsia="es-ES"/>
-          <w14:ligatures w14:val="none"/>
-        </w:rPr>
-      </w:pPr>
-    </w:p>
-    <w:p>
-      <w:pPr>
-        <w:spacing w:after="0" w:line="240" w:lineRule="auto"/>
-        <w:jc w:val="both"/>
-        <w:rPr>
-          <w:rFonts w:ascii="Arial Narrow" w:eastAsia="Arial Narrow" w:hAnsi="Arial Narrow" w:cs="Arial Narrow"/>
-          <w:color w:val="000000"/>
-          <w:kern w:val="0"/>
-          <w:sz w:val="22"/>
-          <w:szCs w:val="22"/>
-          <w:lang w:val="es-ES" w:eastAsia="es-ES"/>
-          <w14:ligatures w14:val="none"/>
-        </w:rPr>
-      </w:pPr>
-      <w:r>
-        <w:rPr>
-          <w:rFonts w:ascii="Arial Narrow" w:eastAsia="Arial Narrow" w:hAnsi="Arial Narrow" w:cs="Arial Narrow"/>
-          <w:b/>
-          <w:color w:val="000000"/>
-          <w:kern w:val="0"/>
-          <w:sz w:val="22"/>
-          <w:szCs w:val="22"/>
-          <w:lang w:eastAsia="es-PE"/>
-          <w14:ligatures w14:val="none"/>
-        </w:rPr>
-        <w:t xml:space="preserve">SÉTIMO:</w:t>
-      </w:r>
-      <w:r>
-        <w:rPr>
-          <w:rFonts w:ascii="Arial Narrow" w:eastAsia="Arial Narrow" w:hAnsi="Arial Narrow" w:cs="Arial Narrow"/>
-          <w:color w:val="000000"/>
-          <w:kern w:val="0"/>
-          <w:sz w:val="22"/>
-          <w:szCs w:val="22"/>
-          <w:lang w:eastAsia="es-PE"/>
-          <w14:ligatures w14:val="none"/>
-        </w:rPr>
-        <w:t xml:space="preserve"> </w:t>
-      </w:r>
-      <w:r>
-        <w:rPr>
-          <w:rFonts w:ascii="Arial Narrow" w:eastAsia="Arial Narrow" w:hAnsi="Arial Narrow" w:cs="Arial Narrow"/>
-          <w:color w:val="000000"/>
-          <w:kern w:val="0"/>
-          <w:sz w:val="22"/>
-          <w:szCs w:val="22"/>
-          <w:lang w:eastAsia="es-ES"/>
-          <w14:ligatures w14:val="none"/>
-        </w:rPr>
-        <w:t xml:space="preserve">requerir </w:t>
-      </w:r>
-      <w:r>
-        <w:rPr>
-          <w:rFonts w:ascii="Arial Narrow" w:eastAsia="Arial Narrow" w:hAnsi="Arial Narrow" w:cs="Arial Narrow"/>
-          <w:color w:val="000000"/>
-          <w:kern w:val="0"/>
-          <w:sz w:val="22"/>
-          <w:szCs w:val="22"/>
-          <w:lang w:val="es-ES" w:eastAsia="es-ES"/>
-          <w14:ligatures w14:val="none"/>
-        </w:rPr>
-        <w:t xml:space="preserve">que, en un </w:t>
-      </w:r>
-      <w:r>
-        <w:rPr>
-          <w:rFonts w:ascii="Arial Narrow" w:eastAsia="Arial Narrow" w:hAnsi="Arial Narrow" w:cs="Arial Narrow"/>
-          <w:color w:val="000000"/>
-          <w:kern w:val="0"/>
-          <w:sz w:val="22"/>
-          <w:szCs w:val="22"/>
-          <w:lang w:eastAsia="es-ES"/>
-          <w14:ligatures w14:val="none"/>
-        </w:rPr>
-        <w:t xml:space="preserve">plazo no mayor de cinco (5) días hábiles contado a partir del día siguiente de la notificación de la presente resolución, </w:t>
-      </w:r>
-      <w:r>
-        <w:rPr>
-          <w:rFonts w:ascii="Arial Narrow" w:eastAsia="Arial Narrow" w:hAnsi="Arial Narrow" w:cs="Arial Narrow"/>
-          <w:color w:val="000000"/>
-          <w:kern w:val="0"/>
-          <w:sz w:val="22"/>
-          <w:szCs w:val="22"/>
-          <w:shd w:val="clear" w:color="auto" w:fill="FFFFFF"/>
-          <w:lang w:eastAsia="es-PE"/>
-          <w14:ligatures w14:val="none"/>
-        </w:rPr>
-        <w:t>W. Moller Organización Internacional de Ajustadores y Peritos de Seguros S.A.C.</w:t>
-      </w:r>
-      <w:r>
-        <w:rPr>
-          <w:rFonts w:ascii="Arial Narrow" w:eastAsia="Arial Narrow" w:hAnsi="Arial Narrow" w:cs="Arial Narrow"/>
-          <w:color w:val="000000"/>
-          <w:kern w:val="0"/>
-          <w:sz w:val="22"/>
-          <w:szCs w:val="22"/>
-          <w:lang w:eastAsia="es-ES"/>
-          <w14:ligatures w14:val="none"/>
-        </w:rPr>
-        <w:t xml:space="preserve">, </w:t>
-      </w:r>
-      <w:r>
-        <w:rPr>
-          <w:rFonts w:ascii="Arial Narrow" w:eastAsia="Arial Narrow" w:hAnsi="Arial Narrow" w:cs="Arial Narrow"/>
-          <w:color w:val="000000"/>
-          <w:kern w:val="0"/>
-          <w:sz w:val="22"/>
-          <w:szCs w:val="22"/>
-          <w:lang w:val="es-ES" w:eastAsia="es-ES"/>
-          <w14:ligatures w14:val="none"/>
-        </w:rPr>
-        <w:t xml:space="preserve">cumpla con: </w:t>
-      </w:r>
-      <w:r>
-        <w:rPr>
-          <w:rFonts w:ascii="Arial Narrow" w:eastAsia="Arial Narrow" w:hAnsi="Arial Narrow" w:cs="Arial Narrow"/>
-          <w:color w:val="000000"/>
-          <w:kern w:val="0"/>
-          <w:sz w:val="22"/>
-          <w:szCs w:val="22"/>
-          <w:lang w:val="es-ES" w:eastAsia="es-ES"/>
-          <w14:ligatures w14:val="none"/>
-        </w:rPr>
-        <w:t>(i) presentar los medios probatorios que acrediten que evaluó adecuadamente el valor de la indemnización de la cobertura solicitada por la parte denunciante, en virtud de la Póliza 2012110100152 – 2012110100154 del Seguro de Incendio</w:t>
-      </w:r>
-      <w:r>
-        <w:rPr>
-          <w:rFonts w:ascii="Arial Narrow" w:eastAsia="Arial Narrow" w:hAnsi="Arial Narrow" w:cs="Arial Narrow"/>
-          <w:color w:val="000000"/>
-          <w:kern w:val="0"/>
-          <w:sz w:val="22"/>
-          <w:szCs w:val="22"/>
-          <w:lang w:val="es-ES" w:eastAsia="es-ES"/>
-          <w14:ligatures w14:val="none"/>
-        </w:rPr>
-        <w:t>; y,</w:t>
-      </w:r>
-      <w:r>
-        <w:rPr>
-          <w:rFonts w:ascii="Arial Narrow" w:eastAsia="Arial Narrow" w:hAnsi="Arial Narrow" w:cs="Arial Narrow"/>
-          <w:color w:val="000000"/>
-          <w:kern w:val="0"/>
-          <w:sz w:val="22"/>
-          <w:szCs w:val="22"/>
-          <w:lang w:val="es-ES" w:eastAsia="es-ES"/>
-          <w14:ligatures w14:val="none"/>
-        </w:rPr>
-        <w:t xml:space="preserve"> (</w:t>
-      </w:r>
-      <w:proofErr w:type="spellStart"/>
-      <w:r>
-        <w:rPr>
-          <w:rFonts w:ascii="Arial Narrow" w:eastAsia="Arial Narrow" w:hAnsi="Arial Narrow" w:cs="Arial Narrow"/>
-          <w:color w:val="000000"/>
-          <w:kern w:val="0"/>
-          <w:sz w:val="22"/>
-          <w:szCs w:val="22"/>
-          <w:lang w:val="es-ES" w:eastAsia="es-ES"/>
-          <w14:ligatures w14:val="none"/>
-        </w:rPr>
-        <w:t>ii</w:t>
-      </w:r>
-      <w:proofErr w:type="spellEnd"/>
-      <w:r>
-        <w:rPr>
-          <w:rFonts w:ascii="Arial Narrow" w:eastAsia="Arial Narrow" w:hAnsi="Arial Narrow" w:cs="Arial Narrow"/>
-          <w:color w:val="000000"/>
-          <w:kern w:val="0"/>
-          <w:sz w:val="22"/>
-          <w:szCs w:val="22"/>
-          <w:lang w:val="es-ES" w:eastAsia="es-ES"/>
-          <w14:ligatures w14:val="none"/>
-        </w:rPr>
-        <w:t>) presentar todas las comunicaciones cursadas con la parte denunciante en virtud de los hechos materia de denuncia</w:t>
-      </w:r>
-      <w:r>
-        <w:rPr>
-          <w:rFonts w:ascii="Arial Narrow" w:eastAsia="Arial Narrow" w:hAnsi="Arial Narrow" w:cs="Arial Narrow"/>
-          <w:color w:val="000000"/>
-          <w:kern w:val="0"/>
-          <w:sz w:val="22"/>
-          <w:szCs w:val="22"/>
-          <w:lang w:val="es-ES" w:eastAsia="es-ES"/>
-          <w14:ligatures w14:val="none"/>
-        </w:rPr>
-        <w:t>.</w:t>
-      </w:r>
-    </w:p>
-    <w:p>
-      <w:pPr>
-        <w:spacing w:after="0" w:line="240" w:lineRule="auto"/>
+        <w:spacing w:before="0" w:after="0" w:line="240" w:lineRule="auto"/>
         <w:jc w:val="both"/>
         <w:rPr>
           <w:rFonts w:ascii="Arial Narrow" w:eastAsia="Arial Narrow" w:hAnsi="Arial Narrow" w:cs="Arial Narrow"/>
@@ -10543,7 +10572,7 @@
     </w:p>
     <w:p>
       <w:pPr>
-        <w:spacing w:after="0" w:line="240" w:lineRule="auto"/>
+        <w:spacing w:before="0" w:after="0" w:line="240" w:lineRule="auto"/>
         <w:jc w:val="both"/>
         <w:rPr>
           <w:rFonts w:ascii="Arial Narrow" w:eastAsia="Arial Narrow" w:hAnsi="Arial Narrow" w:cs="Arial Narrow"/>
@@ -10837,28 +10866,28 @@
     </w:p>
     <w:p>
       <w:pPr>
+        <w:spacing w:before="0" w:after="0" w:line="240" w:lineRule="auto"/>
+        <w:shd w:val="clear" w:color="auto" w:fill="FFFFFF"/>
+        <w:jc w:val="both"/>
+        <w:rPr>
+          <w:rFonts w:ascii="Arial Narrow" w:eastAsia="Arial Narrow" w:hAnsi="Arial Narrow" w:cs="Arial Narrow"/>
+          <w:b/>
+          <w:color w:val="000000"/>
+          <w:kern w:val="0"/>
+          <w:sz w:val="22"/>
+          <w:szCs w:val="22"/>
+          <w:lang w:eastAsia="es-PE"/>
+          <w14:ligatures w14:val="none"/>
+        </w:rPr>
+      </w:pPr>
+    </w:p>
+    <w:p>
+      <w:pPr>
         <w:shd w:val="clear" w:color="auto" w:fill="FFFFFF"/>
         <w:spacing w:after="0" w:line="240" w:lineRule="auto"/>
         <w:jc w:val="both"/>
         <w:rPr>
           <w:rFonts w:ascii="Arial Narrow" w:eastAsia="Arial Narrow" w:hAnsi="Arial Narrow" w:cs="Arial Narrow"/>
-          <w:b/>
-          <w:color w:val="000000"/>
-          <w:kern w:val="0"/>
-          <w:sz w:val="22"/>
-          <w:szCs w:val="22"/>
-          <w:lang w:eastAsia="es-PE"/>
-          <w14:ligatures w14:val="none"/>
-        </w:rPr>
-      </w:pPr>
-    </w:p>
-    <w:p>
-      <w:pPr>
-        <w:shd w:val="clear" w:color="auto" w:fill="FFFFFF"/>
-        <w:spacing w:after="0" w:line="240" w:lineRule="auto"/>
-        <w:jc w:val="both"/>
-        <w:rPr>
-          <w:rFonts w:ascii="Arial Narrow" w:eastAsia="Arial Narrow" w:hAnsi="Arial Narrow" w:cs="Arial Narrow"/>
           <w:color w:val="000000"/>
           <w:kern w:val="0"/>
           <w:sz w:val="22"/>
@@ -10943,8 +10972,8 @@
     </w:p>
     <w:p>
       <w:pPr>
+        <w:spacing w:before="0" w:after="0" w:line="240" w:lineRule="auto"/>
         <w:shd w:val="clear" w:color="auto" w:fill="FFFFFF"/>
-        <w:spacing w:after="0" w:line="240" w:lineRule="auto"/>
         <w:jc w:val="both"/>
         <w:rPr>
           <w:rFonts w:ascii="Arial Narrow" w:eastAsia="Arial Narrow" w:hAnsi="Arial Narrow" w:cs="Arial Narrow"/>
@@ -11145,15 +11174,118 @@
     </w:p>
     <w:p>
       <w:pPr>
+        <w:spacing w:before="0" w:after="0" w:line="240" w:lineRule="auto"/>
+        <w:suppressAutoHyphens/>
+        <w:jc w:val="both"/>
+        <w:rPr>
+          <w:rFonts w:ascii="Arial Narrow" w:eastAsia="Arial Narrow" w:hAnsi="Arial Narrow" w:cs="Arial Narrow"/>
+          <w:kern w:val="0"/>
+          <w:sz w:val="22"/>
+          <w:szCs w:val="22"/>
+          <w:u w:val="single"/>
+          <w14:ligatures w14:val="none"/>
+        </w:rPr>
+      </w:pPr>
+    </w:p>
+    <w:p>
+      <w:pPr>
         <w:suppressAutoHyphens/>
         <w:spacing w:after="0" w:line="240" w:lineRule="auto"/>
         <w:jc w:val="both"/>
         <w:rPr>
           <w:rFonts w:ascii="Arial Narrow" w:eastAsia="Arial Narrow" w:hAnsi="Arial Narrow" w:cs="Arial Narrow"/>
-          <w:kern w:val="0"/>
-          <w:sz w:val="22"/>
-          <w:szCs w:val="22"/>
-          <w:u w:val="single"/>
+          <w:b/>
+          <w:bCs/>
+          <w:sz w:val="22"/>
+          <w:szCs w:val="22"/>
+        </w:rPr>
+      </w:pPr>
+      <w:r>
+        <w:rPr>
+          <w:rFonts w:ascii="Arial Narrow" w:eastAsia="Arial Narrow" w:hAnsi="Arial Narrow" w:cs="Arial Narrow"/>
+          <w:b/>
+          <w:spacing w:val="-3"/>
+          <w:kern w:val="0"/>
+          <w14:ligatures w14:val="none"/>
+          <w:sz w:val="22"/>
+          <w:szCs w:val="22"/>
+        </w:rPr>
+        <w:t>DÉCIMO</w:t>
+      </w:r>
+      <w:r>
+        <w:rPr>
+          <w:rFonts w:ascii="Arial Narrow" w:eastAsia="Arial Narrow" w:hAnsi="Arial Narrow" w:cs="Arial Narrow"/>
+          <w:b/>
+          <w:spacing w:val="-3"/>
+          <w:kern w:val="0"/>
+          <w14:ligatures w14:val="none"/>
+          <w:sz w:val="22"/>
+          <w:szCs w:val="22"/>
+        </w:rPr>
+        <w:t xml:space="preserve"> </w:t>
+      </w:r>
+      <w:r>
+        <w:rPr>
+          <w:rFonts w:ascii="Arial Narrow" w:eastAsia="Arial Narrow" w:hAnsi="Arial Narrow" w:cs="Arial Narrow"/>
+          <w:b/>
+          <w:bCs/>
+          <w:sz w:val="22"/>
+          <w:szCs w:val="22"/>
+        </w:rPr>
+        <w:t>SEGUNDO</w:t>
+      </w:r>
+      <w:r>
+        <w:rPr>
+          <w:rFonts w:ascii="Arial Narrow" w:eastAsia="Arial Narrow" w:hAnsi="Arial Narrow" w:cs="Arial Narrow"/>
+          <w:b/>
+          <w:color w:val="000000"/>
+          <w:kern w:val="0"/>
+          <w:sz w:val="22"/>
+          <w:szCs w:val="22"/>
+          <w:lang w:eastAsia="es-PE"/>
+          <w14:ligatures w14:val="none"/>
+        </w:rPr>
+        <w:t>:</w:t>
+      </w:r>
+      <w:r>
+        <w:rPr>
+          <w:rFonts w:ascii="Arial Narrow" w:eastAsia="Arial Narrow" w:hAnsi="Arial Narrow" w:cs="Arial Narrow"/>
+          <w:color w:val="000000"/>
+          <w:kern w:val="0"/>
+          <w:sz w:val="22"/>
+          <w:szCs w:val="22"/>
+          <w:lang w:eastAsia="es-PE"/>
+          <w14:ligatures w14:val="none"/>
+        </w:rPr>
+        <w:t xml:space="preserve"> </w:t>
+      </w:r>
+      <w:r>
+        <w:rPr>
+          <w:rFonts w:ascii="Arial Narrow" w:eastAsia="Arial Narrow" w:hAnsi="Arial Narrow" w:cs="Arial Narrow"/>
+          <w:color w:val="000000"/>
+          <w:kern w:val="0"/>
+          <w:sz w:val="22"/>
+          <w:szCs w:val="22"/>
+          <w:lang w:eastAsia="es-PE"/>
+          <w14:ligatures w14:val="none"/>
+        </w:rPr>
+        <w:t xml:space="preserve">poner en conocimiento de las partes que, antes de la emisión de la Resolución Final, tienen la posibilidad de formular su desistimiento o presentar el acuerdo arribado mediante la conciliación, mediación, transacción o cualquier otro que, de forma indubitable, deje constancia que se ha solucionado la controversia materia de denuncia.</w:t>
+      </w:r>
+      <w:bookmarkStart w:id="9" w:name="h.gjdgxs" w:colFirst="0" w:colLast="0"/>
+      <w:bookmarkEnd w:id="9"/>
+    </w:p>
+    <w:p>
+      <w:pPr>
+        <w:spacing w:before="0" w:after="0" w:line="240" w:lineRule="auto"/>
+        <w:suppressAutoHyphens/>
+        <w:jc w:val="both"/>
+        <w:rPr>
+          <w:rFonts w:ascii="Arial Narrow" w:eastAsia="Arial Narrow" w:hAnsi="Arial Narrow" w:cs="Arial Narrow"/>
+          <w:color w:val="000000"/>
+          <w:kern w:val="0"/>
+          <w:sz w:val="22"/>
+          <w:szCs w:val="22"/>
+          <w:lang w:eastAsia="es-PE"/>
           <w14:ligatures w14:val="none"/>
         </w:rPr>
       </w:pPr>
@@ -11165,121 +11297,18 @@
         <w:jc w:val="both"/>
         <w:rPr>
           <w:rFonts w:ascii="Arial Narrow" w:eastAsia="Arial Narrow" w:hAnsi="Arial Narrow" w:cs="Arial Narrow"/>
+          <w:sz w:val="22"/>
+          <w:szCs w:val="22"/>
+        </w:rPr>
+      </w:pPr>
+      <w:r>
+        <w:rPr>
+          <w:rFonts w:ascii="Arial Narrow" w:eastAsia="Arial Narrow" w:hAnsi="Arial Narrow" w:cs="Arial Narrow"/>
           <w:b/>
           <w:bCs/>
           <w:sz w:val="22"/>
           <w:szCs w:val="22"/>
         </w:rPr>
-      </w:pPr>
-      <w:r>
-        <w:rPr>
-          <w:rFonts w:ascii="Arial Narrow" w:eastAsia="Arial Narrow" w:hAnsi="Arial Narrow" w:cs="Arial Narrow"/>
-          <w:b/>
-          <w:spacing w:val="-3"/>
-          <w:kern w:val="0"/>
-          <w14:ligatures w14:val="none"/>
-          <w:sz w:val="22"/>
-          <w:szCs w:val="22"/>
-        </w:rPr>
-        <w:t>DÉCIMO</w:t>
-      </w:r>
-      <w:r>
-        <w:rPr>
-          <w:rFonts w:ascii="Arial Narrow" w:eastAsia="Arial Narrow" w:hAnsi="Arial Narrow" w:cs="Arial Narrow"/>
-          <w:b/>
-          <w:spacing w:val="-3"/>
-          <w:kern w:val="0"/>
-          <w14:ligatures w14:val="none"/>
-          <w:sz w:val="22"/>
-          <w:szCs w:val="22"/>
-        </w:rPr>
-        <w:t xml:space="preserve"> </w:t>
-      </w:r>
-      <w:r>
-        <w:rPr>
-          <w:rFonts w:ascii="Arial Narrow" w:eastAsia="Arial Narrow" w:hAnsi="Arial Narrow" w:cs="Arial Narrow"/>
-          <w:b/>
-          <w:bCs/>
-          <w:sz w:val="22"/>
-          <w:szCs w:val="22"/>
-        </w:rPr>
-        <w:t>SEGUNDO</w:t>
-      </w:r>
-      <w:r>
-        <w:rPr>
-          <w:rFonts w:ascii="Arial Narrow" w:eastAsia="Arial Narrow" w:hAnsi="Arial Narrow" w:cs="Arial Narrow"/>
-          <w:b/>
-          <w:color w:val="000000"/>
-          <w:kern w:val="0"/>
-          <w:sz w:val="22"/>
-          <w:szCs w:val="22"/>
-          <w:lang w:eastAsia="es-PE"/>
-          <w14:ligatures w14:val="none"/>
-        </w:rPr>
-        <w:t>:</w:t>
-      </w:r>
-      <w:r>
-        <w:rPr>
-          <w:rFonts w:ascii="Arial Narrow" w:eastAsia="Arial Narrow" w:hAnsi="Arial Narrow" w:cs="Arial Narrow"/>
-          <w:color w:val="000000"/>
-          <w:kern w:val="0"/>
-          <w:sz w:val="22"/>
-          <w:szCs w:val="22"/>
-          <w:lang w:eastAsia="es-PE"/>
-          <w14:ligatures w14:val="none"/>
-        </w:rPr>
-        <w:t xml:space="preserve"> </w:t>
-      </w:r>
-      <w:r>
-        <w:rPr>
-          <w:rFonts w:ascii="Arial Narrow" w:eastAsia="Arial Narrow" w:hAnsi="Arial Narrow" w:cs="Arial Narrow"/>
-          <w:color w:val="000000"/>
-          <w:kern w:val="0"/>
-          <w:sz w:val="22"/>
-          <w:szCs w:val="22"/>
-          <w:lang w:eastAsia="es-PE"/>
-          <w14:ligatures w14:val="none"/>
-        </w:rPr>
-        <w:t xml:space="preserve">poner en conocimiento de las partes que, antes de la emisión de la Resolución Final, tienen la posibilidad de formular su desistimiento o presentar el acuerdo arribado mediante la conciliación, mediación, transacción o cualquier otro que, de forma indubitable, deje constancia que se ha solucionado la controversia materia de denuncia.</w:t>
-      </w:r>
-      <w:bookmarkStart w:id="9" w:name="h.gjdgxs" w:colFirst="0" w:colLast="0"/>
-      <w:bookmarkEnd w:id="9"/>
-    </w:p>
-    <w:p>
-      <w:pPr>
-        <w:suppressAutoHyphens/>
-        <w:spacing w:after="0" w:line="240" w:lineRule="auto"/>
-        <w:jc w:val="both"/>
-        <w:rPr>
-          <w:rFonts w:ascii="Arial Narrow" w:eastAsia="Arial Narrow" w:hAnsi="Arial Narrow" w:cs="Arial Narrow"/>
-          <w:color w:val="000000"/>
-          <w:kern w:val="0"/>
-          <w:sz w:val="22"/>
-          <w:szCs w:val="22"/>
-          <w:lang w:eastAsia="es-PE"/>
-          <w14:ligatures w14:val="none"/>
-        </w:rPr>
-      </w:pPr>
-    </w:p>
-    <w:p>
-      <w:pPr>
-        <w:suppressAutoHyphens/>
-        <w:spacing w:after="0" w:line="240" w:lineRule="auto"/>
-        <w:jc w:val="both"/>
-        <w:rPr>
-          <w:rFonts w:ascii="Arial Narrow" w:eastAsia="Arial Narrow" w:hAnsi="Arial Narrow" w:cs="Arial Narrow"/>
-          <w:sz w:val="22"/>
-          <w:szCs w:val="22"/>
-        </w:rPr>
-      </w:pPr>
-      <w:r>
-        <w:rPr>
-          <w:rFonts w:ascii="Arial Narrow" w:eastAsia="Arial Narrow" w:hAnsi="Arial Narrow" w:cs="Arial Narrow"/>
-          <w:b/>
-          <w:bCs/>
-          <w:sz w:val="22"/>
-          <w:szCs w:val="22"/>
-        </w:rPr>
         <w:t xml:space="preserve">DÉCIMO TERCERO:</w:t>
       </w:r>
       <w:r>
@@ -11596,8 +11625,8 @@
     </w:p>
     <w:p>
       <w:pPr>
+        <w:spacing w:before="0" w:after="0" w:line="240" w:lineRule="auto"/>
         <w:suppressAutoHyphens/>
-        <w:spacing w:after="0" w:line="240" w:lineRule="auto"/>
         <w:jc w:val="both"/>
         <w:rPr>
           <w:rFonts w:ascii="Arial Narrow" w:eastAsia="Arial Narrow" w:hAnsi="Arial Narrow" w:cs="Arial Narrow"/>
@@ -12295,7 +12324,6 @@
           <w:sz w:val="16"/>
           <w:szCs w:val="16"/>
         </w:rPr>
-        <w:tab/>
         <w:t xml:space="preserve"/>
       </w:r>
       <w:r>
@@ -12371,7 +12399,6 @@
           <w:sz w:val="16"/>
           <w:szCs w:val="16"/>
         </w:rPr>
-        <w:tab/>
         <w:t xml:space="preserve"/>
       </w:r>
       <w:r>
@@ -12380,7 +12407,6 @@
           <w:sz w:val="16"/>
           <w:szCs w:val="16"/>
         </w:rPr>
-        <w:tab/>
       </w:r>
       <w:r>
         <w:rPr>
@@ -12390,6 +12416,7 @@
           <w:sz w:val="16"/>
           <w:szCs w:val="16"/>
         </w:rPr>
+        <w:tab/>
         <w:t xml:space="preserve">LEY 29571, CÓDIGO DE PROTECCIÓN Y DEFENSA DEL CONSUMIDOR, publicado el 2 de setiembre de 2010 y modificado por Decreto Legislativo 1308 </w:t>
       </w:r>
     </w:p>
@@ -12631,7 +12658,6 @@
           <w:sz w:val="16"/>
           <w:szCs w:val="16"/>
         </w:rPr>
-        <w:tab/>
         <w:t xml:space="preserve"/>
       </w:r>
       <w:r>
@@ -12640,7 +12666,6 @@
           <w:sz w:val="16"/>
           <w:szCs w:val="16"/>
         </w:rPr>
-        <w:tab/>
       </w:r>
       <w:r>
         <w:rPr>
@@ -12650,6 +12675,7 @@
           <w:sz w:val="16"/>
           <w:szCs w:val="16"/>
         </w:rPr>
+        <w:tab/>
         <w:t xml:space="preserve">LEY 29571, CÓDIGO DE PROTECCIÓN Y DEFENSA DEL CONSUMIDOR, publicado el 2 de setiembre de 2010 y modificado por Decreto Legislativo 1308 </w:t>
       </w:r>
     </w:p>
@@ -12808,7 +12834,6 @@
           <w:sz w:val="16"/>
           <w:szCs w:val="16"/>
         </w:rPr>
-        <w:tab/>
         <w:t xml:space="preserve"/>
       </w:r>
       <w:r>
@@ -12817,7 +12842,6 @@
           <w:sz w:val="16"/>
           <w:szCs w:val="16"/>
         </w:rPr>
-        <w:tab/>
       </w:r>
       <w:r>
         <w:rPr>
@@ -12827,6 +12851,7 @@
           <w:sz w:val="16"/>
           <w:szCs w:val="16"/>
         </w:rPr>
+        <w:tab/>
         <w:t>LEY SOBRE FACULTADES, NORMAS Y ORGANIZACIÓN DEL INDECOPI, APROBADA POR DECRETO LEGISLATIVO 807 Artículo 24.-</w:t>
       </w:r>
       <w:r>
@@ -12975,7 +13000,6 @@
           <w:sz w:val="16"/>
           <w:szCs w:val="16"/>
         </w:rPr>
-        <w:tab/>
         <w:t xml:space="preserve"/>
       </w:r>
       <w:r>
@@ -13068,24 +13092,23 @@
           <w:sz w:val="16"/>
           <w:szCs w:val="16"/>
         </w:rPr>
+        <w:t xml:space="preserve"/>
+      </w:r>
+      <w:r>
+        <w:rPr>
+          <w:rFonts w:ascii="Arial Narrow" w:eastAsia="Arial Narrow" w:hAnsi="Arial Narrow" w:cs="Arial Narrow"/>
+          <w:sz w:val="16"/>
+          <w:szCs w:val="16"/>
+        </w:rPr>
+      </w:r>
+      <w:r>
+        <w:rPr>
+          <w:rFonts w:ascii="Arial Narrow" w:eastAsia="Arial Narrow" w:hAnsi="Arial Narrow" w:cs="Arial Narrow"/>
+          <w:b/>
+          <w:sz w:val="16"/>
+          <w:szCs w:val="16"/>
+        </w:rPr>
         <w:tab/>
-        <w:t xml:space="preserve"/>
-      </w:r>
-      <w:r>
-        <w:rPr>
-          <w:rFonts w:ascii="Arial Narrow" w:eastAsia="Arial Narrow" w:hAnsi="Arial Narrow" w:cs="Arial Narrow"/>
-          <w:sz w:val="16"/>
-          <w:szCs w:val="16"/>
-        </w:rPr>
-        <w:tab/>
-      </w:r>
-      <w:r>
-        <w:rPr>
-          <w:rFonts w:ascii="Arial Narrow" w:eastAsia="Arial Narrow" w:hAnsi="Arial Narrow" w:cs="Arial Narrow"/>
-          <w:b/>
-          <w:sz w:val="16"/>
-          <w:szCs w:val="16"/>
-        </w:rPr>
         <w:t>LEY 29571, CÓDIGO DE PROTECCIÓN Y DEFENSA DEL CONSUMIDOR</w:t>
       </w:r>
       <w:r>
@@ -13470,32 +13493,31 @@
           <w:szCs w:val="16"/>
           <w:vertAlign w:val="superscript"/>
         </w:rPr>
+        <w:t xml:space="preserve"/>
+      </w:r>
+      <w:r>
+        <w:rPr>
+          <w:rFonts w:ascii="Arial Narrow" w:eastAsia="Arial Narrow" w:hAnsi="Arial Narrow" w:cs="Arial Narrow"/>
+          <w:sz w:val="16"/>
+          <w:szCs w:val="16"/>
+        </w:rPr>
+        <w:t xml:space="preserve"/>
+      </w:r>
+      <w:r>
+        <w:rPr>
+          <w:rFonts w:ascii="Arial Narrow" w:eastAsia="Arial Narrow" w:hAnsi="Arial Narrow" w:cs="Arial Narrow"/>
+          <w:sz w:val="16"/>
+          <w:szCs w:val="16"/>
+        </w:rPr>
+      </w:r>
+      <w:r>
+        <w:rPr>
+          <w:rFonts w:ascii="Arial Narrow" w:eastAsia="Arial Narrow" w:hAnsi="Arial Narrow" w:cs="Arial Narrow"/>
+          <w:b/>
+          <w:sz w:val="16"/>
+          <w:szCs w:val="16"/>
+        </w:rPr>
         <w:tab/>
-        <w:t xml:space="preserve"/>
-      </w:r>
-      <w:r>
-        <w:rPr>
-          <w:rFonts w:ascii="Arial Narrow" w:eastAsia="Arial Narrow" w:hAnsi="Arial Narrow" w:cs="Arial Narrow"/>
-          <w:sz w:val="16"/>
-          <w:szCs w:val="16"/>
-        </w:rPr>
-        <w:t xml:space="preserve"> </w:t>
-      </w:r>
-      <w:r>
-        <w:rPr>
-          <w:rFonts w:ascii="Arial Narrow" w:eastAsia="Arial Narrow" w:hAnsi="Arial Narrow" w:cs="Arial Narrow"/>
-          <w:sz w:val="16"/>
-          <w:szCs w:val="16"/>
-        </w:rPr>
-        <w:tab/>
-      </w:r>
-      <w:r>
-        <w:rPr>
-          <w:rFonts w:ascii="Arial Narrow" w:eastAsia="Arial Narrow" w:hAnsi="Arial Narrow" w:cs="Arial Narrow"/>
-          <w:b/>
-          <w:sz w:val="16"/>
-          <w:szCs w:val="16"/>
-        </w:rPr>
         <w:t>LEY 29571, CÓDIGO DE PROTECCIÓN Y DEFENSA DEL CONSUMIDOR</w:t>
       </w:r>
       <w:r>
@@ -13699,7 +13721,6 @@
           <w:sz w:val="16"/>
           <w:szCs w:val="16"/>
         </w:rPr>
-        <w:tab/>
         <w:t xml:space="preserve"/>
       </w:r>
       <w:r>
@@ -13708,7 +13729,6 @@
           <w:sz w:val="16"/>
           <w:szCs w:val="16"/>
         </w:rPr>
-        <w:tab/>
       </w:r>
       <w:r>
         <w:rPr>
@@ -13718,6 +13738,7 @@
           <w:sz w:val="16"/>
           <w:szCs w:val="16"/>
         </w:rPr>
+        <w:tab/>
         <w:t xml:space="preserve">LEY 29571, CÓDIGO DE PROTECCIÓN Y DEFENSA DEL CONSUMIDOR, publicado el 2 de setiembre de 2010 y modificado por Decreto Legislativo 1308 </w:t>
       </w:r>
     </w:p>
@@ -14536,24 +14557,23 @@
           <w:sz w:val="16"/>
           <w:szCs w:val="16"/>
         </w:rPr>
+        <w:t xml:space="preserve"/>
+      </w:r>
+      <w:r>
+        <w:rPr>
+          <w:rFonts w:ascii="Arial Narrow" w:eastAsia="Arial Narrow" w:hAnsi="Arial Narrow" w:cs="Arial Narrow"/>
+          <w:sz w:val="16"/>
+          <w:szCs w:val="16"/>
+        </w:rPr>
+      </w:r>
+      <w:r>
+        <w:rPr>
+          <w:rFonts w:ascii="Arial Narrow" w:eastAsia="Arial Narrow" w:hAnsi="Arial Narrow" w:cs="Arial Narrow"/>
+          <w:b/>
+          <w:sz w:val="16"/>
+          <w:szCs w:val="16"/>
+        </w:rPr>
         <w:tab/>
-        <w:t xml:space="preserve"/>
-      </w:r>
-      <w:r>
-        <w:rPr>
-          <w:rFonts w:ascii="Arial Narrow" w:eastAsia="Arial Narrow" w:hAnsi="Arial Narrow" w:cs="Arial Narrow"/>
-          <w:sz w:val="16"/>
-          <w:szCs w:val="16"/>
-        </w:rPr>
-        <w:tab/>
-      </w:r>
-      <w:r>
-        <w:rPr>
-          <w:rFonts w:ascii="Arial Narrow" w:eastAsia="Arial Narrow" w:hAnsi="Arial Narrow" w:cs="Arial Narrow"/>
-          <w:b/>
-          <w:sz w:val="16"/>
-          <w:szCs w:val="16"/>
-        </w:rPr>
         <w:t>LEY 29571, CÓDIGO DE PROTECCIÓN Y DEFENSA DEL CONSUMIDOR</w:t>
       </w:r>
       <w:r>
@@ -14768,7 +14788,6 @@
           <w:sz w:val="16"/>
           <w:szCs w:val="16"/>
         </w:rPr>
-        <w:tab/>
         <w:t xml:space="preserve"/>
       </w:r>
       <w:r>
@@ -14926,31 +14945,30 @@
           <w:sz w:val="16"/>
           <w:szCs w:val="16"/>
         </w:rPr>
+        <w:t xml:space="preserve"/>
+      </w:r>
+      <w:r>
+        <w:rPr>
+          <w:rFonts w:ascii="Arial Narrow" w:eastAsia="Arial Narrow" w:hAnsi="Arial Narrow" w:cs="Arial Narrow"/>
+          <w:sz w:val="16"/>
+          <w:szCs w:val="16"/>
+        </w:rPr>
+      </w:r>
+      <w:r>
+        <w:rPr>
+          <w:rFonts w:ascii="Arial Narrow" w:eastAsia="Arial Narrow" w:hAnsi="Arial Narrow" w:cs="Arial Narrow"/>
+          <w:b/>
+          <w:sz w:val="16"/>
+          <w:szCs w:val="16"/>
+        </w:rPr>
         <w:tab/>
-        <w:t xml:space="preserve"/>
-      </w:r>
-      <w:r>
-        <w:rPr>
-          <w:rFonts w:ascii="Arial Narrow" w:eastAsia="Arial Narrow" w:hAnsi="Arial Narrow" w:cs="Arial Narrow"/>
-          <w:sz w:val="16"/>
-          <w:szCs w:val="16"/>
-        </w:rPr>
-        <w:tab/>
-      </w:r>
-      <w:r>
-        <w:rPr>
-          <w:rFonts w:ascii="Arial Narrow" w:eastAsia="Arial Narrow" w:hAnsi="Arial Narrow" w:cs="Arial Narrow"/>
-          <w:b/>
-          <w:sz w:val="16"/>
-          <w:szCs w:val="16"/>
-        </w:rPr>
         <w:t>TEXTO ÚNICO ORDENADO DE LA LEY DEL PROCEDIMIENTO ADMINISTRATIVO GENERAL, aprobado mediante Decreto Supremo 006-2026-JUS y publicado el 30 de abril de 2026</w:t>
       </w:r>
     </w:p>
     <w:p>
       <w:pPr>
         <w:pStyle w:val="Textonotapie"/>
-        <w:ind w:left="1134" w:hanging="567"/>
+        <w:ind w:left="1134"/>
         <w:jc w:val="both"/>
         <w:rPr>
           <w:rFonts w:ascii="Arial Narrow" w:eastAsia="Arial Narrow" w:hAnsi="Arial Narrow" w:cs="Arial Narrow"/>
@@ -14974,7 +14992,7 @@
     <w:p>
       <w:pPr>
         <w:pStyle w:val="Textonotapie"/>
-        <w:ind w:left="1134" w:hanging="567"/>
+        <w:ind w:left="1134" w:hanging="1134"/>
         <w:jc w:val="both"/>
         <w:rPr>
           <w:rFonts w:ascii="Arial Narrow" w:eastAsia="Arial Narrow" w:hAnsi="Arial Narrow" w:cs="Arial Narrow"/>

--- a/plantillas_maestras/09_seguro_patrimonial_caucion_rc/negativa_cobertura/2_o_mas_ddos_varios/mujer/TPL_2188_2025_SEGURO_PATRIMONIAL_CAUCION_RC_NEGATIVA_COBERTURA_ASEGURADORA_MUJER_R1.docx
+++ b/plantillas_maestras/09_seguro_patrimonial_caucion_rc/negativa_cobertura/2_o_mas_ddos_varios/mujer/TPL_2188_2025_SEGURO_PATRIMONIAL_CAUCION_RC_NEGATIVA_COBERTURA_ASEGURADORA_MUJER_R1.docx
@@ -9754,7 +9754,7 @@
           <w:sz w:val="22"/>
           <w:szCs w:val="22"/>
         </w:rPr>
-        <w:t xml:space="preserve">correr traslado de la presente resolución a Charles Taylor Ajustadores de Seguros S.A.; a Mapfre Perú Compañía de Seguros y Reaseguros S.A. y a W. Moller Organización Internacional de Ajustadores y Peritos de Seguros S.A.C. para que, de conformidad con lo dispuesto por el artículo 26 de la Ley sobre Facultades, Normas y Organización del Indecopi, aprobada por Decreto Legislativo 807</w:t>
+        <w:t xml:space="preserve">correr traslado de la denuncia del 8 de setiembre de 2025, complementado con el escrito del 15 de octubre de 2025 a Charles Taylor Ajustadores de Seguros S.A.; a Mapfre Perú Compañía de Seguros y Reaseguros S.A. y a W. Moller Organización Internacional de Ajustadores y Peritos de Seguros S.A.C. para que, de conformidad con lo dispuesto por el artículo 26 de la Ley sobre Facultades, Normas y Organización del Indecopi, aprobada por Decreto Legislativo 807</w:t>
       </w:r>
       <w:r>
         <w:rPr>
